--- a/outputs/tables/scenario_amc_pay_table.docx
+++ b/outputs/tables/scenario_amc_pay_table.docx
@@ -19,10 +19,9 @@
       </w:tblPr>
       <w:tr>
         <w:trPr>
-          <w:trHeight w:val="576" w:hRule="auto"/>
+          <w:trHeight w:val="573" w:hRule="auto"/>
           <w:tblHeader/>
         </w:trPr>
-        header 1
         <w:tc>
           <w:tcPr>
             <w:tcBorders>
@@ -42,17 +41,18 @@
           </w:tcPr>
           <w:p>
             <w:pPr>
-              <w:jc w:val="center"/>
-              <w:pBdr>
-                <w:bottom w:val="none" w:sz="0" w:space="0" w:color="000000"/>
-                <w:top w:val="none" w:sz="0" w:space="0" w:color="000000"/>
-                <w:left w:val="none" w:sz="0" w:space="0" w:color="000000"/>
-                <w:right w:val="none" w:sz="0" w:space="0" w:color="000000"/>
-              </w:pBdr>
-              <w:spacing w:after="100" w:before="100" w:line="240"/>
-              <w:ind w:left="100" w:right="100" w:firstLine="0" w:firstLineChars="0"/>
-              <w:rPr>
-                <w:rFonts w:ascii="Helvetica" w:hAnsi="Helvetica" w:eastAsia="Helvetica" w:cs="Helvetica"/>
+              <w:pStyle w:val="Normal"/>
+              <w:jc w:val="center"/>
+              <w:pBdr>
+                <w:bottom w:val="none" w:sz="0" w:space="0" w:color="000000"/>
+                <w:top w:val="none" w:sz="0" w:space="0" w:color="000000"/>
+                <w:left w:val="none" w:sz="0" w:space="0" w:color="000000"/>
+                <w:right w:val="none" w:sz="0" w:space="0" w:color="000000"/>
+              </w:pBdr>
+              <w:spacing w:after="100" w:before="100" w:line="240"/>
+              <w:ind w:left="100" w:right="100" w:firstLine="0" w:firstLineChars="0"/>
+              <w:rPr>
+                <w:rFonts w:ascii="Arial" w:hAnsi="Arial" w:eastAsia="Arial" w:cs="Arial"/>
                 <w:i w:val="false"/>
                 <w:b w:val="true"/>
                 <w:u w:val="none"/>
@@ -64,7 +64,7 @@
             </w:pPr>
             <w:r>
               <w:rPr>
-                <w:rFonts w:ascii="Helvetica" w:hAnsi="Helvetica" w:eastAsia="Helvetica" w:cs="Helvetica"/>
+                <w:rFonts w:ascii="Arial" w:hAnsi="Arial" w:eastAsia="Arial" w:cs="Arial"/>
                 <w:i w:val="false"/>
                 <w:b w:val="true"/>
                 <w:u w:val="none"/>
@@ -97,17 +97,18 @@
           </w:tcPr>
           <w:p>
             <w:pPr>
-              <w:jc w:val="center"/>
-              <w:pBdr>
-                <w:bottom w:val="none" w:sz="0" w:space="0" w:color="000000"/>
-                <w:top w:val="none" w:sz="0" w:space="0" w:color="000000"/>
-                <w:left w:val="none" w:sz="0" w:space="0" w:color="000000"/>
-                <w:right w:val="none" w:sz="0" w:space="0" w:color="000000"/>
-              </w:pBdr>
-              <w:spacing w:after="100" w:before="100" w:line="240"/>
-              <w:ind w:left="100" w:right="100" w:firstLine="0" w:firstLineChars="0"/>
-              <w:rPr>
-                <w:rFonts w:ascii="Helvetica" w:hAnsi="Helvetica" w:eastAsia="Helvetica" w:cs="Helvetica"/>
+              <w:pStyle w:val="Normal"/>
+              <w:jc w:val="center"/>
+              <w:pBdr>
+                <w:bottom w:val="none" w:sz="0" w:space="0" w:color="000000"/>
+                <w:top w:val="none" w:sz="0" w:space="0" w:color="000000"/>
+                <w:left w:val="none" w:sz="0" w:space="0" w:color="000000"/>
+                <w:right w:val="none" w:sz="0" w:space="0" w:color="000000"/>
+              </w:pBdr>
+              <w:spacing w:after="100" w:before="100" w:line="240"/>
+              <w:ind w:left="100" w:right="100" w:firstLine="0" w:firstLineChars="0"/>
+              <w:rPr>
+                <w:rFonts w:ascii="Arial" w:hAnsi="Arial" w:eastAsia="Arial" w:cs="Arial"/>
                 <w:i w:val="false"/>
                 <w:b w:val="true"/>
                 <w:u w:val="none"/>
@@ -119,7 +120,7 @@
             </w:pPr>
             <w:r>
               <w:rPr>
-                <w:rFonts w:ascii="Helvetica" w:hAnsi="Helvetica" w:eastAsia="Helvetica" w:cs="Helvetica"/>
+                <w:rFonts w:ascii="Arial" w:hAnsi="Arial" w:eastAsia="Arial" w:cs="Arial"/>
                 <w:i w:val="false"/>
                 <w:b w:val="true"/>
                 <w:u w:val="none"/>
@@ -151,17 +152,18 @@
           </w:tcPr>
           <w:p>
             <w:pPr>
-              <w:jc w:val="center"/>
-              <w:pBdr>
-                <w:bottom w:val="none" w:sz="0" w:space="0" w:color="000000"/>
-                <w:top w:val="none" w:sz="0" w:space="0" w:color="000000"/>
-                <w:left w:val="none" w:sz="0" w:space="0" w:color="000000"/>
-                <w:right w:val="none" w:sz="0" w:space="0" w:color="000000"/>
-              </w:pBdr>
-              <w:spacing w:after="100" w:before="100" w:line="240"/>
-              <w:ind w:left="100" w:right="100" w:firstLine="0" w:firstLineChars="0"/>
-              <w:rPr>
-                <w:rFonts w:ascii="Helvetica" w:hAnsi="Helvetica" w:eastAsia="Helvetica" w:cs="Helvetica"/>
+              <w:pStyle w:val="Normal"/>
+              <w:jc w:val="center"/>
+              <w:pBdr>
+                <w:bottom w:val="none" w:sz="0" w:space="0" w:color="000000"/>
+                <w:top w:val="none" w:sz="0" w:space="0" w:color="000000"/>
+                <w:left w:val="none" w:sz="0" w:space="0" w:color="000000"/>
+                <w:right w:val="none" w:sz="0" w:space="0" w:color="000000"/>
+              </w:pBdr>
+              <w:spacing w:after="100" w:before="100" w:line="240"/>
+              <w:ind w:left="100" w:right="100" w:firstLine="0" w:firstLineChars="0"/>
+              <w:rPr>
+                <w:rFonts w:ascii="Arial" w:hAnsi="Arial" w:eastAsia="Arial" w:cs="Arial"/>
                 <w:i w:val="false"/>
                 <w:b w:val="true"/>
                 <w:u w:val="none"/>
@@ -173,7 +175,7 @@
             </w:pPr>
             <w:r>
               <w:rPr>
-                <w:rFonts w:ascii="Helvetica" w:hAnsi="Helvetica" w:eastAsia="Helvetica" w:cs="Helvetica"/>
+                <w:rFonts w:ascii="Arial" w:hAnsi="Arial" w:eastAsia="Arial" w:cs="Arial"/>
                 <w:i w:val="false"/>
                 <w:b w:val="true"/>
                 <w:u w:val="none"/>
@@ -206,17 +208,18 @@
           </w:tcPr>
           <w:p>
             <w:pPr>
-              <w:jc w:val="center"/>
-              <w:pBdr>
-                <w:bottom w:val="none" w:sz="0" w:space="0" w:color="000000"/>
-                <w:top w:val="none" w:sz="0" w:space="0" w:color="000000"/>
-                <w:left w:val="none" w:sz="0" w:space="0" w:color="000000"/>
-                <w:right w:val="none" w:sz="0" w:space="0" w:color="000000"/>
-              </w:pBdr>
-              <w:spacing w:after="100" w:before="100" w:line="240"/>
-              <w:ind w:left="100" w:right="100" w:firstLine="0" w:firstLineChars="0"/>
-              <w:rPr>
-                <w:rFonts w:ascii="Helvetica" w:hAnsi="Helvetica" w:eastAsia="Helvetica" w:cs="Helvetica"/>
+              <w:pStyle w:val="Normal"/>
+              <w:jc w:val="center"/>
+              <w:pBdr>
+                <w:bottom w:val="none" w:sz="0" w:space="0" w:color="000000"/>
+                <w:top w:val="none" w:sz="0" w:space="0" w:color="000000"/>
+                <w:left w:val="none" w:sz="0" w:space="0" w:color="000000"/>
+                <w:right w:val="none" w:sz="0" w:space="0" w:color="000000"/>
+              </w:pBdr>
+              <w:spacing w:after="100" w:before="100" w:line="240"/>
+              <w:ind w:left="100" w:right="100" w:firstLine="0" w:firstLineChars="0"/>
+              <w:rPr>
+                <w:rFonts w:ascii="Arial" w:hAnsi="Arial" w:eastAsia="Arial" w:cs="Arial"/>
                 <w:i w:val="false"/>
                 <w:b w:val="true"/>
                 <w:u w:val="none"/>
@@ -228,7 +231,7 @@
             </w:pPr>
             <w:r>
               <w:rPr>
-                <w:rFonts w:ascii="Helvetica" w:hAnsi="Helvetica" w:eastAsia="Helvetica" w:cs="Helvetica"/>
+                <w:rFonts w:ascii="Arial" w:hAnsi="Arial" w:eastAsia="Arial" w:cs="Arial"/>
                 <w:i w:val="false"/>
                 <w:b w:val="true"/>
                 <w:u w:val="none"/>
@@ -244,10 +247,9 @@
       </w:tr>
       <w:tr>
         <w:trPr>
-          <w:trHeight w:val="606" w:hRule="auto"/>
+          <w:trHeight w:val="617" w:hRule="auto"/>
           <w:tblHeader/>
         </w:trPr>
-        header 2
         <w:tc>
           <w:tcPr>
             <w:tcBorders>
@@ -267,17 +269,18 @@
           </w:tcPr>
           <w:p>
             <w:pPr>
-              <w:jc w:val="center"/>
-              <w:pBdr>
-                <w:bottom w:val="none" w:sz="0" w:space="0" w:color="000000"/>
-                <w:top w:val="none" w:sz="0" w:space="0" w:color="000000"/>
-                <w:left w:val="none" w:sz="0" w:space="0" w:color="000000"/>
-                <w:right w:val="none" w:sz="0" w:space="0" w:color="000000"/>
-              </w:pBdr>
-              <w:spacing w:after="100" w:before="100" w:line="240"/>
-              <w:ind w:left="100" w:right="100" w:firstLine="0" w:firstLineChars="0"/>
-              <w:rPr>
-                <w:rFonts w:ascii="Helvetica" w:hAnsi="Helvetica" w:eastAsia="Helvetica" w:cs="Helvetica"/>
+              <w:pStyle w:val="Normal"/>
+              <w:jc w:val="center"/>
+              <w:pBdr>
+                <w:bottom w:val="none" w:sz="0" w:space="0" w:color="000000"/>
+                <w:top w:val="none" w:sz="0" w:space="0" w:color="000000"/>
+                <w:left w:val="none" w:sz="0" w:space="0" w:color="000000"/>
+                <w:right w:val="none" w:sz="0" w:space="0" w:color="000000"/>
+              </w:pBdr>
+              <w:spacing w:after="100" w:before="100" w:line="240"/>
+              <w:ind w:left="100" w:right="100" w:firstLine="0" w:firstLineChars="0"/>
+              <w:rPr>
+                <w:rFonts w:ascii="Arial" w:hAnsi="Arial" w:eastAsia="Arial" w:cs="Arial"/>
                 <w:i w:val="false"/>
                 <w:b w:val="true"/>
                 <w:u w:val="none"/>
@@ -289,7 +292,7 @@
             </w:pPr>
             <w:r>
               <w:rPr>
-                <w:rFonts w:ascii="Helvetica" w:hAnsi="Helvetica" w:eastAsia="Helvetica" w:cs="Helvetica"/>
+                <w:rFonts w:ascii="Arial" w:hAnsi="Arial" w:eastAsia="Arial" w:cs="Arial"/>
                 <w:i w:val="false"/>
                 <w:b w:val="true"/>
                 <w:u w:val="none"/>
@@ -321,17 +324,18 @@
           </w:tcPr>
           <w:p>
             <w:pPr>
-              <w:jc w:val="center"/>
-              <w:pBdr>
-                <w:bottom w:val="none" w:sz="0" w:space="0" w:color="000000"/>
-                <w:top w:val="none" w:sz="0" w:space="0" w:color="000000"/>
-                <w:left w:val="none" w:sz="0" w:space="0" w:color="000000"/>
-                <w:right w:val="none" w:sz="0" w:space="0" w:color="000000"/>
-              </w:pBdr>
-              <w:spacing w:after="100" w:before="100" w:line="240"/>
-              <w:ind w:left="100" w:right="100" w:firstLine="0" w:firstLineChars="0"/>
-              <w:rPr>
-                <w:rFonts w:ascii="Helvetica" w:hAnsi="Helvetica" w:eastAsia="Helvetica" w:cs="Helvetica"/>
+              <w:pStyle w:val="Normal"/>
+              <w:jc w:val="center"/>
+              <w:pBdr>
+                <w:bottom w:val="none" w:sz="0" w:space="0" w:color="000000"/>
+                <w:top w:val="none" w:sz="0" w:space="0" w:color="000000"/>
+                <w:left w:val="none" w:sz="0" w:space="0" w:color="000000"/>
+                <w:right w:val="none" w:sz="0" w:space="0" w:color="000000"/>
+              </w:pBdr>
+              <w:spacing w:after="100" w:before="100" w:line="240"/>
+              <w:ind w:left="100" w:right="100" w:firstLine="0" w:firstLineChars="0"/>
+              <w:rPr>
+                <w:rFonts w:ascii="Arial" w:hAnsi="Arial" w:eastAsia="Arial" w:cs="Arial"/>
                 <w:i w:val="false"/>
                 <w:b w:val="true"/>
                 <w:u w:val="none"/>
@@ -343,7 +347,7 @@
             </w:pPr>
             <w:r>
               <w:rPr>
-                <w:rFonts w:ascii="Helvetica" w:hAnsi="Helvetica" w:eastAsia="Helvetica" w:cs="Helvetica"/>
+                <w:rFonts w:ascii="Arial" w:hAnsi="Arial" w:eastAsia="Arial" w:cs="Arial"/>
                 <w:i w:val="false"/>
                 <w:b w:val="true"/>
                 <w:u w:val="none"/>
@@ -375,17 +379,18 @@
           </w:tcPr>
           <w:p>
             <w:pPr>
-              <w:jc w:val="center"/>
-              <w:pBdr>
-                <w:bottom w:val="none" w:sz="0" w:space="0" w:color="000000"/>
-                <w:top w:val="none" w:sz="0" w:space="0" w:color="000000"/>
-                <w:left w:val="none" w:sz="0" w:space="0" w:color="000000"/>
-                <w:right w:val="none" w:sz="0" w:space="0" w:color="000000"/>
-              </w:pBdr>
-              <w:spacing w:after="100" w:before="100" w:line="240"/>
-              <w:ind w:left="100" w:right="100" w:firstLine="0" w:firstLineChars="0"/>
-              <w:rPr>
-                <w:rFonts w:ascii="Helvetica" w:hAnsi="Helvetica" w:eastAsia="Helvetica" w:cs="Helvetica"/>
+              <w:pStyle w:val="Normal"/>
+              <w:jc w:val="center"/>
+              <w:pBdr>
+                <w:bottom w:val="none" w:sz="0" w:space="0" w:color="000000"/>
+                <w:top w:val="none" w:sz="0" w:space="0" w:color="000000"/>
+                <w:left w:val="none" w:sz="0" w:space="0" w:color="000000"/>
+                <w:right w:val="none" w:sz="0" w:space="0" w:color="000000"/>
+              </w:pBdr>
+              <w:spacing w:after="100" w:before="100" w:line="240"/>
+              <w:ind w:left="100" w:right="100" w:firstLine="0" w:firstLineChars="0"/>
+              <w:rPr>
+                <w:rFonts w:ascii="Arial" w:hAnsi="Arial" w:eastAsia="Arial" w:cs="Arial"/>
                 <w:i w:val="false"/>
                 <w:b w:val="true"/>
                 <w:u w:val="none"/>
@@ -397,7 +402,7 @@
             </w:pPr>
             <w:r>
               <w:rPr>
-                <w:rFonts w:ascii="Helvetica" w:hAnsi="Helvetica" w:eastAsia="Helvetica" w:cs="Helvetica"/>
+                <w:rFonts w:ascii="Arial" w:hAnsi="Arial" w:eastAsia="Arial" w:cs="Arial"/>
                 <w:i w:val="false"/>
                 <w:b w:val="true"/>
                 <w:u w:val="none"/>
@@ -429,17 +434,18 @@
           </w:tcPr>
           <w:p>
             <w:pPr>
-              <w:jc w:val="center"/>
-              <w:pBdr>
-                <w:bottom w:val="none" w:sz="0" w:space="0" w:color="000000"/>
-                <w:top w:val="none" w:sz="0" w:space="0" w:color="000000"/>
-                <w:left w:val="none" w:sz="0" w:space="0" w:color="000000"/>
-                <w:right w:val="none" w:sz="0" w:space="0" w:color="000000"/>
-              </w:pBdr>
-              <w:spacing w:after="100" w:before="100" w:line="240"/>
-              <w:ind w:left="100" w:right="100" w:firstLine="0" w:firstLineChars="0"/>
-              <w:rPr>
-                <w:rFonts w:ascii="Helvetica" w:hAnsi="Helvetica" w:eastAsia="Helvetica" w:cs="Helvetica"/>
+              <w:pStyle w:val="Normal"/>
+              <w:jc w:val="center"/>
+              <w:pBdr>
+                <w:bottom w:val="none" w:sz="0" w:space="0" w:color="000000"/>
+                <w:top w:val="none" w:sz="0" w:space="0" w:color="000000"/>
+                <w:left w:val="none" w:sz="0" w:space="0" w:color="000000"/>
+                <w:right w:val="none" w:sz="0" w:space="0" w:color="000000"/>
+              </w:pBdr>
+              <w:spacing w:after="100" w:before="100" w:line="240"/>
+              <w:ind w:left="100" w:right="100" w:firstLine="0" w:firstLineChars="0"/>
+              <w:rPr>
+                <w:rFonts w:ascii="Arial" w:hAnsi="Arial" w:eastAsia="Arial" w:cs="Arial"/>
                 <w:i w:val="false"/>
                 <w:b w:val="true"/>
                 <w:u w:val="none"/>
@@ -451,7 +457,7 @@
             </w:pPr>
             <w:r>
               <w:rPr>
-                <w:rFonts w:ascii="Helvetica" w:hAnsi="Helvetica" w:eastAsia="Helvetica" w:cs="Helvetica"/>
+                <w:rFonts w:ascii="Arial" w:hAnsi="Arial" w:eastAsia="Arial" w:cs="Arial"/>
                 <w:i w:val="false"/>
                 <w:b w:val="true"/>
                 <w:u w:val="none"/>
@@ -483,17 +489,18 @@
           </w:tcPr>
           <w:p>
             <w:pPr>
-              <w:jc w:val="center"/>
-              <w:pBdr>
-                <w:bottom w:val="none" w:sz="0" w:space="0" w:color="000000"/>
-                <w:top w:val="none" w:sz="0" w:space="0" w:color="000000"/>
-                <w:left w:val="none" w:sz="0" w:space="0" w:color="000000"/>
-                <w:right w:val="none" w:sz="0" w:space="0" w:color="000000"/>
-              </w:pBdr>
-              <w:spacing w:after="100" w:before="100" w:line="240"/>
-              <w:ind w:left="100" w:right="100" w:firstLine="0" w:firstLineChars="0"/>
-              <w:rPr>
-                <w:rFonts w:ascii="Helvetica" w:hAnsi="Helvetica" w:eastAsia="Helvetica" w:cs="Helvetica"/>
+              <w:pStyle w:val="Normal"/>
+              <w:jc w:val="center"/>
+              <w:pBdr>
+                <w:bottom w:val="none" w:sz="0" w:space="0" w:color="000000"/>
+                <w:top w:val="none" w:sz="0" w:space="0" w:color="000000"/>
+                <w:left w:val="none" w:sz="0" w:space="0" w:color="000000"/>
+                <w:right w:val="none" w:sz="0" w:space="0" w:color="000000"/>
+              </w:pBdr>
+              <w:spacing w:after="100" w:before="100" w:line="240"/>
+              <w:ind w:left="100" w:right="100" w:firstLine="0" w:firstLineChars="0"/>
+              <w:rPr>
+                <w:rFonts w:ascii="Arial" w:hAnsi="Arial" w:eastAsia="Arial" w:cs="Arial"/>
                 <w:i w:val="false"/>
                 <w:b w:val="true"/>
                 <w:u w:val="none"/>
@@ -505,7 +512,7 @@
             </w:pPr>
             <w:r>
               <w:rPr>
-                <w:rFonts w:ascii="Helvetica" w:hAnsi="Helvetica" w:eastAsia="Helvetica" w:cs="Helvetica"/>
+                <w:rFonts w:ascii="Arial" w:hAnsi="Arial" w:eastAsia="Arial" w:cs="Arial"/>
                 <w:i w:val="false"/>
                 <w:b w:val="true"/>
                 <w:u w:val="none"/>
@@ -537,17 +544,18 @@
           </w:tcPr>
           <w:p>
             <w:pPr>
-              <w:jc w:val="center"/>
-              <w:pBdr>
-                <w:bottom w:val="none" w:sz="0" w:space="0" w:color="000000"/>
-                <w:top w:val="none" w:sz="0" w:space="0" w:color="000000"/>
-                <w:left w:val="none" w:sz="0" w:space="0" w:color="000000"/>
-                <w:right w:val="none" w:sz="0" w:space="0" w:color="000000"/>
-              </w:pBdr>
-              <w:spacing w:after="100" w:before="100" w:line="240"/>
-              <w:ind w:left="100" w:right="100" w:firstLine="0" w:firstLineChars="0"/>
-              <w:rPr>
-                <w:rFonts w:ascii="Helvetica" w:hAnsi="Helvetica" w:eastAsia="Helvetica" w:cs="Helvetica"/>
+              <w:pStyle w:val="Normal"/>
+              <w:jc w:val="center"/>
+              <w:pBdr>
+                <w:bottom w:val="none" w:sz="0" w:space="0" w:color="000000"/>
+                <w:top w:val="none" w:sz="0" w:space="0" w:color="000000"/>
+                <w:left w:val="none" w:sz="0" w:space="0" w:color="000000"/>
+                <w:right w:val="none" w:sz="0" w:space="0" w:color="000000"/>
+              </w:pBdr>
+              <w:spacing w:after="100" w:before="100" w:line="240"/>
+              <w:ind w:left="100" w:right="100" w:firstLine="0" w:firstLineChars="0"/>
+              <w:rPr>
+                <w:rFonts w:ascii="Arial" w:hAnsi="Arial" w:eastAsia="Arial" w:cs="Arial"/>
                 <w:i w:val="false"/>
                 <w:b w:val="true"/>
                 <w:u w:val="none"/>
@@ -559,7 +567,7 @@
             </w:pPr>
             <w:r>
               <w:rPr>
-                <w:rFonts w:ascii="Helvetica" w:hAnsi="Helvetica" w:eastAsia="Helvetica" w:cs="Helvetica"/>
+                <w:rFonts w:ascii="Arial" w:hAnsi="Arial" w:eastAsia="Arial" w:cs="Arial"/>
                 <w:i w:val="false"/>
                 <w:b w:val="true"/>
                 <w:u w:val="none"/>
@@ -591,17 +599,18 @@
           </w:tcPr>
           <w:p>
             <w:pPr>
-              <w:jc w:val="center"/>
-              <w:pBdr>
-                <w:bottom w:val="none" w:sz="0" w:space="0" w:color="000000"/>
-                <w:top w:val="none" w:sz="0" w:space="0" w:color="000000"/>
-                <w:left w:val="none" w:sz="0" w:space="0" w:color="000000"/>
-                <w:right w:val="none" w:sz="0" w:space="0" w:color="000000"/>
-              </w:pBdr>
-              <w:spacing w:after="100" w:before="100" w:line="240"/>
-              <w:ind w:left="100" w:right="100" w:firstLine="0" w:firstLineChars="0"/>
-              <w:rPr>
-                <w:rFonts w:ascii="Helvetica" w:hAnsi="Helvetica" w:eastAsia="Helvetica" w:cs="Helvetica"/>
+              <w:pStyle w:val="Normal"/>
+              <w:jc w:val="center"/>
+              <w:pBdr>
+                <w:bottom w:val="none" w:sz="0" w:space="0" w:color="000000"/>
+                <w:top w:val="none" w:sz="0" w:space="0" w:color="000000"/>
+                <w:left w:val="none" w:sz="0" w:space="0" w:color="000000"/>
+                <w:right w:val="none" w:sz="0" w:space="0" w:color="000000"/>
+              </w:pBdr>
+              <w:spacing w:after="100" w:before="100" w:line="240"/>
+              <w:ind w:left="100" w:right="100" w:firstLine="0" w:firstLineChars="0"/>
+              <w:rPr>
+                <w:rFonts w:ascii="Arial" w:hAnsi="Arial" w:eastAsia="Arial" w:cs="Arial"/>
                 <w:i w:val="false"/>
                 <w:b w:val="true"/>
                 <w:u w:val="none"/>
@@ -613,7 +622,7 @@
             </w:pPr>
             <w:r>
               <w:rPr>
-                <w:rFonts w:ascii="Helvetica" w:hAnsi="Helvetica" w:eastAsia="Helvetica" w:cs="Helvetica"/>
+                <w:rFonts w:ascii="Arial" w:hAnsi="Arial" w:eastAsia="Arial" w:cs="Arial"/>
                 <w:i w:val="false"/>
                 <w:b w:val="true"/>
                 <w:u w:val="none"/>
@@ -645,17 +654,18 @@
           </w:tcPr>
           <w:p>
             <w:pPr>
-              <w:jc w:val="center"/>
-              <w:pBdr>
-                <w:bottom w:val="none" w:sz="0" w:space="0" w:color="000000"/>
-                <w:top w:val="none" w:sz="0" w:space="0" w:color="000000"/>
-                <w:left w:val="none" w:sz="0" w:space="0" w:color="000000"/>
-                <w:right w:val="none" w:sz="0" w:space="0" w:color="000000"/>
-              </w:pBdr>
-              <w:spacing w:after="100" w:before="100" w:line="240"/>
-              <w:ind w:left="100" w:right="100" w:firstLine="0" w:firstLineChars="0"/>
-              <w:rPr>
-                <w:rFonts w:ascii="Helvetica" w:hAnsi="Helvetica" w:eastAsia="Helvetica" w:cs="Helvetica"/>
+              <w:pStyle w:val="Normal"/>
+              <w:jc w:val="center"/>
+              <w:pBdr>
+                <w:bottom w:val="none" w:sz="0" w:space="0" w:color="000000"/>
+                <w:top w:val="none" w:sz="0" w:space="0" w:color="000000"/>
+                <w:left w:val="none" w:sz="0" w:space="0" w:color="000000"/>
+                <w:right w:val="none" w:sz="0" w:space="0" w:color="000000"/>
+              </w:pBdr>
+              <w:spacing w:after="100" w:before="100" w:line="240"/>
+              <w:ind w:left="100" w:right="100" w:firstLine="0" w:firstLineChars="0"/>
+              <w:rPr>
+                <w:rFonts w:ascii="Arial" w:hAnsi="Arial" w:eastAsia="Arial" w:cs="Arial"/>
                 <w:i w:val="false"/>
                 <w:b w:val="true"/>
                 <w:u w:val="none"/>
@@ -667,7 +677,7 @@
             </w:pPr>
             <w:r>
               <w:rPr>
-                <w:rFonts w:ascii="Helvetica" w:hAnsi="Helvetica" w:eastAsia="Helvetica" w:cs="Helvetica"/>
+                <w:rFonts w:ascii="Arial" w:hAnsi="Arial" w:eastAsia="Arial" w:cs="Arial"/>
                 <w:i w:val="false"/>
                 <w:b w:val="true"/>
                 <w:u w:val="none"/>
@@ -699,17 +709,18 @@
           </w:tcPr>
           <w:p>
             <w:pPr>
-              <w:jc w:val="center"/>
-              <w:pBdr>
-                <w:bottom w:val="none" w:sz="0" w:space="0" w:color="000000"/>
-                <w:top w:val="none" w:sz="0" w:space="0" w:color="000000"/>
-                <w:left w:val="none" w:sz="0" w:space="0" w:color="000000"/>
-                <w:right w:val="none" w:sz="0" w:space="0" w:color="000000"/>
-              </w:pBdr>
-              <w:spacing w:after="100" w:before="100" w:line="240"/>
-              <w:ind w:left="100" w:right="100" w:firstLine="0" w:firstLineChars="0"/>
-              <w:rPr>
-                <w:rFonts w:ascii="Helvetica" w:hAnsi="Helvetica" w:eastAsia="Helvetica" w:cs="Helvetica"/>
+              <w:pStyle w:val="Normal"/>
+              <w:jc w:val="center"/>
+              <w:pBdr>
+                <w:bottom w:val="none" w:sz="0" w:space="0" w:color="000000"/>
+                <w:top w:val="none" w:sz="0" w:space="0" w:color="000000"/>
+                <w:left w:val="none" w:sz="0" w:space="0" w:color="000000"/>
+                <w:right w:val="none" w:sz="0" w:space="0" w:color="000000"/>
+              </w:pBdr>
+              <w:spacing w:after="100" w:before="100" w:line="240"/>
+              <w:ind w:left="100" w:right="100" w:firstLine="0" w:firstLineChars="0"/>
+              <w:rPr>
+                <w:rFonts w:ascii="Arial" w:hAnsi="Arial" w:eastAsia="Arial" w:cs="Arial"/>
                 <w:i w:val="false"/>
                 <w:b w:val="true"/>
                 <w:u w:val="none"/>
@@ -721,7 +732,7 @@
             </w:pPr>
             <w:r>
               <w:rPr>
-                <w:rFonts w:ascii="Helvetica" w:hAnsi="Helvetica" w:eastAsia="Helvetica" w:cs="Helvetica"/>
+                <w:rFonts w:ascii="Arial" w:hAnsi="Arial" w:eastAsia="Arial" w:cs="Arial"/>
                 <w:i w:val="false"/>
                 <w:b w:val="true"/>
                 <w:u w:val="none"/>
@@ -753,17 +764,18 @@
           </w:tcPr>
           <w:p>
             <w:pPr>
-              <w:jc w:val="center"/>
-              <w:pBdr>
-                <w:bottom w:val="none" w:sz="0" w:space="0" w:color="000000"/>
-                <w:top w:val="none" w:sz="0" w:space="0" w:color="000000"/>
-                <w:left w:val="none" w:sz="0" w:space="0" w:color="000000"/>
-                <w:right w:val="none" w:sz="0" w:space="0" w:color="000000"/>
-              </w:pBdr>
-              <w:spacing w:after="100" w:before="100" w:line="240"/>
-              <w:ind w:left="100" w:right="100" w:firstLine="0" w:firstLineChars="0"/>
-              <w:rPr>
-                <w:rFonts w:ascii="Helvetica" w:hAnsi="Helvetica" w:eastAsia="Helvetica" w:cs="Helvetica"/>
+              <w:pStyle w:val="Normal"/>
+              <w:jc w:val="center"/>
+              <w:pBdr>
+                <w:bottom w:val="none" w:sz="0" w:space="0" w:color="000000"/>
+                <w:top w:val="none" w:sz="0" w:space="0" w:color="000000"/>
+                <w:left w:val="none" w:sz="0" w:space="0" w:color="000000"/>
+                <w:right w:val="none" w:sz="0" w:space="0" w:color="000000"/>
+              </w:pBdr>
+              <w:spacing w:after="100" w:before="100" w:line="240"/>
+              <w:ind w:left="100" w:right="100" w:firstLine="0" w:firstLineChars="0"/>
+              <w:rPr>
+                <w:rFonts w:ascii="Arial" w:hAnsi="Arial" w:eastAsia="Arial" w:cs="Arial"/>
                 <w:i w:val="false"/>
                 <w:b w:val="true"/>
                 <w:u w:val="none"/>
@@ -775,7 +787,7 @@
             </w:pPr>
             <w:r>
               <w:rPr>
-                <w:rFonts w:ascii="Helvetica" w:hAnsi="Helvetica" w:eastAsia="Helvetica" w:cs="Helvetica"/>
+                <w:rFonts w:ascii="Arial" w:hAnsi="Arial" w:eastAsia="Arial" w:cs="Arial"/>
                 <w:i w:val="false"/>
                 <w:b w:val="true"/>
                 <w:u w:val="none"/>
@@ -807,17 +819,18 @@
           </w:tcPr>
           <w:p>
             <w:pPr>
-              <w:jc w:val="center"/>
-              <w:pBdr>
-                <w:bottom w:val="none" w:sz="0" w:space="0" w:color="000000"/>
-                <w:top w:val="none" w:sz="0" w:space="0" w:color="000000"/>
-                <w:left w:val="none" w:sz="0" w:space="0" w:color="000000"/>
-                <w:right w:val="none" w:sz="0" w:space="0" w:color="000000"/>
-              </w:pBdr>
-              <w:spacing w:after="100" w:before="100" w:line="240"/>
-              <w:ind w:left="100" w:right="100" w:firstLine="0" w:firstLineChars="0"/>
-              <w:rPr>
-                <w:rFonts w:ascii="Helvetica" w:hAnsi="Helvetica" w:eastAsia="Helvetica" w:cs="Helvetica"/>
+              <w:pStyle w:val="Normal"/>
+              <w:jc w:val="center"/>
+              <w:pBdr>
+                <w:bottom w:val="none" w:sz="0" w:space="0" w:color="000000"/>
+                <w:top w:val="none" w:sz="0" w:space="0" w:color="000000"/>
+                <w:left w:val="none" w:sz="0" w:space="0" w:color="000000"/>
+                <w:right w:val="none" w:sz="0" w:space="0" w:color="000000"/>
+              </w:pBdr>
+              <w:spacing w:after="100" w:before="100" w:line="240"/>
+              <w:ind w:left="100" w:right="100" w:firstLine="0" w:firstLineChars="0"/>
+              <w:rPr>
+                <w:rFonts w:ascii="Arial" w:hAnsi="Arial" w:eastAsia="Arial" w:cs="Arial"/>
                 <w:i w:val="false"/>
                 <w:b w:val="true"/>
                 <w:u w:val="none"/>
@@ -829,7 +842,7 @@
             </w:pPr>
             <w:r>
               <w:rPr>
-                <w:rFonts w:ascii="Helvetica" w:hAnsi="Helvetica" w:eastAsia="Helvetica" w:cs="Helvetica"/>
+                <w:rFonts w:ascii="Arial" w:hAnsi="Arial" w:eastAsia="Arial" w:cs="Arial"/>
                 <w:i w:val="false"/>
                 <w:b w:val="true"/>
                 <w:u w:val="none"/>
@@ -845,9 +858,8 @@
       </w:tr>
       <w:tr>
         <w:trPr>
-          <w:trHeight w:val="591" w:hRule="auto"/>
+          <w:trHeight w:val="605" w:hRule="auto"/>
         </w:trPr>
-        body 1
         <w:tc>
           <w:tcPr>
             <w:tcBorders>
@@ -867,29 +879,30 @@
           </w:tcPr>
           <w:p>
             <w:pPr>
-              <w:jc w:val="center"/>
-              <w:pBdr>
-                <w:bottom w:val="none" w:sz="0" w:space="0" w:color="000000"/>
-                <w:top w:val="none" w:sz="0" w:space="0" w:color="000000"/>
-                <w:left w:val="none" w:sz="0" w:space="0" w:color="000000"/>
-                <w:right w:val="none" w:sz="0" w:space="0" w:color="000000"/>
-              </w:pBdr>
-              <w:spacing w:after="100" w:before="100" w:line="240"/>
-              <w:ind w:left="100" w:right="100" w:firstLine="0" w:firstLineChars="0"/>
-              <w:rPr>
-                <w:rFonts w:ascii="Helvetica" w:hAnsi="Helvetica" w:eastAsia="Helvetica" w:cs="Helvetica"/>
-                <w:i w:val="false"/>
-                <w:b w:val="false"/>
-                <w:u w:val="none"/>
-                <w:strike w:val="false"/>
-                <w:sz w:val="22"/>
-                <w:szCs w:val="22"/>
-                <w:color w:val="000000"/>
-              </w:rPr>
-            </w:pPr>
-            <w:r>
-              <w:rPr>
-                <w:rFonts w:ascii="Helvetica" w:hAnsi="Helvetica" w:eastAsia="Helvetica" w:cs="Helvetica"/>
+              <w:pStyle w:val="Normal"/>
+              <w:jc w:val="center"/>
+              <w:pBdr>
+                <w:bottom w:val="none" w:sz="0" w:space="0" w:color="000000"/>
+                <w:top w:val="none" w:sz="0" w:space="0" w:color="000000"/>
+                <w:left w:val="none" w:sz="0" w:space="0" w:color="000000"/>
+                <w:right w:val="none" w:sz="0" w:space="0" w:color="000000"/>
+              </w:pBdr>
+              <w:spacing w:after="100" w:before="100" w:line="240"/>
+              <w:ind w:left="100" w:right="100" w:firstLine="0" w:firstLineChars="0"/>
+              <w:rPr>
+                <w:rFonts w:ascii="Arial" w:hAnsi="Arial" w:eastAsia="Arial" w:cs="Arial"/>
+                <w:i w:val="false"/>
+                <w:b w:val="false"/>
+                <w:u w:val="none"/>
+                <w:strike w:val="false"/>
+                <w:sz w:val="22"/>
+                <w:szCs w:val="22"/>
+                <w:color w:val="000000"/>
+              </w:rPr>
+            </w:pPr>
+            <w:r>
+              <w:rPr>
+                <w:rFonts w:ascii="Arial" w:hAnsi="Arial" w:eastAsia="Arial" w:cs="Arial"/>
                 <w:i w:val="false"/>
                 <w:b w:val="false"/>
                 <w:u w:val="none"/>
@@ -921,29 +934,30 @@
           </w:tcPr>
           <w:p>
             <w:pPr>
-              <w:jc w:val="center"/>
-              <w:pBdr>
-                <w:bottom w:val="none" w:sz="0" w:space="0" w:color="000000"/>
-                <w:top w:val="none" w:sz="0" w:space="0" w:color="000000"/>
-                <w:left w:val="none" w:sz="0" w:space="0" w:color="000000"/>
-                <w:right w:val="none" w:sz="0" w:space="0" w:color="000000"/>
-              </w:pBdr>
-              <w:spacing w:after="100" w:before="100" w:line="240"/>
-              <w:ind w:left="100" w:right="100" w:firstLine="0" w:firstLineChars="0"/>
-              <w:rPr>
-                <w:rFonts w:ascii="Helvetica" w:hAnsi="Helvetica" w:eastAsia="Helvetica" w:cs="Helvetica"/>
-                <w:i w:val="false"/>
-                <w:b w:val="false"/>
-                <w:u w:val="none"/>
-                <w:strike w:val="false"/>
-                <w:sz w:val="22"/>
-                <w:szCs w:val="22"/>
-                <w:color w:val="000000"/>
-              </w:rPr>
-            </w:pPr>
-            <w:r>
-              <w:rPr>
-                <w:rFonts w:ascii="Helvetica" w:hAnsi="Helvetica" w:eastAsia="Helvetica" w:cs="Helvetica"/>
+              <w:pStyle w:val="Normal"/>
+              <w:jc w:val="center"/>
+              <w:pBdr>
+                <w:bottom w:val="none" w:sz="0" w:space="0" w:color="000000"/>
+                <w:top w:val="none" w:sz="0" w:space="0" w:color="000000"/>
+                <w:left w:val="none" w:sz="0" w:space="0" w:color="000000"/>
+                <w:right w:val="none" w:sz="0" w:space="0" w:color="000000"/>
+              </w:pBdr>
+              <w:spacing w:after="100" w:before="100" w:line="240"/>
+              <w:ind w:left="100" w:right="100" w:firstLine="0" w:firstLineChars="0"/>
+              <w:rPr>
+                <w:rFonts w:ascii="Arial" w:hAnsi="Arial" w:eastAsia="Arial" w:cs="Arial"/>
+                <w:i w:val="false"/>
+                <w:b w:val="false"/>
+                <w:u w:val="none"/>
+                <w:strike w:val="false"/>
+                <w:sz w:val="22"/>
+                <w:szCs w:val="22"/>
+                <w:color w:val="000000"/>
+              </w:rPr>
+            </w:pPr>
+            <w:r>
+              <w:rPr>
+                <w:rFonts w:ascii="Arial" w:hAnsi="Arial" w:eastAsia="Arial" w:cs="Arial"/>
                 <w:i w:val="false"/>
                 <w:b w:val="false"/>
                 <w:u w:val="none"/>
@@ -975,29 +989,30 @@
           </w:tcPr>
           <w:p>
             <w:pPr>
-              <w:jc w:val="center"/>
-              <w:pBdr>
-                <w:bottom w:val="none" w:sz="0" w:space="0" w:color="000000"/>
-                <w:top w:val="none" w:sz="0" w:space="0" w:color="000000"/>
-                <w:left w:val="none" w:sz="0" w:space="0" w:color="000000"/>
-                <w:right w:val="none" w:sz="0" w:space="0" w:color="000000"/>
-              </w:pBdr>
-              <w:spacing w:after="100" w:before="100" w:line="240"/>
-              <w:ind w:left="100" w:right="100" w:firstLine="0" w:firstLineChars="0"/>
-              <w:rPr>
-                <w:rFonts w:ascii="Helvetica" w:hAnsi="Helvetica" w:eastAsia="Helvetica" w:cs="Helvetica"/>
-                <w:i w:val="false"/>
-                <w:b w:val="false"/>
-                <w:u w:val="none"/>
-                <w:strike w:val="false"/>
-                <w:sz w:val="22"/>
-                <w:szCs w:val="22"/>
-                <w:color w:val="000000"/>
-              </w:rPr>
-            </w:pPr>
-            <w:r>
-              <w:rPr>
-                <w:rFonts w:ascii="Helvetica" w:hAnsi="Helvetica" w:eastAsia="Helvetica" w:cs="Helvetica"/>
+              <w:pStyle w:val="Normal"/>
+              <w:jc w:val="center"/>
+              <w:pBdr>
+                <w:bottom w:val="none" w:sz="0" w:space="0" w:color="000000"/>
+                <w:top w:val="none" w:sz="0" w:space="0" w:color="000000"/>
+                <w:left w:val="none" w:sz="0" w:space="0" w:color="000000"/>
+                <w:right w:val="none" w:sz="0" w:space="0" w:color="000000"/>
+              </w:pBdr>
+              <w:spacing w:after="100" w:before="100" w:line="240"/>
+              <w:ind w:left="100" w:right="100" w:firstLine="0" w:firstLineChars="0"/>
+              <w:rPr>
+                <w:rFonts w:ascii="Arial" w:hAnsi="Arial" w:eastAsia="Arial" w:cs="Arial"/>
+                <w:i w:val="false"/>
+                <w:b w:val="false"/>
+                <w:u w:val="none"/>
+                <w:strike w:val="false"/>
+                <w:sz w:val="22"/>
+                <w:szCs w:val="22"/>
+                <w:color w:val="000000"/>
+              </w:rPr>
+            </w:pPr>
+            <w:r>
+              <w:rPr>
+                <w:rFonts w:ascii="Arial" w:hAnsi="Arial" w:eastAsia="Arial" w:cs="Arial"/>
                 <w:i w:val="false"/>
                 <w:b w:val="false"/>
                 <w:u w:val="none"/>
@@ -1029,29 +1044,30 @@
           </w:tcPr>
           <w:p>
             <w:pPr>
-              <w:jc w:val="center"/>
-              <w:pBdr>
-                <w:bottom w:val="none" w:sz="0" w:space="0" w:color="000000"/>
-                <w:top w:val="none" w:sz="0" w:space="0" w:color="000000"/>
-                <w:left w:val="none" w:sz="0" w:space="0" w:color="000000"/>
-                <w:right w:val="none" w:sz="0" w:space="0" w:color="000000"/>
-              </w:pBdr>
-              <w:spacing w:after="100" w:before="100" w:line="240"/>
-              <w:ind w:left="100" w:right="100" w:firstLine="0" w:firstLineChars="0"/>
-              <w:rPr>
-                <w:rFonts w:ascii="Helvetica" w:hAnsi="Helvetica" w:eastAsia="Helvetica" w:cs="Helvetica"/>
-                <w:i w:val="false"/>
-                <w:b w:val="false"/>
-                <w:u w:val="none"/>
-                <w:strike w:val="false"/>
-                <w:sz w:val="22"/>
-                <w:szCs w:val="22"/>
-                <w:color w:val="000000"/>
-              </w:rPr>
-            </w:pPr>
-            <w:r>
-              <w:rPr>
-                <w:rFonts w:ascii="Helvetica" w:hAnsi="Helvetica" w:eastAsia="Helvetica" w:cs="Helvetica"/>
+              <w:pStyle w:val="Normal"/>
+              <w:jc w:val="center"/>
+              <w:pBdr>
+                <w:bottom w:val="none" w:sz="0" w:space="0" w:color="000000"/>
+                <w:top w:val="none" w:sz="0" w:space="0" w:color="000000"/>
+                <w:left w:val="none" w:sz="0" w:space="0" w:color="000000"/>
+                <w:right w:val="none" w:sz="0" w:space="0" w:color="000000"/>
+              </w:pBdr>
+              <w:spacing w:after="100" w:before="100" w:line="240"/>
+              <w:ind w:left="100" w:right="100" w:firstLine="0" w:firstLineChars="0"/>
+              <w:rPr>
+                <w:rFonts w:ascii="Arial" w:hAnsi="Arial" w:eastAsia="Arial" w:cs="Arial"/>
+                <w:i w:val="false"/>
+                <w:b w:val="false"/>
+                <w:u w:val="none"/>
+                <w:strike w:val="false"/>
+                <w:sz w:val="22"/>
+                <w:szCs w:val="22"/>
+                <w:color w:val="000000"/>
+              </w:rPr>
+            </w:pPr>
+            <w:r>
+              <w:rPr>
+                <w:rFonts w:ascii="Arial" w:hAnsi="Arial" w:eastAsia="Arial" w:cs="Arial"/>
                 <w:i w:val="false"/>
                 <w:b w:val="false"/>
                 <w:u w:val="none"/>
@@ -1083,29 +1099,30 @@
           </w:tcPr>
           <w:p>
             <w:pPr>
-              <w:jc w:val="center"/>
-              <w:pBdr>
-                <w:bottom w:val="none" w:sz="0" w:space="0" w:color="000000"/>
-                <w:top w:val="none" w:sz="0" w:space="0" w:color="000000"/>
-                <w:left w:val="none" w:sz="0" w:space="0" w:color="000000"/>
-                <w:right w:val="none" w:sz="0" w:space="0" w:color="000000"/>
-              </w:pBdr>
-              <w:spacing w:after="100" w:before="100" w:line="240"/>
-              <w:ind w:left="100" w:right="100" w:firstLine="0" w:firstLineChars="0"/>
-              <w:rPr>
-                <w:rFonts w:ascii="Helvetica" w:hAnsi="Helvetica" w:eastAsia="Helvetica" w:cs="Helvetica"/>
-                <w:i w:val="false"/>
-                <w:b w:val="false"/>
-                <w:u w:val="none"/>
-                <w:strike w:val="false"/>
-                <w:sz w:val="22"/>
-                <w:szCs w:val="22"/>
-                <w:color w:val="000000"/>
-              </w:rPr>
-            </w:pPr>
-            <w:r>
-              <w:rPr>
-                <w:rFonts w:ascii="Helvetica" w:hAnsi="Helvetica" w:eastAsia="Helvetica" w:cs="Helvetica"/>
+              <w:pStyle w:val="Normal"/>
+              <w:jc w:val="center"/>
+              <w:pBdr>
+                <w:bottom w:val="none" w:sz="0" w:space="0" w:color="000000"/>
+                <w:top w:val="none" w:sz="0" w:space="0" w:color="000000"/>
+                <w:left w:val="none" w:sz="0" w:space="0" w:color="000000"/>
+                <w:right w:val="none" w:sz="0" w:space="0" w:color="000000"/>
+              </w:pBdr>
+              <w:spacing w:after="100" w:before="100" w:line="240"/>
+              <w:ind w:left="100" w:right="100" w:firstLine="0" w:firstLineChars="0"/>
+              <w:rPr>
+                <w:rFonts w:ascii="Arial" w:hAnsi="Arial" w:eastAsia="Arial" w:cs="Arial"/>
+                <w:i w:val="false"/>
+                <w:b w:val="false"/>
+                <w:u w:val="none"/>
+                <w:strike w:val="false"/>
+                <w:sz w:val="22"/>
+                <w:szCs w:val="22"/>
+                <w:color w:val="000000"/>
+              </w:rPr>
+            </w:pPr>
+            <w:r>
+              <w:rPr>
+                <w:rFonts w:ascii="Arial" w:hAnsi="Arial" w:eastAsia="Arial" w:cs="Arial"/>
                 <w:i w:val="false"/>
                 <w:b w:val="false"/>
                 <w:u w:val="none"/>
@@ -1137,29 +1154,30 @@
           </w:tcPr>
           <w:p>
             <w:pPr>
-              <w:jc w:val="center"/>
-              <w:pBdr>
-                <w:bottom w:val="none" w:sz="0" w:space="0" w:color="000000"/>
-                <w:top w:val="none" w:sz="0" w:space="0" w:color="000000"/>
-                <w:left w:val="none" w:sz="0" w:space="0" w:color="000000"/>
-                <w:right w:val="none" w:sz="0" w:space="0" w:color="000000"/>
-              </w:pBdr>
-              <w:spacing w:after="100" w:before="100" w:line="240"/>
-              <w:ind w:left="100" w:right="100" w:firstLine="0" w:firstLineChars="0"/>
-              <w:rPr>
-                <w:rFonts w:ascii="Helvetica" w:hAnsi="Helvetica" w:eastAsia="Helvetica" w:cs="Helvetica"/>
-                <w:i w:val="false"/>
-                <w:b w:val="false"/>
-                <w:u w:val="none"/>
-                <w:strike w:val="false"/>
-                <w:sz w:val="22"/>
-                <w:szCs w:val="22"/>
-                <w:color w:val="000000"/>
-              </w:rPr>
-            </w:pPr>
-            <w:r>
-              <w:rPr>
-                <w:rFonts w:ascii="Helvetica" w:hAnsi="Helvetica" w:eastAsia="Helvetica" w:cs="Helvetica"/>
+              <w:pStyle w:val="Normal"/>
+              <w:jc w:val="center"/>
+              <w:pBdr>
+                <w:bottom w:val="none" w:sz="0" w:space="0" w:color="000000"/>
+                <w:top w:val="none" w:sz="0" w:space="0" w:color="000000"/>
+                <w:left w:val="none" w:sz="0" w:space="0" w:color="000000"/>
+                <w:right w:val="none" w:sz="0" w:space="0" w:color="000000"/>
+              </w:pBdr>
+              <w:spacing w:after="100" w:before="100" w:line="240"/>
+              <w:ind w:left="100" w:right="100" w:firstLine="0" w:firstLineChars="0"/>
+              <w:rPr>
+                <w:rFonts w:ascii="Arial" w:hAnsi="Arial" w:eastAsia="Arial" w:cs="Arial"/>
+                <w:i w:val="false"/>
+                <w:b w:val="false"/>
+                <w:u w:val="none"/>
+                <w:strike w:val="false"/>
+                <w:sz w:val="22"/>
+                <w:szCs w:val="22"/>
+                <w:color w:val="000000"/>
+              </w:rPr>
+            </w:pPr>
+            <w:r>
+              <w:rPr>
+                <w:rFonts w:ascii="Arial" w:hAnsi="Arial" w:eastAsia="Arial" w:cs="Arial"/>
                 <w:i w:val="false"/>
                 <w:b w:val="false"/>
                 <w:u w:val="none"/>
@@ -1191,29 +1209,30 @@
           </w:tcPr>
           <w:p>
             <w:pPr>
-              <w:jc w:val="center"/>
-              <w:pBdr>
-                <w:bottom w:val="none" w:sz="0" w:space="0" w:color="000000"/>
-                <w:top w:val="none" w:sz="0" w:space="0" w:color="000000"/>
-                <w:left w:val="none" w:sz="0" w:space="0" w:color="000000"/>
-                <w:right w:val="none" w:sz="0" w:space="0" w:color="000000"/>
-              </w:pBdr>
-              <w:spacing w:after="100" w:before="100" w:line="240"/>
-              <w:ind w:left="100" w:right="100" w:firstLine="0" w:firstLineChars="0"/>
-              <w:rPr>
-                <w:rFonts w:ascii="Helvetica" w:hAnsi="Helvetica" w:eastAsia="Helvetica" w:cs="Helvetica"/>
-                <w:i w:val="false"/>
-                <w:b w:val="false"/>
-                <w:u w:val="none"/>
-                <w:strike w:val="false"/>
-                <w:sz w:val="22"/>
-                <w:szCs w:val="22"/>
-                <w:color w:val="000000"/>
-              </w:rPr>
-            </w:pPr>
-            <w:r>
-              <w:rPr>
-                <w:rFonts w:ascii="Helvetica" w:hAnsi="Helvetica" w:eastAsia="Helvetica" w:cs="Helvetica"/>
+              <w:pStyle w:val="Normal"/>
+              <w:jc w:val="center"/>
+              <w:pBdr>
+                <w:bottom w:val="none" w:sz="0" w:space="0" w:color="000000"/>
+                <w:top w:val="none" w:sz="0" w:space="0" w:color="000000"/>
+                <w:left w:val="none" w:sz="0" w:space="0" w:color="000000"/>
+                <w:right w:val="none" w:sz="0" w:space="0" w:color="000000"/>
+              </w:pBdr>
+              <w:spacing w:after="100" w:before="100" w:line="240"/>
+              <w:ind w:left="100" w:right="100" w:firstLine="0" w:firstLineChars="0"/>
+              <w:rPr>
+                <w:rFonts w:ascii="Arial" w:hAnsi="Arial" w:eastAsia="Arial" w:cs="Arial"/>
+                <w:i w:val="false"/>
+                <w:b w:val="false"/>
+                <w:u w:val="none"/>
+                <w:strike w:val="false"/>
+                <w:sz w:val="22"/>
+                <w:szCs w:val="22"/>
+                <w:color w:val="000000"/>
+              </w:rPr>
+            </w:pPr>
+            <w:r>
+              <w:rPr>
+                <w:rFonts w:ascii="Arial" w:hAnsi="Arial" w:eastAsia="Arial" w:cs="Arial"/>
                 <w:i w:val="false"/>
                 <w:b w:val="false"/>
                 <w:u w:val="none"/>
@@ -1245,29 +1264,30 @@
           </w:tcPr>
           <w:p>
             <w:pPr>
-              <w:jc w:val="center"/>
-              <w:pBdr>
-                <w:bottom w:val="none" w:sz="0" w:space="0" w:color="000000"/>
-                <w:top w:val="none" w:sz="0" w:space="0" w:color="000000"/>
-                <w:left w:val="none" w:sz="0" w:space="0" w:color="000000"/>
-                <w:right w:val="none" w:sz="0" w:space="0" w:color="000000"/>
-              </w:pBdr>
-              <w:spacing w:after="100" w:before="100" w:line="240"/>
-              <w:ind w:left="100" w:right="100" w:firstLine="0" w:firstLineChars="0"/>
-              <w:rPr>
-                <w:rFonts w:ascii="Helvetica" w:hAnsi="Helvetica" w:eastAsia="Helvetica" w:cs="Helvetica"/>
-                <w:i w:val="false"/>
-                <w:b w:val="false"/>
-                <w:u w:val="none"/>
-                <w:strike w:val="false"/>
-                <w:sz w:val="22"/>
-                <w:szCs w:val="22"/>
-                <w:color w:val="000000"/>
-              </w:rPr>
-            </w:pPr>
-            <w:r>
-              <w:rPr>
-                <w:rFonts w:ascii="Helvetica" w:hAnsi="Helvetica" w:eastAsia="Helvetica" w:cs="Helvetica"/>
+              <w:pStyle w:val="Normal"/>
+              <w:jc w:val="center"/>
+              <w:pBdr>
+                <w:bottom w:val="none" w:sz="0" w:space="0" w:color="000000"/>
+                <w:top w:val="none" w:sz="0" w:space="0" w:color="000000"/>
+                <w:left w:val="none" w:sz="0" w:space="0" w:color="000000"/>
+                <w:right w:val="none" w:sz="0" w:space="0" w:color="000000"/>
+              </w:pBdr>
+              <w:spacing w:after="100" w:before="100" w:line="240"/>
+              <w:ind w:left="100" w:right="100" w:firstLine="0" w:firstLineChars="0"/>
+              <w:rPr>
+                <w:rFonts w:ascii="Arial" w:hAnsi="Arial" w:eastAsia="Arial" w:cs="Arial"/>
+                <w:i w:val="false"/>
+                <w:b w:val="false"/>
+                <w:u w:val="none"/>
+                <w:strike w:val="false"/>
+                <w:sz w:val="22"/>
+                <w:szCs w:val="22"/>
+                <w:color w:val="000000"/>
+              </w:rPr>
+            </w:pPr>
+            <w:r>
+              <w:rPr>
+                <w:rFonts w:ascii="Arial" w:hAnsi="Arial" w:eastAsia="Arial" w:cs="Arial"/>
                 <w:i w:val="false"/>
                 <w:b w:val="false"/>
                 <w:u w:val="none"/>
@@ -1299,29 +1319,30 @@
           </w:tcPr>
           <w:p>
             <w:pPr>
-              <w:jc w:val="center"/>
-              <w:pBdr>
-                <w:bottom w:val="none" w:sz="0" w:space="0" w:color="000000"/>
-                <w:top w:val="none" w:sz="0" w:space="0" w:color="000000"/>
-                <w:left w:val="none" w:sz="0" w:space="0" w:color="000000"/>
-                <w:right w:val="none" w:sz="0" w:space="0" w:color="000000"/>
-              </w:pBdr>
-              <w:spacing w:after="100" w:before="100" w:line="240"/>
-              <w:ind w:left="100" w:right="100" w:firstLine="0" w:firstLineChars="0"/>
-              <w:rPr>
-                <w:rFonts w:ascii="Helvetica" w:hAnsi="Helvetica" w:eastAsia="Helvetica" w:cs="Helvetica"/>
-                <w:i w:val="false"/>
-                <w:b w:val="false"/>
-                <w:u w:val="none"/>
-                <w:strike w:val="false"/>
-                <w:sz w:val="22"/>
-                <w:szCs w:val="22"/>
-                <w:color w:val="000000"/>
-              </w:rPr>
-            </w:pPr>
-            <w:r>
-              <w:rPr>
-                <w:rFonts w:ascii="Helvetica" w:hAnsi="Helvetica" w:eastAsia="Helvetica" w:cs="Helvetica"/>
+              <w:pStyle w:val="Normal"/>
+              <w:jc w:val="center"/>
+              <w:pBdr>
+                <w:bottom w:val="none" w:sz="0" w:space="0" w:color="000000"/>
+                <w:top w:val="none" w:sz="0" w:space="0" w:color="000000"/>
+                <w:left w:val="none" w:sz="0" w:space="0" w:color="000000"/>
+                <w:right w:val="none" w:sz="0" w:space="0" w:color="000000"/>
+              </w:pBdr>
+              <w:spacing w:after="100" w:before="100" w:line="240"/>
+              <w:ind w:left="100" w:right="100" w:firstLine="0" w:firstLineChars="0"/>
+              <w:rPr>
+                <w:rFonts w:ascii="Arial" w:hAnsi="Arial" w:eastAsia="Arial" w:cs="Arial"/>
+                <w:i w:val="false"/>
+                <w:b w:val="false"/>
+                <w:u w:val="none"/>
+                <w:strike w:val="false"/>
+                <w:sz w:val="22"/>
+                <w:szCs w:val="22"/>
+                <w:color w:val="000000"/>
+              </w:rPr>
+            </w:pPr>
+            <w:r>
+              <w:rPr>
+                <w:rFonts w:ascii="Arial" w:hAnsi="Arial" w:eastAsia="Arial" w:cs="Arial"/>
                 <w:i w:val="false"/>
                 <w:b w:val="false"/>
                 <w:u w:val="none"/>
@@ -1353,29 +1374,30 @@
           </w:tcPr>
           <w:p>
             <w:pPr>
-              <w:jc w:val="center"/>
-              <w:pBdr>
-                <w:bottom w:val="none" w:sz="0" w:space="0" w:color="000000"/>
-                <w:top w:val="none" w:sz="0" w:space="0" w:color="000000"/>
-                <w:left w:val="none" w:sz="0" w:space="0" w:color="000000"/>
-                <w:right w:val="none" w:sz="0" w:space="0" w:color="000000"/>
-              </w:pBdr>
-              <w:spacing w:after="100" w:before="100" w:line="240"/>
-              <w:ind w:left="100" w:right="100" w:firstLine="0" w:firstLineChars="0"/>
-              <w:rPr>
-                <w:rFonts w:ascii="Helvetica" w:hAnsi="Helvetica" w:eastAsia="Helvetica" w:cs="Helvetica"/>
-                <w:i w:val="false"/>
-                <w:b w:val="false"/>
-                <w:u w:val="none"/>
-                <w:strike w:val="false"/>
-                <w:sz w:val="22"/>
-                <w:szCs w:val="22"/>
-                <w:color w:val="000000"/>
-              </w:rPr>
-            </w:pPr>
-            <w:r>
-              <w:rPr>
-                <w:rFonts w:ascii="Helvetica" w:hAnsi="Helvetica" w:eastAsia="Helvetica" w:cs="Helvetica"/>
+              <w:pStyle w:val="Normal"/>
+              <w:jc w:val="center"/>
+              <w:pBdr>
+                <w:bottom w:val="none" w:sz="0" w:space="0" w:color="000000"/>
+                <w:top w:val="none" w:sz="0" w:space="0" w:color="000000"/>
+                <w:left w:val="none" w:sz="0" w:space="0" w:color="000000"/>
+                <w:right w:val="none" w:sz="0" w:space="0" w:color="000000"/>
+              </w:pBdr>
+              <w:spacing w:after="100" w:before="100" w:line="240"/>
+              <w:ind w:left="100" w:right="100" w:firstLine="0" w:firstLineChars="0"/>
+              <w:rPr>
+                <w:rFonts w:ascii="Arial" w:hAnsi="Arial" w:eastAsia="Arial" w:cs="Arial"/>
+                <w:i w:val="false"/>
+                <w:b w:val="false"/>
+                <w:u w:val="none"/>
+                <w:strike w:val="false"/>
+                <w:sz w:val="22"/>
+                <w:szCs w:val="22"/>
+                <w:color w:val="000000"/>
+              </w:rPr>
+            </w:pPr>
+            <w:r>
+              <w:rPr>
+                <w:rFonts w:ascii="Arial" w:hAnsi="Arial" w:eastAsia="Arial" w:cs="Arial"/>
                 <w:i w:val="false"/>
                 <w:b w:val="false"/>
                 <w:u w:val="none"/>
@@ -1407,29 +1429,30 @@
           </w:tcPr>
           <w:p>
             <w:pPr>
-              <w:jc w:val="center"/>
-              <w:pBdr>
-                <w:bottom w:val="none" w:sz="0" w:space="0" w:color="000000"/>
-                <w:top w:val="none" w:sz="0" w:space="0" w:color="000000"/>
-                <w:left w:val="none" w:sz="0" w:space="0" w:color="000000"/>
-                <w:right w:val="none" w:sz="0" w:space="0" w:color="000000"/>
-              </w:pBdr>
-              <w:spacing w:after="100" w:before="100" w:line="240"/>
-              <w:ind w:left="100" w:right="100" w:firstLine="0" w:firstLineChars="0"/>
-              <w:rPr>
-                <w:rFonts w:ascii="Helvetica" w:hAnsi="Helvetica" w:eastAsia="Helvetica" w:cs="Helvetica"/>
-                <w:i w:val="false"/>
-                <w:b w:val="false"/>
-                <w:u w:val="none"/>
-                <w:strike w:val="false"/>
-                <w:sz w:val="22"/>
-                <w:szCs w:val="22"/>
-                <w:color w:val="000000"/>
-              </w:rPr>
-            </w:pPr>
-            <w:r>
-              <w:rPr>
-                <w:rFonts w:ascii="Helvetica" w:hAnsi="Helvetica" w:eastAsia="Helvetica" w:cs="Helvetica"/>
+              <w:pStyle w:val="Normal"/>
+              <w:jc w:val="center"/>
+              <w:pBdr>
+                <w:bottom w:val="none" w:sz="0" w:space="0" w:color="000000"/>
+                <w:top w:val="none" w:sz="0" w:space="0" w:color="000000"/>
+                <w:left w:val="none" w:sz="0" w:space="0" w:color="000000"/>
+                <w:right w:val="none" w:sz="0" w:space="0" w:color="000000"/>
+              </w:pBdr>
+              <w:spacing w:after="100" w:before="100" w:line="240"/>
+              <w:ind w:left="100" w:right="100" w:firstLine="0" w:firstLineChars="0"/>
+              <w:rPr>
+                <w:rFonts w:ascii="Arial" w:hAnsi="Arial" w:eastAsia="Arial" w:cs="Arial"/>
+                <w:i w:val="false"/>
+                <w:b w:val="false"/>
+                <w:u w:val="none"/>
+                <w:strike w:val="false"/>
+                <w:sz w:val="22"/>
+                <w:szCs w:val="22"/>
+                <w:color w:val="000000"/>
+              </w:rPr>
+            </w:pPr>
+            <w:r>
+              <w:rPr>
+                <w:rFonts w:ascii="Arial" w:hAnsi="Arial" w:eastAsia="Arial" w:cs="Arial"/>
                 <w:i w:val="false"/>
                 <w:b w:val="false"/>
                 <w:u w:val="none"/>
@@ -1445,51 +1468,51 @@
       </w:tr>
       <w:tr>
         <w:trPr>
-          <w:trHeight w:val="591" w:hRule="auto"/>
+          <w:trHeight w:val="600" w:hRule="auto"/>
         </w:trPr>
-        body 2
-        <w:tc>
-          <w:tcPr>
-            <w:tcBorders>
-              <w:bottom w:val="single" w:sz="6" w:space="0" w:color="666666"/>
-              <w:top w:val="single" w:sz="6" w:space="0" w:color="666666"/>
-              <w:left w:val="none" w:sz="0" w:space="0" w:color="000000"/>
-              <w:right w:val="none" w:sz="0" w:space="0" w:color="000000"/>
-            </w:tcBorders>
-            <w:shd w:val="clear" w:color="auto" w:fill="FFFFFF"/>
-            <w:tcMar>
-              <w:top w:w="0" w:type="dxa"/>
-              <w:bottom w:w="0" w:type="dxa"/>
-              <w:left w:w="0" w:type="dxa"/>
-              <w:right w:w="0" w:type="dxa"/>
-            </w:tcMar>
-            <w:vAlign w:val="center"/>
-          </w:tcPr>
-          <w:p>
-            <w:pPr>
-              <w:jc w:val="center"/>
-              <w:pBdr>
-                <w:bottom w:val="none" w:sz="0" w:space="0" w:color="000000"/>
-                <w:top w:val="none" w:sz="0" w:space="0" w:color="000000"/>
-                <w:left w:val="none" w:sz="0" w:space="0" w:color="000000"/>
-                <w:right w:val="none" w:sz="0" w:space="0" w:color="000000"/>
-              </w:pBdr>
-              <w:spacing w:after="100" w:before="100" w:line="240"/>
-              <w:ind w:left="100" w:right="100" w:firstLine="0" w:firstLineChars="0"/>
-              <w:rPr>
-                <w:rFonts w:ascii="Helvetica" w:hAnsi="Helvetica" w:eastAsia="Helvetica" w:cs="Helvetica"/>
-                <w:i w:val="false"/>
-                <w:b w:val="false"/>
-                <w:u w:val="none"/>
-                <w:strike w:val="false"/>
-                <w:sz w:val="22"/>
-                <w:szCs w:val="22"/>
-                <w:color w:val="000000"/>
-              </w:rPr>
-            </w:pPr>
-            <w:r>
-              <w:rPr>
-                <w:rFonts w:ascii="Helvetica" w:hAnsi="Helvetica" w:eastAsia="Helvetica" w:cs="Helvetica"/>
+        <w:tc>
+          <w:tcPr>
+            <w:tcBorders>
+              <w:bottom w:val="single" w:sz="6" w:space="0" w:color="666666"/>
+              <w:top w:val="single" w:sz="6" w:space="0" w:color="666666"/>
+              <w:left w:val="none" w:sz="0" w:space="0" w:color="000000"/>
+              <w:right w:val="none" w:sz="0" w:space="0" w:color="000000"/>
+            </w:tcBorders>
+            <w:shd w:val="clear" w:color="auto" w:fill="FFFFFF"/>
+            <w:tcMar>
+              <w:top w:w="0" w:type="dxa"/>
+              <w:bottom w:w="0" w:type="dxa"/>
+              <w:left w:w="0" w:type="dxa"/>
+              <w:right w:w="0" w:type="dxa"/>
+            </w:tcMar>
+            <w:vAlign w:val="center"/>
+          </w:tcPr>
+          <w:p>
+            <w:pPr>
+              <w:pStyle w:val="Normal"/>
+              <w:jc w:val="center"/>
+              <w:pBdr>
+                <w:bottom w:val="none" w:sz="0" w:space="0" w:color="000000"/>
+                <w:top w:val="none" w:sz="0" w:space="0" w:color="000000"/>
+                <w:left w:val="none" w:sz="0" w:space="0" w:color="000000"/>
+                <w:right w:val="none" w:sz="0" w:space="0" w:color="000000"/>
+              </w:pBdr>
+              <w:spacing w:after="100" w:before="100" w:line="240"/>
+              <w:ind w:left="100" w:right="100" w:firstLine="0" w:firstLineChars="0"/>
+              <w:rPr>
+                <w:rFonts w:ascii="Arial" w:hAnsi="Arial" w:eastAsia="Arial" w:cs="Arial"/>
+                <w:i w:val="false"/>
+                <w:b w:val="false"/>
+                <w:u w:val="none"/>
+                <w:strike w:val="false"/>
+                <w:sz w:val="22"/>
+                <w:szCs w:val="22"/>
+                <w:color w:val="000000"/>
+              </w:rPr>
+            </w:pPr>
+            <w:r>
+              <w:rPr>
+                <w:rFonts w:ascii="Arial" w:hAnsi="Arial" w:eastAsia="Arial" w:cs="Arial"/>
                 <w:i w:val="false"/>
                 <w:b w:val="false"/>
                 <w:u w:val="none"/>
@@ -1521,29 +1544,30 @@
           </w:tcPr>
           <w:p>
             <w:pPr>
-              <w:jc w:val="center"/>
-              <w:pBdr>
-                <w:bottom w:val="none" w:sz="0" w:space="0" w:color="000000"/>
-                <w:top w:val="none" w:sz="0" w:space="0" w:color="000000"/>
-                <w:left w:val="none" w:sz="0" w:space="0" w:color="000000"/>
-                <w:right w:val="none" w:sz="0" w:space="0" w:color="000000"/>
-              </w:pBdr>
-              <w:spacing w:after="100" w:before="100" w:line="240"/>
-              <w:ind w:left="100" w:right="100" w:firstLine="0" w:firstLineChars="0"/>
-              <w:rPr>
-                <w:rFonts w:ascii="Helvetica" w:hAnsi="Helvetica" w:eastAsia="Helvetica" w:cs="Helvetica"/>
-                <w:i w:val="false"/>
-                <w:b w:val="false"/>
-                <w:u w:val="none"/>
-                <w:strike w:val="false"/>
-                <w:sz w:val="22"/>
-                <w:szCs w:val="22"/>
-                <w:color w:val="000000"/>
-              </w:rPr>
-            </w:pPr>
-            <w:r>
-              <w:rPr>
-                <w:rFonts w:ascii="Helvetica" w:hAnsi="Helvetica" w:eastAsia="Helvetica" w:cs="Helvetica"/>
+              <w:pStyle w:val="Normal"/>
+              <w:jc w:val="center"/>
+              <w:pBdr>
+                <w:bottom w:val="none" w:sz="0" w:space="0" w:color="000000"/>
+                <w:top w:val="none" w:sz="0" w:space="0" w:color="000000"/>
+                <w:left w:val="none" w:sz="0" w:space="0" w:color="000000"/>
+                <w:right w:val="none" w:sz="0" w:space="0" w:color="000000"/>
+              </w:pBdr>
+              <w:spacing w:after="100" w:before="100" w:line="240"/>
+              <w:ind w:left="100" w:right="100" w:firstLine="0" w:firstLineChars="0"/>
+              <w:rPr>
+                <w:rFonts w:ascii="Arial" w:hAnsi="Arial" w:eastAsia="Arial" w:cs="Arial"/>
+                <w:i w:val="false"/>
+                <w:b w:val="false"/>
+                <w:u w:val="none"/>
+                <w:strike w:val="false"/>
+                <w:sz w:val="22"/>
+                <w:szCs w:val="22"/>
+                <w:color w:val="000000"/>
+              </w:rPr>
+            </w:pPr>
+            <w:r>
+              <w:rPr>
+                <w:rFonts w:ascii="Arial" w:hAnsi="Arial" w:eastAsia="Arial" w:cs="Arial"/>
                 <w:i w:val="false"/>
                 <w:b w:val="false"/>
                 <w:u w:val="none"/>
@@ -1575,29 +1599,30 @@
           </w:tcPr>
           <w:p>
             <w:pPr>
-              <w:jc w:val="center"/>
-              <w:pBdr>
-                <w:bottom w:val="none" w:sz="0" w:space="0" w:color="000000"/>
-                <w:top w:val="none" w:sz="0" w:space="0" w:color="000000"/>
-                <w:left w:val="none" w:sz="0" w:space="0" w:color="000000"/>
-                <w:right w:val="none" w:sz="0" w:space="0" w:color="000000"/>
-              </w:pBdr>
-              <w:spacing w:after="100" w:before="100" w:line="240"/>
-              <w:ind w:left="100" w:right="100" w:firstLine="0" w:firstLineChars="0"/>
-              <w:rPr>
-                <w:rFonts w:ascii="Helvetica" w:hAnsi="Helvetica" w:eastAsia="Helvetica" w:cs="Helvetica"/>
-                <w:i w:val="false"/>
-                <w:b w:val="false"/>
-                <w:u w:val="none"/>
-                <w:strike w:val="false"/>
-                <w:sz w:val="22"/>
-                <w:szCs w:val="22"/>
-                <w:color w:val="000000"/>
-              </w:rPr>
-            </w:pPr>
-            <w:r>
-              <w:rPr>
-                <w:rFonts w:ascii="Helvetica" w:hAnsi="Helvetica" w:eastAsia="Helvetica" w:cs="Helvetica"/>
+              <w:pStyle w:val="Normal"/>
+              <w:jc w:val="center"/>
+              <w:pBdr>
+                <w:bottom w:val="none" w:sz="0" w:space="0" w:color="000000"/>
+                <w:top w:val="none" w:sz="0" w:space="0" w:color="000000"/>
+                <w:left w:val="none" w:sz="0" w:space="0" w:color="000000"/>
+                <w:right w:val="none" w:sz="0" w:space="0" w:color="000000"/>
+              </w:pBdr>
+              <w:spacing w:after="100" w:before="100" w:line="240"/>
+              <w:ind w:left="100" w:right="100" w:firstLine="0" w:firstLineChars="0"/>
+              <w:rPr>
+                <w:rFonts w:ascii="Arial" w:hAnsi="Arial" w:eastAsia="Arial" w:cs="Arial"/>
+                <w:i w:val="false"/>
+                <w:b w:val="false"/>
+                <w:u w:val="none"/>
+                <w:strike w:val="false"/>
+                <w:sz w:val="22"/>
+                <w:szCs w:val="22"/>
+                <w:color w:val="000000"/>
+              </w:rPr>
+            </w:pPr>
+            <w:r>
+              <w:rPr>
+                <w:rFonts w:ascii="Arial" w:hAnsi="Arial" w:eastAsia="Arial" w:cs="Arial"/>
                 <w:i w:val="false"/>
                 <w:b w:val="false"/>
                 <w:u w:val="none"/>
@@ -1629,29 +1654,30 @@
           </w:tcPr>
           <w:p>
             <w:pPr>
-              <w:jc w:val="center"/>
-              <w:pBdr>
-                <w:bottom w:val="none" w:sz="0" w:space="0" w:color="000000"/>
-                <w:top w:val="none" w:sz="0" w:space="0" w:color="000000"/>
-                <w:left w:val="none" w:sz="0" w:space="0" w:color="000000"/>
-                <w:right w:val="none" w:sz="0" w:space="0" w:color="000000"/>
-              </w:pBdr>
-              <w:spacing w:after="100" w:before="100" w:line="240"/>
-              <w:ind w:left="100" w:right="100" w:firstLine="0" w:firstLineChars="0"/>
-              <w:rPr>
-                <w:rFonts w:ascii="Helvetica" w:hAnsi="Helvetica" w:eastAsia="Helvetica" w:cs="Helvetica"/>
-                <w:i w:val="false"/>
-                <w:b w:val="false"/>
-                <w:u w:val="none"/>
-                <w:strike w:val="false"/>
-                <w:sz w:val="22"/>
-                <w:szCs w:val="22"/>
-                <w:color w:val="000000"/>
-              </w:rPr>
-            </w:pPr>
-            <w:r>
-              <w:rPr>
-                <w:rFonts w:ascii="Helvetica" w:hAnsi="Helvetica" w:eastAsia="Helvetica" w:cs="Helvetica"/>
+              <w:pStyle w:val="Normal"/>
+              <w:jc w:val="center"/>
+              <w:pBdr>
+                <w:bottom w:val="none" w:sz="0" w:space="0" w:color="000000"/>
+                <w:top w:val="none" w:sz="0" w:space="0" w:color="000000"/>
+                <w:left w:val="none" w:sz="0" w:space="0" w:color="000000"/>
+                <w:right w:val="none" w:sz="0" w:space="0" w:color="000000"/>
+              </w:pBdr>
+              <w:spacing w:after="100" w:before="100" w:line="240"/>
+              <w:ind w:left="100" w:right="100" w:firstLine="0" w:firstLineChars="0"/>
+              <w:rPr>
+                <w:rFonts w:ascii="Arial" w:hAnsi="Arial" w:eastAsia="Arial" w:cs="Arial"/>
+                <w:i w:val="false"/>
+                <w:b w:val="false"/>
+                <w:u w:val="none"/>
+                <w:strike w:val="false"/>
+                <w:sz w:val="22"/>
+                <w:szCs w:val="22"/>
+                <w:color w:val="000000"/>
+              </w:rPr>
+            </w:pPr>
+            <w:r>
+              <w:rPr>
+                <w:rFonts w:ascii="Arial" w:hAnsi="Arial" w:eastAsia="Arial" w:cs="Arial"/>
                 <w:i w:val="false"/>
                 <w:b w:val="false"/>
                 <w:u w:val="none"/>
@@ -1683,29 +1709,30 @@
           </w:tcPr>
           <w:p>
             <w:pPr>
-              <w:jc w:val="center"/>
-              <w:pBdr>
-                <w:bottom w:val="none" w:sz="0" w:space="0" w:color="000000"/>
-                <w:top w:val="none" w:sz="0" w:space="0" w:color="000000"/>
-                <w:left w:val="none" w:sz="0" w:space="0" w:color="000000"/>
-                <w:right w:val="none" w:sz="0" w:space="0" w:color="000000"/>
-              </w:pBdr>
-              <w:spacing w:after="100" w:before="100" w:line="240"/>
-              <w:ind w:left="100" w:right="100" w:firstLine="0" w:firstLineChars="0"/>
-              <w:rPr>
-                <w:rFonts w:ascii="Helvetica" w:hAnsi="Helvetica" w:eastAsia="Helvetica" w:cs="Helvetica"/>
-                <w:i w:val="false"/>
-                <w:b w:val="false"/>
-                <w:u w:val="none"/>
-                <w:strike w:val="false"/>
-                <w:sz w:val="22"/>
-                <w:szCs w:val="22"/>
-                <w:color w:val="000000"/>
-              </w:rPr>
-            </w:pPr>
-            <w:r>
-              <w:rPr>
-                <w:rFonts w:ascii="Helvetica" w:hAnsi="Helvetica" w:eastAsia="Helvetica" w:cs="Helvetica"/>
+              <w:pStyle w:val="Normal"/>
+              <w:jc w:val="center"/>
+              <w:pBdr>
+                <w:bottom w:val="none" w:sz="0" w:space="0" w:color="000000"/>
+                <w:top w:val="none" w:sz="0" w:space="0" w:color="000000"/>
+                <w:left w:val="none" w:sz="0" w:space="0" w:color="000000"/>
+                <w:right w:val="none" w:sz="0" w:space="0" w:color="000000"/>
+              </w:pBdr>
+              <w:spacing w:after="100" w:before="100" w:line="240"/>
+              <w:ind w:left="100" w:right="100" w:firstLine="0" w:firstLineChars="0"/>
+              <w:rPr>
+                <w:rFonts w:ascii="Arial" w:hAnsi="Arial" w:eastAsia="Arial" w:cs="Arial"/>
+                <w:i w:val="false"/>
+                <w:b w:val="false"/>
+                <w:u w:val="none"/>
+                <w:strike w:val="false"/>
+                <w:sz w:val="22"/>
+                <w:szCs w:val="22"/>
+                <w:color w:val="000000"/>
+              </w:rPr>
+            </w:pPr>
+            <w:r>
+              <w:rPr>
+                <w:rFonts w:ascii="Arial" w:hAnsi="Arial" w:eastAsia="Arial" w:cs="Arial"/>
                 <w:i w:val="false"/>
                 <w:b w:val="false"/>
                 <w:u w:val="none"/>
@@ -1737,29 +1764,30 @@
           </w:tcPr>
           <w:p>
             <w:pPr>
-              <w:jc w:val="center"/>
-              <w:pBdr>
-                <w:bottom w:val="none" w:sz="0" w:space="0" w:color="000000"/>
-                <w:top w:val="none" w:sz="0" w:space="0" w:color="000000"/>
-                <w:left w:val="none" w:sz="0" w:space="0" w:color="000000"/>
-                <w:right w:val="none" w:sz="0" w:space="0" w:color="000000"/>
-              </w:pBdr>
-              <w:spacing w:after="100" w:before="100" w:line="240"/>
-              <w:ind w:left="100" w:right="100" w:firstLine="0" w:firstLineChars="0"/>
-              <w:rPr>
-                <w:rFonts w:ascii="Helvetica" w:hAnsi="Helvetica" w:eastAsia="Helvetica" w:cs="Helvetica"/>
-                <w:i w:val="false"/>
-                <w:b w:val="false"/>
-                <w:u w:val="none"/>
-                <w:strike w:val="false"/>
-                <w:sz w:val="22"/>
-                <w:szCs w:val="22"/>
-                <w:color w:val="000000"/>
-              </w:rPr>
-            </w:pPr>
-            <w:r>
-              <w:rPr>
-                <w:rFonts w:ascii="Helvetica" w:hAnsi="Helvetica" w:eastAsia="Helvetica" w:cs="Helvetica"/>
+              <w:pStyle w:val="Normal"/>
+              <w:jc w:val="center"/>
+              <w:pBdr>
+                <w:bottom w:val="none" w:sz="0" w:space="0" w:color="000000"/>
+                <w:top w:val="none" w:sz="0" w:space="0" w:color="000000"/>
+                <w:left w:val="none" w:sz="0" w:space="0" w:color="000000"/>
+                <w:right w:val="none" w:sz="0" w:space="0" w:color="000000"/>
+              </w:pBdr>
+              <w:spacing w:after="100" w:before="100" w:line="240"/>
+              <w:ind w:left="100" w:right="100" w:firstLine="0" w:firstLineChars="0"/>
+              <w:rPr>
+                <w:rFonts w:ascii="Arial" w:hAnsi="Arial" w:eastAsia="Arial" w:cs="Arial"/>
+                <w:i w:val="false"/>
+                <w:b w:val="false"/>
+                <w:u w:val="none"/>
+                <w:strike w:val="false"/>
+                <w:sz w:val="22"/>
+                <w:szCs w:val="22"/>
+                <w:color w:val="000000"/>
+              </w:rPr>
+            </w:pPr>
+            <w:r>
+              <w:rPr>
+                <w:rFonts w:ascii="Arial" w:hAnsi="Arial" w:eastAsia="Arial" w:cs="Arial"/>
                 <w:i w:val="false"/>
                 <w:b w:val="false"/>
                 <w:u w:val="none"/>
@@ -1791,29 +1819,30 @@
           </w:tcPr>
           <w:p>
             <w:pPr>
-              <w:jc w:val="center"/>
-              <w:pBdr>
-                <w:bottom w:val="none" w:sz="0" w:space="0" w:color="000000"/>
-                <w:top w:val="none" w:sz="0" w:space="0" w:color="000000"/>
-                <w:left w:val="none" w:sz="0" w:space="0" w:color="000000"/>
-                <w:right w:val="none" w:sz="0" w:space="0" w:color="000000"/>
-              </w:pBdr>
-              <w:spacing w:after="100" w:before="100" w:line="240"/>
-              <w:ind w:left="100" w:right="100" w:firstLine="0" w:firstLineChars="0"/>
-              <w:rPr>
-                <w:rFonts w:ascii="Helvetica" w:hAnsi="Helvetica" w:eastAsia="Helvetica" w:cs="Helvetica"/>
-                <w:i w:val="false"/>
-                <w:b w:val="false"/>
-                <w:u w:val="none"/>
-                <w:strike w:val="false"/>
-                <w:sz w:val="22"/>
-                <w:szCs w:val="22"/>
-                <w:color w:val="000000"/>
-              </w:rPr>
-            </w:pPr>
-            <w:r>
-              <w:rPr>
-                <w:rFonts w:ascii="Helvetica" w:hAnsi="Helvetica" w:eastAsia="Helvetica" w:cs="Helvetica"/>
+              <w:pStyle w:val="Normal"/>
+              <w:jc w:val="center"/>
+              <w:pBdr>
+                <w:bottom w:val="none" w:sz="0" w:space="0" w:color="000000"/>
+                <w:top w:val="none" w:sz="0" w:space="0" w:color="000000"/>
+                <w:left w:val="none" w:sz="0" w:space="0" w:color="000000"/>
+                <w:right w:val="none" w:sz="0" w:space="0" w:color="000000"/>
+              </w:pBdr>
+              <w:spacing w:after="100" w:before="100" w:line="240"/>
+              <w:ind w:left="100" w:right="100" w:firstLine="0" w:firstLineChars="0"/>
+              <w:rPr>
+                <w:rFonts w:ascii="Arial" w:hAnsi="Arial" w:eastAsia="Arial" w:cs="Arial"/>
+                <w:i w:val="false"/>
+                <w:b w:val="false"/>
+                <w:u w:val="none"/>
+                <w:strike w:val="false"/>
+                <w:sz w:val="22"/>
+                <w:szCs w:val="22"/>
+                <w:color w:val="000000"/>
+              </w:rPr>
+            </w:pPr>
+            <w:r>
+              <w:rPr>
+                <w:rFonts w:ascii="Arial" w:hAnsi="Arial" w:eastAsia="Arial" w:cs="Arial"/>
                 <w:i w:val="false"/>
                 <w:b w:val="false"/>
                 <w:u w:val="none"/>
@@ -1845,29 +1874,30 @@
           </w:tcPr>
           <w:p>
             <w:pPr>
-              <w:jc w:val="center"/>
-              <w:pBdr>
-                <w:bottom w:val="none" w:sz="0" w:space="0" w:color="000000"/>
-                <w:top w:val="none" w:sz="0" w:space="0" w:color="000000"/>
-                <w:left w:val="none" w:sz="0" w:space="0" w:color="000000"/>
-                <w:right w:val="none" w:sz="0" w:space="0" w:color="000000"/>
-              </w:pBdr>
-              <w:spacing w:after="100" w:before="100" w:line="240"/>
-              <w:ind w:left="100" w:right="100" w:firstLine="0" w:firstLineChars="0"/>
-              <w:rPr>
-                <w:rFonts w:ascii="Helvetica" w:hAnsi="Helvetica" w:eastAsia="Helvetica" w:cs="Helvetica"/>
-                <w:i w:val="false"/>
-                <w:b w:val="false"/>
-                <w:u w:val="none"/>
-                <w:strike w:val="false"/>
-                <w:sz w:val="22"/>
-                <w:szCs w:val="22"/>
-                <w:color w:val="000000"/>
-              </w:rPr>
-            </w:pPr>
-            <w:r>
-              <w:rPr>
-                <w:rFonts w:ascii="Helvetica" w:hAnsi="Helvetica" w:eastAsia="Helvetica" w:cs="Helvetica"/>
+              <w:pStyle w:val="Normal"/>
+              <w:jc w:val="center"/>
+              <w:pBdr>
+                <w:bottom w:val="none" w:sz="0" w:space="0" w:color="000000"/>
+                <w:top w:val="none" w:sz="0" w:space="0" w:color="000000"/>
+                <w:left w:val="none" w:sz="0" w:space="0" w:color="000000"/>
+                <w:right w:val="none" w:sz="0" w:space="0" w:color="000000"/>
+              </w:pBdr>
+              <w:spacing w:after="100" w:before="100" w:line="240"/>
+              <w:ind w:left="100" w:right="100" w:firstLine="0" w:firstLineChars="0"/>
+              <w:rPr>
+                <w:rFonts w:ascii="Arial" w:hAnsi="Arial" w:eastAsia="Arial" w:cs="Arial"/>
+                <w:i w:val="false"/>
+                <w:b w:val="false"/>
+                <w:u w:val="none"/>
+                <w:strike w:val="false"/>
+                <w:sz w:val="22"/>
+                <w:szCs w:val="22"/>
+                <w:color w:val="000000"/>
+              </w:rPr>
+            </w:pPr>
+            <w:r>
+              <w:rPr>
+                <w:rFonts w:ascii="Arial" w:hAnsi="Arial" w:eastAsia="Arial" w:cs="Arial"/>
                 <w:i w:val="false"/>
                 <w:b w:val="false"/>
                 <w:u w:val="none"/>
@@ -1899,29 +1929,30 @@
           </w:tcPr>
           <w:p>
             <w:pPr>
-              <w:jc w:val="center"/>
-              <w:pBdr>
-                <w:bottom w:val="none" w:sz="0" w:space="0" w:color="000000"/>
-                <w:top w:val="none" w:sz="0" w:space="0" w:color="000000"/>
-                <w:left w:val="none" w:sz="0" w:space="0" w:color="000000"/>
-                <w:right w:val="none" w:sz="0" w:space="0" w:color="000000"/>
-              </w:pBdr>
-              <w:spacing w:after="100" w:before="100" w:line="240"/>
-              <w:ind w:left="100" w:right="100" w:firstLine="0" w:firstLineChars="0"/>
-              <w:rPr>
-                <w:rFonts w:ascii="Helvetica" w:hAnsi="Helvetica" w:eastAsia="Helvetica" w:cs="Helvetica"/>
-                <w:i w:val="false"/>
-                <w:b w:val="false"/>
-                <w:u w:val="none"/>
-                <w:strike w:val="false"/>
-                <w:sz w:val="22"/>
-                <w:szCs w:val="22"/>
-                <w:color w:val="000000"/>
-              </w:rPr>
-            </w:pPr>
-            <w:r>
-              <w:rPr>
-                <w:rFonts w:ascii="Helvetica" w:hAnsi="Helvetica" w:eastAsia="Helvetica" w:cs="Helvetica"/>
+              <w:pStyle w:val="Normal"/>
+              <w:jc w:val="center"/>
+              <w:pBdr>
+                <w:bottom w:val="none" w:sz="0" w:space="0" w:color="000000"/>
+                <w:top w:val="none" w:sz="0" w:space="0" w:color="000000"/>
+                <w:left w:val="none" w:sz="0" w:space="0" w:color="000000"/>
+                <w:right w:val="none" w:sz="0" w:space="0" w:color="000000"/>
+              </w:pBdr>
+              <w:spacing w:after="100" w:before="100" w:line="240"/>
+              <w:ind w:left="100" w:right="100" w:firstLine="0" w:firstLineChars="0"/>
+              <w:rPr>
+                <w:rFonts w:ascii="Arial" w:hAnsi="Arial" w:eastAsia="Arial" w:cs="Arial"/>
+                <w:i w:val="false"/>
+                <w:b w:val="false"/>
+                <w:u w:val="none"/>
+                <w:strike w:val="false"/>
+                <w:sz w:val="22"/>
+                <w:szCs w:val="22"/>
+                <w:color w:val="000000"/>
+              </w:rPr>
+            </w:pPr>
+            <w:r>
+              <w:rPr>
+                <w:rFonts w:ascii="Arial" w:hAnsi="Arial" w:eastAsia="Arial" w:cs="Arial"/>
                 <w:i w:val="false"/>
                 <w:b w:val="false"/>
                 <w:u w:val="none"/>
@@ -1953,29 +1984,30 @@
           </w:tcPr>
           <w:p>
             <w:pPr>
-              <w:jc w:val="center"/>
-              <w:pBdr>
-                <w:bottom w:val="none" w:sz="0" w:space="0" w:color="000000"/>
-                <w:top w:val="none" w:sz="0" w:space="0" w:color="000000"/>
-                <w:left w:val="none" w:sz="0" w:space="0" w:color="000000"/>
-                <w:right w:val="none" w:sz="0" w:space="0" w:color="000000"/>
-              </w:pBdr>
-              <w:spacing w:after="100" w:before="100" w:line="240"/>
-              <w:ind w:left="100" w:right="100" w:firstLine="0" w:firstLineChars="0"/>
-              <w:rPr>
-                <w:rFonts w:ascii="Helvetica" w:hAnsi="Helvetica" w:eastAsia="Helvetica" w:cs="Helvetica"/>
-                <w:i w:val="false"/>
-                <w:b w:val="false"/>
-                <w:u w:val="none"/>
-                <w:strike w:val="false"/>
-                <w:sz w:val="22"/>
-                <w:szCs w:val="22"/>
-                <w:color w:val="000000"/>
-              </w:rPr>
-            </w:pPr>
-            <w:r>
-              <w:rPr>
-                <w:rFonts w:ascii="Helvetica" w:hAnsi="Helvetica" w:eastAsia="Helvetica" w:cs="Helvetica"/>
+              <w:pStyle w:val="Normal"/>
+              <w:jc w:val="center"/>
+              <w:pBdr>
+                <w:bottom w:val="none" w:sz="0" w:space="0" w:color="000000"/>
+                <w:top w:val="none" w:sz="0" w:space="0" w:color="000000"/>
+                <w:left w:val="none" w:sz="0" w:space="0" w:color="000000"/>
+                <w:right w:val="none" w:sz="0" w:space="0" w:color="000000"/>
+              </w:pBdr>
+              <w:spacing w:after="100" w:before="100" w:line="240"/>
+              <w:ind w:left="100" w:right="100" w:firstLine="0" w:firstLineChars="0"/>
+              <w:rPr>
+                <w:rFonts w:ascii="Arial" w:hAnsi="Arial" w:eastAsia="Arial" w:cs="Arial"/>
+                <w:i w:val="false"/>
+                <w:b w:val="false"/>
+                <w:u w:val="none"/>
+                <w:strike w:val="false"/>
+                <w:sz w:val="22"/>
+                <w:szCs w:val="22"/>
+                <w:color w:val="000000"/>
+              </w:rPr>
+            </w:pPr>
+            <w:r>
+              <w:rPr>
+                <w:rFonts w:ascii="Arial" w:hAnsi="Arial" w:eastAsia="Arial" w:cs="Arial"/>
                 <w:i w:val="false"/>
                 <w:b w:val="false"/>
                 <w:u w:val="none"/>
@@ -2007,29 +2039,30 @@
           </w:tcPr>
           <w:p>
             <w:pPr>
-              <w:jc w:val="center"/>
-              <w:pBdr>
-                <w:bottom w:val="none" w:sz="0" w:space="0" w:color="000000"/>
-                <w:top w:val="none" w:sz="0" w:space="0" w:color="000000"/>
-                <w:left w:val="none" w:sz="0" w:space="0" w:color="000000"/>
-                <w:right w:val="none" w:sz="0" w:space="0" w:color="000000"/>
-              </w:pBdr>
-              <w:spacing w:after="100" w:before="100" w:line="240"/>
-              <w:ind w:left="100" w:right="100" w:firstLine="0" w:firstLineChars="0"/>
-              <w:rPr>
-                <w:rFonts w:ascii="Helvetica" w:hAnsi="Helvetica" w:eastAsia="Helvetica" w:cs="Helvetica"/>
-                <w:i w:val="false"/>
-                <w:b w:val="false"/>
-                <w:u w:val="none"/>
-                <w:strike w:val="false"/>
-                <w:sz w:val="22"/>
-                <w:szCs w:val="22"/>
-                <w:color w:val="000000"/>
-              </w:rPr>
-            </w:pPr>
-            <w:r>
-              <w:rPr>
-                <w:rFonts w:ascii="Helvetica" w:hAnsi="Helvetica" w:eastAsia="Helvetica" w:cs="Helvetica"/>
+              <w:pStyle w:val="Normal"/>
+              <w:jc w:val="center"/>
+              <w:pBdr>
+                <w:bottom w:val="none" w:sz="0" w:space="0" w:color="000000"/>
+                <w:top w:val="none" w:sz="0" w:space="0" w:color="000000"/>
+                <w:left w:val="none" w:sz="0" w:space="0" w:color="000000"/>
+                <w:right w:val="none" w:sz="0" w:space="0" w:color="000000"/>
+              </w:pBdr>
+              <w:spacing w:after="100" w:before="100" w:line="240"/>
+              <w:ind w:left="100" w:right="100" w:firstLine="0" w:firstLineChars="0"/>
+              <w:rPr>
+                <w:rFonts w:ascii="Arial" w:hAnsi="Arial" w:eastAsia="Arial" w:cs="Arial"/>
+                <w:i w:val="false"/>
+                <w:b w:val="false"/>
+                <w:u w:val="none"/>
+                <w:strike w:val="false"/>
+                <w:sz w:val="22"/>
+                <w:szCs w:val="22"/>
+                <w:color w:val="000000"/>
+              </w:rPr>
+            </w:pPr>
+            <w:r>
+              <w:rPr>
+                <w:rFonts w:ascii="Arial" w:hAnsi="Arial" w:eastAsia="Arial" w:cs="Arial"/>
                 <w:i w:val="false"/>
                 <w:b w:val="false"/>
                 <w:u w:val="none"/>
@@ -2045,51 +2078,51 @@
       </w:tr>
       <w:tr>
         <w:trPr>
-          <w:trHeight w:val="591" w:hRule="auto"/>
+          <w:trHeight w:val="600" w:hRule="auto"/>
         </w:trPr>
-        body 3
-        <w:tc>
-          <w:tcPr>
-            <w:tcBorders>
-              <w:bottom w:val="single" w:sz="6" w:space="0" w:color="666666"/>
-              <w:top w:val="single" w:sz="6" w:space="0" w:color="666666"/>
-              <w:left w:val="none" w:sz="0" w:space="0" w:color="000000"/>
-              <w:right w:val="none" w:sz="0" w:space="0" w:color="000000"/>
-            </w:tcBorders>
-            <w:shd w:val="clear" w:color="auto" w:fill="FFFFFF"/>
-            <w:tcMar>
-              <w:top w:w="0" w:type="dxa"/>
-              <w:bottom w:w="0" w:type="dxa"/>
-              <w:left w:w="0" w:type="dxa"/>
-              <w:right w:w="0" w:type="dxa"/>
-            </w:tcMar>
-            <w:vAlign w:val="center"/>
-          </w:tcPr>
-          <w:p>
-            <w:pPr>
-              <w:jc w:val="center"/>
-              <w:pBdr>
-                <w:bottom w:val="none" w:sz="0" w:space="0" w:color="000000"/>
-                <w:top w:val="none" w:sz="0" w:space="0" w:color="000000"/>
-                <w:left w:val="none" w:sz="0" w:space="0" w:color="000000"/>
-                <w:right w:val="none" w:sz="0" w:space="0" w:color="000000"/>
-              </w:pBdr>
-              <w:spacing w:after="100" w:before="100" w:line="240"/>
-              <w:ind w:left="100" w:right="100" w:firstLine="0" w:firstLineChars="0"/>
-              <w:rPr>
-                <w:rFonts w:ascii="Helvetica" w:hAnsi="Helvetica" w:eastAsia="Helvetica" w:cs="Helvetica"/>
-                <w:i w:val="false"/>
-                <w:b w:val="false"/>
-                <w:u w:val="none"/>
-                <w:strike w:val="false"/>
-                <w:sz w:val="22"/>
-                <w:szCs w:val="22"/>
-                <w:color w:val="000000"/>
-              </w:rPr>
-            </w:pPr>
-            <w:r>
-              <w:rPr>
-                <w:rFonts w:ascii="Helvetica" w:hAnsi="Helvetica" w:eastAsia="Helvetica" w:cs="Helvetica"/>
+        <w:tc>
+          <w:tcPr>
+            <w:tcBorders>
+              <w:bottom w:val="single" w:sz="6" w:space="0" w:color="666666"/>
+              <w:top w:val="single" w:sz="6" w:space="0" w:color="666666"/>
+              <w:left w:val="none" w:sz="0" w:space="0" w:color="000000"/>
+              <w:right w:val="none" w:sz="0" w:space="0" w:color="000000"/>
+            </w:tcBorders>
+            <w:shd w:val="clear" w:color="auto" w:fill="FFFFFF"/>
+            <w:tcMar>
+              <w:top w:w="0" w:type="dxa"/>
+              <w:bottom w:w="0" w:type="dxa"/>
+              <w:left w:w="0" w:type="dxa"/>
+              <w:right w:w="0" w:type="dxa"/>
+            </w:tcMar>
+            <w:vAlign w:val="center"/>
+          </w:tcPr>
+          <w:p>
+            <w:pPr>
+              <w:pStyle w:val="Normal"/>
+              <w:jc w:val="center"/>
+              <w:pBdr>
+                <w:bottom w:val="none" w:sz="0" w:space="0" w:color="000000"/>
+                <w:top w:val="none" w:sz="0" w:space="0" w:color="000000"/>
+                <w:left w:val="none" w:sz="0" w:space="0" w:color="000000"/>
+                <w:right w:val="none" w:sz="0" w:space="0" w:color="000000"/>
+              </w:pBdr>
+              <w:spacing w:after="100" w:before="100" w:line="240"/>
+              <w:ind w:left="100" w:right="100" w:firstLine="0" w:firstLineChars="0"/>
+              <w:rPr>
+                <w:rFonts w:ascii="Arial" w:hAnsi="Arial" w:eastAsia="Arial" w:cs="Arial"/>
+                <w:i w:val="false"/>
+                <w:b w:val="false"/>
+                <w:u w:val="none"/>
+                <w:strike w:val="false"/>
+                <w:sz w:val="22"/>
+                <w:szCs w:val="22"/>
+                <w:color w:val="000000"/>
+              </w:rPr>
+            </w:pPr>
+            <w:r>
+              <w:rPr>
+                <w:rFonts w:ascii="Arial" w:hAnsi="Arial" w:eastAsia="Arial" w:cs="Arial"/>
                 <w:i w:val="false"/>
                 <w:b w:val="false"/>
                 <w:u w:val="none"/>
@@ -2121,29 +2154,30 @@
           </w:tcPr>
           <w:p>
             <w:pPr>
-              <w:jc w:val="center"/>
-              <w:pBdr>
-                <w:bottom w:val="none" w:sz="0" w:space="0" w:color="000000"/>
-                <w:top w:val="none" w:sz="0" w:space="0" w:color="000000"/>
-                <w:left w:val="none" w:sz="0" w:space="0" w:color="000000"/>
-                <w:right w:val="none" w:sz="0" w:space="0" w:color="000000"/>
-              </w:pBdr>
-              <w:spacing w:after="100" w:before="100" w:line="240"/>
-              <w:ind w:left="100" w:right="100" w:firstLine="0" w:firstLineChars="0"/>
-              <w:rPr>
-                <w:rFonts w:ascii="Helvetica" w:hAnsi="Helvetica" w:eastAsia="Helvetica" w:cs="Helvetica"/>
-                <w:i w:val="false"/>
-                <w:b w:val="false"/>
-                <w:u w:val="none"/>
-                <w:strike w:val="false"/>
-                <w:sz w:val="22"/>
-                <w:szCs w:val="22"/>
-                <w:color w:val="000000"/>
-              </w:rPr>
-            </w:pPr>
-            <w:r>
-              <w:rPr>
-                <w:rFonts w:ascii="Helvetica" w:hAnsi="Helvetica" w:eastAsia="Helvetica" w:cs="Helvetica"/>
+              <w:pStyle w:val="Normal"/>
+              <w:jc w:val="center"/>
+              <w:pBdr>
+                <w:bottom w:val="none" w:sz="0" w:space="0" w:color="000000"/>
+                <w:top w:val="none" w:sz="0" w:space="0" w:color="000000"/>
+                <w:left w:val="none" w:sz="0" w:space="0" w:color="000000"/>
+                <w:right w:val="none" w:sz="0" w:space="0" w:color="000000"/>
+              </w:pBdr>
+              <w:spacing w:after="100" w:before="100" w:line="240"/>
+              <w:ind w:left="100" w:right="100" w:firstLine="0" w:firstLineChars="0"/>
+              <w:rPr>
+                <w:rFonts w:ascii="Arial" w:hAnsi="Arial" w:eastAsia="Arial" w:cs="Arial"/>
+                <w:i w:val="false"/>
+                <w:b w:val="false"/>
+                <w:u w:val="none"/>
+                <w:strike w:val="false"/>
+                <w:sz w:val="22"/>
+                <w:szCs w:val="22"/>
+                <w:color w:val="000000"/>
+              </w:rPr>
+            </w:pPr>
+            <w:r>
+              <w:rPr>
+                <w:rFonts w:ascii="Arial" w:hAnsi="Arial" w:eastAsia="Arial" w:cs="Arial"/>
                 <w:i w:val="false"/>
                 <w:b w:val="false"/>
                 <w:u w:val="none"/>
@@ -2175,29 +2209,30 @@
           </w:tcPr>
           <w:p>
             <w:pPr>
-              <w:jc w:val="center"/>
-              <w:pBdr>
-                <w:bottom w:val="none" w:sz="0" w:space="0" w:color="000000"/>
-                <w:top w:val="none" w:sz="0" w:space="0" w:color="000000"/>
-                <w:left w:val="none" w:sz="0" w:space="0" w:color="000000"/>
-                <w:right w:val="none" w:sz="0" w:space="0" w:color="000000"/>
-              </w:pBdr>
-              <w:spacing w:after="100" w:before="100" w:line="240"/>
-              <w:ind w:left="100" w:right="100" w:firstLine="0" w:firstLineChars="0"/>
-              <w:rPr>
-                <w:rFonts w:ascii="Helvetica" w:hAnsi="Helvetica" w:eastAsia="Helvetica" w:cs="Helvetica"/>
-                <w:i w:val="false"/>
-                <w:b w:val="false"/>
-                <w:u w:val="none"/>
-                <w:strike w:val="false"/>
-                <w:sz w:val="22"/>
-                <w:szCs w:val="22"/>
-                <w:color w:val="000000"/>
-              </w:rPr>
-            </w:pPr>
-            <w:r>
-              <w:rPr>
-                <w:rFonts w:ascii="Helvetica" w:hAnsi="Helvetica" w:eastAsia="Helvetica" w:cs="Helvetica"/>
+              <w:pStyle w:val="Normal"/>
+              <w:jc w:val="center"/>
+              <w:pBdr>
+                <w:bottom w:val="none" w:sz="0" w:space="0" w:color="000000"/>
+                <w:top w:val="none" w:sz="0" w:space="0" w:color="000000"/>
+                <w:left w:val="none" w:sz="0" w:space="0" w:color="000000"/>
+                <w:right w:val="none" w:sz="0" w:space="0" w:color="000000"/>
+              </w:pBdr>
+              <w:spacing w:after="100" w:before="100" w:line="240"/>
+              <w:ind w:left="100" w:right="100" w:firstLine="0" w:firstLineChars="0"/>
+              <w:rPr>
+                <w:rFonts w:ascii="Arial" w:hAnsi="Arial" w:eastAsia="Arial" w:cs="Arial"/>
+                <w:i w:val="false"/>
+                <w:b w:val="false"/>
+                <w:u w:val="none"/>
+                <w:strike w:val="false"/>
+                <w:sz w:val="22"/>
+                <w:szCs w:val="22"/>
+                <w:color w:val="000000"/>
+              </w:rPr>
+            </w:pPr>
+            <w:r>
+              <w:rPr>
+                <w:rFonts w:ascii="Arial" w:hAnsi="Arial" w:eastAsia="Arial" w:cs="Arial"/>
                 <w:i w:val="false"/>
                 <w:b w:val="false"/>
                 <w:u w:val="none"/>
@@ -2229,29 +2264,30 @@
           </w:tcPr>
           <w:p>
             <w:pPr>
-              <w:jc w:val="center"/>
-              <w:pBdr>
-                <w:bottom w:val="none" w:sz="0" w:space="0" w:color="000000"/>
-                <w:top w:val="none" w:sz="0" w:space="0" w:color="000000"/>
-                <w:left w:val="none" w:sz="0" w:space="0" w:color="000000"/>
-                <w:right w:val="none" w:sz="0" w:space="0" w:color="000000"/>
-              </w:pBdr>
-              <w:spacing w:after="100" w:before="100" w:line="240"/>
-              <w:ind w:left="100" w:right="100" w:firstLine="0" w:firstLineChars="0"/>
-              <w:rPr>
-                <w:rFonts w:ascii="Helvetica" w:hAnsi="Helvetica" w:eastAsia="Helvetica" w:cs="Helvetica"/>
-                <w:i w:val="false"/>
-                <w:b w:val="false"/>
-                <w:u w:val="none"/>
-                <w:strike w:val="false"/>
-                <w:sz w:val="22"/>
-                <w:szCs w:val="22"/>
-                <w:color w:val="000000"/>
-              </w:rPr>
-            </w:pPr>
-            <w:r>
-              <w:rPr>
-                <w:rFonts w:ascii="Helvetica" w:hAnsi="Helvetica" w:eastAsia="Helvetica" w:cs="Helvetica"/>
+              <w:pStyle w:val="Normal"/>
+              <w:jc w:val="center"/>
+              <w:pBdr>
+                <w:bottom w:val="none" w:sz="0" w:space="0" w:color="000000"/>
+                <w:top w:val="none" w:sz="0" w:space="0" w:color="000000"/>
+                <w:left w:val="none" w:sz="0" w:space="0" w:color="000000"/>
+                <w:right w:val="none" w:sz="0" w:space="0" w:color="000000"/>
+              </w:pBdr>
+              <w:spacing w:after="100" w:before="100" w:line="240"/>
+              <w:ind w:left="100" w:right="100" w:firstLine="0" w:firstLineChars="0"/>
+              <w:rPr>
+                <w:rFonts w:ascii="Arial" w:hAnsi="Arial" w:eastAsia="Arial" w:cs="Arial"/>
+                <w:i w:val="false"/>
+                <w:b w:val="false"/>
+                <w:u w:val="none"/>
+                <w:strike w:val="false"/>
+                <w:sz w:val="22"/>
+                <w:szCs w:val="22"/>
+                <w:color w:val="000000"/>
+              </w:rPr>
+            </w:pPr>
+            <w:r>
+              <w:rPr>
+                <w:rFonts w:ascii="Arial" w:hAnsi="Arial" w:eastAsia="Arial" w:cs="Arial"/>
                 <w:i w:val="false"/>
                 <w:b w:val="false"/>
                 <w:u w:val="none"/>
@@ -2283,29 +2319,30 @@
           </w:tcPr>
           <w:p>
             <w:pPr>
-              <w:jc w:val="center"/>
-              <w:pBdr>
-                <w:bottom w:val="none" w:sz="0" w:space="0" w:color="000000"/>
-                <w:top w:val="none" w:sz="0" w:space="0" w:color="000000"/>
-                <w:left w:val="none" w:sz="0" w:space="0" w:color="000000"/>
-                <w:right w:val="none" w:sz="0" w:space="0" w:color="000000"/>
-              </w:pBdr>
-              <w:spacing w:after="100" w:before="100" w:line="240"/>
-              <w:ind w:left="100" w:right="100" w:firstLine="0" w:firstLineChars="0"/>
-              <w:rPr>
-                <w:rFonts w:ascii="Helvetica" w:hAnsi="Helvetica" w:eastAsia="Helvetica" w:cs="Helvetica"/>
-                <w:i w:val="false"/>
-                <w:b w:val="false"/>
-                <w:u w:val="none"/>
-                <w:strike w:val="false"/>
-                <w:sz w:val="22"/>
-                <w:szCs w:val="22"/>
-                <w:color w:val="000000"/>
-              </w:rPr>
-            </w:pPr>
-            <w:r>
-              <w:rPr>
-                <w:rFonts w:ascii="Helvetica" w:hAnsi="Helvetica" w:eastAsia="Helvetica" w:cs="Helvetica"/>
+              <w:pStyle w:val="Normal"/>
+              <w:jc w:val="center"/>
+              <w:pBdr>
+                <w:bottom w:val="none" w:sz="0" w:space="0" w:color="000000"/>
+                <w:top w:val="none" w:sz="0" w:space="0" w:color="000000"/>
+                <w:left w:val="none" w:sz="0" w:space="0" w:color="000000"/>
+                <w:right w:val="none" w:sz="0" w:space="0" w:color="000000"/>
+              </w:pBdr>
+              <w:spacing w:after="100" w:before="100" w:line="240"/>
+              <w:ind w:left="100" w:right="100" w:firstLine="0" w:firstLineChars="0"/>
+              <w:rPr>
+                <w:rFonts w:ascii="Arial" w:hAnsi="Arial" w:eastAsia="Arial" w:cs="Arial"/>
+                <w:i w:val="false"/>
+                <w:b w:val="false"/>
+                <w:u w:val="none"/>
+                <w:strike w:val="false"/>
+                <w:sz w:val="22"/>
+                <w:szCs w:val="22"/>
+                <w:color w:val="000000"/>
+              </w:rPr>
+            </w:pPr>
+            <w:r>
+              <w:rPr>
+                <w:rFonts w:ascii="Arial" w:hAnsi="Arial" w:eastAsia="Arial" w:cs="Arial"/>
                 <w:i w:val="false"/>
                 <w:b w:val="false"/>
                 <w:u w:val="none"/>
@@ -2337,29 +2374,30 @@
           </w:tcPr>
           <w:p>
             <w:pPr>
-              <w:jc w:val="center"/>
-              <w:pBdr>
-                <w:bottom w:val="none" w:sz="0" w:space="0" w:color="000000"/>
-                <w:top w:val="none" w:sz="0" w:space="0" w:color="000000"/>
-                <w:left w:val="none" w:sz="0" w:space="0" w:color="000000"/>
-                <w:right w:val="none" w:sz="0" w:space="0" w:color="000000"/>
-              </w:pBdr>
-              <w:spacing w:after="100" w:before="100" w:line="240"/>
-              <w:ind w:left="100" w:right="100" w:firstLine="0" w:firstLineChars="0"/>
-              <w:rPr>
-                <w:rFonts w:ascii="Helvetica" w:hAnsi="Helvetica" w:eastAsia="Helvetica" w:cs="Helvetica"/>
-                <w:i w:val="false"/>
-                <w:b w:val="false"/>
-                <w:u w:val="none"/>
-                <w:strike w:val="false"/>
-                <w:sz w:val="22"/>
-                <w:szCs w:val="22"/>
-                <w:color w:val="000000"/>
-              </w:rPr>
-            </w:pPr>
-            <w:r>
-              <w:rPr>
-                <w:rFonts w:ascii="Helvetica" w:hAnsi="Helvetica" w:eastAsia="Helvetica" w:cs="Helvetica"/>
+              <w:pStyle w:val="Normal"/>
+              <w:jc w:val="center"/>
+              <w:pBdr>
+                <w:bottom w:val="none" w:sz="0" w:space="0" w:color="000000"/>
+                <w:top w:val="none" w:sz="0" w:space="0" w:color="000000"/>
+                <w:left w:val="none" w:sz="0" w:space="0" w:color="000000"/>
+                <w:right w:val="none" w:sz="0" w:space="0" w:color="000000"/>
+              </w:pBdr>
+              <w:spacing w:after="100" w:before="100" w:line="240"/>
+              <w:ind w:left="100" w:right="100" w:firstLine="0" w:firstLineChars="0"/>
+              <w:rPr>
+                <w:rFonts w:ascii="Arial" w:hAnsi="Arial" w:eastAsia="Arial" w:cs="Arial"/>
+                <w:i w:val="false"/>
+                <w:b w:val="false"/>
+                <w:u w:val="none"/>
+                <w:strike w:val="false"/>
+                <w:sz w:val="22"/>
+                <w:szCs w:val="22"/>
+                <w:color w:val="000000"/>
+              </w:rPr>
+            </w:pPr>
+            <w:r>
+              <w:rPr>
+                <w:rFonts w:ascii="Arial" w:hAnsi="Arial" w:eastAsia="Arial" w:cs="Arial"/>
                 <w:i w:val="false"/>
                 <w:b w:val="false"/>
                 <w:u w:val="none"/>
@@ -2391,29 +2429,30 @@
           </w:tcPr>
           <w:p>
             <w:pPr>
-              <w:jc w:val="center"/>
-              <w:pBdr>
-                <w:bottom w:val="none" w:sz="0" w:space="0" w:color="000000"/>
-                <w:top w:val="none" w:sz="0" w:space="0" w:color="000000"/>
-                <w:left w:val="none" w:sz="0" w:space="0" w:color="000000"/>
-                <w:right w:val="none" w:sz="0" w:space="0" w:color="000000"/>
-              </w:pBdr>
-              <w:spacing w:after="100" w:before="100" w:line="240"/>
-              <w:ind w:left="100" w:right="100" w:firstLine="0" w:firstLineChars="0"/>
-              <w:rPr>
-                <w:rFonts w:ascii="Helvetica" w:hAnsi="Helvetica" w:eastAsia="Helvetica" w:cs="Helvetica"/>
-                <w:i w:val="false"/>
-                <w:b w:val="false"/>
-                <w:u w:val="none"/>
-                <w:strike w:val="false"/>
-                <w:sz w:val="22"/>
-                <w:szCs w:val="22"/>
-                <w:color w:val="000000"/>
-              </w:rPr>
-            </w:pPr>
-            <w:r>
-              <w:rPr>
-                <w:rFonts w:ascii="Helvetica" w:hAnsi="Helvetica" w:eastAsia="Helvetica" w:cs="Helvetica"/>
+              <w:pStyle w:val="Normal"/>
+              <w:jc w:val="center"/>
+              <w:pBdr>
+                <w:bottom w:val="none" w:sz="0" w:space="0" w:color="000000"/>
+                <w:top w:val="none" w:sz="0" w:space="0" w:color="000000"/>
+                <w:left w:val="none" w:sz="0" w:space="0" w:color="000000"/>
+                <w:right w:val="none" w:sz="0" w:space="0" w:color="000000"/>
+              </w:pBdr>
+              <w:spacing w:after="100" w:before="100" w:line="240"/>
+              <w:ind w:left="100" w:right="100" w:firstLine="0" w:firstLineChars="0"/>
+              <w:rPr>
+                <w:rFonts w:ascii="Arial" w:hAnsi="Arial" w:eastAsia="Arial" w:cs="Arial"/>
+                <w:i w:val="false"/>
+                <w:b w:val="false"/>
+                <w:u w:val="none"/>
+                <w:strike w:val="false"/>
+                <w:sz w:val="22"/>
+                <w:szCs w:val="22"/>
+                <w:color w:val="000000"/>
+              </w:rPr>
+            </w:pPr>
+            <w:r>
+              <w:rPr>
+                <w:rFonts w:ascii="Arial" w:hAnsi="Arial" w:eastAsia="Arial" w:cs="Arial"/>
                 <w:i w:val="false"/>
                 <w:b w:val="false"/>
                 <w:u w:val="none"/>
@@ -2445,29 +2484,30 @@
           </w:tcPr>
           <w:p>
             <w:pPr>
-              <w:jc w:val="center"/>
-              <w:pBdr>
-                <w:bottom w:val="none" w:sz="0" w:space="0" w:color="000000"/>
-                <w:top w:val="none" w:sz="0" w:space="0" w:color="000000"/>
-                <w:left w:val="none" w:sz="0" w:space="0" w:color="000000"/>
-                <w:right w:val="none" w:sz="0" w:space="0" w:color="000000"/>
-              </w:pBdr>
-              <w:spacing w:after="100" w:before="100" w:line="240"/>
-              <w:ind w:left="100" w:right="100" w:firstLine="0" w:firstLineChars="0"/>
-              <w:rPr>
-                <w:rFonts w:ascii="Helvetica" w:hAnsi="Helvetica" w:eastAsia="Helvetica" w:cs="Helvetica"/>
-                <w:i w:val="false"/>
-                <w:b w:val="false"/>
-                <w:u w:val="none"/>
-                <w:strike w:val="false"/>
-                <w:sz w:val="22"/>
-                <w:szCs w:val="22"/>
-                <w:color w:val="000000"/>
-              </w:rPr>
-            </w:pPr>
-            <w:r>
-              <w:rPr>
-                <w:rFonts w:ascii="Helvetica" w:hAnsi="Helvetica" w:eastAsia="Helvetica" w:cs="Helvetica"/>
+              <w:pStyle w:val="Normal"/>
+              <w:jc w:val="center"/>
+              <w:pBdr>
+                <w:bottom w:val="none" w:sz="0" w:space="0" w:color="000000"/>
+                <w:top w:val="none" w:sz="0" w:space="0" w:color="000000"/>
+                <w:left w:val="none" w:sz="0" w:space="0" w:color="000000"/>
+                <w:right w:val="none" w:sz="0" w:space="0" w:color="000000"/>
+              </w:pBdr>
+              <w:spacing w:after="100" w:before="100" w:line="240"/>
+              <w:ind w:left="100" w:right="100" w:firstLine="0" w:firstLineChars="0"/>
+              <w:rPr>
+                <w:rFonts w:ascii="Arial" w:hAnsi="Arial" w:eastAsia="Arial" w:cs="Arial"/>
+                <w:i w:val="false"/>
+                <w:b w:val="false"/>
+                <w:u w:val="none"/>
+                <w:strike w:val="false"/>
+                <w:sz w:val="22"/>
+                <w:szCs w:val="22"/>
+                <w:color w:val="000000"/>
+              </w:rPr>
+            </w:pPr>
+            <w:r>
+              <w:rPr>
+                <w:rFonts w:ascii="Arial" w:hAnsi="Arial" w:eastAsia="Arial" w:cs="Arial"/>
                 <w:i w:val="false"/>
                 <w:b w:val="false"/>
                 <w:u w:val="none"/>
@@ -2499,29 +2539,30 @@
           </w:tcPr>
           <w:p>
             <w:pPr>
-              <w:jc w:val="center"/>
-              <w:pBdr>
-                <w:bottom w:val="none" w:sz="0" w:space="0" w:color="000000"/>
-                <w:top w:val="none" w:sz="0" w:space="0" w:color="000000"/>
-                <w:left w:val="none" w:sz="0" w:space="0" w:color="000000"/>
-                <w:right w:val="none" w:sz="0" w:space="0" w:color="000000"/>
-              </w:pBdr>
-              <w:spacing w:after="100" w:before="100" w:line="240"/>
-              <w:ind w:left="100" w:right="100" w:firstLine="0" w:firstLineChars="0"/>
-              <w:rPr>
-                <w:rFonts w:ascii="Helvetica" w:hAnsi="Helvetica" w:eastAsia="Helvetica" w:cs="Helvetica"/>
-                <w:i w:val="false"/>
-                <w:b w:val="false"/>
-                <w:u w:val="none"/>
-                <w:strike w:val="false"/>
-                <w:sz w:val="22"/>
-                <w:szCs w:val="22"/>
-                <w:color w:val="000000"/>
-              </w:rPr>
-            </w:pPr>
-            <w:r>
-              <w:rPr>
-                <w:rFonts w:ascii="Helvetica" w:hAnsi="Helvetica" w:eastAsia="Helvetica" w:cs="Helvetica"/>
+              <w:pStyle w:val="Normal"/>
+              <w:jc w:val="center"/>
+              <w:pBdr>
+                <w:bottom w:val="none" w:sz="0" w:space="0" w:color="000000"/>
+                <w:top w:val="none" w:sz="0" w:space="0" w:color="000000"/>
+                <w:left w:val="none" w:sz="0" w:space="0" w:color="000000"/>
+                <w:right w:val="none" w:sz="0" w:space="0" w:color="000000"/>
+              </w:pBdr>
+              <w:spacing w:after="100" w:before="100" w:line="240"/>
+              <w:ind w:left="100" w:right="100" w:firstLine="0" w:firstLineChars="0"/>
+              <w:rPr>
+                <w:rFonts w:ascii="Arial" w:hAnsi="Arial" w:eastAsia="Arial" w:cs="Arial"/>
+                <w:i w:val="false"/>
+                <w:b w:val="false"/>
+                <w:u w:val="none"/>
+                <w:strike w:val="false"/>
+                <w:sz w:val="22"/>
+                <w:szCs w:val="22"/>
+                <w:color w:val="000000"/>
+              </w:rPr>
+            </w:pPr>
+            <w:r>
+              <w:rPr>
+                <w:rFonts w:ascii="Arial" w:hAnsi="Arial" w:eastAsia="Arial" w:cs="Arial"/>
                 <w:i w:val="false"/>
                 <w:b w:val="false"/>
                 <w:u w:val="none"/>
@@ -2553,29 +2594,30 @@
           </w:tcPr>
           <w:p>
             <w:pPr>
-              <w:jc w:val="center"/>
-              <w:pBdr>
-                <w:bottom w:val="none" w:sz="0" w:space="0" w:color="000000"/>
-                <w:top w:val="none" w:sz="0" w:space="0" w:color="000000"/>
-                <w:left w:val="none" w:sz="0" w:space="0" w:color="000000"/>
-                <w:right w:val="none" w:sz="0" w:space="0" w:color="000000"/>
-              </w:pBdr>
-              <w:spacing w:after="100" w:before="100" w:line="240"/>
-              <w:ind w:left="100" w:right="100" w:firstLine="0" w:firstLineChars="0"/>
-              <w:rPr>
-                <w:rFonts w:ascii="Helvetica" w:hAnsi="Helvetica" w:eastAsia="Helvetica" w:cs="Helvetica"/>
-                <w:i w:val="false"/>
-                <w:b w:val="false"/>
-                <w:u w:val="none"/>
-                <w:strike w:val="false"/>
-                <w:sz w:val="22"/>
-                <w:szCs w:val="22"/>
-                <w:color w:val="000000"/>
-              </w:rPr>
-            </w:pPr>
-            <w:r>
-              <w:rPr>
-                <w:rFonts w:ascii="Helvetica" w:hAnsi="Helvetica" w:eastAsia="Helvetica" w:cs="Helvetica"/>
+              <w:pStyle w:val="Normal"/>
+              <w:jc w:val="center"/>
+              <w:pBdr>
+                <w:bottom w:val="none" w:sz="0" w:space="0" w:color="000000"/>
+                <w:top w:val="none" w:sz="0" w:space="0" w:color="000000"/>
+                <w:left w:val="none" w:sz="0" w:space="0" w:color="000000"/>
+                <w:right w:val="none" w:sz="0" w:space="0" w:color="000000"/>
+              </w:pBdr>
+              <w:spacing w:after="100" w:before="100" w:line="240"/>
+              <w:ind w:left="100" w:right="100" w:firstLine="0" w:firstLineChars="0"/>
+              <w:rPr>
+                <w:rFonts w:ascii="Arial" w:hAnsi="Arial" w:eastAsia="Arial" w:cs="Arial"/>
+                <w:i w:val="false"/>
+                <w:b w:val="false"/>
+                <w:u w:val="none"/>
+                <w:strike w:val="false"/>
+                <w:sz w:val="22"/>
+                <w:szCs w:val="22"/>
+                <w:color w:val="000000"/>
+              </w:rPr>
+            </w:pPr>
+            <w:r>
+              <w:rPr>
+                <w:rFonts w:ascii="Arial" w:hAnsi="Arial" w:eastAsia="Arial" w:cs="Arial"/>
                 <w:i w:val="false"/>
                 <w:b w:val="false"/>
                 <w:u w:val="none"/>
@@ -2607,29 +2649,30 @@
           </w:tcPr>
           <w:p>
             <w:pPr>
-              <w:jc w:val="center"/>
-              <w:pBdr>
-                <w:bottom w:val="none" w:sz="0" w:space="0" w:color="000000"/>
-                <w:top w:val="none" w:sz="0" w:space="0" w:color="000000"/>
-                <w:left w:val="none" w:sz="0" w:space="0" w:color="000000"/>
-                <w:right w:val="none" w:sz="0" w:space="0" w:color="000000"/>
-              </w:pBdr>
-              <w:spacing w:after="100" w:before="100" w:line="240"/>
-              <w:ind w:left="100" w:right="100" w:firstLine="0" w:firstLineChars="0"/>
-              <w:rPr>
-                <w:rFonts w:ascii="Helvetica" w:hAnsi="Helvetica" w:eastAsia="Helvetica" w:cs="Helvetica"/>
-                <w:i w:val="false"/>
-                <w:b w:val="false"/>
-                <w:u w:val="none"/>
-                <w:strike w:val="false"/>
-                <w:sz w:val="22"/>
-                <w:szCs w:val="22"/>
-                <w:color w:val="000000"/>
-              </w:rPr>
-            </w:pPr>
-            <w:r>
-              <w:rPr>
-                <w:rFonts w:ascii="Helvetica" w:hAnsi="Helvetica" w:eastAsia="Helvetica" w:cs="Helvetica"/>
+              <w:pStyle w:val="Normal"/>
+              <w:jc w:val="center"/>
+              <w:pBdr>
+                <w:bottom w:val="none" w:sz="0" w:space="0" w:color="000000"/>
+                <w:top w:val="none" w:sz="0" w:space="0" w:color="000000"/>
+                <w:left w:val="none" w:sz="0" w:space="0" w:color="000000"/>
+                <w:right w:val="none" w:sz="0" w:space="0" w:color="000000"/>
+              </w:pBdr>
+              <w:spacing w:after="100" w:before="100" w:line="240"/>
+              <w:ind w:left="100" w:right="100" w:firstLine="0" w:firstLineChars="0"/>
+              <w:rPr>
+                <w:rFonts w:ascii="Arial" w:hAnsi="Arial" w:eastAsia="Arial" w:cs="Arial"/>
+                <w:i w:val="false"/>
+                <w:b w:val="false"/>
+                <w:u w:val="none"/>
+                <w:strike w:val="false"/>
+                <w:sz w:val="22"/>
+                <w:szCs w:val="22"/>
+                <w:color w:val="000000"/>
+              </w:rPr>
+            </w:pPr>
+            <w:r>
+              <w:rPr>
+                <w:rFonts w:ascii="Arial" w:hAnsi="Arial" w:eastAsia="Arial" w:cs="Arial"/>
                 <w:i w:val="false"/>
                 <w:b w:val="false"/>
                 <w:u w:val="none"/>
@@ -2645,51 +2688,51 @@
       </w:tr>
       <w:tr>
         <w:trPr>
-          <w:trHeight w:val="591" w:hRule="auto"/>
+          <w:trHeight w:val="605" w:hRule="auto"/>
         </w:trPr>
-        body 4
-        <w:tc>
-          <w:tcPr>
-            <w:tcBorders>
-              <w:bottom w:val="single" w:sz="6" w:space="0" w:color="666666"/>
-              <w:top w:val="single" w:sz="6" w:space="0" w:color="666666"/>
-              <w:left w:val="none" w:sz="0" w:space="0" w:color="000000"/>
-              <w:right w:val="none" w:sz="0" w:space="0" w:color="000000"/>
-            </w:tcBorders>
-            <w:shd w:val="clear" w:color="auto" w:fill="FFFFFF"/>
-            <w:tcMar>
-              <w:top w:w="0" w:type="dxa"/>
-              <w:bottom w:w="0" w:type="dxa"/>
-              <w:left w:w="0" w:type="dxa"/>
-              <w:right w:w="0" w:type="dxa"/>
-            </w:tcMar>
-            <w:vAlign w:val="center"/>
-          </w:tcPr>
-          <w:p>
-            <w:pPr>
-              <w:jc w:val="center"/>
-              <w:pBdr>
-                <w:bottom w:val="none" w:sz="0" w:space="0" w:color="000000"/>
-                <w:top w:val="none" w:sz="0" w:space="0" w:color="000000"/>
-                <w:left w:val="none" w:sz="0" w:space="0" w:color="000000"/>
-                <w:right w:val="none" w:sz="0" w:space="0" w:color="000000"/>
-              </w:pBdr>
-              <w:spacing w:after="100" w:before="100" w:line="240"/>
-              <w:ind w:left="100" w:right="100" w:firstLine="0" w:firstLineChars="0"/>
-              <w:rPr>
-                <w:rFonts w:ascii="Helvetica" w:hAnsi="Helvetica" w:eastAsia="Helvetica" w:cs="Helvetica"/>
-                <w:i w:val="false"/>
-                <w:b w:val="false"/>
-                <w:u w:val="none"/>
-                <w:strike w:val="false"/>
-                <w:sz w:val="22"/>
-                <w:szCs w:val="22"/>
-                <w:color w:val="000000"/>
-              </w:rPr>
-            </w:pPr>
-            <w:r>
-              <w:rPr>
-                <w:rFonts w:ascii="Helvetica" w:hAnsi="Helvetica" w:eastAsia="Helvetica" w:cs="Helvetica"/>
+        <w:tc>
+          <w:tcPr>
+            <w:tcBorders>
+              <w:bottom w:val="single" w:sz="6" w:space="0" w:color="666666"/>
+              <w:top w:val="single" w:sz="6" w:space="0" w:color="666666"/>
+              <w:left w:val="none" w:sz="0" w:space="0" w:color="000000"/>
+              <w:right w:val="none" w:sz="0" w:space="0" w:color="000000"/>
+            </w:tcBorders>
+            <w:shd w:val="clear" w:color="auto" w:fill="FFFFFF"/>
+            <w:tcMar>
+              <w:top w:w="0" w:type="dxa"/>
+              <w:bottom w:w="0" w:type="dxa"/>
+              <w:left w:w="0" w:type="dxa"/>
+              <w:right w:w="0" w:type="dxa"/>
+            </w:tcMar>
+            <w:vAlign w:val="center"/>
+          </w:tcPr>
+          <w:p>
+            <w:pPr>
+              <w:pStyle w:val="Normal"/>
+              <w:jc w:val="center"/>
+              <w:pBdr>
+                <w:bottom w:val="none" w:sz="0" w:space="0" w:color="000000"/>
+                <w:top w:val="none" w:sz="0" w:space="0" w:color="000000"/>
+                <w:left w:val="none" w:sz="0" w:space="0" w:color="000000"/>
+                <w:right w:val="none" w:sz="0" w:space="0" w:color="000000"/>
+              </w:pBdr>
+              <w:spacing w:after="100" w:before="100" w:line="240"/>
+              <w:ind w:left="100" w:right="100" w:firstLine="0" w:firstLineChars="0"/>
+              <w:rPr>
+                <w:rFonts w:ascii="Arial" w:hAnsi="Arial" w:eastAsia="Arial" w:cs="Arial"/>
+                <w:i w:val="false"/>
+                <w:b w:val="false"/>
+                <w:u w:val="none"/>
+                <w:strike w:val="false"/>
+                <w:sz w:val="22"/>
+                <w:szCs w:val="22"/>
+                <w:color w:val="000000"/>
+              </w:rPr>
+            </w:pPr>
+            <w:r>
+              <w:rPr>
+                <w:rFonts w:ascii="Arial" w:hAnsi="Arial" w:eastAsia="Arial" w:cs="Arial"/>
                 <w:i w:val="false"/>
                 <w:b w:val="false"/>
                 <w:u w:val="none"/>
@@ -2721,29 +2764,30 @@
           </w:tcPr>
           <w:p>
             <w:pPr>
-              <w:jc w:val="center"/>
-              <w:pBdr>
-                <w:bottom w:val="none" w:sz="0" w:space="0" w:color="000000"/>
-                <w:top w:val="none" w:sz="0" w:space="0" w:color="000000"/>
-                <w:left w:val="none" w:sz="0" w:space="0" w:color="000000"/>
-                <w:right w:val="none" w:sz="0" w:space="0" w:color="000000"/>
-              </w:pBdr>
-              <w:spacing w:after="100" w:before="100" w:line="240"/>
-              <w:ind w:left="100" w:right="100" w:firstLine="0" w:firstLineChars="0"/>
-              <w:rPr>
-                <w:rFonts w:ascii="Helvetica" w:hAnsi="Helvetica" w:eastAsia="Helvetica" w:cs="Helvetica"/>
-                <w:i w:val="false"/>
-                <w:b w:val="false"/>
-                <w:u w:val="none"/>
-                <w:strike w:val="false"/>
-                <w:sz w:val="22"/>
-                <w:szCs w:val="22"/>
-                <w:color w:val="000000"/>
-              </w:rPr>
-            </w:pPr>
-            <w:r>
-              <w:rPr>
-                <w:rFonts w:ascii="Helvetica" w:hAnsi="Helvetica" w:eastAsia="Helvetica" w:cs="Helvetica"/>
+              <w:pStyle w:val="Normal"/>
+              <w:jc w:val="center"/>
+              <w:pBdr>
+                <w:bottom w:val="none" w:sz="0" w:space="0" w:color="000000"/>
+                <w:top w:val="none" w:sz="0" w:space="0" w:color="000000"/>
+                <w:left w:val="none" w:sz="0" w:space="0" w:color="000000"/>
+                <w:right w:val="none" w:sz="0" w:space="0" w:color="000000"/>
+              </w:pBdr>
+              <w:spacing w:after="100" w:before="100" w:line="240"/>
+              <w:ind w:left="100" w:right="100" w:firstLine="0" w:firstLineChars="0"/>
+              <w:rPr>
+                <w:rFonts w:ascii="Arial" w:hAnsi="Arial" w:eastAsia="Arial" w:cs="Arial"/>
+                <w:i w:val="false"/>
+                <w:b w:val="false"/>
+                <w:u w:val="none"/>
+                <w:strike w:val="false"/>
+                <w:sz w:val="22"/>
+                <w:szCs w:val="22"/>
+                <w:color w:val="000000"/>
+              </w:rPr>
+            </w:pPr>
+            <w:r>
+              <w:rPr>
+                <w:rFonts w:ascii="Arial" w:hAnsi="Arial" w:eastAsia="Arial" w:cs="Arial"/>
                 <w:i w:val="false"/>
                 <w:b w:val="false"/>
                 <w:u w:val="none"/>
@@ -2775,29 +2819,30 @@
           </w:tcPr>
           <w:p>
             <w:pPr>
-              <w:jc w:val="center"/>
-              <w:pBdr>
-                <w:bottom w:val="none" w:sz="0" w:space="0" w:color="000000"/>
-                <w:top w:val="none" w:sz="0" w:space="0" w:color="000000"/>
-                <w:left w:val="none" w:sz="0" w:space="0" w:color="000000"/>
-                <w:right w:val="none" w:sz="0" w:space="0" w:color="000000"/>
-              </w:pBdr>
-              <w:spacing w:after="100" w:before="100" w:line="240"/>
-              <w:ind w:left="100" w:right="100" w:firstLine="0" w:firstLineChars="0"/>
-              <w:rPr>
-                <w:rFonts w:ascii="Helvetica" w:hAnsi="Helvetica" w:eastAsia="Helvetica" w:cs="Helvetica"/>
-                <w:i w:val="false"/>
-                <w:b w:val="false"/>
-                <w:u w:val="none"/>
-                <w:strike w:val="false"/>
-                <w:sz w:val="22"/>
-                <w:szCs w:val="22"/>
-                <w:color w:val="000000"/>
-              </w:rPr>
-            </w:pPr>
-            <w:r>
-              <w:rPr>
-                <w:rFonts w:ascii="Helvetica" w:hAnsi="Helvetica" w:eastAsia="Helvetica" w:cs="Helvetica"/>
+              <w:pStyle w:val="Normal"/>
+              <w:jc w:val="center"/>
+              <w:pBdr>
+                <w:bottom w:val="none" w:sz="0" w:space="0" w:color="000000"/>
+                <w:top w:val="none" w:sz="0" w:space="0" w:color="000000"/>
+                <w:left w:val="none" w:sz="0" w:space="0" w:color="000000"/>
+                <w:right w:val="none" w:sz="0" w:space="0" w:color="000000"/>
+              </w:pBdr>
+              <w:spacing w:after="100" w:before="100" w:line="240"/>
+              <w:ind w:left="100" w:right="100" w:firstLine="0" w:firstLineChars="0"/>
+              <w:rPr>
+                <w:rFonts w:ascii="Arial" w:hAnsi="Arial" w:eastAsia="Arial" w:cs="Arial"/>
+                <w:i w:val="false"/>
+                <w:b w:val="false"/>
+                <w:u w:val="none"/>
+                <w:strike w:val="false"/>
+                <w:sz w:val="22"/>
+                <w:szCs w:val="22"/>
+                <w:color w:val="000000"/>
+              </w:rPr>
+            </w:pPr>
+            <w:r>
+              <w:rPr>
+                <w:rFonts w:ascii="Arial" w:hAnsi="Arial" w:eastAsia="Arial" w:cs="Arial"/>
                 <w:i w:val="false"/>
                 <w:b w:val="false"/>
                 <w:u w:val="none"/>
@@ -2829,29 +2874,30 @@
           </w:tcPr>
           <w:p>
             <w:pPr>
-              <w:jc w:val="center"/>
-              <w:pBdr>
-                <w:bottom w:val="none" w:sz="0" w:space="0" w:color="000000"/>
-                <w:top w:val="none" w:sz="0" w:space="0" w:color="000000"/>
-                <w:left w:val="none" w:sz="0" w:space="0" w:color="000000"/>
-                <w:right w:val="none" w:sz="0" w:space="0" w:color="000000"/>
-              </w:pBdr>
-              <w:spacing w:after="100" w:before="100" w:line="240"/>
-              <w:ind w:left="100" w:right="100" w:firstLine="0" w:firstLineChars="0"/>
-              <w:rPr>
-                <w:rFonts w:ascii="Helvetica" w:hAnsi="Helvetica" w:eastAsia="Helvetica" w:cs="Helvetica"/>
-                <w:i w:val="false"/>
-                <w:b w:val="false"/>
-                <w:u w:val="none"/>
-                <w:strike w:val="false"/>
-                <w:sz w:val="22"/>
-                <w:szCs w:val="22"/>
-                <w:color w:val="000000"/>
-              </w:rPr>
-            </w:pPr>
-            <w:r>
-              <w:rPr>
-                <w:rFonts w:ascii="Helvetica" w:hAnsi="Helvetica" w:eastAsia="Helvetica" w:cs="Helvetica"/>
+              <w:pStyle w:val="Normal"/>
+              <w:jc w:val="center"/>
+              <w:pBdr>
+                <w:bottom w:val="none" w:sz="0" w:space="0" w:color="000000"/>
+                <w:top w:val="none" w:sz="0" w:space="0" w:color="000000"/>
+                <w:left w:val="none" w:sz="0" w:space="0" w:color="000000"/>
+                <w:right w:val="none" w:sz="0" w:space="0" w:color="000000"/>
+              </w:pBdr>
+              <w:spacing w:after="100" w:before="100" w:line="240"/>
+              <w:ind w:left="100" w:right="100" w:firstLine="0" w:firstLineChars="0"/>
+              <w:rPr>
+                <w:rFonts w:ascii="Arial" w:hAnsi="Arial" w:eastAsia="Arial" w:cs="Arial"/>
+                <w:i w:val="false"/>
+                <w:b w:val="false"/>
+                <w:u w:val="none"/>
+                <w:strike w:val="false"/>
+                <w:sz w:val="22"/>
+                <w:szCs w:val="22"/>
+                <w:color w:val="000000"/>
+              </w:rPr>
+            </w:pPr>
+            <w:r>
+              <w:rPr>
+                <w:rFonts w:ascii="Arial" w:hAnsi="Arial" w:eastAsia="Arial" w:cs="Arial"/>
                 <w:i w:val="false"/>
                 <w:b w:val="false"/>
                 <w:u w:val="none"/>
@@ -2883,29 +2929,30 @@
           </w:tcPr>
           <w:p>
             <w:pPr>
-              <w:jc w:val="center"/>
-              <w:pBdr>
-                <w:bottom w:val="none" w:sz="0" w:space="0" w:color="000000"/>
-                <w:top w:val="none" w:sz="0" w:space="0" w:color="000000"/>
-                <w:left w:val="none" w:sz="0" w:space="0" w:color="000000"/>
-                <w:right w:val="none" w:sz="0" w:space="0" w:color="000000"/>
-              </w:pBdr>
-              <w:spacing w:after="100" w:before="100" w:line="240"/>
-              <w:ind w:left="100" w:right="100" w:firstLine="0" w:firstLineChars="0"/>
-              <w:rPr>
-                <w:rFonts w:ascii="Helvetica" w:hAnsi="Helvetica" w:eastAsia="Helvetica" w:cs="Helvetica"/>
-                <w:i w:val="false"/>
-                <w:b w:val="false"/>
-                <w:u w:val="none"/>
-                <w:strike w:val="false"/>
-                <w:sz w:val="22"/>
-                <w:szCs w:val="22"/>
-                <w:color w:val="000000"/>
-              </w:rPr>
-            </w:pPr>
-            <w:r>
-              <w:rPr>
-                <w:rFonts w:ascii="Helvetica" w:hAnsi="Helvetica" w:eastAsia="Helvetica" w:cs="Helvetica"/>
+              <w:pStyle w:val="Normal"/>
+              <w:jc w:val="center"/>
+              <w:pBdr>
+                <w:bottom w:val="none" w:sz="0" w:space="0" w:color="000000"/>
+                <w:top w:val="none" w:sz="0" w:space="0" w:color="000000"/>
+                <w:left w:val="none" w:sz="0" w:space="0" w:color="000000"/>
+                <w:right w:val="none" w:sz="0" w:space="0" w:color="000000"/>
+              </w:pBdr>
+              <w:spacing w:after="100" w:before="100" w:line="240"/>
+              <w:ind w:left="100" w:right="100" w:firstLine="0" w:firstLineChars="0"/>
+              <w:rPr>
+                <w:rFonts w:ascii="Arial" w:hAnsi="Arial" w:eastAsia="Arial" w:cs="Arial"/>
+                <w:i w:val="false"/>
+                <w:b w:val="false"/>
+                <w:u w:val="none"/>
+                <w:strike w:val="false"/>
+                <w:sz w:val="22"/>
+                <w:szCs w:val="22"/>
+                <w:color w:val="000000"/>
+              </w:rPr>
+            </w:pPr>
+            <w:r>
+              <w:rPr>
+                <w:rFonts w:ascii="Arial" w:hAnsi="Arial" w:eastAsia="Arial" w:cs="Arial"/>
                 <w:i w:val="false"/>
                 <w:b w:val="false"/>
                 <w:u w:val="none"/>
@@ -2937,29 +2984,30 @@
           </w:tcPr>
           <w:p>
             <w:pPr>
-              <w:jc w:val="center"/>
-              <w:pBdr>
-                <w:bottom w:val="none" w:sz="0" w:space="0" w:color="000000"/>
-                <w:top w:val="none" w:sz="0" w:space="0" w:color="000000"/>
-                <w:left w:val="none" w:sz="0" w:space="0" w:color="000000"/>
-                <w:right w:val="none" w:sz="0" w:space="0" w:color="000000"/>
-              </w:pBdr>
-              <w:spacing w:after="100" w:before="100" w:line="240"/>
-              <w:ind w:left="100" w:right="100" w:firstLine="0" w:firstLineChars="0"/>
-              <w:rPr>
-                <w:rFonts w:ascii="Helvetica" w:hAnsi="Helvetica" w:eastAsia="Helvetica" w:cs="Helvetica"/>
-                <w:i w:val="false"/>
-                <w:b w:val="false"/>
-                <w:u w:val="none"/>
-                <w:strike w:val="false"/>
-                <w:sz w:val="22"/>
-                <w:szCs w:val="22"/>
-                <w:color w:val="000000"/>
-              </w:rPr>
-            </w:pPr>
-            <w:r>
-              <w:rPr>
-                <w:rFonts w:ascii="Helvetica" w:hAnsi="Helvetica" w:eastAsia="Helvetica" w:cs="Helvetica"/>
+              <w:pStyle w:val="Normal"/>
+              <w:jc w:val="center"/>
+              <w:pBdr>
+                <w:bottom w:val="none" w:sz="0" w:space="0" w:color="000000"/>
+                <w:top w:val="none" w:sz="0" w:space="0" w:color="000000"/>
+                <w:left w:val="none" w:sz="0" w:space="0" w:color="000000"/>
+                <w:right w:val="none" w:sz="0" w:space="0" w:color="000000"/>
+              </w:pBdr>
+              <w:spacing w:after="100" w:before="100" w:line="240"/>
+              <w:ind w:left="100" w:right="100" w:firstLine="0" w:firstLineChars="0"/>
+              <w:rPr>
+                <w:rFonts w:ascii="Arial" w:hAnsi="Arial" w:eastAsia="Arial" w:cs="Arial"/>
+                <w:i w:val="false"/>
+                <w:b w:val="false"/>
+                <w:u w:val="none"/>
+                <w:strike w:val="false"/>
+                <w:sz w:val="22"/>
+                <w:szCs w:val="22"/>
+                <w:color w:val="000000"/>
+              </w:rPr>
+            </w:pPr>
+            <w:r>
+              <w:rPr>
+                <w:rFonts w:ascii="Arial" w:hAnsi="Arial" w:eastAsia="Arial" w:cs="Arial"/>
                 <w:i w:val="false"/>
                 <w:b w:val="false"/>
                 <w:u w:val="none"/>
@@ -2991,29 +3039,30 @@
           </w:tcPr>
           <w:p>
             <w:pPr>
-              <w:jc w:val="center"/>
-              <w:pBdr>
-                <w:bottom w:val="none" w:sz="0" w:space="0" w:color="000000"/>
-                <w:top w:val="none" w:sz="0" w:space="0" w:color="000000"/>
-                <w:left w:val="none" w:sz="0" w:space="0" w:color="000000"/>
-                <w:right w:val="none" w:sz="0" w:space="0" w:color="000000"/>
-              </w:pBdr>
-              <w:spacing w:after="100" w:before="100" w:line="240"/>
-              <w:ind w:left="100" w:right="100" w:firstLine="0" w:firstLineChars="0"/>
-              <w:rPr>
-                <w:rFonts w:ascii="Helvetica" w:hAnsi="Helvetica" w:eastAsia="Helvetica" w:cs="Helvetica"/>
-                <w:i w:val="false"/>
-                <w:b w:val="false"/>
-                <w:u w:val="none"/>
-                <w:strike w:val="false"/>
-                <w:sz w:val="22"/>
-                <w:szCs w:val="22"/>
-                <w:color w:val="000000"/>
-              </w:rPr>
-            </w:pPr>
-            <w:r>
-              <w:rPr>
-                <w:rFonts w:ascii="Helvetica" w:hAnsi="Helvetica" w:eastAsia="Helvetica" w:cs="Helvetica"/>
+              <w:pStyle w:val="Normal"/>
+              <w:jc w:val="center"/>
+              <w:pBdr>
+                <w:bottom w:val="none" w:sz="0" w:space="0" w:color="000000"/>
+                <w:top w:val="none" w:sz="0" w:space="0" w:color="000000"/>
+                <w:left w:val="none" w:sz="0" w:space="0" w:color="000000"/>
+                <w:right w:val="none" w:sz="0" w:space="0" w:color="000000"/>
+              </w:pBdr>
+              <w:spacing w:after="100" w:before="100" w:line="240"/>
+              <w:ind w:left="100" w:right="100" w:firstLine="0" w:firstLineChars="0"/>
+              <w:rPr>
+                <w:rFonts w:ascii="Arial" w:hAnsi="Arial" w:eastAsia="Arial" w:cs="Arial"/>
+                <w:i w:val="false"/>
+                <w:b w:val="false"/>
+                <w:u w:val="none"/>
+                <w:strike w:val="false"/>
+                <w:sz w:val="22"/>
+                <w:szCs w:val="22"/>
+                <w:color w:val="000000"/>
+              </w:rPr>
+            </w:pPr>
+            <w:r>
+              <w:rPr>
+                <w:rFonts w:ascii="Arial" w:hAnsi="Arial" w:eastAsia="Arial" w:cs="Arial"/>
                 <w:i w:val="false"/>
                 <w:b w:val="false"/>
                 <w:u w:val="none"/>
@@ -3045,29 +3094,30 @@
           </w:tcPr>
           <w:p>
             <w:pPr>
-              <w:jc w:val="center"/>
-              <w:pBdr>
-                <w:bottom w:val="none" w:sz="0" w:space="0" w:color="000000"/>
-                <w:top w:val="none" w:sz="0" w:space="0" w:color="000000"/>
-                <w:left w:val="none" w:sz="0" w:space="0" w:color="000000"/>
-                <w:right w:val="none" w:sz="0" w:space="0" w:color="000000"/>
-              </w:pBdr>
-              <w:spacing w:after="100" w:before="100" w:line="240"/>
-              <w:ind w:left="100" w:right="100" w:firstLine="0" w:firstLineChars="0"/>
-              <w:rPr>
-                <w:rFonts w:ascii="Helvetica" w:hAnsi="Helvetica" w:eastAsia="Helvetica" w:cs="Helvetica"/>
-                <w:i w:val="false"/>
-                <w:b w:val="false"/>
-                <w:u w:val="none"/>
-                <w:strike w:val="false"/>
-                <w:sz w:val="22"/>
-                <w:szCs w:val="22"/>
-                <w:color w:val="000000"/>
-              </w:rPr>
-            </w:pPr>
-            <w:r>
-              <w:rPr>
-                <w:rFonts w:ascii="Helvetica" w:hAnsi="Helvetica" w:eastAsia="Helvetica" w:cs="Helvetica"/>
+              <w:pStyle w:val="Normal"/>
+              <w:jc w:val="center"/>
+              <w:pBdr>
+                <w:bottom w:val="none" w:sz="0" w:space="0" w:color="000000"/>
+                <w:top w:val="none" w:sz="0" w:space="0" w:color="000000"/>
+                <w:left w:val="none" w:sz="0" w:space="0" w:color="000000"/>
+                <w:right w:val="none" w:sz="0" w:space="0" w:color="000000"/>
+              </w:pBdr>
+              <w:spacing w:after="100" w:before="100" w:line="240"/>
+              <w:ind w:left="100" w:right="100" w:firstLine="0" w:firstLineChars="0"/>
+              <w:rPr>
+                <w:rFonts w:ascii="Arial" w:hAnsi="Arial" w:eastAsia="Arial" w:cs="Arial"/>
+                <w:i w:val="false"/>
+                <w:b w:val="false"/>
+                <w:u w:val="none"/>
+                <w:strike w:val="false"/>
+                <w:sz w:val="22"/>
+                <w:szCs w:val="22"/>
+                <w:color w:val="000000"/>
+              </w:rPr>
+            </w:pPr>
+            <w:r>
+              <w:rPr>
+                <w:rFonts w:ascii="Arial" w:hAnsi="Arial" w:eastAsia="Arial" w:cs="Arial"/>
                 <w:i w:val="false"/>
                 <w:b w:val="false"/>
                 <w:u w:val="none"/>
@@ -3099,29 +3149,30 @@
           </w:tcPr>
           <w:p>
             <w:pPr>
-              <w:jc w:val="center"/>
-              <w:pBdr>
-                <w:bottom w:val="none" w:sz="0" w:space="0" w:color="000000"/>
-                <w:top w:val="none" w:sz="0" w:space="0" w:color="000000"/>
-                <w:left w:val="none" w:sz="0" w:space="0" w:color="000000"/>
-                <w:right w:val="none" w:sz="0" w:space="0" w:color="000000"/>
-              </w:pBdr>
-              <w:spacing w:after="100" w:before="100" w:line="240"/>
-              <w:ind w:left="100" w:right="100" w:firstLine="0" w:firstLineChars="0"/>
-              <w:rPr>
-                <w:rFonts w:ascii="Helvetica" w:hAnsi="Helvetica" w:eastAsia="Helvetica" w:cs="Helvetica"/>
-                <w:i w:val="false"/>
-                <w:b w:val="false"/>
-                <w:u w:val="none"/>
-                <w:strike w:val="false"/>
-                <w:sz w:val="22"/>
-                <w:szCs w:val="22"/>
-                <w:color w:val="000000"/>
-              </w:rPr>
-            </w:pPr>
-            <w:r>
-              <w:rPr>
-                <w:rFonts w:ascii="Helvetica" w:hAnsi="Helvetica" w:eastAsia="Helvetica" w:cs="Helvetica"/>
+              <w:pStyle w:val="Normal"/>
+              <w:jc w:val="center"/>
+              <w:pBdr>
+                <w:bottom w:val="none" w:sz="0" w:space="0" w:color="000000"/>
+                <w:top w:val="none" w:sz="0" w:space="0" w:color="000000"/>
+                <w:left w:val="none" w:sz="0" w:space="0" w:color="000000"/>
+                <w:right w:val="none" w:sz="0" w:space="0" w:color="000000"/>
+              </w:pBdr>
+              <w:spacing w:after="100" w:before="100" w:line="240"/>
+              <w:ind w:left="100" w:right="100" w:firstLine="0" w:firstLineChars="0"/>
+              <w:rPr>
+                <w:rFonts w:ascii="Arial" w:hAnsi="Arial" w:eastAsia="Arial" w:cs="Arial"/>
+                <w:i w:val="false"/>
+                <w:b w:val="false"/>
+                <w:u w:val="none"/>
+                <w:strike w:val="false"/>
+                <w:sz w:val="22"/>
+                <w:szCs w:val="22"/>
+                <w:color w:val="000000"/>
+              </w:rPr>
+            </w:pPr>
+            <w:r>
+              <w:rPr>
+                <w:rFonts w:ascii="Arial" w:hAnsi="Arial" w:eastAsia="Arial" w:cs="Arial"/>
                 <w:i w:val="false"/>
                 <w:b w:val="false"/>
                 <w:u w:val="none"/>
@@ -3153,29 +3204,30 @@
           </w:tcPr>
           <w:p>
             <w:pPr>
-              <w:jc w:val="center"/>
-              <w:pBdr>
-                <w:bottom w:val="none" w:sz="0" w:space="0" w:color="000000"/>
-                <w:top w:val="none" w:sz="0" w:space="0" w:color="000000"/>
-                <w:left w:val="none" w:sz="0" w:space="0" w:color="000000"/>
-                <w:right w:val="none" w:sz="0" w:space="0" w:color="000000"/>
-              </w:pBdr>
-              <w:spacing w:after="100" w:before="100" w:line="240"/>
-              <w:ind w:left="100" w:right="100" w:firstLine="0" w:firstLineChars="0"/>
-              <w:rPr>
-                <w:rFonts w:ascii="Helvetica" w:hAnsi="Helvetica" w:eastAsia="Helvetica" w:cs="Helvetica"/>
-                <w:i w:val="false"/>
-                <w:b w:val="false"/>
-                <w:u w:val="none"/>
-                <w:strike w:val="false"/>
-                <w:sz w:val="22"/>
-                <w:szCs w:val="22"/>
-                <w:color w:val="000000"/>
-              </w:rPr>
-            </w:pPr>
-            <w:r>
-              <w:rPr>
-                <w:rFonts w:ascii="Helvetica" w:hAnsi="Helvetica" w:eastAsia="Helvetica" w:cs="Helvetica"/>
+              <w:pStyle w:val="Normal"/>
+              <w:jc w:val="center"/>
+              <w:pBdr>
+                <w:bottom w:val="none" w:sz="0" w:space="0" w:color="000000"/>
+                <w:top w:val="none" w:sz="0" w:space="0" w:color="000000"/>
+                <w:left w:val="none" w:sz="0" w:space="0" w:color="000000"/>
+                <w:right w:val="none" w:sz="0" w:space="0" w:color="000000"/>
+              </w:pBdr>
+              <w:spacing w:after="100" w:before="100" w:line="240"/>
+              <w:ind w:left="100" w:right="100" w:firstLine="0" w:firstLineChars="0"/>
+              <w:rPr>
+                <w:rFonts w:ascii="Arial" w:hAnsi="Arial" w:eastAsia="Arial" w:cs="Arial"/>
+                <w:i w:val="false"/>
+                <w:b w:val="false"/>
+                <w:u w:val="none"/>
+                <w:strike w:val="false"/>
+                <w:sz w:val="22"/>
+                <w:szCs w:val="22"/>
+                <w:color w:val="000000"/>
+              </w:rPr>
+            </w:pPr>
+            <w:r>
+              <w:rPr>
+                <w:rFonts w:ascii="Arial" w:hAnsi="Arial" w:eastAsia="Arial" w:cs="Arial"/>
                 <w:i w:val="false"/>
                 <w:b w:val="false"/>
                 <w:u w:val="none"/>
@@ -3207,29 +3259,30 @@
           </w:tcPr>
           <w:p>
             <w:pPr>
-              <w:jc w:val="center"/>
-              <w:pBdr>
-                <w:bottom w:val="none" w:sz="0" w:space="0" w:color="000000"/>
-                <w:top w:val="none" w:sz="0" w:space="0" w:color="000000"/>
-                <w:left w:val="none" w:sz="0" w:space="0" w:color="000000"/>
-                <w:right w:val="none" w:sz="0" w:space="0" w:color="000000"/>
-              </w:pBdr>
-              <w:spacing w:after="100" w:before="100" w:line="240"/>
-              <w:ind w:left="100" w:right="100" w:firstLine="0" w:firstLineChars="0"/>
-              <w:rPr>
-                <w:rFonts w:ascii="Helvetica" w:hAnsi="Helvetica" w:eastAsia="Helvetica" w:cs="Helvetica"/>
-                <w:i w:val="false"/>
-                <w:b w:val="false"/>
-                <w:u w:val="none"/>
-                <w:strike w:val="false"/>
-                <w:sz w:val="22"/>
-                <w:szCs w:val="22"/>
-                <w:color w:val="000000"/>
-              </w:rPr>
-            </w:pPr>
-            <w:r>
-              <w:rPr>
-                <w:rFonts w:ascii="Helvetica" w:hAnsi="Helvetica" w:eastAsia="Helvetica" w:cs="Helvetica"/>
+              <w:pStyle w:val="Normal"/>
+              <w:jc w:val="center"/>
+              <w:pBdr>
+                <w:bottom w:val="none" w:sz="0" w:space="0" w:color="000000"/>
+                <w:top w:val="none" w:sz="0" w:space="0" w:color="000000"/>
+                <w:left w:val="none" w:sz="0" w:space="0" w:color="000000"/>
+                <w:right w:val="none" w:sz="0" w:space="0" w:color="000000"/>
+              </w:pBdr>
+              <w:spacing w:after="100" w:before="100" w:line="240"/>
+              <w:ind w:left="100" w:right="100" w:firstLine="0" w:firstLineChars="0"/>
+              <w:rPr>
+                <w:rFonts w:ascii="Arial" w:hAnsi="Arial" w:eastAsia="Arial" w:cs="Arial"/>
+                <w:i w:val="false"/>
+                <w:b w:val="false"/>
+                <w:u w:val="none"/>
+                <w:strike w:val="false"/>
+                <w:sz w:val="22"/>
+                <w:szCs w:val="22"/>
+                <w:color w:val="000000"/>
+              </w:rPr>
+            </w:pPr>
+            <w:r>
+              <w:rPr>
+                <w:rFonts w:ascii="Arial" w:hAnsi="Arial" w:eastAsia="Arial" w:cs="Arial"/>
                 <w:i w:val="false"/>
                 <w:b w:val="false"/>
                 <w:u w:val="none"/>
@@ -3245,51 +3298,51 @@
       </w:tr>
       <w:tr>
         <w:trPr>
-          <w:trHeight w:val="591" w:hRule="auto"/>
+          <w:trHeight w:val="600" w:hRule="auto"/>
         </w:trPr>
-        body 5
-        <w:tc>
-          <w:tcPr>
-            <w:tcBorders>
-              <w:bottom w:val="single" w:sz="6" w:space="0" w:color="666666"/>
-              <w:top w:val="single" w:sz="6" w:space="0" w:color="666666"/>
-              <w:left w:val="none" w:sz="0" w:space="0" w:color="000000"/>
-              <w:right w:val="none" w:sz="0" w:space="0" w:color="000000"/>
-            </w:tcBorders>
-            <w:shd w:val="clear" w:color="auto" w:fill="FFFFFF"/>
-            <w:tcMar>
-              <w:top w:w="0" w:type="dxa"/>
-              <w:bottom w:w="0" w:type="dxa"/>
-              <w:left w:w="0" w:type="dxa"/>
-              <w:right w:w="0" w:type="dxa"/>
-            </w:tcMar>
-            <w:vAlign w:val="center"/>
-          </w:tcPr>
-          <w:p>
-            <w:pPr>
-              <w:jc w:val="center"/>
-              <w:pBdr>
-                <w:bottom w:val="none" w:sz="0" w:space="0" w:color="000000"/>
-                <w:top w:val="none" w:sz="0" w:space="0" w:color="000000"/>
-                <w:left w:val="none" w:sz="0" w:space="0" w:color="000000"/>
-                <w:right w:val="none" w:sz="0" w:space="0" w:color="000000"/>
-              </w:pBdr>
-              <w:spacing w:after="100" w:before="100" w:line="240"/>
-              <w:ind w:left="100" w:right="100" w:firstLine="0" w:firstLineChars="0"/>
-              <w:rPr>
-                <w:rFonts w:ascii="Helvetica" w:hAnsi="Helvetica" w:eastAsia="Helvetica" w:cs="Helvetica"/>
-                <w:i w:val="false"/>
-                <w:b w:val="false"/>
-                <w:u w:val="none"/>
-                <w:strike w:val="false"/>
-                <w:sz w:val="22"/>
-                <w:szCs w:val="22"/>
-                <w:color w:val="000000"/>
-              </w:rPr>
-            </w:pPr>
-            <w:r>
-              <w:rPr>
-                <w:rFonts w:ascii="Helvetica" w:hAnsi="Helvetica" w:eastAsia="Helvetica" w:cs="Helvetica"/>
+        <w:tc>
+          <w:tcPr>
+            <w:tcBorders>
+              <w:bottom w:val="single" w:sz="6" w:space="0" w:color="666666"/>
+              <w:top w:val="single" w:sz="6" w:space="0" w:color="666666"/>
+              <w:left w:val="none" w:sz="0" w:space="0" w:color="000000"/>
+              <w:right w:val="none" w:sz="0" w:space="0" w:color="000000"/>
+            </w:tcBorders>
+            <w:shd w:val="clear" w:color="auto" w:fill="FFFFFF"/>
+            <w:tcMar>
+              <w:top w:w="0" w:type="dxa"/>
+              <w:bottom w:w="0" w:type="dxa"/>
+              <w:left w:w="0" w:type="dxa"/>
+              <w:right w:w="0" w:type="dxa"/>
+            </w:tcMar>
+            <w:vAlign w:val="center"/>
+          </w:tcPr>
+          <w:p>
+            <w:pPr>
+              <w:pStyle w:val="Normal"/>
+              <w:jc w:val="center"/>
+              <w:pBdr>
+                <w:bottom w:val="none" w:sz="0" w:space="0" w:color="000000"/>
+                <w:top w:val="none" w:sz="0" w:space="0" w:color="000000"/>
+                <w:left w:val="none" w:sz="0" w:space="0" w:color="000000"/>
+                <w:right w:val="none" w:sz="0" w:space="0" w:color="000000"/>
+              </w:pBdr>
+              <w:spacing w:after="100" w:before="100" w:line="240"/>
+              <w:ind w:left="100" w:right="100" w:firstLine="0" w:firstLineChars="0"/>
+              <w:rPr>
+                <w:rFonts w:ascii="Arial" w:hAnsi="Arial" w:eastAsia="Arial" w:cs="Arial"/>
+                <w:i w:val="false"/>
+                <w:b w:val="false"/>
+                <w:u w:val="none"/>
+                <w:strike w:val="false"/>
+                <w:sz w:val="22"/>
+                <w:szCs w:val="22"/>
+                <w:color w:val="000000"/>
+              </w:rPr>
+            </w:pPr>
+            <w:r>
+              <w:rPr>
+                <w:rFonts w:ascii="Arial" w:hAnsi="Arial" w:eastAsia="Arial" w:cs="Arial"/>
                 <w:i w:val="false"/>
                 <w:b w:val="false"/>
                 <w:u w:val="none"/>
@@ -3321,29 +3374,30 @@
           </w:tcPr>
           <w:p>
             <w:pPr>
-              <w:jc w:val="center"/>
-              <w:pBdr>
-                <w:bottom w:val="none" w:sz="0" w:space="0" w:color="000000"/>
-                <w:top w:val="none" w:sz="0" w:space="0" w:color="000000"/>
-                <w:left w:val="none" w:sz="0" w:space="0" w:color="000000"/>
-                <w:right w:val="none" w:sz="0" w:space="0" w:color="000000"/>
-              </w:pBdr>
-              <w:spacing w:after="100" w:before="100" w:line="240"/>
-              <w:ind w:left="100" w:right="100" w:firstLine="0" w:firstLineChars="0"/>
-              <w:rPr>
-                <w:rFonts w:ascii="Helvetica" w:hAnsi="Helvetica" w:eastAsia="Helvetica" w:cs="Helvetica"/>
-                <w:i w:val="false"/>
-                <w:b w:val="false"/>
-                <w:u w:val="none"/>
-                <w:strike w:val="false"/>
-                <w:sz w:val="22"/>
-                <w:szCs w:val="22"/>
-                <w:color w:val="000000"/>
-              </w:rPr>
-            </w:pPr>
-            <w:r>
-              <w:rPr>
-                <w:rFonts w:ascii="Helvetica" w:hAnsi="Helvetica" w:eastAsia="Helvetica" w:cs="Helvetica"/>
+              <w:pStyle w:val="Normal"/>
+              <w:jc w:val="center"/>
+              <w:pBdr>
+                <w:bottom w:val="none" w:sz="0" w:space="0" w:color="000000"/>
+                <w:top w:val="none" w:sz="0" w:space="0" w:color="000000"/>
+                <w:left w:val="none" w:sz="0" w:space="0" w:color="000000"/>
+                <w:right w:val="none" w:sz="0" w:space="0" w:color="000000"/>
+              </w:pBdr>
+              <w:spacing w:after="100" w:before="100" w:line="240"/>
+              <w:ind w:left="100" w:right="100" w:firstLine="0" w:firstLineChars="0"/>
+              <w:rPr>
+                <w:rFonts w:ascii="Arial" w:hAnsi="Arial" w:eastAsia="Arial" w:cs="Arial"/>
+                <w:i w:val="false"/>
+                <w:b w:val="false"/>
+                <w:u w:val="none"/>
+                <w:strike w:val="false"/>
+                <w:sz w:val="22"/>
+                <w:szCs w:val="22"/>
+                <w:color w:val="000000"/>
+              </w:rPr>
+            </w:pPr>
+            <w:r>
+              <w:rPr>
+                <w:rFonts w:ascii="Arial" w:hAnsi="Arial" w:eastAsia="Arial" w:cs="Arial"/>
                 <w:i w:val="false"/>
                 <w:b w:val="false"/>
                 <w:u w:val="none"/>
@@ -3375,29 +3429,30 @@
           </w:tcPr>
           <w:p>
             <w:pPr>
-              <w:jc w:val="center"/>
-              <w:pBdr>
-                <w:bottom w:val="none" w:sz="0" w:space="0" w:color="000000"/>
-                <w:top w:val="none" w:sz="0" w:space="0" w:color="000000"/>
-                <w:left w:val="none" w:sz="0" w:space="0" w:color="000000"/>
-                <w:right w:val="none" w:sz="0" w:space="0" w:color="000000"/>
-              </w:pBdr>
-              <w:spacing w:after="100" w:before="100" w:line="240"/>
-              <w:ind w:left="100" w:right="100" w:firstLine="0" w:firstLineChars="0"/>
-              <w:rPr>
-                <w:rFonts w:ascii="Helvetica" w:hAnsi="Helvetica" w:eastAsia="Helvetica" w:cs="Helvetica"/>
-                <w:i w:val="false"/>
-                <w:b w:val="false"/>
-                <w:u w:val="none"/>
-                <w:strike w:val="false"/>
-                <w:sz w:val="22"/>
-                <w:szCs w:val="22"/>
-                <w:color w:val="000000"/>
-              </w:rPr>
-            </w:pPr>
-            <w:r>
-              <w:rPr>
-                <w:rFonts w:ascii="Helvetica" w:hAnsi="Helvetica" w:eastAsia="Helvetica" w:cs="Helvetica"/>
+              <w:pStyle w:val="Normal"/>
+              <w:jc w:val="center"/>
+              <w:pBdr>
+                <w:bottom w:val="none" w:sz="0" w:space="0" w:color="000000"/>
+                <w:top w:val="none" w:sz="0" w:space="0" w:color="000000"/>
+                <w:left w:val="none" w:sz="0" w:space="0" w:color="000000"/>
+                <w:right w:val="none" w:sz="0" w:space="0" w:color="000000"/>
+              </w:pBdr>
+              <w:spacing w:after="100" w:before="100" w:line="240"/>
+              <w:ind w:left="100" w:right="100" w:firstLine="0" w:firstLineChars="0"/>
+              <w:rPr>
+                <w:rFonts w:ascii="Arial" w:hAnsi="Arial" w:eastAsia="Arial" w:cs="Arial"/>
+                <w:i w:val="false"/>
+                <w:b w:val="false"/>
+                <w:u w:val="none"/>
+                <w:strike w:val="false"/>
+                <w:sz w:val="22"/>
+                <w:szCs w:val="22"/>
+                <w:color w:val="000000"/>
+              </w:rPr>
+            </w:pPr>
+            <w:r>
+              <w:rPr>
+                <w:rFonts w:ascii="Arial" w:hAnsi="Arial" w:eastAsia="Arial" w:cs="Arial"/>
                 <w:i w:val="false"/>
                 <w:b w:val="false"/>
                 <w:u w:val="none"/>
@@ -3429,29 +3484,30 @@
           </w:tcPr>
           <w:p>
             <w:pPr>
-              <w:jc w:val="center"/>
-              <w:pBdr>
-                <w:bottom w:val="none" w:sz="0" w:space="0" w:color="000000"/>
-                <w:top w:val="none" w:sz="0" w:space="0" w:color="000000"/>
-                <w:left w:val="none" w:sz="0" w:space="0" w:color="000000"/>
-                <w:right w:val="none" w:sz="0" w:space="0" w:color="000000"/>
-              </w:pBdr>
-              <w:spacing w:after="100" w:before="100" w:line="240"/>
-              <w:ind w:left="100" w:right="100" w:firstLine="0" w:firstLineChars="0"/>
-              <w:rPr>
-                <w:rFonts w:ascii="Helvetica" w:hAnsi="Helvetica" w:eastAsia="Helvetica" w:cs="Helvetica"/>
-                <w:i w:val="false"/>
-                <w:b w:val="false"/>
-                <w:u w:val="none"/>
-                <w:strike w:val="false"/>
-                <w:sz w:val="22"/>
-                <w:szCs w:val="22"/>
-                <w:color w:val="000000"/>
-              </w:rPr>
-            </w:pPr>
-            <w:r>
-              <w:rPr>
-                <w:rFonts w:ascii="Helvetica" w:hAnsi="Helvetica" w:eastAsia="Helvetica" w:cs="Helvetica"/>
+              <w:pStyle w:val="Normal"/>
+              <w:jc w:val="center"/>
+              <w:pBdr>
+                <w:bottom w:val="none" w:sz="0" w:space="0" w:color="000000"/>
+                <w:top w:val="none" w:sz="0" w:space="0" w:color="000000"/>
+                <w:left w:val="none" w:sz="0" w:space="0" w:color="000000"/>
+                <w:right w:val="none" w:sz="0" w:space="0" w:color="000000"/>
+              </w:pBdr>
+              <w:spacing w:after="100" w:before="100" w:line="240"/>
+              <w:ind w:left="100" w:right="100" w:firstLine="0" w:firstLineChars="0"/>
+              <w:rPr>
+                <w:rFonts w:ascii="Arial" w:hAnsi="Arial" w:eastAsia="Arial" w:cs="Arial"/>
+                <w:i w:val="false"/>
+                <w:b w:val="false"/>
+                <w:u w:val="none"/>
+                <w:strike w:val="false"/>
+                <w:sz w:val="22"/>
+                <w:szCs w:val="22"/>
+                <w:color w:val="000000"/>
+              </w:rPr>
+            </w:pPr>
+            <w:r>
+              <w:rPr>
+                <w:rFonts w:ascii="Arial" w:hAnsi="Arial" w:eastAsia="Arial" w:cs="Arial"/>
                 <w:i w:val="false"/>
                 <w:b w:val="false"/>
                 <w:u w:val="none"/>
@@ -3483,29 +3539,30 @@
           </w:tcPr>
           <w:p>
             <w:pPr>
-              <w:jc w:val="center"/>
-              <w:pBdr>
-                <w:bottom w:val="none" w:sz="0" w:space="0" w:color="000000"/>
-                <w:top w:val="none" w:sz="0" w:space="0" w:color="000000"/>
-                <w:left w:val="none" w:sz="0" w:space="0" w:color="000000"/>
-                <w:right w:val="none" w:sz="0" w:space="0" w:color="000000"/>
-              </w:pBdr>
-              <w:spacing w:after="100" w:before="100" w:line="240"/>
-              <w:ind w:left="100" w:right="100" w:firstLine="0" w:firstLineChars="0"/>
-              <w:rPr>
-                <w:rFonts w:ascii="Helvetica" w:hAnsi="Helvetica" w:eastAsia="Helvetica" w:cs="Helvetica"/>
-                <w:i w:val="false"/>
-                <w:b w:val="false"/>
-                <w:u w:val="none"/>
-                <w:strike w:val="false"/>
-                <w:sz w:val="22"/>
-                <w:szCs w:val="22"/>
-                <w:color w:val="000000"/>
-              </w:rPr>
-            </w:pPr>
-            <w:r>
-              <w:rPr>
-                <w:rFonts w:ascii="Helvetica" w:hAnsi="Helvetica" w:eastAsia="Helvetica" w:cs="Helvetica"/>
+              <w:pStyle w:val="Normal"/>
+              <w:jc w:val="center"/>
+              <w:pBdr>
+                <w:bottom w:val="none" w:sz="0" w:space="0" w:color="000000"/>
+                <w:top w:val="none" w:sz="0" w:space="0" w:color="000000"/>
+                <w:left w:val="none" w:sz="0" w:space="0" w:color="000000"/>
+                <w:right w:val="none" w:sz="0" w:space="0" w:color="000000"/>
+              </w:pBdr>
+              <w:spacing w:after="100" w:before="100" w:line="240"/>
+              <w:ind w:left="100" w:right="100" w:firstLine="0" w:firstLineChars="0"/>
+              <w:rPr>
+                <w:rFonts w:ascii="Arial" w:hAnsi="Arial" w:eastAsia="Arial" w:cs="Arial"/>
+                <w:i w:val="false"/>
+                <w:b w:val="false"/>
+                <w:u w:val="none"/>
+                <w:strike w:val="false"/>
+                <w:sz w:val="22"/>
+                <w:szCs w:val="22"/>
+                <w:color w:val="000000"/>
+              </w:rPr>
+            </w:pPr>
+            <w:r>
+              <w:rPr>
+                <w:rFonts w:ascii="Arial" w:hAnsi="Arial" w:eastAsia="Arial" w:cs="Arial"/>
                 <w:i w:val="false"/>
                 <w:b w:val="false"/>
                 <w:u w:val="none"/>
@@ -3537,29 +3594,30 @@
           </w:tcPr>
           <w:p>
             <w:pPr>
-              <w:jc w:val="center"/>
-              <w:pBdr>
-                <w:bottom w:val="none" w:sz="0" w:space="0" w:color="000000"/>
-                <w:top w:val="none" w:sz="0" w:space="0" w:color="000000"/>
-                <w:left w:val="none" w:sz="0" w:space="0" w:color="000000"/>
-                <w:right w:val="none" w:sz="0" w:space="0" w:color="000000"/>
-              </w:pBdr>
-              <w:spacing w:after="100" w:before="100" w:line="240"/>
-              <w:ind w:left="100" w:right="100" w:firstLine="0" w:firstLineChars="0"/>
-              <w:rPr>
-                <w:rFonts w:ascii="Helvetica" w:hAnsi="Helvetica" w:eastAsia="Helvetica" w:cs="Helvetica"/>
-                <w:i w:val="false"/>
-                <w:b w:val="false"/>
-                <w:u w:val="none"/>
-                <w:strike w:val="false"/>
-                <w:sz w:val="22"/>
-                <w:szCs w:val="22"/>
-                <w:color w:val="000000"/>
-              </w:rPr>
-            </w:pPr>
-            <w:r>
-              <w:rPr>
-                <w:rFonts w:ascii="Helvetica" w:hAnsi="Helvetica" w:eastAsia="Helvetica" w:cs="Helvetica"/>
+              <w:pStyle w:val="Normal"/>
+              <w:jc w:val="center"/>
+              <w:pBdr>
+                <w:bottom w:val="none" w:sz="0" w:space="0" w:color="000000"/>
+                <w:top w:val="none" w:sz="0" w:space="0" w:color="000000"/>
+                <w:left w:val="none" w:sz="0" w:space="0" w:color="000000"/>
+                <w:right w:val="none" w:sz="0" w:space="0" w:color="000000"/>
+              </w:pBdr>
+              <w:spacing w:after="100" w:before="100" w:line="240"/>
+              <w:ind w:left="100" w:right="100" w:firstLine="0" w:firstLineChars="0"/>
+              <w:rPr>
+                <w:rFonts w:ascii="Arial" w:hAnsi="Arial" w:eastAsia="Arial" w:cs="Arial"/>
+                <w:i w:val="false"/>
+                <w:b w:val="false"/>
+                <w:u w:val="none"/>
+                <w:strike w:val="false"/>
+                <w:sz w:val="22"/>
+                <w:szCs w:val="22"/>
+                <w:color w:val="000000"/>
+              </w:rPr>
+            </w:pPr>
+            <w:r>
+              <w:rPr>
+                <w:rFonts w:ascii="Arial" w:hAnsi="Arial" w:eastAsia="Arial" w:cs="Arial"/>
                 <w:i w:val="false"/>
                 <w:b w:val="false"/>
                 <w:u w:val="none"/>
@@ -3591,29 +3649,30 @@
           </w:tcPr>
           <w:p>
             <w:pPr>
-              <w:jc w:val="center"/>
-              <w:pBdr>
-                <w:bottom w:val="none" w:sz="0" w:space="0" w:color="000000"/>
-                <w:top w:val="none" w:sz="0" w:space="0" w:color="000000"/>
-                <w:left w:val="none" w:sz="0" w:space="0" w:color="000000"/>
-                <w:right w:val="none" w:sz="0" w:space="0" w:color="000000"/>
-              </w:pBdr>
-              <w:spacing w:after="100" w:before="100" w:line="240"/>
-              <w:ind w:left="100" w:right="100" w:firstLine="0" w:firstLineChars="0"/>
-              <w:rPr>
-                <w:rFonts w:ascii="Helvetica" w:hAnsi="Helvetica" w:eastAsia="Helvetica" w:cs="Helvetica"/>
-                <w:i w:val="false"/>
-                <w:b w:val="false"/>
-                <w:u w:val="none"/>
-                <w:strike w:val="false"/>
-                <w:sz w:val="22"/>
-                <w:szCs w:val="22"/>
-                <w:color w:val="000000"/>
-              </w:rPr>
-            </w:pPr>
-            <w:r>
-              <w:rPr>
-                <w:rFonts w:ascii="Helvetica" w:hAnsi="Helvetica" w:eastAsia="Helvetica" w:cs="Helvetica"/>
+              <w:pStyle w:val="Normal"/>
+              <w:jc w:val="center"/>
+              <w:pBdr>
+                <w:bottom w:val="none" w:sz="0" w:space="0" w:color="000000"/>
+                <w:top w:val="none" w:sz="0" w:space="0" w:color="000000"/>
+                <w:left w:val="none" w:sz="0" w:space="0" w:color="000000"/>
+                <w:right w:val="none" w:sz="0" w:space="0" w:color="000000"/>
+              </w:pBdr>
+              <w:spacing w:after="100" w:before="100" w:line="240"/>
+              <w:ind w:left="100" w:right="100" w:firstLine="0" w:firstLineChars="0"/>
+              <w:rPr>
+                <w:rFonts w:ascii="Arial" w:hAnsi="Arial" w:eastAsia="Arial" w:cs="Arial"/>
+                <w:i w:val="false"/>
+                <w:b w:val="false"/>
+                <w:u w:val="none"/>
+                <w:strike w:val="false"/>
+                <w:sz w:val="22"/>
+                <w:szCs w:val="22"/>
+                <w:color w:val="000000"/>
+              </w:rPr>
+            </w:pPr>
+            <w:r>
+              <w:rPr>
+                <w:rFonts w:ascii="Arial" w:hAnsi="Arial" w:eastAsia="Arial" w:cs="Arial"/>
                 <w:i w:val="false"/>
                 <w:b w:val="false"/>
                 <w:u w:val="none"/>
@@ -3645,29 +3704,30 @@
           </w:tcPr>
           <w:p>
             <w:pPr>
-              <w:jc w:val="center"/>
-              <w:pBdr>
-                <w:bottom w:val="none" w:sz="0" w:space="0" w:color="000000"/>
-                <w:top w:val="none" w:sz="0" w:space="0" w:color="000000"/>
-                <w:left w:val="none" w:sz="0" w:space="0" w:color="000000"/>
-                <w:right w:val="none" w:sz="0" w:space="0" w:color="000000"/>
-              </w:pBdr>
-              <w:spacing w:after="100" w:before="100" w:line="240"/>
-              <w:ind w:left="100" w:right="100" w:firstLine="0" w:firstLineChars="0"/>
-              <w:rPr>
-                <w:rFonts w:ascii="Helvetica" w:hAnsi="Helvetica" w:eastAsia="Helvetica" w:cs="Helvetica"/>
-                <w:i w:val="false"/>
-                <w:b w:val="false"/>
-                <w:u w:val="none"/>
-                <w:strike w:val="false"/>
-                <w:sz w:val="22"/>
-                <w:szCs w:val="22"/>
-                <w:color w:val="000000"/>
-              </w:rPr>
-            </w:pPr>
-            <w:r>
-              <w:rPr>
-                <w:rFonts w:ascii="Helvetica" w:hAnsi="Helvetica" w:eastAsia="Helvetica" w:cs="Helvetica"/>
+              <w:pStyle w:val="Normal"/>
+              <w:jc w:val="center"/>
+              <w:pBdr>
+                <w:bottom w:val="none" w:sz="0" w:space="0" w:color="000000"/>
+                <w:top w:val="none" w:sz="0" w:space="0" w:color="000000"/>
+                <w:left w:val="none" w:sz="0" w:space="0" w:color="000000"/>
+                <w:right w:val="none" w:sz="0" w:space="0" w:color="000000"/>
+              </w:pBdr>
+              <w:spacing w:after="100" w:before="100" w:line="240"/>
+              <w:ind w:left="100" w:right="100" w:firstLine="0" w:firstLineChars="0"/>
+              <w:rPr>
+                <w:rFonts w:ascii="Arial" w:hAnsi="Arial" w:eastAsia="Arial" w:cs="Arial"/>
+                <w:i w:val="false"/>
+                <w:b w:val="false"/>
+                <w:u w:val="none"/>
+                <w:strike w:val="false"/>
+                <w:sz w:val="22"/>
+                <w:szCs w:val="22"/>
+                <w:color w:val="000000"/>
+              </w:rPr>
+            </w:pPr>
+            <w:r>
+              <w:rPr>
+                <w:rFonts w:ascii="Arial" w:hAnsi="Arial" w:eastAsia="Arial" w:cs="Arial"/>
                 <w:i w:val="false"/>
                 <w:b w:val="false"/>
                 <w:u w:val="none"/>
@@ -3699,29 +3759,30 @@
           </w:tcPr>
           <w:p>
             <w:pPr>
-              <w:jc w:val="center"/>
-              <w:pBdr>
-                <w:bottom w:val="none" w:sz="0" w:space="0" w:color="000000"/>
-                <w:top w:val="none" w:sz="0" w:space="0" w:color="000000"/>
-                <w:left w:val="none" w:sz="0" w:space="0" w:color="000000"/>
-                <w:right w:val="none" w:sz="0" w:space="0" w:color="000000"/>
-              </w:pBdr>
-              <w:spacing w:after="100" w:before="100" w:line="240"/>
-              <w:ind w:left="100" w:right="100" w:firstLine="0" w:firstLineChars="0"/>
-              <w:rPr>
-                <w:rFonts w:ascii="Helvetica" w:hAnsi="Helvetica" w:eastAsia="Helvetica" w:cs="Helvetica"/>
-                <w:i w:val="false"/>
-                <w:b w:val="false"/>
-                <w:u w:val="none"/>
-                <w:strike w:val="false"/>
-                <w:sz w:val="22"/>
-                <w:szCs w:val="22"/>
-                <w:color w:val="000000"/>
-              </w:rPr>
-            </w:pPr>
-            <w:r>
-              <w:rPr>
-                <w:rFonts w:ascii="Helvetica" w:hAnsi="Helvetica" w:eastAsia="Helvetica" w:cs="Helvetica"/>
+              <w:pStyle w:val="Normal"/>
+              <w:jc w:val="center"/>
+              <w:pBdr>
+                <w:bottom w:val="none" w:sz="0" w:space="0" w:color="000000"/>
+                <w:top w:val="none" w:sz="0" w:space="0" w:color="000000"/>
+                <w:left w:val="none" w:sz="0" w:space="0" w:color="000000"/>
+                <w:right w:val="none" w:sz="0" w:space="0" w:color="000000"/>
+              </w:pBdr>
+              <w:spacing w:after="100" w:before="100" w:line="240"/>
+              <w:ind w:left="100" w:right="100" w:firstLine="0" w:firstLineChars="0"/>
+              <w:rPr>
+                <w:rFonts w:ascii="Arial" w:hAnsi="Arial" w:eastAsia="Arial" w:cs="Arial"/>
+                <w:i w:val="false"/>
+                <w:b w:val="false"/>
+                <w:u w:val="none"/>
+                <w:strike w:val="false"/>
+                <w:sz w:val="22"/>
+                <w:szCs w:val="22"/>
+                <w:color w:val="000000"/>
+              </w:rPr>
+            </w:pPr>
+            <w:r>
+              <w:rPr>
+                <w:rFonts w:ascii="Arial" w:hAnsi="Arial" w:eastAsia="Arial" w:cs="Arial"/>
                 <w:i w:val="false"/>
                 <w:b w:val="false"/>
                 <w:u w:val="none"/>
@@ -3753,29 +3814,30 @@
           </w:tcPr>
           <w:p>
             <w:pPr>
-              <w:jc w:val="center"/>
-              <w:pBdr>
-                <w:bottom w:val="none" w:sz="0" w:space="0" w:color="000000"/>
-                <w:top w:val="none" w:sz="0" w:space="0" w:color="000000"/>
-                <w:left w:val="none" w:sz="0" w:space="0" w:color="000000"/>
-                <w:right w:val="none" w:sz="0" w:space="0" w:color="000000"/>
-              </w:pBdr>
-              <w:spacing w:after="100" w:before="100" w:line="240"/>
-              <w:ind w:left="100" w:right="100" w:firstLine="0" w:firstLineChars="0"/>
-              <w:rPr>
-                <w:rFonts w:ascii="Helvetica" w:hAnsi="Helvetica" w:eastAsia="Helvetica" w:cs="Helvetica"/>
-                <w:i w:val="false"/>
-                <w:b w:val="false"/>
-                <w:u w:val="none"/>
-                <w:strike w:val="false"/>
-                <w:sz w:val="22"/>
-                <w:szCs w:val="22"/>
-                <w:color w:val="000000"/>
-              </w:rPr>
-            </w:pPr>
-            <w:r>
-              <w:rPr>
-                <w:rFonts w:ascii="Helvetica" w:hAnsi="Helvetica" w:eastAsia="Helvetica" w:cs="Helvetica"/>
+              <w:pStyle w:val="Normal"/>
+              <w:jc w:val="center"/>
+              <w:pBdr>
+                <w:bottom w:val="none" w:sz="0" w:space="0" w:color="000000"/>
+                <w:top w:val="none" w:sz="0" w:space="0" w:color="000000"/>
+                <w:left w:val="none" w:sz="0" w:space="0" w:color="000000"/>
+                <w:right w:val="none" w:sz="0" w:space="0" w:color="000000"/>
+              </w:pBdr>
+              <w:spacing w:after="100" w:before="100" w:line="240"/>
+              <w:ind w:left="100" w:right="100" w:firstLine="0" w:firstLineChars="0"/>
+              <w:rPr>
+                <w:rFonts w:ascii="Arial" w:hAnsi="Arial" w:eastAsia="Arial" w:cs="Arial"/>
+                <w:i w:val="false"/>
+                <w:b w:val="false"/>
+                <w:u w:val="none"/>
+                <w:strike w:val="false"/>
+                <w:sz w:val="22"/>
+                <w:szCs w:val="22"/>
+                <w:color w:val="000000"/>
+              </w:rPr>
+            </w:pPr>
+            <w:r>
+              <w:rPr>
+                <w:rFonts w:ascii="Arial" w:hAnsi="Arial" w:eastAsia="Arial" w:cs="Arial"/>
                 <w:i w:val="false"/>
                 <w:b w:val="false"/>
                 <w:u w:val="none"/>
@@ -3807,29 +3869,30 @@
           </w:tcPr>
           <w:p>
             <w:pPr>
-              <w:jc w:val="center"/>
-              <w:pBdr>
-                <w:bottom w:val="none" w:sz="0" w:space="0" w:color="000000"/>
-                <w:top w:val="none" w:sz="0" w:space="0" w:color="000000"/>
-                <w:left w:val="none" w:sz="0" w:space="0" w:color="000000"/>
-                <w:right w:val="none" w:sz="0" w:space="0" w:color="000000"/>
-              </w:pBdr>
-              <w:spacing w:after="100" w:before="100" w:line="240"/>
-              <w:ind w:left="100" w:right="100" w:firstLine="0" w:firstLineChars="0"/>
-              <w:rPr>
-                <w:rFonts w:ascii="Helvetica" w:hAnsi="Helvetica" w:eastAsia="Helvetica" w:cs="Helvetica"/>
-                <w:i w:val="false"/>
-                <w:b w:val="false"/>
-                <w:u w:val="none"/>
-                <w:strike w:val="false"/>
-                <w:sz w:val="22"/>
-                <w:szCs w:val="22"/>
-                <w:color w:val="000000"/>
-              </w:rPr>
-            </w:pPr>
-            <w:r>
-              <w:rPr>
-                <w:rFonts w:ascii="Helvetica" w:hAnsi="Helvetica" w:eastAsia="Helvetica" w:cs="Helvetica"/>
+              <w:pStyle w:val="Normal"/>
+              <w:jc w:val="center"/>
+              <w:pBdr>
+                <w:bottom w:val="none" w:sz="0" w:space="0" w:color="000000"/>
+                <w:top w:val="none" w:sz="0" w:space="0" w:color="000000"/>
+                <w:left w:val="none" w:sz="0" w:space="0" w:color="000000"/>
+                <w:right w:val="none" w:sz="0" w:space="0" w:color="000000"/>
+              </w:pBdr>
+              <w:spacing w:after="100" w:before="100" w:line="240"/>
+              <w:ind w:left="100" w:right="100" w:firstLine="0" w:firstLineChars="0"/>
+              <w:rPr>
+                <w:rFonts w:ascii="Arial" w:hAnsi="Arial" w:eastAsia="Arial" w:cs="Arial"/>
+                <w:i w:val="false"/>
+                <w:b w:val="false"/>
+                <w:u w:val="none"/>
+                <w:strike w:val="false"/>
+                <w:sz w:val="22"/>
+                <w:szCs w:val="22"/>
+                <w:color w:val="000000"/>
+              </w:rPr>
+            </w:pPr>
+            <w:r>
+              <w:rPr>
+                <w:rFonts w:ascii="Arial" w:hAnsi="Arial" w:eastAsia="Arial" w:cs="Arial"/>
                 <w:i w:val="false"/>
                 <w:b w:val="false"/>
                 <w:u w:val="none"/>
@@ -3845,51 +3908,51 @@
       </w:tr>
       <w:tr>
         <w:trPr>
-          <w:trHeight w:val="591" w:hRule="auto"/>
+          <w:trHeight w:val="600" w:hRule="auto"/>
         </w:trPr>
-        body 6
-        <w:tc>
-          <w:tcPr>
-            <w:tcBorders>
-              <w:bottom w:val="single" w:sz="6" w:space="0" w:color="666666"/>
-              <w:top w:val="single" w:sz="6" w:space="0" w:color="666666"/>
-              <w:left w:val="none" w:sz="0" w:space="0" w:color="000000"/>
-              <w:right w:val="none" w:sz="0" w:space="0" w:color="000000"/>
-            </w:tcBorders>
-            <w:shd w:val="clear" w:color="auto" w:fill="FFFFFF"/>
-            <w:tcMar>
-              <w:top w:w="0" w:type="dxa"/>
-              <w:bottom w:w="0" w:type="dxa"/>
-              <w:left w:w="0" w:type="dxa"/>
-              <w:right w:w="0" w:type="dxa"/>
-            </w:tcMar>
-            <w:vAlign w:val="center"/>
-          </w:tcPr>
-          <w:p>
-            <w:pPr>
-              <w:jc w:val="center"/>
-              <w:pBdr>
-                <w:bottom w:val="none" w:sz="0" w:space="0" w:color="000000"/>
-                <w:top w:val="none" w:sz="0" w:space="0" w:color="000000"/>
-                <w:left w:val="none" w:sz="0" w:space="0" w:color="000000"/>
-                <w:right w:val="none" w:sz="0" w:space="0" w:color="000000"/>
-              </w:pBdr>
-              <w:spacing w:after="100" w:before="100" w:line="240"/>
-              <w:ind w:left="100" w:right="100" w:firstLine="0" w:firstLineChars="0"/>
-              <w:rPr>
-                <w:rFonts w:ascii="Helvetica" w:hAnsi="Helvetica" w:eastAsia="Helvetica" w:cs="Helvetica"/>
-                <w:i w:val="false"/>
-                <w:b w:val="false"/>
-                <w:u w:val="none"/>
-                <w:strike w:val="false"/>
-                <w:sz w:val="22"/>
-                <w:szCs w:val="22"/>
-                <w:color w:val="000000"/>
-              </w:rPr>
-            </w:pPr>
-            <w:r>
-              <w:rPr>
-                <w:rFonts w:ascii="Helvetica" w:hAnsi="Helvetica" w:eastAsia="Helvetica" w:cs="Helvetica"/>
+        <w:tc>
+          <w:tcPr>
+            <w:tcBorders>
+              <w:bottom w:val="single" w:sz="6" w:space="0" w:color="666666"/>
+              <w:top w:val="single" w:sz="6" w:space="0" w:color="666666"/>
+              <w:left w:val="none" w:sz="0" w:space="0" w:color="000000"/>
+              <w:right w:val="none" w:sz="0" w:space="0" w:color="000000"/>
+            </w:tcBorders>
+            <w:shd w:val="clear" w:color="auto" w:fill="FFFFFF"/>
+            <w:tcMar>
+              <w:top w:w="0" w:type="dxa"/>
+              <w:bottom w:w="0" w:type="dxa"/>
+              <w:left w:w="0" w:type="dxa"/>
+              <w:right w:w="0" w:type="dxa"/>
+            </w:tcMar>
+            <w:vAlign w:val="center"/>
+          </w:tcPr>
+          <w:p>
+            <w:pPr>
+              <w:pStyle w:val="Normal"/>
+              <w:jc w:val="center"/>
+              <w:pBdr>
+                <w:bottom w:val="none" w:sz="0" w:space="0" w:color="000000"/>
+                <w:top w:val="none" w:sz="0" w:space="0" w:color="000000"/>
+                <w:left w:val="none" w:sz="0" w:space="0" w:color="000000"/>
+                <w:right w:val="none" w:sz="0" w:space="0" w:color="000000"/>
+              </w:pBdr>
+              <w:spacing w:after="100" w:before="100" w:line="240"/>
+              <w:ind w:left="100" w:right="100" w:firstLine="0" w:firstLineChars="0"/>
+              <w:rPr>
+                <w:rFonts w:ascii="Arial" w:hAnsi="Arial" w:eastAsia="Arial" w:cs="Arial"/>
+                <w:i w:val="false"/>
+                <w:b w:val="false"/>
+                <w:u w:val="none"/>
+                <w:strike w:val="false"/>
+                <w:sz w:val="22"/>
+                <w:szCs w:val="22"/>
+                <w:color w:val="000000"/>
+              </w:rPr>
+            </w:pPr>
+            <w:r>
+              <w:rPr>
+                <w:rFonts w:ascii="Arial" w:hAnsi="Arial" w:eastAsia="Arial" w:cs="Arial"/>
                 <w:i w:val="false"/>
                 <w:b w:val="false"/>
                 <w:u w:val="none"/>
@@ -3921,29 +3984,30 @@
           </w:tcPr>
           <w:p>
             <w:pPr>
-              <w:jc w:val="center"/>
-              <w:pBdr>
-                <w:bottom w:val="none" w:sz="0" w:space="0" w:color="000000"/>
-                <w:top w:val="none" w:sz="0" w:space="0" w:color="000000"/>
-                <w:left w:val="none" w:sz="0" w:space="0" w:color="000000"/>
-                <w:right w:val="none" w:sz="0" w:space="0" w:color="000000"/>
-              </w:pBdr>
-              <w:spacing w:after="100" w:before="100" w:line="240"/>
-              <w:ind w:left="100" w:right="100" w:firstLine="0" w:firstLineChars="0"/>
-              <w:rPr>
-                <w:rFonts w:ascii="Helvetica" w:hAnsi="Helvetica" w:eastAsia="Helvetica" w:cs="Helvetica"/>
-                <w:i w:val="false"/>
-                <w:b w:val="false"/>
-                <w:u w:val="none"/>
-                <w:strike w:val="false"/>
-                <w:sz w:val="22"/>
-                <w:szCs w:val="22"/>
-                <w:color w:val="000000"/>
-              </w:rPr>
-            </w:pPr>
-            <w:r>
-              <w:rPr>
-                <w:rFonts w:ascii="Helvetica" w:hAnsi="Helvetica" w:eastAsia="Helvetica" w:cs="Helvetica"/>
+              <w:pStyle w:val="Normal"/>
+              <w:jc w:val="center"/>
+              <w:pBdr>
+                <w:bottom w:val="none" w:sz="0" w:space="0" w:color="000000"/>
+                <w:top w:val="none" w:sz="0" w:space="0" w:color="000000"/>
+                <w:left w:val="none" w:sz="0" w:space="0" w:color="000000"/>
+                <w:right w:val="none" w:sz="0" w:space="0" w:color="000000"/>
+              </w:pBdr>
+              <w:spacing w:after="100" w:before="100" w:line="240"/>
+              <w:ind w:left="100" w:right="100" w:firstLine="0" w:firstLineChars="0"/>
+              <w:rPr>
+                <w:rFonts w:ascii="Arial" w:hAnsi="Arial" w:eastAsia="Arial" w:cs="Arial"/>
+                <w:i w:val="false"/>
+                <w:b w:val="false"/>
+                <w:u w:val="none"/>
+                <w:strike w:val="false"/>
+                <w:sz w:val="22"/>
+                <w:szCs w:val="22"/>
+                <w:color w:val="000000"/>
+              </w:rPr>
+            </w:pPr>
+            <w:r>
+              <w:rPr>
+                <w:rFonts w:ascii="Arial" w:hAnsi="Arial" w:eastAsia="Arial" w:cs="Arial"/>
                 <w:i w:val="false"/>
                 <w:b w:val="false"/>
                 <w:u w:val="none"/>
@@ -3975,29 +4039,30 @@
           </w:tcPr>
           <w:p>
             <w:pPr>
-              <w:jc w:val="center"/>
-              <w:pBdr>
-                <w:bottom w:val="none" w:sz="0" w:space="0" w:color="000000"/>
-                <w:top w:val="none" w:sz="0" w:space="0" w:color="000000"/>
-                <w:left w:val="none" w:sz="0" w:space="0" w:color="000000"/>
-                <w:right w:val="none" w:sz="0" w:space="0" w:color="000000"/>
-              </w:pBdr>
-              <w:spacing w:after="100" w:before="100" w:line="240"/>
-              <w:ind w:left="100" w:right="100" w:firstLine="0" w:firstLineChars="0"/>
-              <w:rPr>
-                <w:rFonts w:ascii="Helvetica" w:hAnsi="Helvetica" w:eastAsia="Helvetica" w:cs="Helvetica"/>
-                <w:i w:val="false"/>
-                <w:b w:val="false"/>
-                <w:u w:val="none"/>
-                <w:strike w:val="false"/>
-                <w:sz w:val="22"/>
-                <w:szCs w:val="22"/>
-                <w:color w:val="000000"/>
-              </w:rPr>
-            </w:pPr>
-            <w:r>
-              <w:rPr>
-                <w:rFonts w:ascii="Helvetica" w:hAnsi="Helvetica" w:eastAsia="Helvetica" w:cs="Helvetica"/>
+              <w:pStyle w:val="Normal"/>
+              <w:jc w:val="center"/>
+              <w:pBdr>
+                <w:bottom w:val="none" w:sz="0" w:space="0" w:color="000000"/>
+                <w:top w:val="none" w:sz="0" w:space="0" w:color="000000"/>
+                <w:left w:val="none" w:sz="0" w:space="0" w:color="000000"/>
+                <w:right w:val="none" w:sz="0" w:space="0" w:color="000000"/>
+              </w:pBdr>
+              <w:spacing w:after="100" w:before="100" w:line="240"/>
+              <w:ind w:left="100" w:right="100" w:firstLine="0" w:firstLineChars="0"/>
+              <w:rPr>
+                <w:rFonts w:ascii="Arial" w:hAnsi="Arial" w:eastAsia="Arial" w:cs="Arial"/>
+                <w:i w:val="false"/>
+                <w:b w:val="false"/>
+                <w:u w:val="none"/>
+                <w:strike w:val="false"/>
+                <w:sz w:val="22"/>
+                <w:szCs w:val="22"/>
+                <w:color w:val="000000"/>
+              </w:rPr>
+            </w:pPr>
+            <w:r>
+              <w:rPr>
+                <w:rFonts w:ascii="Arial" w:hAnsi="Arial" w:eastAsia="Arial" w:cs="Arial"/>
                 <w:i w:val="false"/>
                 <w:b w:val="false"/>
                 <w:u w:val="none"/>
@@ -4029,29 +4094,30 @@
           </w:tcPr>
           <w:p>
             <w:pPr>
-              <w:jc w:val="center"/>
-              <w:pBdr>
-                <w:bottom w:val="none" w:sz="0" w:space="0" w:color="000000"/>
-                <w:top w:val="none" w:sz="0" w:space="0" w:color="000000"/>
-                <w:left w:val="none" w:sz="0" w:space="0" w:color="000000"/>
-                <w:right w:val="none" w:sz="0" w:space="0" w:color="000000"/>
-              </w:pBdr>
-              <w:spacing w:after="100" w:before="100" w:line="240"/>
-              <w:ind w:left="100" w:right="100" w:firstLine="0" w:firstLineChars="0"/>
-              <w:rPr>
-                <w:rFonts w:ascii="Helvetica" w:hAnsi="Helvetica" w:eastAsia="Helvetica" w:cs="Helvetica"/>
-                <w:i w:val="false"/>
-                <w:b w:val="false"/>
-                <w:u w:val="none"/>
-                <w:strike w:val="false"/>
-                <w:sz w:val="22"/>
-                <w:szCs w:val="22"/>
-                <w:color w:val="000000"/>
-              </w:rPr>
-            </w:pPr>
-            <w:r>
-              <w:rPr>
-                <w:rFonts w:ascii="Helvetica" w:hAnsi="Helvetica" w:eastAsia="Helvetica" w:cs="Helvetica"/>
+              <w:pStyle w:val="Normal"/>
+              <w:jc w:val="center"/>
+              <w:pBdr>
+                <w:bottom w:val="none" w:sz="0" w:space="0" w:color="000000"/>
+                <w:top w:val="none" w:sz="0" w:space="0" w:color="000000"/>
+                <w:left w:val="none" w:sz="0" w:space="0" w:color="000000"/>
+                <w:right w:val="none" w:sz="0" w:space="0" w:color="000000"/>
+              </w:pBdr>
+              <w:spacing w:after="100" w:before="100" w:line="240"/>
+              <w:ind w:left="100" w:right="100" w:firstLine="0" w:firstLineChars="0"/>
+              <w:rPr>
+                <w:rFonts w:ascii="Arial" w:hAnsi="Arial" w:eastAsia="Arial" w:cs="Arial"/>
+                <w:i w:val="false"/>
+                <w:b w:val="false"/>
+                <w:u w:val="none"/>
+                <w:strike w:val="false"/>
+                <w:sz w:val="22"/>
+                <w:szCs w:val="22"/>
+                <w:color w:val="000000"/>
+              </w:rPr>
+            </w:pPr>
+            <w:r>
+              <w:rPr>
+                <w:rFonts w:ascii="Arial" w:hAnsi="Arial" w:eastAsia="Arial" w:cs="Arial"/>
                 <w:i w:val="false"/>
                 <w:b w:val="false"/>
                 <w:u w:val="none"/>
@@ -4083,29 +4149,30 @@
           </w:tcPr>
           <w:p>
             <w:pPr>
-              <w:jc w:val="center"/>
-              <w:pBdr>
-                <w:bottom w:val="none" w:sz="0" w:space="0" w:color="000000"/>
-                <w:top w:val="none" w:sz="0" w:space="0" w:color="000000"/>
-                <w:left w:val="none" w:sz="0" w:space="0" w:color="000000"/>
-                <w:right w:val="none" w:sz="0" w:space="0" w:color="000000"/>
-              </w:pBdr>
-              <w:spacing w:after="100" w:before="100" w:line="240"/>
-              <w:ind w:left="100" w:right="100" w:firstLine="0" w:firstLineChars="0"/>
-              <w:rPr>
-                <w:rFonts w:ascii="Helvetica" w:hAnsi="Helvetica" w:eastAsia="Helvetica" w:cs="Helvetica"/>
-                <w:i w:val="false"/>
-                <w:b w:val="false"/>
-                <w:u w:val="none"/>
-                <w:strike w:val="false"/>
-                <w:sz w:val="22"/>
-                <w:szCs w:val="22"/>
-                <w:color w:val="000000"/>
-              </w:rPr>
-            </w:pPr>
-            <w:r>
-              <w:rPr>
-                <w:rFonts w:ascii="Helvetica" w:hAnsi="Helvetica" w:eastAsia="Helvetica" w:cs="Helvetica"/>
+              <w:pStyle w:val="Normal"/>
+              <w:jc w:val="center"/>
+              <w:pBdr>
+                <w:bottom w:val="none" w:sz="0" w:space="0" w:color="000000"/>
+                <w:top w:val="none" w:sz="0" w:space="0" w:color="000000"/>
+                <w:left w:val="none" w:sz="0" w:space="0" w:color="000000"/>
+                <w:right w:val="none" w:sz="0" w:space="0" w:color="000000"/>
+              </w:pBdr>
+              <w:spacing w:after="100" w:before="100" w:line="240"/>
+              <w:ind w:left="100" w:right="100" w:firstLine="0" w:firstLineChars="0"/>
+              <w:rPr>
+                <w:rFonts w:ascii="Arial" w:hAnsi="Arial" w:eastAsia="Arial" w:cs="Arial"/>
+                <w:i w:val="false"/>
+                <w:b w:val="false"/>
+                <w:u w:val="none"/>
+                <w:strike w:val="false"/>
+                <w:sz w:val="22"/>
+                <w:szCs w:val="22"/>
+                <w:color w:val="000000"/>
+              </w:rPr>
+            </w:pPr>
+            <w:r>
+              <w:rPr>
+                <w:rFonts w:ascii="Arial" w:hAnsi="Arial" w:eastAsia="Arial" w:cs="Arial"/>
                 <w:i w:val="false"/>
                 <w:b w:val="false"/>
                 <w:u w:val="none"/>
@@ -4137,29 +4204,30 @@
           </w:tcPr>
           <w:p>
             <w:pPr>
-              <w:jc w:val="center"/>
-              <w:pBdr>
-                <w:bottom w:val="none" w:sz="0" w:space="0" w:color="000000"/>
-                <w:top w:val="none" w:sz="0" w:space="0" w:color="000000"/>
-                <w:left w:val="none" w:sz="0" w:space="0" w:color="000000"/>
-                <w:right w:val="none" w:sz="0" w:space="0" w:color="000000"/>
-              </w:pBdr>
-              <w:spacing w:after="100" w:before="100" w:line="240"/>
-              <w:ind w:left="100" w:right="100" w:firstLine="0" w:firstLineChars="0"/>
-              <w:rPr>
-                <w:rFonts w:ascii="Helvetica" w:hAnsi="Helvetica" w:eastAsia="Helvetica" w:cs="Helvetica"/>
-                <w:i w:val="false"/>
-                <w:b w:val="false"/>
-                <w:u w:val="none"/>
-                <w:strike w:val="false"/>
-                <w:sz w:val="22"/>
-                <w:szCs w:val="22"/>
-                <w:color w:val="000000"/>
-              </w:rPr>
-            </w:pPr>
-            <w:r>
-              <w:rPr>
-                <w:rFonts w:ascii="Helvetica" w:hAnsi="Helvetica" w:eastAsia="Helvetica" w:cs="Helvetica"/>
+              <w:pStyle w:val="Normal"/>
+              <w:jc w:val="center"/>
+              <w:pBdr>
+                <w:bottom w:val="none" w:sz="0" w:space="0" w:color="000000"/>
+                <w:top w:val="none" w:sz="0" w:space="0" w:color="000000"/>
+                <w:left w:val="none" w:sz="0" w:space="0" w:color="000000"/>
+                <w:right w:val="none" w:sz="0" w:space="0" w:color="000000"/>
+              </w:pBdr>
+              <w:spacing w:after="100" w:before="100" w:line="240"/>
+              <w:ind w:left="100" w:right="100" w:firstLine="0" w:firstLineChars="0"/>
+              <w:rPr>
+                <w:rFonts w:ascii="Arial" w:hAnsi="Arial" w:eastAsia="Arial" w:cs="Arial"/>
+                <w:i w:val="false"/>
+                <w:b w:val="false"/>
+                <w:u w:val="none"/>
+                <w:strike w:val="false"/>
+                <w:sz w:val="22"/>
+                <w:szCs w:val="22"/>
+                <w:color w:val="000000"/>
+              </w:rPr>
+            </w:pPr>
+            <w:r>
+              <w:rPr>
+                <w:rFonts w:ascii="Arial" w:hAnsi="Arial" w:eastAsia="Arial" w:cs="Arial"/>
                 <w:i w:val="false"/>
                 <w:b w:val="false"/>
                 <w:u w:val="none"/>
@@ -4191,29 +4259,30 @@
           </w:tcPr>
           <w:p>
             <w:pPr>
-              <w:jc w:val="center"/>
-              <w:pBdr>
-                <w:bottom w:val="none" w:sz="0" w:space="0" w:color="000000"/>
-                <w:top w:val="none" w:sz="0" w:space="0" w:color="000000"/>
-                <w:left w:val="none" w:sz="0" w:space="0" w:color="000000"/>
-                <w:right w:val="none" w:sz="0" w:space="0" w:color="000000"/>
-              </w:pBdr>
-              <w:spacing w:after="100" w:before="100" w:line="240"/>
-              <w:ind w:left="100" w:right="100" w:firstLine="0" w:firstLineChars="0"/>
-              <w:rPr>
-                <w:rFonts w:ascii="Helvetica" w:hAnsi="Helvetica" w:eastAsia="Helvetica" w:cs="Helvetica"/>
-                <w:i w:val="false"/>
-                <w:b w:val="false"/>
-                <w:u w:val="none"/>
-                <w:strike w:val="false"/>
-                <w:sz w:val="22"/>
-                <w:szCs w:val="22"/>
-                <w:color w:val="000000"/>
-              </w:rPr>
-            </w:pPr>
-            <w:r>
-              <w:rPr>
-                <w:rFonts w:ascii="Helvetica" w:hAnsi="Helvetica" w:eastAsia="Helvetica" w:cs="Helvetica"/>
+              <w:pStyle w:val="Normal"/>
+              <w:jc w:val="center"/>
+              <w:pBdr>
+                <w:bottom w:val="none" w:sz="0" w:space="0" w:color="000000"/>
+                <w:top w:val="none" w:sz="0" w:space="0" w:color="000000"/>
+                <w:left w:val="none" w:sz="0" w:space="0" w:color="000000"/>
+                <w:right w:val="none" w:sz="0" w:space="0" w:color="000000"/>
+              </w:pBdr>
+              <w:spacing w:after="100" w:before="100" w:line="240"/>
+              <w:ind w:left="100" w:right="100" w:firstLine="0" w:firstLineChars="0"/>
+              <w:rPr>
+                <w:rFonts w:ascii="Arial" w:hAnsi="Arial" w:eastAsia="Arial" w:cs="Arial"/>
+                <w:i w:val="false"/>
+                <w:b w:val="false"/>
+                <w:u w:val="none"/>
+                <w:strike w:val="false"/>
+                <w:sz w:val="22"/>
+                <w:szCs w:val="22"/>
+                <w:color w:val="000000"/>
+              </w:rPr>
+            </w:pPr>
+            <w:r>
+              <w:rPr>
+                <w:rFonts w:ascii="Arial" w:hAnsi="Arial" w:eastAsia="Arial" w:cs="Arial"/>
                 <w:i w:val="false"/>
                 <w:b w:val="false"/>
                 <w:u w:val="none"/>
@@ -4245,29 +4314,30 @@
           </w:tcPr>
           <w:p>
             <w:pPr>
-              <w:jc w:val="center"/>
-              <w:pBdr>
-                <w:bottom w:val="none" w:sz="0" w:space="0" w:color="000000"/>
-                <w:top w:val="none" w:sz="0" w:space="0" w:color="000000"/>
-                <w:left w:val="none" w:sz="0" w:space="0" w:color="000000"/>
-                <w:right w:val="none" w:sz="0" w:space="0" w:color="000000"/>
-              </w:pBdr>
-              <w:spacing w:after="100" w:before="100" w:line="240"/>
-              <w:ind w:left="100" w:right="100" w:firstLine="0" w:firstLineChars="0"/>
-              <w:rPr>
-                <w:rFonts w:ascii="Helvetica" w:hAnsi="Helvetica" w:eastAsia="Helvetica" w:cs="Helvetica"/>
-                <w:i w:val="false"/>
-                <w:b w:val="false"/>
-                <w:u w:val="none"/>
-                <w:strike w:val="false"/>
-                <w:sz w:val="22"/>
-                <w:szCs w:val="22"/>
-                <w:color w:val="000000"/>
-              </w:rPr>
-            </w:pPr>
-            <w:r>
-              <w:rPr>
-                <w:rFonts w:ascii="Helvetica" w:hAnsi="Helvetica" w:eastAsia="Helvetica" w:cs="Helvetica"/>
+              <w:pStyle w:val="Normal"/>
+              <w:jc w:val="center"/>
+              <w:pBdr>
+                <w:bottom w:val="none" w:sz="0" w:space="0" w:color="000000"/>
+                <w:top w:val="none" w:sz="0" w:space="0" w:color="000000"/>
+                <w:left w:val="none" w:sz="0" w:space="0" w:color="000000"/>
+                <w:right w:val="none" w:sz="0" w:space="0" w:color="000000"/>
+              </w:pBdr>
+              <w:spacing w:after="100" w:before="100" w:line="240"/>
+              <w:ind w:left="100" w:right="100" w:firstLine="0" w:firstLineChars="0"/>
+              <w:rPr>
+                <w:rFonts w:ascii="Arial" w:hAnsi="Arial" w:eastAsia="Arial" w:cs="Arial"/>
+                <w:i w:val="false"/>
+                <w:b w:val="false"/>
+                <w:u w:val="none"/>
+                <w:strike w:val="false"/>
+                <w:sz w:val="22"/>
+                <w:szCs w:val="22"/>
+                <w:color w:val="000000"/>
+              </w:rPr>
+            </w:pPr>
+            <w:r>
+              <w:rPr>
+                <w:rFonts w:ascii="Arial" w:hAnsi="Arial" w:eastAsia="Arial" w:cs="Arial"/>
                 <w:i w:val="false"/>
                 <w:b w:val="false"/>
                 <w:u w:val="none"/>
@@ -4299,29 +4369,30 @@
           </w:tcPr>
           <w:p>
             <w:pPr>
-              <w:jc w:val="center"/>
-              <w:pBdr>
-                <w:bottom w:val="none" w:sz="0" w:space="0" w:color="000000"/>
-                <w:top w:val="none" w:sz="0" w:space="0" w:color="000000"/>
-                <w:left w:val="none" w:sz="0" w:space="0" w:color="000000"/>
-                <w:right w:val="none" w:sz="0" w:space="0" w:color="000000"/>
-              </w:pBdr>
-              <w:spacing w:after="100" w:before="100" w:line="240"/>
-              <w:ind w:left="100" w:right="100" w:firstLine="0" w:firstLineChars="0"/>
-              <w:rPr>
-                <w:rFonts w:ascii="Helvetica" w:hAnsi="Helvetica" w:eastAsia="Helvetica" w:cs="Helvetica"/>
-                <w:i w:val="false"/>
-                <w:b w:val="false"/>
-                <w:u w:val="none"/>
-                <w:strike w:val="false"/>
-                <w:sz w:val="22"/>
-                <w:szCs w:val="22"/>
-                <w:color w:val="000000"/>
-              </w:rPr>
-            </w:pPr>
-            <w:r>
-              <w:rPr>
-                <w:rFonts w:ascii="Helvetica" w:hAnsi="Helvetica" w:eastAsia="Helvetica" w:cs="Helvetica"/>
+              <w:pStyle w:val="Normal"/>
+              <w:jc w:val="center"/>
+              <w:pBdr>
+                <w:bottom w:val="none" w:sz="0" w:space="0" w:color="000000"/>
+                <w:top w:val="none" w:sz="0" w:space="0" w:color="000000"/>
+                <w:left w:val="none" w:sz="0" w:space="0" w:color="000000"/>
+                <w:right w:val="none" w:sz="0" w:space="0" w:color="000000"/>
+              </w:pBdr>
+              <w:spacing w:after="100" w:before="100" w:line="240"/>
+              <w:ind w:left="100" w:right="100" w:firstLine="0" w:firstLineChars="0"/>
+              <w:rPr>
+                <w:rFonts w:ascii="Arial" w:hAnsi="Arial" w:eastAsia="Arial" w:cs="Arial"/>
+                <w:i w:val="false"/>
+                <w:b w:val="false"/>
+                <w:u w:val="none"/>
+                <w:strike w:val="false"/>
+                <w:sz w:val="22"/>
+                <w:szCs w:val="22"/>
+                <w:color w:val="000000"/>
+              </w:rPr>
+            </w:pPr>
+            <w:r>
+              <w:rPr>
+                <w:rFonts w:ascii="Arial" w:hAnsi="Arial" w:eastAsia="Arial" w:cs="Arial"/>
                 <w:i w:val="false"/>
                 <w:b w:val="false"/>
                 <w:u w:val="none"/>
@@ -4353,29 +4424,30 @@
           </w:tcPr>
           <w:p>
             <w:pPr>
-              <w:jc w:val="center"/>
-              <w:pBdr>
-                <w:bottom w:val="none" w:sz="0" w:space="0" w:color="000000"/>
-                <w:top w:val="none" w:sz="0" w:space="0" w:color="000000"/>
-                <w:left w:val="none" w:sz="0" w:space="0" w:color="000000"/>
-                <w:right w:val="none" w:sz="0" w:space="0" w:color="000000"/>
-              </w:pBdr>
-              <w:spacing w:after="100" w:before="100" w:line="240"/>
-              <w:ind w:left="100" w:right="100" w:firstLine="0" w:firstLineChars="0"/>
-              <w:rPr>
-                <w:rFonts w:ascii="Helvetica" w:hAnsi="Helvetica" w:eastAsia="Helvetica" w:cs="Helvetica"/>
-                <w:i w:val="false"/>
-                <w:b w:val="false"/>
-                <w:u w:val="none"/>
-                <w:strike w:val="false"/>
-                <w:sz w:val="22"/>
-                <w:szCs w:val="22"/>
-                <w:color w:val="000000"/>
-              </w:rPr>
-            </w:pPr>
-            <w:r>
-              <w:rPr>
-                <w:rFonts w:ascii="Helvetica" w:hAnsi="Helvetica" w:eastAsia="Helvetica" w:cs="Helvetica"/>
+              <w:pStyle w:val="Normal"/>
+              <w:jc w:val="center"/>
+              <w:pBdr>
+                <w:bottom w:val="none" w:sz="0" w:space="0" w:color="000000"/>
+                <w:top w:val="none" w:sz="0" w:space="0" w:color="000000"/>
+                <w:left w:val="none" w:sz="0" w:space="0" w:color="000000"/>
+                <w:right w:val="none" w:sz="0" w:space="0" w:color="000000"/>
+              </w:pBdr>
+              <w:spacing w:after="100" w:before="100" w:line="240"/>
+              <w:ind w:left="100" w:right="100" w:firstLine="0" w:firstLineChars="0"/>
+              <w:rPr>
+                <w:rFonts w:ascii="Arial" w:hAnsi="Arial" w:eastAsia="Arial" w:cs="Arial"/>
+                <w:i w:val="false"/>
+                <w:b w:val="false"/>
+                <w:u w:val="none"/>
+                <w:strike w:val="false"/>
+                <w:sz w:val="22"/>
+                <w:szCs w:val="22"/>
+                <w:color w:val="000000"/>
+              </w:rPr>
+            </w:pPr>
+            <w:r>
+              <w:rPr>
+                <w:rFonts w:ascii="Arial" w:hAnsi="Arial" w:eastAsia="Arial" w:cs="Arial"/>
                 <w:i w:val="false"/>
                 <w:b w:val="false"/>
                 <w:u w:val="none"/>
@@ -4407,29 +4479,30 @@
           </w:tcPr>
           <w:p>
             <w:pPr>
-              <w:jc w:val="center"/>
-              <w:pBdr>
-                <w:bottom w:val="none" w:sz="0" w:space="0" w:color="000000"/>
-                <w:top w:val="none" w:sz="0" w:space="0" w:color="000000"/>
-                <w:left w:val="none" w:sz="0" w:space="0" w:color="000000"/>
-                <w:right w:val="none" w:sz="0" w:space="0" w:color="000000"/>
-              </w:pBdr>
-              <w:spacing w:after="100" w:before="100" w:line="240"/>
-              <w:ind w:left="100" w:right="100" w:firstLine="0" w:firstLineChars="0"/>
-              <w:rPr>
-                <w:rFonts w:ascii="Helvetica" w:hAnsi="Helvetica" w:eastAsia="Helvetica" w:cs="Helvetica"/>
-                <w:i w:val="false"/>
-                <w:b w:val="false"/>
-                <w:u w:val="none"/>
-                <w:strike w:val="false"/>
-                <w:sz w:val="22"/>
-                <w:szCs w:val="22"/>
-                <w:color w:val="000000"/>
-              </w:rPr>
-            </w:pPr>
-            <w:r>
-              <w:rPr>
-                <w:rFonts w:ascii="Helvetica" w:hAnsi="Helvetica" w:eastAsia="Helvetica" w:cs="Helvetica"/>
+              <w:pStyle w:val="Normal"/>
+              <w:jc w:val="center"/>
+              <w:pBdr>
+                <w:bottom w:val="none" w:sz="0" w:space="0" w:color="000000"/>
+                <w:top w:val="none" w:sz="0" w:space="0" w:color="000000"/>
+                <w:left w:val="none" w:sz="0" w:space="0" w:color="000000"/>
+                <w:right w:val="none" w:sz="0" w:space="0" w:color="000000"/>
+              </w:pBdr>
+              <w:spacing w:after="100" w:before="100" w:line="240"/>
+              <w:ind w:left="100" w:right="100" w:firstLine="0" w:firstLineChars="0"/>
+              <w:rPr>
+                <w:rFonts w:ascii="Arial" w:hAnsi="Arial" w:eastAsia="Arial" w:cs="Arial"/>
+                <w:i w:val="false"/>
+                <w:b w:val="false"/>
+                <w:u w:val="none"/>
+                <w:strike w:val="false"/>
+                <w:sz w:val="22"/>
+                <w:szCs w:val="22"/>
+                <w:color w:val="000000"/>
+              </w:rPr>
+            </w:pPr>
+            <w:r>
+              <w:rPr>
+                <w:rFonts w:ascii="Arial" w:hAnsi="Arial" w:eastAsia="Arial" w:cs="Arial"/>
                 <w:i w:val="false"/>
                 <w:b w:val="false"/>
                 <w:u w:val="none"/>
@@ -4445,51 +4518,51 @@
       </w:tr>
       <w:tr>
         <w:trPr>
-          <w:trHeight w:val="591" w:hRule="auto"/>
+          <w:trHeight w:val="605" w:hRule="auto"/>
         </w:trPr>
-        body 7
-        <w:tc>
-          <w:tcPr>
-            <w:tcBorders>
-              <w:bottom w:val="single" w:sz="6" w:space="0" w:color="666666"/>
-              <w:top w:val="single" w:sz="6" w:space="0" w:color="666666"/>
-              <w:left w:val="none" w:sz="0" w:space="0" w:color="000000"/>
-              <w:right w:val="none" w:sz="0" w:space="0" w:color="000000"/>
-            </w:tcBorders>
-            <w:shd w:val="clear" w:color="auto" w:fill="FFFFFF"/>
-            <w:tcMar>
-              <w:top w:w="0" w:type="dxa"/>
-              <w:bottom w:w="0" w:type="dxa"/>
-              <w:left w:w="0" w:type="dxa"/>
-              <w:right w:w="0" w:type="dxa"/>
-            </w:tcMar>
-            <w:vAlign w:val="center"/>
-          </w:tcPr>
-          <w:p>
-            <w:pPr>
-              <w:jc w:val="center"/>
-              <w:pBdr>
-                <w:bottom w:val="none" w:sz="0" w:space="0" w:color="000000"/>
-                <w:top w:val="none" w:sz="0" w:space="0" w:color="000000"/>
-                <w:left w:val="none" w:sz="0" w:space="0" w:color="000000"/>
-                <w:right w:val="none" w:sz="0" w:space="0" w:color="000000"/>
-              </w:pBdr>
-              <w:spacing w:after="100" w:before="100" w:line="240"/>
-              <w:ind w:left="100" w:right="100" w:firstLine="0" w:firstLineChars="0"/>
-              <w:rPr>
-                <w:rFonts w:ascii="Helvetica" w:hAnsi="Helvetica" w:eastAsia="Helvetica" w:cs="Helvetica"/>
-                <w:i w:val="false"/>
-                <w:b w:val="false"/>
-                <w:u w:val="none"/>
-                <w:strike w:val="false"/>
-                <w:sz w:val="22"/>
-                <w:szCs w:val="22"/>
-                <w:color w:val="000000"/>
-              </w:rPr>
-            </w:pPr>
-            <w:r>
-              <w:rPr>
-                <w:rFonts w:ascii="Helvetica" w:hAnsi="Helvetica" w:eastAsia="Helvetica" w:cs="Helvetica"/>
+        <w:tc>
+          <w:tcPr>
+            <w:tcBorders>
+              <w:bottom w:val="single" w:sz="6" w:space="0" w:color="666666"/>
+              <w:top w:val="single" w:sz="6" w:space="0" w:color="666666"/>
+              <w:left w:val="none" w:sz="0" w:space="0" w:color="000000"/>
+              <w:right w:val="none" w:sz="0" w:space="0" w:color="000000"/>
+            </w:tcBorders>
+            <w:shd w:val="clear" w:color="auto" w:fill="FFFFFF"/>
+            <w:tcMar>
+              <w:top w:w="0" w:type="dxa"/>
+              <w:bottom w:w="0" w:type="dxa"/>
+              <w:left w:w="0" w:type="dxa"/>
+              <w:right w:w="0" w:type="dxa"/>
+            </w:tcMar>
+            <w:vAlign w:val="center"/>
+          </w:tcPr>
+          <w:p>
+            <w:pPr>
+              <w:pStyle w:val="Normal"/>
+              <w:jc w:val="center"/>
+              <w:pBdr>
+                <w:bottom w:val="none" w:sz="0" w:space="0" w:color="000000"/>
+                <w:top w:val="none" w:sz="0" w:space="0" w:color="000000"/>
+                <w:left w:val="none" w:sz="0" w:space="0" w:color="000000"/>
+                <w:right w:val="none" w:sz="0" w:space="0" w:color="000000"/>
+              </w:pBdr>
+              <w:spacing w:after="100" w:before="100" w:line="240"/>
+              <w:ind w:left="100" w:right="100" w:firstLine="0" w:firstLineChars="0"/>
+              <w:rPr>
+                <w:rFonts w:ascii="Arial" w:hAnsi="Arial" w:eastAsia="Arial" w:cs="Arial"/>
+                <w:i w:val="false"/>
+                <w:b w:val="false"/>
+                <w:u w:val="none"/>
+                <w:strike w:val="false"/>
+                <w:sz w:val="22"/>
+                <w:szCs w:val="22"/>
+                <w:color w:val="000000"/>
+              </w:rPr>
+            </w:pPr>
+            <w:r>
+              <w:rPr>
+                <w:rFonts w:ascii="Arial" w:hAnsi="Arial" w:eastAsia="Arial" w:cs="Arial"/>
                 <w:i w:val="false"/>
                 <w:b w:val="false"/>
                 <w:u w:val="none"/>
@@ -4521,29 +4594,30 @@
           </w:tcPr>
           <w:p>
             <w:pPr>
-              <w:jc w:val="center"/>
-              <w:pBdr>
-                <w:bottom w:val="none" w:sz="0" w:space="0" w:color="000000"/>
-                <w:top w:val="none" w:sz="0" w:space="0" w:color="000000"/>
-                <w:left w:val="none" w:sz="0" w:space="0" w:color="000000"/>
-                <w:right w:val="none" w:sz="0" w:space="0" w:color="000000"/>
-              </w:pBdr>
-              <w:spacing w:after="100" w:before="100" w:line="240"/>
-              <w:ind w:left="100" w:right="100" w:firstLine="0" w:firstLineChars="0"/>
-              <w:rPr>
-                <w:rFonts w:ascii="Helvetica" w:hAnsi="Helvetica" w:eastAsia="Helvetica" w:cs="Helvetica"/>
-                <w:i w:val="false"/>
-                <w:b w:val="false"/>
-                <w:u w:val="none"/>
-                <w:strike w:val="false"/>
-                <w:sz w:val="22"/>
-                <w:szCs w:val="22"/>
-                <w:color w:val="000000"/>
-              </w:rPr>
-            </w:pPr>
-            <w:r>
-              <w:rPr>
-                <w:rFonts w:ascii="Helvetica" w:hAnsi="Helvetica" w:eastAsia="Helvetica" w:cs="Helvetica"/>
+              <w:pStyle w:val="Normal"/>
+              <w:jc w:val="center"/>
+              <w:pBdr>
+                <w:bottom w:val="none" w:sz="0" w:space="0" w:color="000000"/>
+                <w:top w:val="none" w:sz="0" w:space="0" w:color="000000"/>
+                <w:left w:val="none" w:sz="0" w:space="0" w:color="000000"/>
+                <w:right w:val="none" w:sz="0" w:space="0" w:color="000000"/>
+              </w:pBdr>
+              <w:spacing w:after="100" w:before="100" w:line="240"/>
+              <w:ind w:left="100" w:right="100" w:firstLine="0" w:firstLineChars="0"/>
+              <w:rPr>
+                <w:rFonts w:ascii="Arial" w:hAnsi="Arial" w:eastAsia="Arial" w:cs="Arial"/>
+                <w:i w:val="false"/>
+                <w:b w:val="false"/>
+                <w:u w:val="none"/>
+                <w:strike w:val="false"/>
+                <w:sz w:val="22"/>
+                <w:szCs w:val="22"/>
+                <w:color w:val="000000"/>
+              </w:rPr>
+            </w:pPr>
+            <w:r>
+              <w:rPr>
+                <w:rFonts w:ascii="Arial" w:hAnsi="Arial" w:eastAsia="Arial" w:cs="Arial"/>
                 <w:i w:val="false"/>
                 <w:b w:val="false"/>
                 <w:u w:val="none"/>
@@ -4575,29 +4649,30 @@
           </w:tcPr>
           <w:p>
             <w:pPr>
-              <w:jc w:val="center"/>
-              <w:pBdr>
-                <w:bottom w:val="none" w:sz="0" w:space="0" w:color="000000"/>
-                <w:top w:val="none" w:sz="0" w:space="0" w:color="000000"/>
-                <w:left w:val="none" w:sz="0" w:space="0" w:color="000000"/>
-                <w:right w:val="none" w:sz="0" w:space="0" w:color="000000"/>
-              </w:pBdr>
-              <w:spacing w:after="100" w:before="100" w:line="240"/>
-              <w:ind w:left="100" w:right="100" w:firstLine="0" w:firstLineChars="0"/>
-              <w:rPr>
-                <w:rFonts w:ascii="Helvetica" w:hAnsi="Helvetica" w:eastAsia="Helvetica" w:cs="Helvetica"/>
-                <w:i w:val="false"/>
-                <w:b w:val="false"/>
-                <w:u w:val="none"/>
-                <w:strike w:val="false"/>
-                <w:sz w:val="22"/>
-                <w:szCs w:val="22"/>
-                <w:color w:val="000000"/>
-              </w:rPr>
-            </w:pPr>
-            <w:r>
-              <w:rPr>
-                <w:rFonts w:ascii="Helvetica" w:hAnsi="Helvetica" w:eastAsia="Helvetica" w:cs="Helvetica"/>
+              <w:pStyle w:val="Normal"/>
+              <w:jc w:val="center"/>
+              <w:pBdr>
+                <w:bottom w:val="none" w:sz="0" w:space="0" w:color="000000"/>
+                <w:top w:val="none" w:sz="0" w:space="0" w:color="000000"/>
+                <w:left w:val="none" w:sz="0" w:space="0" w:color="000000"/>
+                <w:right w:val="none" w:sz="0" w:space="0" w:color="000000"/>
+              </w:pBdr>
+              <w:spacing w:after="100" w:before="100" w:line="240"/>
+              <w:ind w:left="100" w:right="100" w:firstLine="0" w:firstLineChars="0"/>
+              <w:rPr>
+                <w:rFonts w:ascii="Arial" w:hAnsi="Arial" w:eastAsia="Arial" w:cs="Arial"/>
+                <w:i w:val="false"/>
+                <w:b w:val="false"/>
+                <w:u w:val="none"/>
+                <w:strike w:val="false"/>
+                <w:sz w:val="22"/>
+                <w:szCs w:val="22"/>
+                <w:color w:val="000000"/>
+              </w:rPr>
+            </w:pPr>
+            <w:r>
+              <w:rPr>
+                <w:rFonts w:ascii="Arial" w:hAnsi="Arial" w:eastAsia="Arial" w:cs="Arial"/>
                 <w:i w:val="false"/>
                 <w:b w:val="false"/>
                 <w:u w:val="none"/>
@@ -4629,29 +4704,30 @@
           </w:tcPr>
           <w:p>
             <w:pPr>
-              <w:jc w:val="center"/>
-              <w:pBdr>
-                <w:bottom w:val="none" w:sz="0" w:space="0" w:color="000000"/>
-                <w:top w:val="none" w:sz="0" w:space="0" w:color="000000"/>
-                <w:left w:val="none" w:sz="0" w:space="0" w:color="000000"/>
-                <w:right w:val="none" w:sz="0" w:space="0" w:color="000000"/>
-              </w:pBdr>
-              <w:spacing w:after="100" w:before="100" w:line="240"/>
-              <w:ind w:left="100" w:right="100" w:firstLine="0" w:firstLineChars="0"/>
-              <w:rPr>
-                <w:rFonts w:ascii="Helvetica" w:hAnsi="Helvetica" w:eastAsia="Helvetica" w:cs="Helvetica"/>
-                <w:i w:val="false"/>
-                <w:b w:val="false"/>
-                <w:u w:val="none"/>
-                <w:strike w:val="false"/>
-                <w:sz w:val="22"/>
-                <w:szCs w:val="22"/>
-                <w:color w:val="000000"/>
-              </w:rPr>
-            </w:pPr>
-            <w:r>
-              <w:rPr>
-                <w:rFonts w:ascii="Helvetica" w:hAnsi="Helvetica" w:eastAsia="Helvetica" w:cs="Helvetica"/>
+              <w:pStyle w:val="Normal"/>
+              <w:jc w:val="center"/>
+              <w:pBdr>
+                <w:bottom w:val="none" w:sz="0" w:space="0" w:color="000000"/>
+                <w:top w:val="none" w:sz="0" w:space="0" w:color="000000"/>
+                <w:left w:val="none" w:sz="0" w:space="0" w:color="000000"/>
+                <w:right w:val="none" w:sz="0" w:space="0" w:color="000000"/>
+              </w:pBdr>
+              <w:spacing w:after="100" w:before="100" w:line="240"/>
+              <w:ind w:left="100" w:right="100" w:firstLine="0" w:firstLineChars="0"/>
+              <w:rPr>
+                <w:rFonts w:ascii="Arial" w:hAnsi="Arial" w:eastAsia="Arial" w:cs="Arial"/>
+                <w:i w:val="false"/>
+                <w:b w:val="false"/>
+                <w:u w:val="none"/>
+                <w:strike w:val="false"/>
+                <w:sz w:val="22"/>
+                <w:szCs w:val="22"/>
+                <w:color w:val="000000"/>
+              </w:rPr>
+            </w:pPr>
+            <w:r>
+              <w:rPr>
+                <w:rFonts w:ascii="Arial" w:hAnsi="Arial" w:eastAsia="Arial" w:cs="Arial"/>
                 <w:i w:val="false"/>
                 <w:b w:val="false"/>
                 <w:u w:val="none"/>
@@ -4683,29 +4759,30 @@
           </w:tcPr>
           <w:p>
             <w:pPr>
-              <w:jc w:val="center"/>
-              <w:pBdr>
-                <w:bottom w:val="none" w:sz="0" w:space="0" w:color="000000"/>
-                <w:top w:val="none" w:sz="0" w:space="0" w:color="000000"/>
-                <w:left w:val="none" w:sz="0" w:space="0" w:color="000000"/>
-                <w:right w:val="none" w:sz="0" w:space="0" w:color="000000"/>
-              </w:pBdr>
-              <w:spacing w:after="100" w:before="100" w:line="240"/>
-              <w:ind w:left="100" w:right="100" w:firstLine="0" w:firstLineChars="0"/>
-              <w:rPr>
-                <w:rFonts w:ascii="Helvetica" w:hAnsi="Helvetica" w:eastAsia="Helvetica" w:cs="Helvetica"/>
-                <w:i w:val="false"/>
-                <w:b w:val="false"/>
-                <w:u w:val="none"/>
-                <w:strike w:val="false"/>
-                <w:sz w:val="22"/>
-                <w:szCs w:val="22"/>
-                <w:color w:val="000000"/>
-              </w:rPr>
-            </w:pPr>
-            <w:r>
-              <w:rPr>
-                <w:rFonts w:ascii="Helvetica" w:hAnsi="Helvetica" w:eastAsia="Helvetica" w:cs="Helvetica"/>
+              <w:pStyle w:val="Normal"/>
+              <w:jc w:val="center"/>
+              <w:pBdr>
+                <w:bottom w:val="none" w:sz="0" w:space="0" w:color="000000"/>
+                <w:top w:val="none" w:sz="0" w:space="0" w:color="000000"/>
+                <w:left w:val="none" w:sz="0" w:space="0" w:color="000000"/>
+                <w:right w:val="none" w:sz="0" w:space="0" w:color="000000"/>
+              </w:pBdr>
+              <w:spacing w:after="100" w:before="100" w:line="240"/>
+              <w:ind w:left="100" w:right="100" w:firstLine="0" w:firstLineChars="0"/>
+              <w:rPr>
+                <w:rFonts w:ascii="Arial" w:hAnsi="Arial" w:eastAsia="Arial" w:cs="Arial"/>
+                <w:i w:val="false"/>
+                <w:b w:val="false"/>
+                <w:u w:val="none"/>
+                <w:strike w:val="false"/>
+                <w:sz w:val="22"/>
+                <w:szCs w:val="22"/>
+                <w:color w:val="000000"/>
+              </w:rPr>
+            </w:pPr>
+            <w:r>
+              <w:rPr>
+                <w:rFonts w:ascii="Arial" w:hAnsi="Arial" w:eastAsia="Arial" w:cs="Arial"/>
                 <w:i w:val="false"/>
                 <w:b w:val="false"/>
                 <w:u w:val="none"/>
@@ -4737,29 +4814,30 @@
           </w:tcPr>
           <w:p>
             <w:pPr>
-              <w:jc w:val="center"/>
-              <w:pBdr>
-                <w:bottom w:val="none" w:sz="0" w:space="0" w:color="000000"/>
-                <w:top w:val="none" w:sz="0" w:space="0" w:color="000000"/>
-                <w:left w:val="none" w:sz="0" w:space="0" w:color="000000"/>
-                <w:right w:val="none" w:sz="0" w:space="0" w:color="000000"/>
-              </w:pBdr>
-              <w:spacing w:after="100" w:before="100" w:line="240"/>
-              <w:ind w:left="100" w:right="100" w:firstLine="0" w:firstLineChars="0"/>
-              <w:rPr>
-                <w:rFonts w:ascii="Helvetica" w:hAnsi="Helvetica" w:eastAsia="Helvetica" w:cs="Helvetica"/>
-                <w:i w:val="false"/>
-                <w:b w:val="false"/>
-                <w:u w:val="none"/>
-                <w:strike w:val="false"/>
-                <w:sz w:val="22"/>
-                <w:szCs w:val="22"/>
-                <w:color w:val="000000"/>
-              </w:rPr>
-            </w:pPr>
-            <w:r>
-              <w:rPr>
-                <w:rFonts w:ascii="Helvetica" w:hAnsi="Helvetica" w:eastAsia="Helvetica" w:cs="Helvetica"/>
+              <w:pStyle w:val="Normal"/>
+              <w:jc w:val="center"/>
+              <w:pBdr>
+                <w:bottom w:val="none" w:sz="0" w:space="0" w:color="000000"/>
+                <w:top w:val="none" w:sz="0" w:space="0" w:color="000000"/>
+                <w:left w:val="none" w:sz="0" w:space="0" w:color="000000"/>
+                <w:right w:val="none" w:sz="0" w:space="0" w:color="000000"/>
+              </w:pBdr>
+              <w:spacing w:after="100" w:before="100" w:line="240"/>
+              <w:ind w:left="100" w:right="100" w:firstLine="0" w:firstLineChars="0"/>
+              <w:rPr>
+                <w:rFonts w:ascii="Arial" w:hAnsi="Arial" w:eastAsia="Arial" w:cs="Arial"/>
+                <w:i w:val="false"/>
+                <w:b w:val="false"/>
+                <w:u w:val="none"/>
+                <w:strike w:val="false"/>
+                <w:sz w:val="22"/>
+                <w:szCs w:val="22"/>
+                <w:color w:val="000000"/>
+              </w:rPr>
+            </w:pPr>
+            <w:r>
+              <w:rPr>
+                <w:rFonts w:ascii="Arial" w:hAnsi="Arial" w:eastAsia="Arial" w:cs="Arial"/>
                 <w:i w:val="false"/>
                 <w:b w:val="false"/>
                 <w:u w:val="none"/>
@@ -4791,29 +4869,30 @@
           </w:tcPr>
           <w:p>
             <w:pPr>
-              <w:jc w:val="center"/>
-              <w:pBdr>
-                <w:bottom w:val="none" w:sz="0" w:space="0" w:color="000000"/>
-                <w:top w:val="none" w:sz="0" w:space="0" w:color="000000"/>
-                <w:left w:val="none" w:sz="0" w:space="0" w:color="000000"/>
-                <w:right w:val="none" w:sz="0" w:space="0" w:color="000000"/>
-              </w:pBdr>
-              <w:spacing w:after="100" w:before="100" w:line="240"/>
-              <w:ind w:left="100" w:right="100" w:firstLine="0" w:firstLineChars="0"/>
-              <w:rPr>
-                <w:rFonts w:ascii="Helvetica" w:hAnsi="Helvetica" w:eastAsia="Helvetica" w:cs="Helvetica"/>
-                <w:i w:val="false"/>
-                <w:b w:val="false"/>
-                <w:u w:val="none"/>
-                <w:strike w:val="false"/>
-                <w:sz w:val="22"/>
-                <w:szCs w:val="22"/>
-                <w:color w:val="000000"/>
-              </w:rPr>
-            </w:pPr>
-            <w:r>
-              <w:rPr>
-                <w:rFonts w:ascii="Helvetica" w:hAnsi="Helvetica" w:eastAsia="Helvetica" w:cs="Helvetica"/>
+              <w:pStyle w:val="Normal"/>
+              <w:jc w:val="center"/>
+              <w:pBdr>
+                <w:bottom w:val="none" w:sz="0" w:space="0" w:color="000000"/>
+                <w:top w:val="none" w:sz="0" w:space="0" w:color="000000"/>
+                <w:left w:val="none" w:sz="0" w:space="0" w:color="000000"/>
+                <w:right w:val="none" w:sz="0" w:space="0" w:color="000000"/>
+              </w:pBdr>
+              <w:spacing w:after="100" w:before="100" w:line="240"/>
+              <w:ind w:left="100" w:right="100" w:firstLine="0" w:firstLineChars="0"/>
+              <w:rPr>
+                <w:rFonts w:ascii="Arial" w:hAnsi="Arial" w:eastAsia="Arial" w:cs="Arial"/>
+                <w:i w:val="false"/>
+                <w:b w:val="false"/>
+                <w:u w:val="none"/>
+                <w:strike w:val="false"/>
+                <w:sz w:val="22"/>
+                <w:szCs w:val="22"/>
+                <w:color w:val="000000"/>
+              </w:rPr>
+            </w:pPr>
+            <w:r>
+              <w:rPr>
+                <w:rFonts w:ascii="Arial" w:hAnsi="Arial" w:eastAsia="Arial" w:cs="Arial"/>
                 <w:i w:val="false"/>
                 <w:b w:val="false"/>
                 <w:u w:val="none"/>
@@ -4845,29 +4924,30 @@
           </w:tcPr>
           <w:p>
             <w:pPr>
-              <w:jc w:val="center"/>
-              <w:pBdr>
-                <w:bottom w:val="none" w:sz="0" w:space="0" w:color="000000"/>
-                <w:top w:val="none" w:sz="0" w:space="0" w:color="000000"/>
-                <w:left w:val="none" w:sz="0" w:space="0" w:color="000000"/>
-                <w:right w:val="none" w:sz="0" w:space="0" w:color="000000"/>
-              </w:pBdr>
-              <w:spacing w:after="100" w:before="100" w:line="240"/>
-              <w:ind w:left="100" w:right="100" w:firstLine="0" w:firstLineChars="0"/>
-              <w:rPr>
-                <w:rFonts w:ascii="Helvetica" w:hAnsi="Helvetica" w:eastAsia="Helvetica" w:cs="Helvetica"/>
-                <w:i w:val="false"/>
-                <w:b w:val="false"/>
-                <w:u w:val="none"/>
-                <w:strike w:val="false"/>
-                <w:sz w:val="22"/>
-                <w:szCs w:val="22"/>
-                <w:color w:val="000000"/>
-              </w:rPr>
-            </w:pPr>
-            <w:r>
-              <w:rPr>
-                <w:rFonts w:ascii="Helvetica" w:hAnsi="Helvetica" w:eastAsia="Helvetica" w:cs="Helvetica"/>
+              <w:pStyle w:val="Normal"/>
+              <w:jc w:val="center"/>
+              <w:pBdr>
+                <w:bottom w:val="none" w:sz="0" w:space="0" w:color="000000"/>
+                <w:top w:val="none" w:sz="0" w:space="0" w:color="000000"/>
+                <w:left w:val="none" w:sz="0" w:space="0" w:color="000000"/>
+                <w:right w:val="none" w:sz="0" w:space="0" w:color="000000"/>
+              </w:pBdr>
+              <w:spacing w:after="100" w:before="100" w:line="240"/>
+              <w:ind w:left="100" w:right="100" w:firstLine="0" w:firstLineChars="0"/>
+              <w:rPr>
+                <w:rFonts w:ascii="Arial" w:hAnsi="Arial" w:eastAsia="Arial" w:cs="Arial"/>
+                <w:i w:val="false"/>
+                <w:b w:val="false"/>
+                <w:u w:val="none"/>
+                <w:strike w:val="false"/>
+                <w:sz w:val="22"/>
+                <w:szCs w:val="22"/>
+                <w:color w:val="000000"/>
+              </w:rPr>
+            </w:pPr>
+            <w:r>
+              <w:rPr>
+                <w:rFonts w:ascii="Arial" w:hAnsi="Arial" w:eastAsia="Arial" w:cs="Arial"/>
                 <w:i w:val="false"/>
                 <w:b w:val="false"/>
                 <w:u w:val="none"/>
@@ -4899,29 +4979,30 @@
           </w:tcPr>
           <w:p>
             <w:pPr>
-              <w:jc w:val="center"/>
-              <w:pBdr>
-                <w:bottom w:val="none" w:sz="0" w:space="0" w:color="000000"/>
-                <w:top w:val="none" w:sz="0" w:space="0" w:color="000000"/>
-                <w:left w:val="none" w:sz="0" w:space="0" w:color="000000"/>
-                <w:right w:val="none" w:sz="0" w:space="0" w:color="000000"/>
-              </w:pBdr>
-              <w:spacing w:after="100" w:before="100" w:line="240"/>
-              <w:ind w:left="100" w:right="100" w:firstLine="0" w:firstLineChars="0"/>
-              <w:rPr>
-                <w:rFonts w:ascii="Helvetica" w:hAnsi="Helvetica" w:eastAsia="Helvetica" w:cs="Helvetica"/>
-                <w:i w:val="false"/>
-                <w:b w:val="false"/>
-                <w:u w:val="none"/>
-                <w:strike w:val="false"/>
-                <w:sz w:val="22"/>
-                <w:szCs w:val="22"/>
-                <w:color w:val="000000"/>
-              </w:rPr>
-            </w:pPr>
-            <w:r>
-              <w:rPr>
-                <w:rFonts w:ascii="Helvetica" w:hAnsi="Helvetica" w:eastAsia="Helvetica" w:cs="Helvetica"/>
+              <w:pStyle w:val="Normal"/>
+              <w:jc w:val="center"/>
+              <w:pBdr>
+                <w:bottom w:val="none" w:sz="0" w:space="0" w:color="000000"/>
+                <w:top w:val="none" w:sz="0" w:space="0" w:color="000000"/>
+                <w:left w:val="none" w:sz="0" w:space="0" w:color="000000"/>
+                <w:right w:val="none" w:sz="0" w:space="0" w:color="000000"/>
+              </w:pBdr>
+              <w:spacing w:after="100" w:before="100" w:line="240"/>
+              <w:ind w:left="100" w:right="100" w:firstLine="0" w:firstLineChars="0"/>
+              <w:rPr>
+                <w:rFonts w:ascii="Arial" w:hAnsi="Arial" w:eastAsia="Arial" w:cs="Arial"/>
+                <w:i w:val="false"/>
+                <w:b w:val="false"/>
+                <w:u w:val="none"/>
+                <w:strike w:val="false"/>
+                <w:sz w:val="22"/>
+                <w:szCs w:val="22"/>
+                <w:color w:val="000000"/>
+              </w:rPr>
+            </w:pPr>
+            <w:r>
+              <w:rPr>
+                <w:rFonts w:ascii="Arial" w:hAnsi="Arial" w:eastAsia="Arial" w:cs="Arial"/>
                 <w:i w:val="false"/>
                 <w:b w:val="false"/>
                 <w:u w:val="none"/>
@@ -4953,29 +5034,30 @@
           </w:tcPr>
           <w:p>
             <w:pPr>
-              <w:jc w:val="center"/>
-              <w:pBdr>
-                <w:bottom w:val="none" w:sz="0" w:space="0" w:color="000000"/>
-                <w:top w:val="none" w:sz="0" w:space="0" w:color="000000"/>
-                <w:left w:val="none" w:sz="0" w:space="0" w:color="000000"/>
-                <w:right w:val="none" w:sz="0" w:space="0" w:color="000000"/>
-              </w:pBdr>
-              <w:spacing w:after="100" w:before="100" w:line="240"/>
-              <w:ind w:left="100" w:right="100" w:firstLine="0" w:firstLineChars="0"/>
-              <w:rPr>
-                <w:rFonts w:ascii="Helvetica" w:hAnsi="Helvetica" w:eastAsia="Helvetica" w:cs="Helvetica"/>
-                <w:i w:val="false"/>
-                <w:b w:val="false"/>
-                <w:u w:val="none"/>
-                <w:strike w:val="false"/>
-                <w:sz w:val="22"/>
-                <w:szCs w:val="22"/>
-                <w:color w:val="000000"/>
-              </w:rPr>
-            </w:pPr>
-            <w:r>
-              <w:rPr>
-                <w:rFonts w:ascii="Helvetica" w:hAnsi="Helvetica" w:eastAsia="Helvetica" w:cs="Helvetica"/>
+              <w:pStyle w:val="Normal"/>
+              <w:jc w:val="center"/>
+              <w:pBdr>
+                <w:bottom w:val="none" w:sz="0" w:space="0" w:color="000000"/>
+                <w:top w:val="none" w:sz="0" w:space="0" w:color="000000"/>
+                <w:left w:val="none" w:sz="0" w:space="0" w:color="000000"/>
+                <w:right w:val="none" w:sz="0" w:space="0" w:color="000000"/>
+              </w:pBdr>
+              <w:spacing w:after="100" w:before="100" w:line="240"/>
+              <w:ind w:left="100" w:right="100" w:firstLine="0" w:firstLineChars="0"/>
+              <w:rPr>
+                <w:rFonts w:ascii="Arial" w:hAnsi="Arial" w:eastAsia="Arial" w:cs="Arial"/>
+                <w:i w:val="false"/>
+                <w:b w:val="false"/>
+                <w:u w:val="none"/>
+                <w:strike w:val="false"/>
+                <w:sz w:val="22"/>
+                <w:szCs w:val="22"/>
+                <w:color w:val="000000"/>
+              </w:rPr>
+            </w:pPr>
+            <w:r>
+              <w:rPr>
+                <w:rFonts w:ascii="Arial" w:hAnsi="Arial" w:eastAsia="Arial" w:cs="Arial"/>
                 <w:i w:val="false"/>
                 <w:b w:val="false"/>
                 <w:u w:val="none"/>
@@ -5007,29 +5089,30 @@
           </w:tcPr>
           <w:p>
             <w:pPr>
-              <w:jc w:val="center"/>
-              <w:pBdr>
-                <w:bottom w:val="none" w:sz="0" w:space="0" w:color="000000"/>
-                <w:top w:val="none" w:sz="0" w:space="0" w:color="000000"/>
-                <w:left w:val="none" w:sz="0" w:space="0" w:color="000000"/>
-                <w:right w:val="none" w:sz="0" w:space="0" w:color="000000"/>
-              </w:pBdr>
-              <w:spacing w:after="100" w:before="100" w:line="240"/>
-              <w:ind w:left="100" w:right="100" w:firstLine="0" w:firstLineChars="0"/>
-              <w:rPr>
-                <w:rFonts w:ascii="Helvetica" w:hAnsi="Helvetica" w:eastAsia="Helvetica" w:cs="Helvetica"/>
-                <w:i w:val="false"/>
-                <w:b w:val="false"/>
-                <w:u w:val="none"/>
-                <w:strike w:val="false"/>
-                <w:sz w:val="22"/>
-                <w:szCs w:val="22"/>
-                <w:color w:val="000000"/>
-              </w:rPr>
-            </w:pPr>
-            <w:r>
-              <w:rPr>
-                <w:rFonts w:ascii="Helvetica" w:hAnsi="Helvetica" w:eastAsia="Helvetica" w:cs="Helvetica"/>
+              <w:pStyle w:val="Normal"/>
+              <w:jc w:val="center"/>
+              <w:pBdr>
+                <w:bottom w:val="none" w:sz="0" w:space="0" w:color="000000"/>
+                <w:top w:val="none" w:sz="0" w:space="0" w:color="000000"/>
+                <w:left w:val="none" w:sz="0" w:space="0" w:color="000000"/>
+                <w:right w:val="none" w:sz="0" w:space="0" w:color="000000"/>
+              </w:pBdr>
+              <w:spacing w:after="100" w:before="100" w:line="240"/>
+              <w:ind w:left="100" w:right="100" w:firstLine="0" w:firstLineChars="0"/>
+              <w:rPr>
+                <w:rFonts w:ascii="Arial" w:hAnsi="Arial" w:eastAsia="Arial" w:cs="Arial"/>
+                <w:i w:val="false"/>
+                <w:b w:val="false"/>
+                <w:u w:val="none"/>
+                <w:strike w:val="false"/>
+                <w:sz w:val="22"/>
+                <w:szCs w:val="22"/>
+                <w:color w:val="000000"/>
+              </w:rPr>
+            </w:pPr>
+            <w:r>
+              <w:rPr>
+                <w:rFonts w:ascii="Arial" w:hAnsi="Arial" w:eastAsia="Arial" w:cs="Arial"/>
                 <w:i w:val="false"/>
                 <w:b w:val="false"/>
                 <w:u w:val="none"/>
@@ -5045,51 +5128,51 @@
       </w:tr>
       <w:tr>
         <w:trPr>
-          <w:trHeight w:val="591" w:hRule="auto"/>
+          <w:trHeight w:val="600" w:hRule="auto"/>
         </w:trPr>
-        body 8
-        <w:tc>
-          <w:tcPr>
-            <w:tcBorders>
-              <w:bottom w:val="single" w:sz="6" w:space="0" w:color="666666"/>
-              <w:top w:val="single" w:sz="6" w:space="0" w:color="666666"/>
-              <w:left w:val="none" w:sz="0" w:space="0" w:color="000000"/>
-              <w:right w:val="none" w:sz="0" w:space="0" w:color="000000"/>
-            </w:tcBorders>
-            <w:shd w:val="clear" w:color="auto" w:fill="FFFFFF"/>
-            <w:tcMar>
-              <w:top w:w="0" w:type="dxa"/>
-              <w:bottom w:w="0" w:type="dxa"/>
-              <w:left w:w="0" w:type="dxa"/>
-              <w:right w:w="0" w:type="dxa"/>
-            </w:tcMar>
-            <w:vAlign w:val="center"/>
-          </w:tcPr>
-          <w:p>
-            <w:pPr>
-              <w:jc w:val="center"/>
-              <w:pBdr>
-                <w:bottom w:val="none" w:sz="0" w:space="0" w:color="000000"/>
-                <w:top w:val="none" w:sz="0" w:space="0" w:color="000000"/>
-                <w:left w:val="none" w:sz="0" w:space="0" w:color="000000"/>
-                <w:right w:val="none" w:sz="0" w:space="0" w:color="000000"/>
-              </w:pBdr>
-              <w:spacing w:after="100" w:before="100" w:line="240"/>
-              <w:ind w:left="100" w:right="100" w:firstLine="0" w:firstLineChars="0"/>
-              <w:rPr>
-                <w:rFonts w:ascii="Helvetica" w:hAnsi="Helvetica" w:eastAsia="Helvetica" w:cs="Helvetica"/>
-                <w:i w:val="false"/>
-                <w:b w:val="false"/>
-                <w:u w:val="none"/>
-                <w:strike w:val="false"/>
-                <w:sz w:val="22"/>
-                <w:szCs w:val="22"/>
-                <w:color w:val="000000"/>
-              </w:rPr>
-            </w:pPr>
-            <w:r>
-              <w:rPr>
-                <w:rFonts w:ascii="Helvetica" w:hAnsi="Helvetica" w:eastAsia="Helvetica" w:cs="Helvetica"/>
+        <w:tc>
+          <w:tcPr>
+            <w:tcBorders>
+              <w:bottom w:val="single" w:sz="6" w:space="0" w:color="666666"/>
+              <w:top w:val="single" w:sz="6" w:space="0" w:color="666666"/>
+              <w:left w:val="none" w:sz="0" w:space="0" w:color="000000"/>
+              <w:right w:val="none" w:sz="0" w:space="0" w:color="000000"/>
+            </w:tcBorders>
+            <w:shd w:val="clear" w:color="auto" w:fill="FFFFFF"/>
+            <w:tcMar>
+              <w:top w:w="0" w:type="dxa"/>
+              <w:bottom w:w="0" w:type="dxa"/>
+              <w:left w:w="0" w:type="dxa"/>
+              <w:right w:w="0" w:type="dxa"/>
+            </w:tcMar>
+            <w:vAlign w:val="center"/>
+          </w:tcPr>
+          <w:p>
+            <w:pPr>
+              <w:pStyle w:val="Normal"/>
+              <w:jc w:val="center"/>
+              <w:pBdr>
+                <w:bottom w:val="none" w:sz="0" w:space="0" w:color="000000"/>
+                <w:top w:val="none" w:sz="0" w:space="0" w:color="000000"/>
+                <w:left w:val="none" w:sz="0" w:space="0" w:color="000000"/>
+                <w:right w:val="none" w:sz="0" w:space="0" w:color="000000"/>
+              </w:pBdr>
+              <w:spacing w:after="100" w:before="100" w:line="240"/>
+              <w:ind w:left="100" w:right="100" w:firstLine="0" w:firstLineChars="0"/>
+              <w:rPr>
+                <w:rFonts w:ascii="Arial" w:hAnsi="Arial" w:eastAsia="Arial" w:cs="Arial"/>
+                <w:i w:val="false"/>
+                <w:b w:val="false"/>
+                <w:u w:val="none"/>
+                <w:strike w:val="false"/>
+                <w:sz w:val="22"/>
+                <w:szCs w:val="22"/>
+                <w:color w:val="000000"/>
+              </w:rPr>
+            </w:pPr>
+            <w:r>
+              <w:rPr>
+                <w:rFonts w:ascii="Arial" w:hAnsi="Arial" w:eastAsia="Arial" w:cs="Arial"/>
                 <w:i w:val="false"/>
                 <w:b w:val="false"/>
                 <w:u w:val="none"/>
@@ -5121,29 +5204,30 @@
           </w:tcPr>
           <w:p>
             <w:pPr>
-              <w:jc w:val="center"/>
-              <w:pBdr>
-                <w:bottom w:val="none" w:sz="0" w:space="0" w:color="000000"/>
-                <w:top w:val="none" w:sz="0" w:space="0" w:color="000000"/>
-                <w:left w:val="none" w:sz="0" w:space="0" w:color="000000"/>
-                <w:right w:val="none" w:sz="0" w:space="0" w:color="000000"/>
-              </w:pBdr>
-              <w:spacing w:after="100" w:before="100" w:line="240"/>
-              <w:ind w:left="100" w:right="100" w:firstLine="0" w:firstLineChars="0"/>
-              <w:rPr>
-                <w:rFonts w:ascii="Helvetica" w:hAnsi="Helvetica" w:eastAsia="Helvetica" w:cs="Helvetica"/>
-                <w:i w:val="false"/>
-                <w:b w:val="false"/>
-                <w:u w:val="none"/>
-                <w:strike w:val="false"/>
-                <w:sz w:val="22"/>
-                <w:szCs w:val="22"/>
-                <w:color w:val="000000"/>
-              </w:rPr>
-            </w:pPr>
-            <w:r>
-              <w:rPr>
-                <w:rFonts w:ascii="Helvetica" w:hAnsi="Helvetica" w:eastAsia="Helvetica" w:cs="Helvetica"/>
+              <w:pStyle w:val="Normal"/>
+              <w:jc w:val="center"/>
+              <w:pBdr>
+                <w:bottom w:val="none" w:sz="0" w:space="0" w:color="000000"/>
+                <w:top w:val="none" w:sz="0" w:space="0" w:color="000000"/>
+                <w:left w:val="none" w:sz="0" w:space="0" w:color="000000"/>
+                <w:right w:val="none" w:sz="0" w:space="0" w:color="000000"/>
+              </w:pBdr>
+              <w:spacing w:after="100" w:before="100" w:line="240"/>
+              <w:ind w:left="100" w:right="100" w:firstLine="0" w:firstLineChars="0"/>
+              <w:rPr>
+                <w:rFonts w:ascii="Arial" w:hAnsi="Arial" w:eastAsia="Arial" w:cs="Arial"/>
+                <w:i w:val="false"/>
+                <w:b w:val="false"/>
+                <w:u w:val="none"/>
+                <w:strike w:val="false"/>
+                <w:sz w:val="22"/>
+                <w:szCs w:val="22"/>
+                <w:color w:val="000000"/>
+              </w:rPr>
+            </w:pPr>
+            <w:r>
+              <w:rPr>
+                <w:rFonts w:ascii="Arial" w:hAnsi="Arial" w:eastAsia="Arial" w:cs="Arial"/>
                 <w:i w:val="false"/>
                 <w:b w:val="false"/>
                 <w:u w:val="none"/>
@@ -5175,29 +5259,30 @@
           </w:tcPr>
           <w:p>
             <w:pPr>
-              <w:jc w:val="center"/>
-              <w:pBdr>
-                <w:bottom w:val="none" w:sz="0" w:space="0" w:color="000000"/>
-                <w:top w:val="none" w:sz="0" w:space="0" w:color="000000"/>
-                <w:left w:val="none" w:sz="0" w:space="0" w:color="000000"/>
-                <w:right w:val="none" w:sz="0" w:space="0" w:color="000000"/>
-              </w:pBdr>
-              <w:spacing w:after="100" w:before="100" w:line="240"/>
-              <w:ind w:left="100" w:right="100" w:firstLine="0" w:firstLineChars="0"/>
-              <w:rPr>
-                <w:rFonts w:ascii="Helvetica" w:hAnsi="Helvetica" w:eastAsia="Helvetica" w:cs="Helvetica"/>
-                <w:i w:val="false"/>
-                <w:b w:val="false"/>
-                <w:u w:val="none"/>
-                <w:strike w:val="false"/>
-                <w:sz w:val="22"/>
-                <w:szCs w:val="22"/>
-                <w:color w:val="000000"/>
-              </w:rPr>
-            </w:pPr>
-            <w:r>
-              <w:rPr>
-                <w:rFonts w:ascii="Helvetica" w:hAnsi="Helvetica" w:eastAsia="Helvetica" w:cs="Helvetica"/>
+              <w:pStyle w:val="Normal"/>
+              <w:jc w:val="center"/>
+              <w:pBdr>
+                <w:bottom w:val="none" w:sz="0" w:space="0" w:color="000000"/>
+                <w:top w:val="none" w:sz="0" w:space="0" w:color="000000"/>
+                <w:left w:val="none" w:sz="0" w:space="0" w:color="000000"/>
+                <w:right w:val="none" w:sz="0" w:space="0" w:color="000000"/>
+              </w:pBdr>
+              <w:spacing w:after="100" w:before="100" w:line="240"/>
+              <w:ind w:left="100" w:right="100" w:firstLine="0" w:firstLineChars="0"/>
+              <w:rPr>
+                <w:rFonts w:ascii="Arial" w:hAnsi="Arial" w:eastAsia="Arial" w:cs="Arial"/>
+                <w:i w:val="false"/>
+                <w:b w:val="false"/>
+                <w:u w:val="none"/>
+                <w:strike w:val="false"/>
+                <w:sz w:val="22"/>
+                <w:szCs w:val="22"/>
+                <w:color w:val="000000"/>
+              </w:rPr>
+            </w:pPr>
+            <w:r>
+              <w:rPr>
+                <w:rFonts w:ascii="Arial" w:hAnsi="Arial" w:eastAsia="Arial" w:cs="Arial"/>
                 <w:i w:val="false"/>
                 <w:b w:val="false"/>
                 <w:u w:val="none"/>
@@ -5229,29 +5314,30 @@
           </w:tcPr>
           <w:p>
             <w:pPr>
-              <w:jc w:val="center"/>
-              <w:pBdr>
-                <w:bottom w:val="none" w:sz="0" w:space="0" w:color="000000"/>
-                <w:top w:val="none" w:sz="0" w:space="0" w:color="000000"/>
-                <w:left w:val="none" w:sz="0" w:space="0" w:color="000000"/>
-                <w:right w:val="none" w:sz="0" w:space="0" w:color="000000"/>
-              </w:pBdr>
-              <w:spacing w:after="100" w:before="100" w:line="240"/>
-              <w:ind w:left="100" w:right="100" w:firstLine="0" w:firstLineChars="0"/>
-              <w:rPr>
-                <w:rFonts w:ascii="Helvetica" w:hAnsi="Helvetica" w:eastAsia="Helvetica" w:cs="Helvetica"/>
-                <w:i w:val="false"/>
-                <w:b w:val="false"/>
-                <w:u w:val="none"/>
-                <w:strike w:val="false"/>
-                <w:sz w:val="22"/>
-                <w:szCs w:val="22"/>
-                <w:color w:val="000000"/>
-              </w:rPr>
-            </w:pPr>
-            <w:r>
-              <w:rPr>
-                <w:rFonts w:ascii="Helvetica" w:hAnsi="Helvetica" w:eastAsia="Helvetica" w:cs="Helvetica"/>
+              <w:pStyle w:val="Normal"/>
+              <w:jc w:val="center"/>
+              <w:pBdr>
+                <w:bottom w:val="none" w:sz="0" w:space="0" w:color="000000"/>
+                <w:top w:val="none" w:sz="0" w:space="0" w:color="000000"/>
+                <w:left w:val="none" w:sz="0" w:space="0" w:color="000000"/>
+                <w:right w:val="none" w:sz="0" w:space="0" w:color="000000"/>
+              </w:pBdr>
+              <w:spacing w:after="100" w:before="100" w:line="240"/>
+              <w:ind w:left="100" w:right="100" w:firstLine="0" w:firstLineChars="0"/>
+              <w:rPr>
+                <w:rFonts w:ascii="Arial" w:hAnsi="Arial" w:eastAsia="Arial" w:cs="Arial"/>
+                <w:i w:val="false"/>
+                <w:b w:val="false"/>
+                <w:u w:val="none"/>
+                <w:strike w:val="false"/>
+                <w:sz w:val="22"/>
+                <w:szCs w:val="22"/>
+                <w:color w:val="000000"/>
+              </w:rPr>
+            </w:pPr>
+            <w:r>
+              <w:rPr>
+                <w:rFonts w:ascii="Arial" w:hAnsi="Arial" w:eastAsia="Arial" w:cs="Arial"/>
                 <w:i w:val="false"/>
                 <w:b w:val="false"/>
                 <w:u w:val="none"/>
@@ -5283,29 +5369,30 @@
           </w:tcPr>
           <w:p>
             <w:pPr>
-              <w:jc w:val="center"/>
-              <w:pBdr>
-                <w:bottom w:val="none" w:sz="0" w:space="0" w:color="000000"/>
-                <w:top w:val="none" w:sz="0" w:space="0" w:color="000000"/>
-                <w:left w:val="none" w:sz="0" w:space="0" w:color="000000"/>
-                <w:right w:val="none" w:sz="0" w:space="0" w:color="000000"/>
-              </w:pBdr>
-              <w:spacing w:after="100" w:before="100" w:line="240"/>
-              <w:ind w:left="100" w:right="100" w:firstLine="0" w:firstLineChars="0"/>
-              <w:rPr>
-                <w:rFonts w:ascii="Helvetica" w:hAnsi="Helvetica" w:eastAsia="Helvetica" w:cs="Helvetica"/>
-                <w:i w:val="false"/>
-                <w:b w:val="false"/>
-                <w:u w:val="none"/>
-                <w:strike w:val="false"/>
-                <w:sz w:val="22"/>
-                <w:szCs w:val="22"/>
-                <w:color w:val="000000"/>
-              </w:rPr>
-            </w:pPr>
-            <w:r>
-              <w:rPr>
-                <w:rFonts w:ascii="Helvetica" w:hAnsi="Helvetica" w:eastAsia="Helvetica" w:cs="Helvetica"/>
+              <w:pStyle w:val="Normal"/>
+              <w:jc w:val="center"/>
+              <w:pBdr>
+                <w:bottom w:val="none" w:sz="0" w:space="0" w:color="000000"/>
+                <w:top w:val="none" w:sz="0" w:space="0" w:color="000000"/>
+                <w:left w:val="none" w:sz="0" w:space="0" w:color="000000"/>
+                <w:right w:val="none" w:sz="0" w:space="0" w:color="000000"/>
+              </w:pBdr>
+              <w:spacing w:after="100" w:before="100" w:line="240"/>
+              <w:ind w:left="100" w:right="100" w:firstLine="0" w:firstLineChars="0"/>
+              <w:rPr>
+                <w:rFonts w:ascii="Arial" w:hAnsi="Arial" w:eastAsia="Arial" w:cs="Arial"/>
+                <w:i w:val="false"/>
+                <w:b w:val="false"/>
+                <w:u w:val="none"/>
+                <w:strike w:val="false"/>
+                <w:sz w:val="22"/>
+                <w:szCs w:val="22"/>
+                <w:color w:val="000000"/>
+              </w:rPr>
+            </w:pPr>
+            <w:r>
+              <w:rPr>
+                <w:rFonts w:ascii="Arial" w:hAnsi="Arial" w:eastAsia="Arial" w:cs="Arial"/>
                 <w:i w:val="false"/>
                 <w:b w:val="false"/>
                 <w:u w:val="none"/>
@@ -5337,29 +5424,30 @@
           </w:tcPr>
           <w:p>
             <w:pPr>
-              <w:jc w:val="center"/>
-              <w:pBdr>
-                <w:bottom w:val="none" w:sz="0" w:space="0" w:color="000000"/>
-                <w:top w:val="none" w:sz="0" w:space="0" w:color="000000"/>
-                <w:left w:val="none" w:sz="0" w:space="0" w:color="000000"/>
-                <w:right w:val="none" w:sz="0" w:space="0" w:color="000000"/>
-              </w:pBdr>
-              <w:spacing w:after="100" w:before="100" w:line="240"/>
-              <w:ind w:left="100" w:right="100" w:firstLine="0" w:firstLineChars="0"/>
-              <w:rPr>
-                <w:rFonts w:ascii="Helvetica" w:hAnsi="Helvetica" w:eastAsia="Helvetica" w:cs="Helvetica"/>
-                <w:i w:val="false"/>
-                <w:b w:val="false"/>
-                <w:u w:val="none"/>
-                <w:strike w:val="false"/>
-                <w:sz w:val="22"/>
-                <w:szCs w:val="22"/>
-                <w:color w:val="000000"/>
-              </w:rPr>
-            </w:pPr>
-            <w:r>
-              <w:rPr>
-                <w:rFonts w:ascii="Helvetica" w:hAnsi="Helvetica" w:eastAsia="Helvetica" w:cs="Helvetica"/>
+              <w:pStyle w:val="Normal"/>
+              <w:jc w:val="center"/>
+              <w:pBdr>
+                <w:bottom w:val="none" w:sz="0" w:space="0" w:color="000000"/>
+                <w:top w:val="none" w:sz="0" w:space="0" w:color="000000"/>
+                <w:left w:val="none" w:sz="0" w:space="0" w:color="000000"/>
+                <w:right w:val="none" w:sz="0" w:space="0" w:color="000000"/>
+              </w:pBdr>
+              <w:spacing w:after="100" w:before="100" w:line="240"/>
+              <w:ind w:left="100" w:right="100" w:firstLine="0" w:firstLineChars="0"/>
+              <w:rPr>
+                <w:rFonts w:ascii="Arial" w:hAnsi="Arial" w:eastAsia="Arial" w:cs="Arial"/>
+                <w:i w:val="false"/>
+                <w:b w:val="false"/>
+                <w:u w:val="none"/>
+                <w:strike w:val="false"/>
+                <w:sz w:val="22"/>
+                <w:szCs w:val="22"/>
+                <w:color w:val="000000"/>
+              </w:rPr>
+            </w:pPr>
+            <w:r>
+              <w:rPr>
+                <w:rFonts w:ascii="Arial" w:hAnsi="Arial" w:eastAsia="Arial" w:cs="Arial"/>
                 <w:i w:val="false"/>
                 <w:b w:val="false"/>
                 <w:u w:val="none"/>
@@ -5391,29 +5479,30 @@
           </w:tcPr>
           <w:p>
             <w:pPr>
-              <w:jc w:val="center"/>
-              <w:pBdr>
-                <w:bottom w:val="none" w:sz="0" w:space="0" w:color="000000"/>
-                <w:top w:val="none" w:sz="0" w:space="0" w:color="000000"/>
-                <w:left w:val="none" w:sz="0" w:space="0" w:color="000000"/>
-                <w:right w:val="none" w:sz="0" w:space="0" w:color="000000"/>
-              </w:pBdr>
-              <w:spacing w:after="100" w:before="100" w:line="240"/>
-              <w:ind w:left="100" w:right="100" w:firstLine="0" w:firstLineChars="0"/>
-              <w:rPr>
-                <w:rFonts w:ascii="Helvetica" w:hAnsi="Helvetica" w:eastAsia="Helvetica" w:cs="Helvetica"/>
-                <w:i w:val="false"/>
-                <w:b w:val="false"/>
-                <w:u w:val="none"/>
-                <w:strike w:val="false"/>
-                <w:sz w:val="22"/>
-                <w:szCs w:val="22"/>
-                <w:color w:val="000000"/>
-              </w:rPr>
-            </w:pPr>
-            <w:r>
-              <w:rPr>
-                <w:rFonts w:ascii="Helvetica" w:hAnsi="Helvetica" w:eastAsia="Helvetica" w:cs="Helvetica"/>
+              <w:pStyle w:val="Normal"/>
+              <w:jc w:val="center"/>
+              <w:pBdr>
+                <w:bottom w:val="none" w:sz="0" w:space="0" w:color="000000"/>
+                <w:top w:val="none" w:sz="0" w:space="0" w:color="000000"/>
+                <w:left w:val="none" w:sz="0" w:space="0" w:color="000000"/>
+                <w:right w:val="none" w:sz="0" w:space="0" w:color="000000"/>
+              </w:pBdr>
+              <w:spacing w:after="100" w:before="100" w:line="240"/>
+              <w:ind w:left="100" w:right="100" w:firstLine="0" w:firstLineChars="0"/>
+              <w:rPr>
+                <w:rFonts w:ascii="Arial" w:hAnsi="Arial" w:eastAsia="Arial" w:cs="Arial"/>
+                <w:i w:val="false"/>
+                <w:b w:val="false"/>
+                <w:u w:val="none"/>
+                <w:strike w:val="false"/>
+                <w:sz w:val="22"/>
+                <w:szCs w:val="22"/>
+                <w:color w:val="000000"/>
+              </w:rPr>
+            </w:pPr>
+            <w:r>
+              <w:rPr>
+                <w:rFonts w:ascii="Arial" w:hAnsi="Arial" w:eastAsia="Arial" w:cs="Arial"/>
                 <w:i w:val="false"/>
                 <w:b w:val="false"/>
                 <w:u w:val="none"/>
@@ -5445,29 +5534,30 @@
           </w:tcPr>
           <w:p>
             <w:pPr>
-              <w:jc w:val="center"/>
-              <w:pBdr>
-                <w:bottom w:val="none" w:sz="0" w:space="0" w:color="000000"/>
-                <w:top w:val="none" w:sz="0" w:space="0" w:color="000000"/>
-                <w:left w:val="none" w:sz="0" w:space="0" w:color="000000"/>
-                <w:right w:val="none" w:sz="0" w:space="0" w:color="000000"/>
-              </w:pBdr>
-              <w:spacing w:after="100" w:before="100" w:line="240"/>
-              <w:ind w:left="100" w:right="100" w:firstLine="0" w:firstLineChars="0"/>
-              <w:rPr>
-                <w:rFonts w:ascii="Helvetica" w:hAnsi="Helvetica" w:eastAsia="Helvetica" w:cs="Helvetica"/>
-                <w:i w:val="false"/>
-                <w:b w:val="false"/>
-                <w:u w:val="none"/>
-                <w:strike w:val="false"/>
-                <w:sz w:val="22"/>
-                <w:szCs w:val="22"/>
-                <w:color w:val="000000"/>
-              </w:rPr>
-            </w:pPr>
-            <w:r>
-              <w:rPr>
-                <w:rFonts w:ascii="Helvetica" w:hAnsi="Helvetica" w:eastAsia="Helvetica" w:cs="Helvetica"/>
+              <w:pStyle w:val="Normal"/>
+              <w:jc w:val="center"/>
+              <w:pBdr>
+                <w:bottom w:val="none" w:sz="0" w:space="0" w:color="000000"/>
+                <w:top w:val="none" w:sz="0" w:space="0" w:color="000000"/>
+                <w:left w:val="none" w:sz="0" w:space="0" w:color="000000"/>
+                <w:right w:val="none" w:sz="0" w:space="0" w:color="000000"/>
+              </w:pBdr>
+              <w:spacing w:after="100" w:before="100" w:line="240"/>
+              <w:ind w:left="100" w:right="100" w:firstLine="0" w:firstLineChars="0"/>
+              <w:rPr>
+                <w:rFonts w:ascii="Arial" w:hAnsi="Arial" w:eastAsia="Arial" w:cs="Arial"/>
+                <w:i w:val="false"/>
+                <w:b w:val="false"/>
+                <w:u w:val="none"/>
+                <w:strike w:val="false"/>
+                <w:sz w:val="22"/>
+                <w:szCs w:val="22"/>
+                <w:color w:val="000000"/>
+              </w:rPr>
+            </w:pPr>
+            <w:r>
+              <w:rPr>
+                <w:rFonts w:ascii="Arial" w:hAnsi="Arial" w:eastAsia="Arial" w:cs="Arial"/>
                 <w:i w:val="false"/>
                 <w:b w:val="false"/>
                 <w:u w:val="none"/>
@@ -5499,29 +5589,30 @@
           </w:tcPr>
           <w:p>
             <w:pPr>
-              <w:jc w:val="center"/>
-              <w:pBdr>
-                <w:bottom w:val="none" w:sz="0" w:space="0" w:color="000000"/>
-                <w:top w:val="none" w:sz="0" w:space="0" w:color="000000"/>
-                <w:left w:val="none" w:sz="0" w:space="0" w:color="000000"/>
-                <w:right w:val="none" w:sz="0" w:space="0" w:color="000000"/>
-              </w:pBdr>
-              <w:spacing w:after="100" w:before="100" w:line="240"/>
-              <w:ind w:left="100" w:right="100" w:firstLine="0" w:firstLineChars="0"/>
-              <w:rPr>
-                <w:rFonts w:ascii="Helvetica" w:hAnsi="Helvetica" w:eastAsia="Helvetica" w:cs="Helvetica"/>
-                <w:i w:val="false"/>
-                <w:b w:val="false"/>
-                <w:u w:val="none"/>
-                <w:strike w:val="false"/>
-                <w:sz w:val="22"/>
-                <w:szCs w:val="22"/>
-                <w:color w:val="000000"/>
-              </w:rPr>
-            </w:pPr>
-            <w:r>
-              <w:rPr>
-                <w:rFonts w:ascii="Helvetica" w:hAnsi="Helvetica" w:eastAsia="Helvetica" w:cs="Helvetica"/>
+              <w:pStyle w:val="Normal"/>
+              <w:jc w:val="center"/>
+              <w:pBdr>
+                <w:bottom w:val="none" w:sz="0" w:space="0" w:color="000000"/>
+                <w:top w:val="none" w:sz="0" w:space="0" w:color="000000"/>
+                <w:left w:val="none" w:sz="0" w:space="0" w:color="000000"/>
+                <w:right w:val="none" w:sz="0" w:space="0" w:color="000000"/>
+              </w:pBdr>
+              <w:spacing w:after="100" w:before="100" w:line="240"/>
+              <w:ind w:left="100" w:right="100" w:firstLine="0" w:firstLineChars="0"/>
+              <w:rPr>
+                <w:rFonts w:ascii="Arial" w:hAnsi="Arial" w:eastAsia="Arial" w:cs="Arial"/>
+                <w:i w:val="false"/>
+                <w:b w:val="false"/>
+                <w:u w:val="none"/>
+                <w:strike w:val="false"/>
+                <w:sz w:val="22"/>
+                <w:szCs w:val="22"/>
+                <w:color w:val="000000"/>
+              </w:rPr>
+            </w:pPr>
+            <w:r>
+              <w:rPr>
+                <w:rFonts w:ascii="Arial" w:hAnsi="Arial" w:eastAsia="Arial" w:cs="Arial"/>
                 <w:i w:val="false"/>
                 <w:b w:val="false"/>
                 <w:u w:val="none"/>
@@ -5553,29 +5644,30 @@
           </w:tcPr>
           <w:p>
             <w:pPr>
-              <w:jc w:val="center"/>
-              <w:pBdr>
-                <w:bottom w:val="none" w:sz="0" w:space="0" w:color="000000"/>
-                <w:top w:val="none" w:sz="0" w:space="0" w:color="000000"/>
-                <w:left w:val="none" w:sz="0" w:space="0" w:color="000000"/>
-                <w:right w:val="none" w:sz="0" w:space="0" w:color="000000"/>
-              </w:pBdr>
-              <w:spacing w:after="100" w:before="100" w:line="240"/>
-              <w:ind w:left="100" w:right="100" w:firstLine="0" w:firstLineChars="0"/>
-              <w:rPr>
-                <w:rFonts w:ascii="Helvetica" w:hAnsi="Helvetica" w:eastAsia="Helvetica" w:cs="Helvetica"/>
-                <w:i w:val="false"/>
-                <w:b w:val="false"/>
-                <w:u w:val="none"/>
-                <w:strike w:val="false"/>
-                <w:sz w:val="22"/>
-                <w:szCs w:val="22"/>
-                <w:color w:val="000000"/>
-              </w:rPr>
-            </w:pPr>
-            <w:r>
-              <w:rPr>
-                <w:rFonts w:ascii="Helvetica" w:hAnsi="Helvetica" w:eastAsia="Helvetica" w:cs="Helvetica"/>
+              <w:pStyle w:val="Normal"/>
+              <w:jc w:val="center"/>
+              <w:pBdr>
+                <w:bottom w:val="none" w:sz="0" w:space="0" w:color="000000"/>
+                <w:top w:val="none" w:sz="0" w:space="0" w:color="000000"/>
+                <w:left w:val="none" w:sz="0" w:space="0" w:color="000000"/>
+                <w:right w:val="none" w:sz="0" w:space="0" w:color="000000"/>
+              </w:pBdr>
+              <w:spacing w:after="100" w:before="100" w:line="240"/>
+              <w:ind w:left="100" w:right="100" w:firstLine="0" w:firstLineChars="0"/>
+              <w:rPr>
+                <w:rFonts w:ascii="Arial" w:hAnsi="Arial" w:eastAsia="Arial" w:cs="Arial"/>
+                <w:i w:val="false"/>
+                <w:b w:val="false"/>
+                <w:u w:val="none"/>
+                <w:strike w:val="false"/>
+                <w:sz w:val="22"/>
+                <w:szCs w:val="22"/>
+                <w:color w:val="000000"/>
+              </w:rPr>
+            </w:pPr>
+            <w:r>
+              <w:rPr>
+                <w:rFonts w:ascii="Arial" w:hAnsi="Arial" w:eastAsia="Arial" w:cs="Arial"/>
                 <w:i w:val="false"/>
                 <w:b w:val="false"/>
                 <w:u w:val="none"/>
@@ -5607,29 +5699,30 @@
           </w:tcPr>
           <w:p>
             <w:pPr>
-              <w:jc w:val="center"/>
-              <w:pBdr>
-                <w:bottom w:val="none" w:sz="0" w:space="0" w:color="000000"/>
-                <w:top w:val="none" w:sz="0" w:space="0" w:color="000000"/>
-                <w:left w:val="none" w:sz="0" w:space="0" w:color="000000"/>
-                <w:right w:val="none" w:sz="0" w:space="0" w:color="000000"/>
-              </w:pBdr>
-              <w:spacing w:after="100" w:before="100" w:line="240"/>
-              <w:ind w:left="100" w:right="100" w:firstLine="0" w:firstLineChars="0"/>
-              <w:rPr>
-                <w:rFonts w:ascii="Helvetica" w:hAnsi="Helvetica" w:eastAsia="Helvetica" w:cs="Helvetica"/>
-                <w:i w:val="false"/>
-                <w:b w:val="false"/>
-                <w:u w:val="none"/>
-                <w:strike w:val="false"/>
-                <w:sz w:val="22"/>
-                <w:szCs w:val="22"/>
-                <w:color w:val="000000"/>
-              </w:rPr>
-            </w:pPr>
-            <w:r>
-              <w:rPr>
-                <w:rFonts w:ascii="Helvetica" w:hAnsi="Helvetica" w:eastAsia="Helvetica" w:cs="Helvetica"/>
+              <w:pStyle w:val="Normal"/>
+              <w:jc w:val="center"/>
+              <w:pBdr>
+                <w:bottom w:val="none" w:sz="0" w:space="0" w:color="000000"/>
+                <w:top w:val="none" w:sz="0" w:space="0" w:color="000000"/>
+                <w:left w:val="none" w:sz="0" w:space="0" w:color="000000"/>
+                <w:right w:val="none" w:sz="0" w:space="0" w:color="000000"/>
+              </w:pBdr>
+              <w:spacing w:after="100" w:before="100" w:line="240"/>
+              <w:ind w:left="100" w:right="100" w:firstLine="0" w:firstLineChars="0"/>
+              <w:rPr>
+                <w:rFonts w:ascii="Arial" w:hAnsi="Arial" w:eastAsia="Arial" w:cs="Arial"/>
+                <w:i w:val="false"/>
+                <w:b w:val="false"/>
+                <w:u w:val="none"/>
+                <w:strike w:val="false"/>
+                <w:sz w:val="22"/>
+                <w:szCs w:val="22"/>
+                <w:color w:val="000000"/>
+              </w:rPr>
+            </w:pPr>
+            <w:r>
+              <w:rPr>
+                <w:rFonts w:ascii="Arial" w:hAnsi="Arial" w:eastAsia="Arial" w:cs="Arial"/>
                 <w:i w:val="false"/>
                 <w:b w:val="false"/>
                 <w:u w:val="none"/>
@@ -5645,51 +5738,51 @@
       </w:tr>
       <w:tr>
         <w:trPr>
-          <w:trHeight w:val="591" w:hRule="auto"/>
+          <w:trHeight w:val="600" w:hRule="auto"/>
         </w:trPr>
-        body 9
-        <w:tc>
-          <w:tcPr>
-            <w:tcBorders>
-              <w:bottom w:val="single" w:sz="6" w:space="0" w:color="666666"/>
-              <w:top w:val="single" w:sz="6" w:space="0" w:color="666666"/>
-              <w:left w:val="none" w:sz="0" w:space="0" w:color="000000"/>
-              <w:right w:val="none" w:sz="0" w:space="0" w:color="000000"/>
-            </w:tcBorders>
-            <w:shd w:val="clear" w:color="auto" w:fill="FFFFFF"/>
-            <w:tcMar>
-              <w:top w:w="0" w:type="dxa"/>
-              <w:bottom w:w="0" w:type="dxa"/>
-              <w:left w:w="0" w:type="dxa"/>
-              <w:right w:w="0" w:type="dxa"/>
-            </w:tcMar>
-            <w:vAlign w:val="center"/>
-          </w:tcPr>
-          <w:p>
-            <w:pPr>
-              <w:jc w:val="center"/>
-              <w:pBdr>
-                <w:bottom w:val="none" w:sz="0" w:space="0" w:color="000000"/>
-                <w:top w:val="none" w:sz="0" w:space="0" w:color="000000"/>
-                <w:left w:val="none" w:sz="0" w:space="0" w:color="000000"/>
-                <w:right w:val="none" w:sz="0" w:space="0" w:color="000000"/>
-              </w:pBdr>
-              <w:spacing w:after="100" w:before="100" w:line="240"/>
-              <w:ind w:left="100" w:right="100" w:firstLine="0" w:firstLineChars="0"/>
-              <w:rPr>
-                <w:rFonts w:ascii="Helvetica" w:hAnsi="Helvetica" w:eastAsia="Helvetica" w:cs="Helvetica"/>
-                <w:i w:val="false"/>
-                <w:b w:val="false"/>
-                <w:u w:val="none"/>
-                <w:strike w:val="false"/>
-                <w:sz w:val="22"/>
-                <w:szCs w:val="22"/>
-                <w:color w:val="000000"/>
-              </w:rPr>
-            </w:pPr>
-            <w:r>
-              <w:rPr>
-                <w:rFonts w:ascii="Helvetica" w:hAnsi="Helvetica" w:eastAsia="Helvetica" w:cs="Helvetica"/>
+        <w:tc>
+          <w:tcPr>
+            <w:tcBorders>
+              <w:bottom w:val="single" w:sz="6" w:space="0" w:color="666666"/>
+              <w:top w:val="single" w:sz="6" w:space="0" w:color="666666"/>
+              <w:left w:val="none" w:sz="0" w:space="0" w:color="000000"/>
+              <w:right w:val="none" w:sz="0" w:space="0" w:color="000000"/>
+            </w:tcBorders>
+            <w:shd w:val="clear" w:color="auto" w:fill="FFFFFF"/>
+            <w:tcMar>
+              <w:top w:w="0" w:type="dxa"/>
+              <w:bottom w:w="0" w:type="dxa"/>
+              <w:left w:w="0" w:type="dxa"/>
+              <w:right w:w="0" w:type="dxa"/>
+            </w:tcMar>
+            <w:vAlign w:val="center"/>
+          </w:tcPr>
+          <w:p>
+            <w:pPr>
+              <w:pStyle w:val="Normal"/>
+              <w:jc w:val="center"/>
+              <w:pBdr>
+                <w:bottom w:val="none" w:sz="0" w:space="0" w:color="000000"/>
+                <w:top w:val="none" w:sz="0" w:space="0" w:color="000000"/>
+                <w:left w:val="none" w:sz="0" w:space="0" w:color="000000"/>
+                <w:right w:val="none" w:sz="0" w:space="0" w:color="000000"/>
+              </w:pBdr>
+              <w:spacing w:after="100" w:before="100" w:line="240"/>
+              <w:ind w:left="100" w:right="100" w:firstLine="0" w:firstLineChars="0"/>
+              <w:rPr>
+                <w:rFonts w:ascii="Arial" w:hAnsi="Arial" w:eastAsia="Arial" w:cs="Arial"/>
+                <w:i w:val="false"/>
+                <w:b w:val="false"/>
+                <w:u w:val="none"/>
+                <w:strike w:val="false"/>
+                <w:sz w:val="22"/>
+                <w:szCs w:val="22"/>
+                <w:color w:val="000000"/>
+              </w:rPr>
+            </w:pPr>
+            <w:r>
+              <w:rPr>
+                <w:rFonts w:ascii="Arial" w:hAnsi="Arial" w:eastAsia="Arial" w:cs="Arial"/>
                 <w:i w:val="false"/>
                 <w:b w:val="false"/>
                 <w:u w:val="none"/>
@@ -5721,29 +5814,30 @@
           </w:tcPr>
           <w:p>
             <w:pPr>
-              <w:jc w:val="center"/>
-              <w:pBdr>
-                <w:bottom w:val="none" w:sz="0" w:space="0" w:color="000000"/>
-                <w:top w:val="none" w:sz="0" w:space="0" w:color="000000"/>
-                <w:left w:val="none" w:sz="0" w:space="0" w:color="000000"/>
-                <w:right w:val="none" w:sz="0" w:space="0" w:color="000000"/>
-              </w:pBdr>
-              <w:spacing w:after="100" w:before="100" w:line="240"/>
-              <w:ind w:left="100" w:right="100" w:firstLine="0" w:firstLineChars="0"/>
-              <w:rPr>
-                <w:rFonts w:ascii="Helvetica" w:hAnsi="Helvetica" w:eastAsia="Helvetica" w:cs="Helvetica"/>
-                <w:i w:val="false"/>
-                <w:b w:val="false"/>
-                <w:u w:val="none"/>
-                <w:strike w:val="false"/>
-                <w:sz w:val="22"/>
-                <w:szCs w:val="22"/>
-                <w:color w:val="000000"/>
-              </w:rPr>
-            </w:pPr>
-            <w:r>
-              <w:rPr>
-                <w:rFonts w:ascii="Helvetica" w:hAnsi="Helvetica" w:eastAsia="Helvetica" w:cs="Helvetica"/>
+              <w:pStyle w:val="Normal"/>
+              <w:jc w:val="center"/>
+              <w:pBdr>
+                <w:bottom w:val="none" w:sz="0" w:space="0" w:color="000000"/>
+                <w:top w:val="none" w:sz="0" w:space="0" w:color="000000"/>
+                <w:left w:val="none" w:sz="0" w:space="0" w:color="000000"/>
+                <w:right w:val="none" w:sz="0" w:space="0" w:color="000000"/>
+              </w:pBdr>
+              <w:spacing w:after="100" w:before="100" w:line="240"/>
+              <w:ind w:left="100" w:right="100" w:firstLine="0" w:firstLineChars="0"/>
+              <w:rPr>
+                <w:rFonts w:ascii="Arial" w:hAnsi="Arial" w:eastAsia="Arial" w:cs="Arial"/>
+                <w:i w:val="false"/>
+                <w:b w:val="false"/>
+                <w:u w:val="none"/>
+                <w:strike w:val="false"/>
+                <w:sz w:val="22"/>
+                <w:szCs w:val="22"/>
+                <w:color w:val="000000"/>
+              </w:rPr>
+            </w:pPr>
+            <w:r>
+              <w:rPr>
+                <w:rFonts w:ascii="Arial" w:hAnsi="Arial" w:eastAsia="Arial" w:cs="Arial"/>
                 <w:i w:val="false"/>
                 <w:b w:val="false"/>
                 <w:u w:val="none"/>
@@ -5775,29 +5869,30 @@
           </w:tcPr>
           <w:p>
             <w:pPr>
-              <w:jc w:val="center"/>
-              <w:pBdr>
-                <w:bottom w:val="none" w:sz="0" w:space="0" w:color="000000"/>
-                <w:top w:val="none" w:sz="0" w:space="0" w:color="000000"/>
-                <w:left w:val="none" w:sz="0" w:space="0" w:color="000000"/>
-                <w:right w:val="none" w:sz="0" w:space="0" w:color="000000"/>
-              </w:pBdr>
-              <w:spacing w:after="100" w:before="100" w:line="240"/>
-              <w:ind w:left="100" w:right="100" w:firstLine="0" w:firstLineChars="0"/>
-              <w:rPr>
-                <w:rFonts w:ascii="Helvetica" w:hAnsi="Helvetica" w:eastAsia="Helvetica" w:cs="Helvetica"/>
-                <w:i w:val="false"/>
-                <w:b w:val="false"/>
-                <w:u w:val="none"/>
-                <w:strike w:val="false"/>
-                <w:sz w:val="22"/>
-                <w:szCs w:val="22"/>
-                <w:color w:val="000000"/>
-              </w:rPr>
-            </w:pPr>
-            <w:r>
-              <w:rPr>
-                <w:rFonts w:ascii="Helvetica" w:hAnsi="Helvetica" w:eastAsia="Helvetica" w:cs="Helvetica"/>
+              <w:pStyle w:val="Normal"/>
+              <w:jc w:val="center"/>
+              <w:pBdr>
+                <w:bottom w:val="none" w:sz="0" w:space="0" w:color="000000"/>
+                <w:top w:val="none" w:sz="0" w:space="0" w:color="000000"/>
+                <w:left w:val="none" w:sz="0" w:space="0" w:color="000000"/>
+                <w:right w:val="none" w:sz="0" w:space="0" w:color="000000"/>
+              </w:pBdr>
+              <w:spacing w:after="100" w:before="100" w:line="240"/>
+              <w:ind w:left="100" w:right="100" w:firstLine="0" w:firstLineChars="0"/>
+              <w:rPr>
+                <w:rFonts w:ascii="Arial" w:hAnsi="Arial" w:eastAsia="Arial" w:cs="Arial"/>
+                <w:i w:val="false"/>
+                <w:b w:val="false"/>
+                <w:u w:val="none"/>
+                <w:strike w:val="false"/>
+                <w:sz w:val="22"/>
+                <w:szCs w:val="22"/>
+                <w:color w:val="000000"/>
+              </w:rPr>
+            </w:pPr>
+            <w:r>
+              <w:rPr>
+                <w:rFonts w:ascii="Arial" w:hAnsi="Arial" w:eastAsia="Arial" w:cs="Arial"/>
                 <w:i w:val="false"/>
                 <w:b w:val="false"/>
                 <w:u w:val="none"/>
@@ -5829,29 +5924,30 @@
           </w:tcPr>
           <w:p>
             <w:pPr>
-              <w:jc w:val="center"/>
-              <w:pBdr>
-                <w:bottom w:val="none" w:sz="0" w:space="0" w:color="000000"/>
-                <w:top w:val="none" w:sz="0" w:space="0" w:color="000000"/>
-                <w:left w:val="none" w:sz="0" w:space="0" w:color="000000"/>
-                <w:right w:val="none" w:sz="0" w:space="0" w:color="000000"/>
-              </w:pBdr>
-              <w:spacing w:after="100" w:before="100" w:line="240"/>
-              <w:ind w:left="100" w:right="100" w:firstLine="0" w:firstLineChars="0"/>
-              <w:rPr>
-                <w:rFonts w:ascii="Helvetica" w:hAnsi="Helvetica" w:eastAsia="Helvetica" w:cs="Helvetica"/>
-                <w:i w:val="false"/>
-                <w:b w:val="false"/>
-                <w:u w:val="none"/>
-                <w:strike w:val="false"/>
-                <w:sz w:val="22"/>
-                <w:szCs w:val="22"/>
-                <w:color w:val="000000"/>
-              </w:rPr>
-            </w:pPr>
-            <w:r>
-              <w:rPr>
-                <w:rFonts w:ascii="Helvetica" w:hAnsi="Helvetica" w:eastAsia="Helvetica" w:cs="Helvetica"/>
+              <w:pStyle w:val="Normal"/>
+              <w:jc w:val="center"/>
+              <w:pBdr>
+                <w:bottom w:val="none" w:sz="0" w:space="0" w:color="000000"/>
+                <w:top w:val="none" w:sz="0" w:space="0" w:color="000000"/>
+                <w:left w:val="none" w:sz="0" w:space="0" w:color="000000"/>
+                <w:right w:val="none" w:sz="0" w:space="0" w:color="000000"/>
+              </w:pBdr>
+              <w:spacing w:after="100" w:before="100" w:line="240"/>
+              <w:ind w:left="100" w:right="100" w:firstLine="0" w:firstLineChars="0"/>
+              <w:rPr>
+                <w:rFonts w:ascii="Arial" w:hAnsi="Arial" w:eastAsia="Arial" w:cs="Arial"/>
+                <w:i w:val="false"/>
+                <w:b w:val="false"/>
+                <w:u w:val="none"/>
+                <w:strike w:val="false"/>
+                <w:sz w:val="22"/>
+                <w:szCs w:val="22"/>
+                <w:color w:val="000000"/>
+              </w:rPr>
+            </w:pPr>
+            <w:r>
+              <w:rPr>
+                <w:rFonts w:ascii="Arial" w:hAnsi="Arial" w:eastAsia="Arial" w:cs="Arial"/>
                 <w:i w:val="false"/>
                 <w:b w:val="false"/>
                 <w:u w:val="none"/>
@@ -5883,29 +5979,30 @@
           </w:tcPr>
           <w:p>
             <w:pPr>
-              <w:jc w:val="center"/>
-              <w:pBdr>
-                <w:bottom w:val="none" w:sz="0" w:space="0" w:color="000000"/>
-                <w:top w:val="none" w:sz="0" w:space="0" w:color="000000"/>
-                <w:left w:val="none" w:sz="0" w:space="0" w:color="000000"/>
-                <w:right w:val="none" w:sz="0" w:space="0" w:color="000000"/>
-              </w:pBdr>
-              <w:spacing w:after="100" w:before="100" w:line="240"/>
-              <w:ind w:left="100" w:right="100" w:firstLine="0" w:firstLineChars="0"/>
-              <w:rPr>
-                <w:rFonts w:ascii="Helvetica" w:hAnsi="Helvetica" w:eastAsia="Helvetica" w:cs="Helvetica"/>
-                <w:i w:val="false"/>
-                <w:b w:val="false"/>
-                <w:u w:val="none"/>
-                <w:strike w:val="false"/>
-                <w:sz w:val="22"/>
-                <w:szCs w:val="22"/>
-                <w:color w:val="000000"/>
-              </w:rPr>
-            </w:pPr>
-            <w:r>
-              <w:rPr>
-                <w:rFonts w:ascii="Helvetica" w:hAnsi="Helvetica" w:eastAsia="Helvetica" w:cs="Helvetica"/>
+              <w:pStyle w:val="Normal"/>
+              <w:jc w:val="center"/>
+              <w:pBdr>
+                <w:bottom w:val="none" w:sz="0" w:space="0" w:color="000000"/>
+                <w:top w:val="none" w:sz="0" w:space="0" w:color="000000"/>
+                <w:left w:val="none" w:sz="0" w:space="0" w:color="000000"/>
+                <w:right w:val="none" w:sz="0" w:space="0" w:color="000000"/>
+              </w:pBdr>
+              <w:spacing w:after="100" w:before="100" w:line="240"/>
+              <w:ind w:left="100" w:right="100" w:firstLine="0" w:firstLineChars="0"/>
+              <w:rPr>
+                <w:rFonts w:ascii="Arial" w:hAnsi="Arial" w:eastAsia="Arial" w:cs="Arial"/>
+                <w:i w:val="false"/>
+                <w:b w:val="false"/>
+                <w:u w:val="none"/>
+                <w:strike w:val="false"/>
+                <w:sz w:val="22"/>
+                <w:szCs w:val="22"/>
+                <w:color w:val="000000"/>
+              </w:rPr>
+            </w:pPr>
+            <w:r>
+              <w:rPr>
+                <w:rFonts w:ascii="Arial" w:hAnsi="Arial" w:eastAsia="Arial" w:cs="Arial"/>
                 <w:i w:val="false"/>
                 <w:b w:val="false"/>
                 <w:u w:val="none"/>
@@ -5937,29 +6034,30 @@
           </w:tcPr>
           <w:p>
             <w:pPr>
-              <w:jc w:val="center"/>
-              <w:pBdr>
-                <w:bottom w:val="none" w:sz="0" w:space="0" w:color="000000"/>
-                <w:top w:val="none" w:sz="0" w:space="0" w:color="000000"/>
-                <w:left w:val="none" w:sz="0" w:space="0" w:color="000000"/>
-                <w:right w:val="none" w:sz="0" w:space="0" w:color="000000"/>
-              </w:pBdr>
-              <w:spacing w:after="100" w:before="100" w:line="240"/>
-              <w:ind w:left="100" w:right="100" w:firstLine="0" w:firstLineChars="0"/>
-              <w:rPr>
-                <w:rFonts w:ascii="Helvetica" w:hAnsi="Helvetica" w:eastAsia="Helvetica" w:cs="Helvetica"/>
-                <w:i w:val="false"/>
-                <w:b w:val="false"/>
-                <w:u w:val="none"/>
-                <w:strike w:val="false"/>
-                <w:sz w:val="22"/>
-                <w:szCs w:val="22"/>
-                <w:color w:val="000000"/>
-              </w:rPr>
-            </w:pPr>
-            <w:r>
-              <w:rPr>
-                <w:rFonts w:ascii="Helvetica" w:hAnsi="Helvetica" w:eastAsia="Helvetica" w:cs="Helvetica"/>
+              <w:pStyle w:val="Normal"/>
+              <w:jc w:val="center"/>
+              <w:pBdr>
+                <w:bottom w:val="none" w:sz="0" w:space="0" w:color="000000"/>
+                <w:top w:val="none" w:sz="0" w:space="0" w:color="000000"/>
+                <w:left w:val="none" w:sz="0" w:space="0" w:color="000000"/>
+                <w:right w:val="none" w:sz="0" w:space="0" w:color="000000"/>
+              </w:pBdr>
+              <w:spacing w:after="100" w:before="100" w:line="240"/>
+              <w:ind w:left="100" w:right="100" w:firstLine="0" w:firstLineChars="0"/>
+              <w:rPr>
+                <w:rFonts w:ascii="Arial" w:hAnsi="Arial" w:eastAsia="Arial" w:cs="Arial"/>
+                <w:i w:val="false"/>
+                <w:b w:val="false"/>
+                <w:u w:val="none"/>
+                <w:strike w:val="false"/>
+                <w:sz w:val="22"/>
+                <w:szCs w:val="22"/>
+                <w:color w:val="000000"/>
+              </w:rPr>
+            </w:pPr>
+            <w:r>
+              <w:rPr>
+                <w:rFonts w:ascii="Arial" w:hAnsi="Arial" w:eastAsia="Arial" w:cs="Arial"/>
                 <w:i w:val="false"/>
                 <w:b w:val="false"/>
                 <w:u w:val="none"/>
@@ -5991,29 +6089,30 @@
           </w:tcPr>
           <w:p>
             <w:pPr>
-              <w:jc w:val="center"/>
-              <w:pBdr>
-                <w:bottom w:val="none" w:sz="0" w:space="0" w:color="000000"/>
-                <w:top w:val="none" w:sz="0" w:space="0" w:color="000000"/>
-                <w:left w:val="none" w:sz="0" w:space="0" w:color="000000"/>
-                <w:right w:val="none" w:sz="0" w:space="0" w:color="000000"/>
-              </w:pBdr>
-              <w:spacing w:after="100" w:before="100" w:line="240"/>
-              <w:ind w:left="100" w:right="100" w:firstLine="0" w:firstLineChars="0"/>
-              <w:rPr>
-                <w:rFonts w:ascii="Helvetica" w:hAnsi="Helvetica" w:eastAsia="Helvetica" w:cs="Helvetica"/>
-                <w:i w:val="false"/>
-                <w:b w:val="false"/>
-                <w:u w:val="none"/>
-                <w:strike w:val="false"/>
-                <w:sz w:val="22"/>
-                <w:szCs w:val="22"/>
-                <w:color w:val="000000"/>
-              </w:rPr>
-            </w:pPr>
-            <w:r>
-              <w:rPr>
-                <w:rFonts w:ascii="Helvetica" w:hAnsi="Helvetica" w:eastAsia="Helvetica" w:cs="Helvetica"/>
+              <w:pStyle w:val="Normal"/>
+              <w:jc w:val="center"/>
+              <w:pBdr>
+                <w:bottom w:val="none" w:sz="0" w:space="0" w:color="000000"/>
+                <w:top w:val="none" w:sz="0" w:space="0" w:color="000000"/>
+                <w:left w:val="none" w:sz="0" w:space="0" w:color="000000"/>
+                <w:right w:val="none" w:sz="0" w:space="0" w:color="000000"/>
+              </w:pBdr>
+              <w:spacing w:after="100" w:before="100" w:line="240"/>
+              <w:ind w:left="100" w:right="100" w:firstLine="0" w:firstLineChars="0"/>
+              <w:rPr>
+                <w:rFonts w:ascii="Arial" w:hAnsi="Arial" w:eastAsia="Arial" w:cs="Arial"/>
+                <w:i w:val="false"/>
+                <w:b w:val="false"/>
+                <w:u w:val="none"/>
+                <w:strike w:val="false"/>
+                <w:sz w:val="22"/>
+                <w:szCs w:val="22"/>
+                <w:color w:val="000000"/>
+              </w:rPr>
+            </w:pPr>
+            <w:r>
+              <w:rPr>
+                <w:rFonts w:ascii="Arial" w:hAnsi="Arial" w:eastAsia="Arial" w:cs="Arial"/>
                 <w:i w:val="false"/>
                 <w:b w:val="false"/>
                 <w:u w:val="none"/>
@@ -6045,29 +6144,30 @@
           </w:tcPr>
           <w:p>
             <w:pPr>
-              <w:jc w:val="center"/>
-              <w:pBdr>
-                <w:bottom w:val="none" w:sz="0" w:space="0" w:color="000000"/>
-                <w:top w:val="none" w:sz="0" w:space="0" w:color="000000"/>
-                <w:left w:val="none" w:sz="0" w:space="0" w:color="000000"/>
-                <w:right w:val="none" w:sz="0" w:space="0" w:color="000000"/>
-              </w:pBdr>
-              <w:spacing w:after="100" w:before="100" w:line="240"/>
-              <w:ind w:left="100" w:right="100" w:firstLine="0" w:firstLineChars="0"/>
-              <w:rPr>
-                <w:rFonts w:ascii="Helvetica" w:hAnsi="Helvetica" w:eastAsia="Helvetica" w:cs="Helvetica"/>
-                <w:i w:val="false"/>
-                <w:b w:val="false"/>
-                <w:u w:val="none"/>
-                <w:strike w:val="false"/>
-                <w:sz w:val="22"/>
-                <w:szCs w:val="22"/>
-                <w:color w:val="000000"/>
-              </w:rPr>
-            </w:pPr>
-            <w:r>
-              <w:rPr>
-                <w:rFonts w:ascii="Helvetica" w:hAnsi="Helvetica" w:eastAsia="Helvetica" w:cs="Helvetica"/>
+              <w:pStyle w:val="Normal"/>
+              <w:jc w:val="center"/>
+              <w:pBdr>
+                <w:bottom w:val="none" w:sz="0" w:space="0" w:color="000000"/>
+                <w:top w:val="none" w:sz="0" w:space="0" w:color="000000"/>
+                <w:left w:val="none" w:sz="0" w:space="0" w:color="000000"/>
+                <w:right w:val="none" w:sz="0" w:space="0" w:color="000000"/>
+              </w:pBdr>
+              <w:spacing w:after="100" w:before="100" w:line="240"/>
+              <w:ind w:left="100" w:right="100" w:firstLine="0" w:firstLineChars="0"/>
+              <w:rPr>
+                <w:rFonts w:ascii="Arial" w:hAnsi="Arial" w:eastAsia="Arial" w:cs="Arial"/>
+                <w:i w:val="false"/>
+                <w:b w:val="false"/>
+                <w:u w:val="none"/>
+                <w:strike w:val="false"/>
+                <w:sz w:val="22"/>
+                <w:szCs w:val="22"/>
+                <w:color w:val="000000"/>
+              </w:rPr>
+            </w:pPr>
+            <w:r>
+              <w:rPr>
+                <w:rFonts w:ascii="Arial" w:hAnsi="Arial" w:eastAsia="Arial" w:cs="Arial"/>
                 <w:i w:val="false"/>
                 <w:b w:val="false"/>
                 <w:u w:val="none"/>
@@ -6099,29 +6199,30 @@
           </w:tcPr>
           <w:p>
             <w:pPr>
-              <w:jc w:val="center"/>
-              <w:pBdr>
-                <w:bottom w:val="none" w:sz="0" w:space="0" w:color="000000"/>
-                <w:top w:val="none" w:sz="0" w:space="0" w:color="000000"/>
-                <w:left w:val="none" w:sz="0" w:space="0" w:color="000000"/>
-                <w:right w:val="none" w:sz="0" w:space="0" w:color="000000"/>
-              </w:pBdr>
-              <w:spacing w:after="100" w:before="100" w:line="240"/>
-              <w:ind w:left="100" w:right="100" w:firstLine="0" w:firstLineChars="0"/>
-              <w:rPr>
-                <w:rFonts w:ascii="Helvetica" w:hAnsi="Helvetica" w:eastAsia="Helvetica" w:cs="Helvetica"/>
-                <w:i w:val="false"/>
-                <w:b w:val="false"/>
-                <w:u w:val="none"/>
-                <w:strike w:val="false"/>
-                <w:sz w:val="22"/>
-                <w:szCs w:val="22"/>
-                <w:color w:val="000000"/>
-              </w:rPr>
-            </w:pPr>
-            <w:r>
-              <w:rPr>
-                <w:rFonts w:ascii="Helvetica" w:hAnsi="Helvetica" w:eastAsia="Helvetica" w:cs="Helvetica"/>
+              <w:pStyle w:val="Normal"/>
+              <w:jc w:val="center"/>
+              <w:pBdr>
+                <w:bottom w:val="none" w:sz="0" w:space="0" w:color="000000"/>
+                <w:top w:val="none" w:sz="0" w:space="0" w:color="000000"/>
+                <w:left w:val="none" w:sz="0" w:space="0" w:color="000000"/>
+                <w:right w:val="none" w:sz="0" w:space="0" w:color="000000"/>
+              </w:pBdr>
+              <w:spacing w:after="100" w:before="100" w:line="240"/>
+              <w:ind w:left="100" w:right="100" w:firstLine="0" w:firstLineChars="0"/>
+              <w:rPr>
+                <w:rFonts w:ascii="Arial" w:hAnsi="Arial" w:eastAsia="Arial" w:cs="Arial"/>
+                <w:i w:val="false"/>
+                <w:b w:val="false"/>
+                <w:u w:val="none"/>
+                <w:strike w:val="false"/>
+                <w:sz w:val="22"/>
+                <w:szCs w:val="22"/>
+                <w:color w:val="000000"/>
+              </w:rPr>
+            </w:pPr>
+            <w:r>
+              <w:rPr>
+                <w:rFonts w:ascii="Arial" w:hAnsi="Arial" w:eastAsia="Arial" w:cs="Arial"/>
                 <w:i w:val="false"/>
                 <w:b w:val="false"/>
                 <w:u w:val="none"/>
@@ -6153,29 +6254,30 @@
           </w:tcPr>
           <w:p>
             <w:pPr>
-              <w:jc w:val="center"/>
-              <w:pBdr>
-                <w:bottom w:val="none" w:sz="0" w:space="0" w:color="000000"/>
-                <w:top w:val="none" w:sz="0" w:space="0" w:color="000000"/>
-                <w:left w:val="none" w:sz="0" w:space="0" w:color="000000"/>
-                <w:right w:val="none" w:sz="0" w:space="0" w:color="000000"/>
-              </w:pBdr>
-              <w:spacing w:after="100" w:before="100" w:line="240"/>
-              <w:ind w:left="100" w:right="100" w:firstLine="0" w:firstLineChars="0"/>
-              <w:rPr>
-                <w:rFonts w:ascii="Helvetica" w:hAnsi="Helvetica" w:eastAsia="Helvetica" w:cs="Helvetica"/>
-                <w:i w:val="false"/>
-                <w:b w:val="false"/>
-                <w:u w:val="none"/>
-                <w:strike w:val="false"/>
-                <w:sz w:val="22"/>
-                <w:szCs w:val="22"/>
-                <w:color w:val="000000"/>
-              </w:rPr>
-            </w:pPr>
-            <w:r>
-              <w:rPr>
-                <w:rFonts w:ascii="Helvetica" w:hAnsi="Helvetica" w:eastAsia="Helvetica" w:cs="Helvetica"/>
+              <w:pStyle w:val="Normal"/>
+              <w:jc w:val="center"/>
+              <w:pBdr>
+                <w:bottom w:val="none" w:sz="0" w:space="0" w:color="000000"/>
+                <w:top w:val="none" w:sz="0" w:space="0" w:color="000000"/>
+                <w:left w:val="none" w:sz="0" w:space="0" w:color="000000"/>
+                <w:right w:val="none" w:sz="0" w:space="0" w:color="000000"/>
+              </w:pBdr>
+              <w:spacing w:after="100" w:before="100" w:line="240"/>
+              <w:ind w:left="100" w:right="100" w:firstLine="0" w:firstLineChars="0"/>
+              <w:rPr>
+                <w:rFonts w:ascii="Arial" w:hAnsi="Arial" w:eastAsia="Arial" w:cs="Arial"/>
+                <w:i w:val="false"/>
+                <w:b w:val="false"/>
+                <w:u w:val="none"/>
+                <w:strike w:val="false"/>
+                <w:sz w:val="22"/>
+                <w:szCs w:val="22"/>
+                <w:color w:val="000000"/>
+              </w:rPr>
+            </w:pPr>
+            <w:r>
+              <w:rPr>
+                <w:rFonts w:ascii="Arial" w:hAnsi="Arial" w:eastAsia="Arial" w:cs="Arial"/>
                 <w:i w:val="false"/>
                 <w:b w:val="false"/>
                 <w:u w:val="none"/>
@@ -6207,29 +6309,30 @@
           </w:tcPr>
           <w:p>
             <w:pPr>
-              <w:jc w:val="center"/>
-              <w:pBdr>
-                <w:bottom w:val="none" w:sz="0" w:space="0" w:color="000000"/>
-                <w:top w:val="none" w:sz="0" w:space="0" w:color="000000"/>
-                <w:left w:val="none" w:sz="0" w:space="0" w:color="000000"/>
-                <w:right w:val="none" w:sz="0" w:space="0" w:color="000000"/>
-              </w:pBdr>
-              <w:spacing w:after="100" w:before="100" w:line="240"/>
-              <w:ind w:left="100" w:right="100" w:firstLine="0" w:firstLineChars="0"/>
-              <w:rPr>
-                <w:rFonts w:ascii="Helvetica" w:hAnsi="Helvetica" w:eastAsia="Helvetica" w:cs="Helvetica"/>
-                <w:i w:val="false"/>
-                <w:b w:val="false"/>
-                <w:u w:val="none"/>
-                <w:strike w:val="false"/>
-                <w:sz w:val="22"/>
-                <w:szCs w:val="22"/>
-                <w:color w:val="000000"/>
-              </w:rPr>
-            </w:pPr>
-            <w:r>
-              <w:rPr>
-                <w:rFonts w:ascii="Helvetica" w:hAnsi="Helvetica" w:eastAsia="Helvetica" w:cs="Helvetica"/>
+              <w:pStyle w:val="Normal"/>
+              <w:jc w:val="center"/>
+              <w:pBdr>
+                <w:bottom w:val="none" w:sz="0" w:space="0" w:color="000000"/>
+                <w:top w:val="none" w:sz="0" w:space="0" w:color="000000"/>
+                <w:left w:val="none" w:sz="0" w:space="0" w:color="000000"/>
+                <w:right w:val="none" w:sz="0" w:space="0" w:color="000000"/>
+              </w:pBdr>
+              <w:spacing w:after="100" w:before="100" w:line="240"/>
+              <w:ind w:left="100" w:right="100" w:firstLine="0" w:firstLineChars="0"/>
+              <w:rPr>
+                <w:rFonts w:ascii="Arial" w:hAnsi="Arial" w:eastAsia="Arial" w:cs="Arial"/>
+                <w:i w:val="false"/>
+                <w:b w:val="false"/>
+                <w:u w:val="none"/>
+                <w:strike w:val="false"/>
+                <w:sz w:val="22"/>
+                <w:szCs w:val="22"/>
+                <w:color w:val="000000"/>
+              </w:rPr>
+            </w:pPr>
+            <w:r>
+              <w:rPr>
+                <w:rFonts w:ascii="Arial" w:hAnsi="Arial" w:eastAsia="Arial" w:cs="Arial"/>
                 <w:i w:val="false"/>
                 <w:b w:val="false"/>
                 <w:u w:val="none"/>
@@ -6245,51 +6348,51 @@
       </w:tr>
       <w:tr>
         <w:trPr>
-          <w:trHeight w:val="591" w:hRule="auto"/>
+          <w:trHeight w:val="605" w:hRule="auto"/>
         </w:trPr>
-        body10
-        <w:tc>
-          <w:tcPr>
-            <w:tcBorders>
-              <w:bottom w:val="single" w:sz="6" w:space="0" w:color="666666"/>
-              <w:top w:val="single" w:sz="6" w:space="0" w:color="666666"/>
-              <w:left w:val="none" w:sz="0" w:space="0" w:color="000000"/>
-              <w:right w:val="none" w:sz="0" w:space="0" w:color="000000"/>
-            </w:tcBorders>
-            <w:shd w:val="clear" w:color="auto" w:fill="FFFFFF"/>
-            <w:tcMar>
-              <w:top w:w="0" w:type="dxa"/>
-              <w:bottom w:w="0" w:type="dxa"/>
-              <w:left w:w="0" w:type="dxa"/>
-              <w:right w:w="0" w:type="dxa"/>
-            </w:tcMar>
-            <w:vAlign w:val="center"/>
-          </w:tcPr>
-          <w:p>
-            <w:pPr>
-              <w:jc w:val="center"/>
-              <w:pBdr>
-                <w:bottom w:val="none" w:sz="0" w:space="0" w:color="000000"/>
-                <w:top w:val="none" w:sz="0" w:space="0" w:color="000000"/>
-                <w:left w:val="none" w:sz="0" w:space="0" w:color="000000"/>
-                <w:right w:val="none" w:sz="0" w:space="0" w:color="000000"/>
-              </w:pBdr>
-              <w:spacing w:after="100" w:before="100" w:line="240"/>
-              <w:ind w:left="100" w:right="100" w:firstLine="0" w:firstLineChars="0"/>
-              <w:rPr>
-                <w:rFonts w:ascii="Helvetica" w:hAnsi="Helvetica" w:eastAsia="Helvetica" w:cs="Helvetica"/>
-                <w:i w:val="false"/>
-                <w:b w:val="false"/>
-                <w:u w:val="none"/>
-                <w:strike w:val="false"/>
-                <w:sz w:val="22"/>
-                <w:szCs w:val="22"/>
-                <w:color w:val="000000"/>
-              </w:rPr>
-            </w:pPr>
-            <w:r>
-              <w:rPr>
-                <w:rFonts w:ascii="Helvetica" w:hAnsi="Helvetica" w:eastAsia="Helvetica" w:cs="Helvetica"/>
+        <w:tc>
+          <w:tcPr>
+            <w:tcBorders>
+              <w:bottom w:val="single" w:sz="6" w:space="0" w:color="666666"/>
+              <w:top w:val="single" w:sz="6" w:space="0" w:color="666666"/>
+              <w:left w:val="none" w:sz="0" w:space="0" w:color="000000"/>
+              <w:right w:val="none" w:sz="0" w:space="0" w:color="000000"/>
+            </w:tcBorders>
+            <w:shd w:val="clear" w:color="auto" w:fill="FFFFFF"/>
+            <w:tcMar>
+              <w:top w:w="0" w:type="dxa"/>
+              <w:bottom w:w="0" w:type="dxa"/>
+              <w:left w:w="0" w:type="dxa"/>
+              <w:right w:w="0" w:type="dxa"/>
+            </w:tcMar>
+            <w:vAlign w:val="center"/>
+          </w:tcPr>
+          <w:p>
+            <w:pPr>
+              <w:pStyle w:val="Normal"/>
+              <w:jc w:val="center"/>
+              <w:pBdr>
+                <w:bottom w:val="none" w:sz="0" w:space="0" w:color="000000"/>
+                <w:top w:val="none" w:sz="0" w:space="0" w:color="000000"/>
+                <w:left w:val="none" w:sz="0" w:space="0" w:color="000000"/>
+                <w:right w:val="none" w:sz="0" w:space="0" w:color="000000"/>
+              </w:pBdr>
+              <w:spacing w:after="100" w:before="100" w:line="240"/>
+              <w:ind w:left="100" w:right="100" w:firstLine="0" w:firstLineChars="0"/>
+              <w:rPr>
+                <w:rFonts w:ascii="Arial" w:hAnsi="Arial" w:eastAsia="Arial" w:cs="Arial"/>
+                <w:i w:val="false"/>
+                <w:b w:val="false"/>
+                <w:u w:val="none"/>
+                <w:strike w:val="false"/>
+                <w:sz w:val="22"/>
+                <w:szCs w:val="22"/>
+                <w:color w:val="000000"/>
+              </w:rPr>
+            </w:pPr>
+            <w:r>
+              <w:rPr>
+                <w:rFonts w:ascii="Arial" w:hAnsi="Arial" w:eastAsia="Arial" w:cs="Arial"/>
                 <w:i w:val="false"/>
                 <w:b w:val="false"/>
                 <w:u w:val="none"/>
@@ -6321,29 +6424,30 @@
           </w:tcPr>
           <w:p>
             <w:pPr>
-              <w:jc w:val="center"/>
-              <w:pBdr>
-                <w:bottom w:val="none" w:sz="0" w:space="0" w:color="000000"/>
-                <w:top w:val="none" w:sz="0" w:space="0" w:color="000000"/>
-                <w:left w:val="none" w:sz="0" w:space="0" w:color="000000"/>
-                <w:right w:val="none" w:sz="0" w:space="0" w:color="000000"/>
-              </w:pBdr>
-              <w:spacing w:after="100" w:before="100" w:line="240"/>
-              <w:ind w:left="100" w:right="100" w:firstLine="0" w:firstLineChars="0"/>
-              <w:rPr>
-                <w:rFonts w:ascii="Helvetica" w:hAnsi="Helvetica" w:eastAsia="Helvetica" w:cs="Helvetica"/>
-                <w:i w:val="false"/>
-                <w:b w:val="false"/>
-                <w:u w:val="none"/>
-                <w:strike w:val="false"/>
-                <w:sz w:val="22"/>
-                <w:szCs w:val="22"/>
-                <w:color w:val="000000"/>
-              </w:rPr>
-            </w:pPr>
-            <w:r>
-              <w:rPr>
-                <w:rFonts w:ascii="Helvetica" w:hAnsi="Helvetica" w:eastAsia="Helvetica" w:cs="Helvetica"/>
+              <w:pStyle w:val="Normal"/>
+              <w:jc w:val="center"/>
+              <w:pBdr>
+                <w:bottom w:val="none" w:sz="0" w:space="0" w:color="000000"/>
+                <w:top w:val="none" w:sz="0" w:space="0" w:color="000000"/>
+                <w:left w:val="none" w:sz="0" w:space="0" w:color="000000"/>
+                <w:right w:val="none" w:sz="0" w:space="0" w:color="000000"/>
+              </w:pBdr>
+              <w:spacing w:after="100" w:before="100" w:line="240"/>
+              <w:ind w:left="100" w:right="100" w:firstLine="0" w:firstLineChars="0"/>
+              <w:rPr>
+                <w:rFonts w:ascii="Arial" w:hAnsi="Arial" w:eastAsia="Arial" w:cs="Arial"/>
+                <w:i w:val="false"/>
+                <w:b w:val="false"/>
+                <w:u w:val="none"/>
+                <w:strike w:val="false"/>
+                <w:sz w:val="22"/>
+                <w:szCs w:val="22"/>
+                <w:color w:val="000000"/>
+              </w:rPr>
+            </w:pPr>
+            <w:r>
+              <w:rPr>
+                <w:rFonts w:ascii="Arial" w:hAnsi="Arial" w:eastAsia="Arial" w:cs="Arial"/>
                 <w:i w:val="false"/>
                 <w:b w:val="false"/>
                 <w:u w:val="none"/>
@@ -6375,29 +6479,30 @@
           </w:tcPr>
           <w:p>
             <w:pPr>
-              <w:jc w:val="center"/>
-              <w:pBdr>
-                <w:bottom w:val="none" w:sz="0" w:space="0" w:color="000000"/>
-                <w:top w:val="none" w:sz="0" w:space="0" w:color="000000"/>
-                <w:left w:val="none" w:sz="0" w:space="0" w:color="000000"/>
-                <w:right w:val="none" w:sz="0" w:space="0" w:color="000000"/>
-              </w:pBdr>
-              <w:spacing w:after="100" w:before="100" w:line="240"/>
-              <w:ind w:left="100" w:right="100" w:firstLine="0" w:firstLineChars="0"/>
-              <w:rPr>
-                <w:rFonts w:ascii="Helvetica" w:hAnsi="Helvetica" w:eastAsia="Helvetica" w:cs="Helvetica"/>
-                <w:i w:val="false"/>
-                <w:b w:val="false"/>
-                <w:u w:val="none"/>
-                <w:strike w:val="false"/>
-                <w:sz w:val="22"/>
-                <w:szCs w:val="22"/>
-                <w:color w:val="000000"/>
-              </w:rPr>
-            </w:pPr>
-            <w:r>
-              <w:rPr>
-                <w:rFonts w:ascii="Helvetica" w:hAnsi="Helvetica" w:eastAsia="Helvetica" w:cs="Helvetica"/>
+              <w:pStyle w:val="Normal"/>
+              <w:jc w:val="center"/>
+              <w:pBdr>
+                <w:bottom w:val="none" w:sz="0" w:space="0" w:color="000000"/>
+                <w:top w:val="none" w:sz="0" w:space="0" w:color="000000"/>
+                <w:left w:val="none" w:sz="0" w:space="0" w:color="000000"/>
+                <w:right w:val="none" w:sz="0" w:space="0" w:color="000000"/>
+              </w:pBdr>
+              <w:spacing w:after="100" w:before="100" w:line="240"/>
+              <w:ind w:left="100" w:right="100" w:firstLine="0" w:firstLineChars="0"/>
+              <w:rPr>
+                <w:rFonts w:ascii="Arial" w:hAnsi="Arial" w:eastAsia="Arial" w:cs="Arial"/>
+                <w:i w:val="false"/>
+                <w:b w:val="false"/>
+                <w:u w:val="none"/>
+                <w:strike w:val="false"/>
+                <w:sz w:val="22"/>
+                <w:szCs w:val="22"/>
+                <w:color w:val="000000"/>
+              </w:rPr>
+            </w:pPr>
+            <w:r>
+              <w:rPr>
+                <w:rFonts w:ascii="Arial" w:hAnsi="Arial" w:eastAsia="Arial" w:cs="Arial"/>
                 <w:i w:val="false"/>
                 <w:b w:val="false"/>
                 <w:u w:val="none"/>
@@ -6429,29 +6534,30 @@
           </w:tcPr>
           <w:p>
             <w:pPr>
-              <w:jc w:val="center"/>
-              <w:pBdr>
-                <w:bottom w:val="none" w:sz="0" w:space="0" w:color="000000"/>
-                <w:top w:val="none" w:sz="0" w:space="0" w:color="000000"/>
-                <w:left w:val="none" w:sz="0" w:space="0" w:color="000000"/>
-                <w:right w:val="none" w:sz="0" w:space="0" w:color="000000"/>
-              </w:pBdr>
-              <w:spacing w:after="100" w:before="100" w:line="240"/>
-              <w:ind w:left="100" w:right="100" w:firstLine="0" w:firstLineChars="0"/>
-              <w:rPr>
-                <w:rFonts w:ascii="Helvetica" w:hAnsi="Helvetica" w:eastAsia="Helvetica" w:cs="Helvetica"/>
-                <w:i w:val="false"/>
-                <w:b w:val="false"/>
-                <w:u w:val="none"/>
-                <w:strike w:val="false"/>
-                <w:sz w:val="22"/>
-                <w:szCs w:val="22"/>
-                <w:color w:val="000000"/>
-              </w:rPr>
-            </w:pPr>
-            <w:r>
-              <w:rPr>
-                <w:rFonts w:ascii="Helvetica" w:hAnsi="Helvetica" w:eastAsia="Helvetica" w:cs="Helvetica"/>
+              <w:pStyle w:val="Normal"/>
+              <w:jc w:val="center"/>
+              <w:pBdr>
+                <w:bottom w:val="none" w:sz="0" w:space="0" w:color="000000"/>
+                <w:top w:val="none" w:sz="0" w:space="0" w:color="000000"/>
+                <w:left w:val="none" w:sz="0" w:space="0" w:color="000000"/>
+                <w:right w:val="none" w:sz="0" w:space="0" w:color="000000"/>
+              </w:pBdr>
+              <w:spacing w:after="100" w:before="100" w:line="240"/>
+              <w:ind w:left="100" w:right="100" w:firstLine="0" w:firstLineChars="0"/>
+              <w:rPr>
+                <w:rFonts w:ascii="Arial" w:hAnsi="Arial" w:eastAsia="Arial" w:cs="Arial"/>
+                <w:i w:val="false"/>
+                <w:b w:val="false"/>
+                <w:u w:val="none"/>
+                <w:strike w:val="false"/>
+                <w:sz w:val="22"/>
+                <w:szCs w:val="22"/>
+                <w:color w:val="000000"/>
+              </w:rPr>
+            </w:pPr>
+            <w:r>
+              <w:rPr>
+                <w:rFonts w:ascii="Arial" w:hAnsi="Arial" w:eastAsia="Arial" w:cs="Arial"/>
                 <w:i w:val="false"/>
                 <w:b w:val="false"/>
                 <w:u w:val="none"/>
@@ -6483,29 +6589,30 @@
           </w:tcPr>
           <w:p>
             <w:pPr>
-              <w:jc w:val="center"/>
-              <w:pBdr>
-                <w:bottom w:val="none" w:sz="0" w:space="0" w:color="000000"/>
-                <w:top w:val="none" w:sz="0" w:space="0" w:color="000000"/>
-                <w:left w:val="none" w:sz="0" w:space="0" w:color="000000"/>
-                <w:right w:val="none" w:sz="0" w:space="0" w:color="000000"/>
-              </w:pBdr>
-              <w:spacing w:after="100" w:before="100" w:line="240"/>
-              <w:ind w:left="100" w:right="100" w:firstLine="0" w:firstLineChars="0"/>
-              <w:rPr>
-                <w:rFonts w:ascii="Helvetica" w:hAnsi="Helvetica" w:eastAsia="Helvetica" w:cs="Helvetica"/>
-                <w:i w:val="false"/>
-                <w:b w:val="false"/>
-                <w:u w:val="none"/>
-                <w:strike w:val="false"/>
-                <w:sz w:val="22"/>
-                <w:szCs w:val="22"/>
-                <w:color w:val="000000"/>
-              </w:rPr>
-            </w:pPr>
-            <w:r>
-              <w:rPr>
-                <w:rFonts w:ascii="Helvetica" w:hAnsi="Helvetica" w:eastAsia="Helvetica" w:cs="Helvetica"/>
+              <w:pStyle w:val="Normal"/>
+              <w:jc w:val="center"/>
+              <w:pBdr>
+                <w:bottom w:val="none" w:sz="0" w:space="0" w:color="000000"/>
+                <w:top w:val="none" w:sz="0" w:space="0" w:color="000000"/>
+                <w:left w:val="none" w:sz="0" w:space="0" w:color="000000"/>
+                <w:right w:val="none" w:sz="0" w:space="0" w:color="000000"/>
+              </w:pBdr>
+              <w:spacing w:after="100" w:before="100" w:line="240"/>
+              <w:ind w:left="100" w:right="100" w:firstLine="0" w:firstLineChars="0"/>
+              <w:rPr>
+                <w:rFonts w:ascii="Arial" w:hAnsi="Arial" w:eastAsia="Arial" w:cs="Arial"/>
+                <w:i w:val="false"/>
+                <w:b w:val="false"/>
+                <w:u w:val="none"/>
+                <w:strike w:val="false"/>
+                <w:sz w:val="22"/>
+                <w:szCs w:val="22"/>
+                <w:color w:val="000000"/>
+              </w:rPr>
+            </w:pPr>
+            <w:r>
+              <w:rPr>
+                <w:rFonts w:ascii="Arial" w:hAnsi="Arial" w:eastAsia="Arial" w:cs="Arial"/>
                 <w:i w:val="false"/>
                 <w:b w:val="false"/>
                 <w:u w:val="none"/>
@@ -6537,29 +6644,30 @@
           </w:tcPr>
           <w:p>
             <w:pPr>
-              <w:jc w:val="center"/>
-              <w:pBdr>
-                <w:bottom w:val="none" w:sz="0" w:space="0" w:color="000000"/>
-                <w:top w:val="none" w:sz="0" w:space="0" w:color="000000"/>
-                <w:left w:val="none" w:sz="0" w:space="0" w:color="000000"/>
-                <w:right w:val="none" w:sz="0" w:space="0" w:color="000000"/>
-              </w:pBdr>
-              <w:spacing w:after="100" w:before="100" w:line="240"/>
-              <w:ind w:left="100" w:right="100" w:firstLine="0" w:firstLineChars="0"/>
-              <w:rPr>
-                <w:rFonts w:ascii="Helvetica" w:hAnsi="Helvetica" w:eastAsia="Helvetica" w:cs="Helvetica"/>
-                <w:i w:val="false"/>
-                <w:b w:val="false"/>
-                <w:u w:val="none"/>
-                <w:strike w:val="false"/>
-                <w:sz w:val="22"/>
-                <w:szCs w:val="22"/>
-                <w:color w:val="000000"/>
-              </w:rPr>
-            </w:pPr>
-            <w:r>
-              <w:rPr>
-                <w:rFonts w:ascii="Helvetica" w:hAnsi="Helvetica" w:eastAsia="Helvetica" w:cs="Helvetica"/>
+              <w:pStyle w:val="Normal"/>
+              <w:jc w:val="center"/>
+              <w:pBdr>
+                <w:bottom w:val="none" w:sz="0" w:space="0" w:color="000000"/>
+                <w:top w:val="none" w:sz="0" w:space="0" w:color="000000"/>
+                <w:left w:val="none" w:sz="0" w:space="0" w:color="000000"/>
+                <w:right w:val="none" w:sz="0" w:space="0" w:color="000000"/>
+              </w:pBdr>
+              <w:spacing w:after="100" w:before="100" w:line="240"/>
+              <w:ind w:left="100" w:right="100" w:firstLine="0" w:firstLineChars="0"/>
+              <w:rPr>
+                <w:rFonts w:ascii="Arial" w:hAnsi="Arial" w:eastAsia="Arial" w:cs="Arial"/>
+                <w:i w:val="false"/>
+                <w:b w:val="false"/>
+                <w:u w:val="none"/>
+                <w:strike w:val="false"/>
+                <w:sz w:val="22"/>
+                <w:szCs w:val="22"/>
+                <w:color w:val="000000"/>
+              </w:rPr>
+            </w:pPr>
+            <w:r>
+              <w:rPr>
+                <w:rFonts w:ascii="Arial" w:hAnsi="Arial" w:eastAsia="Arial" w:cs="Arial"/>
                 <w:i w:val="false"/>
                 <w:b w:val="false"/>
                 <w:u w:val="none"/>
@@ -6591,29 +6699,30 @@
           </w:tcPr>
           <w:p>
             <w:pPr>
-              <w:jc w:val="center"/>
-              <w:pBdr>
-                <w:bottom w:val="none" w:sz="0" w:space="0" w:color="000000"/>
-                <w:top w:val="none" w:sz="0" w:space="0" w:color="000000"/>
-                <w:left w:val="none" w:sz="0" w:space="0" w:color="000000"/>
-                <w:right w:val="none" w:sz="0" w:space="0" w:color="000000"/>
-              </w:pBdr>
-              <w:spacing w:after="100" w:before="100" w:line="240"/>
-              <w:ind w:left="100" w:right="100" w:firstLine="0" w:firstLineChars="0"/>
-              <w:rPr>
-                <w:rFonts w:ascii="Helvetica" w:hAnsi="Helvetica" w:eastAsia="Helvetica" w:cs="Helvetica"/>
-                <w:i w:val="false"/>
-                <w:b w:val="false"/>
-                <w:u w:val="none"/>
-                <w:strike w:val="false"/>
-                <w:sz w:val="22"/>
-                <w:szCs w:val="22"/>
-                <w:color w:val="000000"/>
-              </w:rPr>
-            </w:pPr>
-            <w:r>
-              <w:rPr>
-                <w:rFonts w:ascii="Helvetica" w:hAnsi="Helvetica" w:eastAsia="Helvetica" w:cs="Helvetica"/>
+              <w:pStyle w:val="Normal"/>
+              <w:jc w:val="center"/>
+              <w:pBdr>
+                <w:bottom w:val="none" w:sz="0" w:space="0" w:color="000000"/>
+                <w:top w:val="none" w:sz="0" w:space="0" w:color="000000"/>
+                <w:left w:val="none" w:sz="0" w:space="0" w:color="000000"/>
+                <w:right w:val="none" w:sz="0" w:space="0" w:color="000000"/>
+              </w:pBdr>
+              <w:spacing w:after="100" w:before="100" w:line="240"/>
+              <w:ind w:left="100" w:right="100" w:firstLine="0" w:firstLineChars="0"/>
+              <w:rPr>
+                <w:rFonts w:ascii="Arial" w:hAnsi="Arial" w:eastAsia="Arial" w:cs="Arial"/>
+                <w:i w:val="false"/>
+                <w:b w:val="false"/>
+                <w:u w:val="none"/>
+                <w:strike w:val="false"/>
+                <w:sz w:val="22"/>
+                <w:szCs w:val="22"/>
+                <w:color w:val="000000"/>
+              </w:rPr>
+            </w:pPr>
+            <w:r>
+              <w:rPr>
+                <w:rFonts w:ascii="Arial" w:hAnsi="Arial" w:eastAsia="Arial" w:cs="Arial"/>
                 <w:i w:val="false"/>
                 <w:b w:val="false"/>
                 <w:u w:val="none"/>
@@ -6645,29 +6754,30 @@
           </w:tcPr>
           <w:p>
             <w:pPr>
-              <w:jc w:val="center"/>
-              <w:pBdr>
-                <w:bottom w:val="none" w:sz="0" w:space="0" w:color="000000"/>
-                <w:top w:val="none" w:sz="0" w:space="0" w:color="000000"/>
-                <w:left w:val="none" w:sz="0" w:space="0" w:color="000000"/>
-                <w:right w:val="none" w:sz="0" w:space="0" w:color="000000"/>
-              </w:pBdr>
-              <w:spacing w:after="100" w:before="100" w:line="240"/>
-              <w:ind w:left="100" w:right="100" w:firstLine="0" w:firstLineChars="0"/>
-              <w:rPr>
-                <w:rFonts w:ascii="Helvetica" w:hAnsi="Helvetica" w:eastAsia="Helvetica" w:cs="Helvetica"/>
-                <w:i w:val="false"/>
-                <w:b w:val="false"/>
-                <w:u w:val="none"/>
-                <w:strike w:val="false"/>
-                <w:sz w:val="22"/>
-                <w:szCs w:val="22"/>
-                <w:color w:val="000000"/>
-              </w:rPr>
-            </w:pPr>
-            <w:r>
-              <w:rPr>
-                <w:rFonts w:ascii="Helvetica" w:hAnsi="Helvetica" w:eastAsia="Helvetica" w:cs="Helvetica"/>
+              <w:pStyle w:val="Normal"/>
+              <w:jc w:val="center"/>
+              <w:pBdr>
+                <w:bottom w:val="none" w:sz="0" w:space="0" w:color="000000"/>
+                <w:top w:val="none" w:sz="0" w:space="0" w:color="000000"/>
+                <w:left w:val="none" w:sz="0" w:space="0" w:color="000000"/>
+                <w:right w:val="none" w:sz="0" w:space="0" w:color="000000"/>
+              </w:pBdr>
+              <w:spacing w:after="100" w:before="100" w:line="240"/>
+              <w:ind w:left="100" w:right="100" w:firstLine="0" w:firstLineChars="0"/>
+              <w:rPr>
+                <w:rFonts w:ascii="Arial" w:hAnsi="Arial" w:eastAsia="Arial" w:cs="Arial"/>
+                <w:i w:val="false"/>
+                <w:b w:val="false"/>
+                <w:u w:val="none"/>
+                <w:strike w:val="false"/>
+                <w:sz w:val="22"/>
+                <w:szCs w:val="22"/>
+                <w:color w:val="000000"/>
+              </w:rPr>
+            </w:pPr>
+            <w:r>
+              <w:rPr>
+                <w:rFonts w:ascii="Arial" w:hAnsi="Arial" w:eastAsia="Arial" w:cs="Arial"/>
                 <w:i w:val="false"/>
                 <w:b w:val="false"/>
                 <w:u w:val="none"/>
@@ -6699,29 +6809,30 @@
           </w:tcPr>
           <w:p>
             <w:pPr>
-              <w:jc w:val="center"/>
-              <w:pBdr>
-                <w:bottom w:val="none" w:sz="0" w:space="0" w:color="000000"/>
-                <w:top w:val="none" w:sz="0" w:space="0" w:color="000000"/>
-                <w:left w:val="none" w:sz="0" w:space="0" w:color="000000"/>
-                <w:right w:val="none" w:sz="0" w:space="0" w:color="000000"/>
-              </w:pBdr>
-              <w:spacing w:after="100" w:before="100" w:line="240"/>
-              <w:ind w:left="100" w:right="100" w:firstLine="0" w:firstLineChars="0"/>
-              <w:rPr>
-                <w:rFonts w:ascii="Helvetica" w:hAnsi="Helvetica" w:eastAsia="Helvetica" w:cs="Helvetica"/>
-                <w:i w:val="false"/>
-                <w:b w:val="false"/>
-                <w:u w:val="none"/>
-                <w:strike w:val="false"/>
-                <w:sz w:val="22"/>
-                <w:szCs w:val="22"/>
-                <w:color w:val="000000"/>
-              </w:rPr>
-            </w:pPr>
-            <w:r>
-              <w:rPr>
-                <w:rFonts w:ascii="Helvetica" w:hAnsi="Helvetica" w:eastAsia="Helvetica" w:cs="Helvetica"/>
+              <w:pStyle w:val="Normal"/>
+              <w:jc w:val="center"/>
+              <w:pBdr>
+                <w:bottom w:val="none" w:sz="0" w:space="0" w:color="000000"/>
+                <w:top w:val="none" w:sz="0" w:space="0" w:color="000000"/>
+                <w:left w:val="none" w:sz="0" w:space="0" w:color="000000"/>
+                <w:right w:val="none" w:sz="0" w:space="0" w:color="000000"/>
+              </w:pBdr>
+              <w:spacing w:after="100" w:before="100" w:line="240"/>
+              <w:ind w:left="100" w:right="100" w:firstLine="0" w:firstLineChars="0"/>
+              <w:rPr>
+                <w:rFonts w:ascii="Arial" w:hAnsi="Arial" w:eastAsia="Arial" w:cs="Arial"/>
+                <w:i w:val="false"/>
+                <w:b w:val="false"/>
+                <w:u w:val="none"/>
+                <w:strike w:val="false"/>
+                <w:sz w:val="22"/>
+                <w:szCs w:val="22"/>
+                <w:color w:val="000000"/>
+              </w:rPr>
+            </w:pPr>
+            <w:r>
+              <w:rPr>
+                <w:rFonts w:ascii="Arial" w:hAnsi="Arial" w:eastAsia="Arial" w:cs="Arial"/>
                 <w:i w:val="false"/>
                 <w:b w:val="false"/>
                 <w:u w:val="none"/>
@@ -6753,29 +6864,30 @@
           </w:tcPr>
           <w:p>
             <w:pPr>
-              <w:jc w:val="center"/>
-              <w:pBdr>
-                <w:bottom w:val="none" w:sz="0" w:space="0" w:color="000000"/>
-                <w:top w:val="none" w:sz="0" w:space="0" w:color="000000"/>
-                <w:left w:val="none" w:sz="0" w:space="0" w:color="000000"/>
-                <w:right w:val="none" w:sz="0" w:space="0" w:color="000000"/>
-              </w:pBdr>
-              <w:spacing w:after="100" w:before="100" w:line="240"/>
-              <w:ind w:left="100" w:right="100" w:firstLine="0" w:firstLineChars="0"/>
-              <w:rPr>
-                <w:rFonts w:ascii="Helvetica" w:hAnsi="Helvetica" w:eastAsia="Helvetica" w:cs="Helvetica"/>
-                <w:i w:val="false"/>
-                <w:b w:val="false"/>
-                <w:u w:val="none"/>
-                <w:strike w:val="false"/>
-                <w:sz w:val="22"/>
-                <w:szCs w:val="22"/>
-                <w:color w:val="000000"/>
-              </w:rPr>
-            </w:pPr>
-            <w:r>
-              <w:rPr>
-                <w:rFonts w:ascii="Helvetica" w:hAnsi="Helvetica" w:eastAsia="Helvetica" w:cs="Helvetica"/>
+              <w:pStyle w:val="Normal"/>
+              <w:jc w:val="center"/>
+              <w:pBdr>
+                <w:bottom w:val="none" w:sz="0" w:space="0" w:color="000000"/>
+                <w:top w:val="none" w:sz="0" w:space="0" w:color="000000"/>
+                <w:left w:val="none" w:sz="0" w:space="0" w:color="000000"/>
+                <w:right w:val="none" w:sz="0" w:space="0" w:color="000000"/>
+              </w:pBdr>
+              <w:spacing w:after="100" w:before="100" w:line="240"/>
+              <w:ind w:left="100" w:right="100" w:firstLine="0" w:firstLineChars="0"/>
+              <w:rPr>
+                <w:rFonts w:ascii="Arial" w:hAnsi="Arial" w:eastAsia="Arial" w:cs="Arial"/>
+                <w:i w:val="false"/>
+                <w:b w:val="false"/>
+                <w:u w:val="none"/>
+                <w:strike w:val="false"/>
+                <w:sz w:val="22"/>
+                <w:szCs w:val="22"/>
+                <w:color w:val="000000"/>
+              </w:rPr>
+            </w:pPr>
+            <w:r>
+              <w:rPr>
+                <w:rFonts w:ascii="Arial" w:hAnsi="Arial" w:eastAsia="Arial" w:cs="Arial"/>
                 <w:i w:val="false"/>
                 <w:b w:val="false"/>
                 <w:u w:val="none"/>
@@ -6807,29 +6919,30 @@
           </w:tcPr>
           <w:p>
             <w:pPr>
-              <w:jc w:val="center"/>
-              <w:pBdr>
-                <w:bottom w:val="none" w:sz="0" w:space="0" w:color="000000"/>
-                <w:top w:val="none" w:sz="0" w:space="0" w:color="000000"/>
-                <w:left w:val="none" w:sz="0" w:space="0" w:color="000000"/>
-                <w:right w:val="none" w:sz="0" w:space="0" w:color="000000"/>
-              </w:pBdr>
-              <w:spacing w:after="100" w:before="100" w:line="240"/>
-              <w:ind w:left="100" w:right="100" w:firstLine="0" w:firstLineChars="0"/>
-              <w:rPr>
-                <w:rFonts w:ascii="Helvetica" w:hAnsi="Helvetica" w:eastAsia="Helvetica" w:cs="Helvetica"/>
-                <w:i w:val="false"/>
-                <w:b w:val="false"/>
-                <w:u w:val="none"/>
-                <w:strike w:val="false"/>
-                <w:sz w:val="22"/>
-                <w:szCs w:val="22"/>
-                <w:color w:val="000000"/>
-              </w:rPr>
-            </w:pPr>
-            <w:r>
-              <w:rPr>
-                <w:rFonts w:ascii="Helvetica" w:hAnsi="Helvetica" w:eastAsia="Helvetica" w:cs="Helvetica"/>
+              <w:pStyle w:val="Normal"/>
+              <w:jc w:val="center"/>
+              <w:pBdr>
+                <w:bottom w:val="none" w:sz="0" w:space="0" w:color="000000"/>
+                <w:top w:val="none" w:sz="0" w:space="0" w:color="000000"/>
+                <w:left w:val="none" w:sz="0" w:space="0" w:color="000000"/>
+                <w:right w:val="none" w:sz="0" w:space="0" w:color="000000"/>
+              </w:pBdr>
+              <w:spacing w:after="100" w:before="100" w:line="240"/>
+              <w:ind w:left="100" w:right="100" w:firstLine="0" w:firstLineChars="0"/>
+              <w:rPr>
+                <w:rFonts w:ascii="Arial" w:hAnsi="Arial" w:eastAsia="Arial" w:cs="Arial"/>
+                <w:i w:val="false"/>
+                <w:b w:val="false"/>
+                <w:u w:val="none"/>
+                <w:strike w:val="false"/>
+                <w:sz w:val="22"/>
+                <w:szCs w:val="22"/>
+                <w:color w:val="000000"/>
+              </w:rPr>
+            </w:pPr>
+            <w:r>
+              <w:rPr>
+                <w:rFonts w:ascii="Arial" w:hAnsi="Arial" w:eastAsia="Arial" w:cs="Arial"/>
                 <w:i w:val="false"/>
                 <w:b w:val="false"/>
                 <w:u w:val="none"/>
@@ -6845,51 +6958,51 @@
       </w:tr>
       <w:tr>
         <w:trPr>
-          <w:trHeight w:val="591" w:hRule="auto"/>
+          <w:trHeight w:val="600" w:hRule="auto"/>
         </w:trPr>
-        body11
-        <w:tc>
-          <w:tcPr>
-            <w:tcBorders>
-              <w:bottom w:val="single" w:sz="6" w:space="0" w:color="666666"/>
-              <w:top w:val="single" w:sz="6" w:space="0" w:color="666666"/>
-              <w:left w:val="none" w:sz="0" w:space="0" w:color="000000"/>
-              <w:right w:val="none" w:sz="0" w:space="0" w:color="000000"/>
-            </w:tcBorders>
-            <w:shd w:val="clear" w:color="auto" w:fill="FFFFFF"/>
-            <w:tcMar>
-              <w:top w:w="0" w:type="dxa"/>
-              <w:bottom w:w="0" w:type="dxa"/>
-              <w:left w:w="0" w:type="dxa"/>
-              <w:right w:w="0" w:type="dxa"/>
-            </w:tcMar>
-            <w:vAlign w:val="center"/>
-          </w:tcPr>
-          <w:p>
-            <w:pPr>
-              <w:jc w:val="center"/>
-              <w:pBdr>
-                <w:bottom w:val="none" w:sz="0" w:space="0" w:color="000000"/>
-                <w:top w:val="none" w:sz="0" w:space="0" w:color="000000"/>
-                <w:left w:val="none" w:sz="0" w:space="0" w:color="000000"/>
-                <w:right w:val="none" w:sz="0" w:space="0" w:color="000000"/>
-              </w:pBdr>
-              <w:spacing w:after="100" w:before="100" w:line="240"/>
-              <w:ind w:left="100" w:right="100" w:firstLine="0" w:firstLineChars="0"/>
-              <w:rPr>
-                <w:rFonts w:ascii="Helvetica" w:hAnsi="Helvetica" w:eastAsia="Helvetica" w:cs="Helvetica"/>
-                <w:i w:val="false"/>
-                <w:b w:val="false"/>
-                <w:u w:val="none"/>
-                <w:strike w:val="false"/>
-                <w:sz w:val="22"/>
-                <w:szCs w:val="22"/>
-                <w:color w:val="000000"/>
-              </w:rPr>
-            </w:pPr>
-            <w:r>
-              <w:rPr>
-                <w:rFonts w:ascii="Helvetica" w:hAnsi="Helvetica" w:eastAsia="Helvetica" w:cs="Helvetica"/>
+        <w:tc>
+          <w:tcPr>
+            <w:tcBorders>
+              <w:bottom w:val="single" w:sz="6" w:space="0" w:color="666666"/>
+              <w:top w:val="single" w:sz="6" w:space="0" w:color="666666"/>
+              <w:left w:val="none" w:sz="0" w:space="0" w:color="000000"/>
+              <w:right w:val="none" w:sz="0" w:space="0" w:color="000000"/>
+            </w:tcBorders>
+            <w:shd w:val="clear" w:color="auto" w:fill="FFFFFF"/>
+            <w:tcMar>
+              <w:top w:w="0" w:type="dxa"/>
+              <w:bottom w:w="0" w:type="dxa"/>
+              <w:left w:w="0" w:type="dxa"/>
+              <w:right w:w="0" w:type="dxa"/>
+            </w:tcMar>
+            <w:vAlign w:val="center"/>
+          </w:tcPr>
+          <w:p>
+            <w:pPr>
+              <w:pStyle w:val="Normal"/>
+              <w:jc w:val="center"/>
+              <w:pBdr>
+                <w:bottom w:val="none" w:sz="0" w:space="0" w:color="000000"/>
+                <w:top w:val="none" w:sz="0" w:space="0" w:color="000000"/>
+                <w:left w:val="none" w:sz="0" w:space="0" w:color="000000"/>
+                <w:right w:val="none" w:sz="0" w:space="0" w:color="000000"/>
+              </w:pBdr>
+              <w:spacing w:after="100" w:before="100" w:line="240"/>
+              <w:ind w:left="100" w:right="100" w:firstLine="0" w:firstLineChars="0"/>
+              <w:rPr>
+                <w:rFonts w:ascii="Arial" w:hAnsi="Arial" w:eastAsia="Arial" w:cs="Arial"/>
+                <w:i w:val="false"/>
+                <w:b w:val="false"/>
+                <w:u w:val="none"/>
+                <w:strike w:val="false"/>
+                <w:sz w:val="22"/>
+                <w:szCs w:val="22"/>
+                <w:color w:val="000000"/>
+              </w:rPr>
+            </w:pPr>
+            <w:r>
+              <w:rPr>
+                <w:rFonts w:ascii="Arial" w:hAnsi="Arial" w:eastAsia="Arial" w:cs="Arial"/>
                 <w:i w:val="false"/>
                 <w:b w:val="false"/>
                 <w:u w:val="none"/>
@@ -6921,29 +7034,30 @@
           </w:tcPr>
           <w:p>
             <w:pPr>
-              <w:jc w:val="center"/>
-              <w:pBdr>
-                <w:bottom w:val="none" w:sz="0" w:space="0" w:color="000000"/>
-                <w:top w:val="none" w:sz="0" w:space="0" w:color="000000"/>
-                <w:left w:val="none" w:sz="0" w:space="0" w:color="000000"/>
-                <w:right w:val="none" w:sz="0" w:space="0" w:color="000000"/>
-              </w:pBdr>
-              <w:spacing w:after="100" w:before="100" w:line="240"/>
-              <w:ind w:left="100" w:right="100" w:firstLine="0" w:firstLineChars="0"/>
-              <w:rPr>
-                <w:rFonts w:ascii="Helvetica" w:hAnsi="Helvetica" w:eastAsia="Helvetica" w:cs="Helvetica"/>
-                <w:i w:val="false"/>
-                <w:b w:val="false"/>
-                <w:u w:val="none"/>
-                <w:strike w:val="false"/>
-                <w:sz w:val="22"/>
-                <w:szCs w:val="22"/>
-                <w:color w:val="000000"/>
-              </w:rPr>
-            </w:pPr>
-            <w:r>
-              <w:rPr>
-                <w:rFonts w:ascii="Helvetica" w:hAnsi="Helvetica" w:eastAsia="Helvetica" w:cs="Helvetica"/>
+              <w:pStyle w:val="Normal"/>
+              <w:jc w:val="center"/>
+              <w:pBdr>
+                <w:bottom w:val="none" w:sz="0" w:space="0" w:color="000000"/>
+                <w:top w:val="none" w:sz="0" w:space="0" w:color="000000"/>
+                <w:left w:val="none" w:sz="0" w:space="0" w:color="000000"/>
+                <w:right w:val="none" w:sz="0" w:space="0" w:color="000000"/>
+              </w:pBdr>
+              <w:spacing w:after="100" w:before="100" w:line="240"/>
+              <w:ind w:left="100" w:right="100" w:firstLine="0" w:firstLineChars="0"/>
+              <w:rPr>
+                <w:rFonts w:ascii="Arial" w:hAnsi="Arial" w:eastAsia="Arial" w:cs="Arial"/>
+                <w:i w:val="false"/>
+                <w:b w:val="false"/>
+                <w:u w:val="none"/>
+                <w:strike w:val="false"/>
+                <w:sz w:val="22"/>
+                <w:szCs w:val="22"/>
+                <w:color w:val="000000"/>
+              </w:rPr>
+            </w:pPr>
+            <w:r>
+              <w:rPr>
+                <w:rFonts w:ascii="Arial" w:hAnsi="Arial" w:eastAsia="Arial" w:cs="Arial"/>
                 <w:i w:val="false"/>
                 <w:b w:val="false"/>
                 <w:u w:val="none"/>
@@ -6975,29 +7089,30 @@
           </w:tcPr>
           <w:p>
             <w:pPr>
-              <w:jc w:val="center"/>
-              <w:pBdr>
-                <w:bottom w:val="none" w:sz="0" w:space="0" w:color="000000"/>
-                <w:top w:val="none" w:sz="0" w:space="0" w:color="000000"/>
-                <w:left w:val="none" w:sz="0" w:space="0" w:color="000000"/>
-                <w:right w:val="none" w:sz="0" w:space="0" w:color="000000"/>
-              </w:pBdr>
-              <w:spacing w:after="100" w:before="100" w:line="240"/>
-              <w:ind w:left="100" w:right="100" w:firstLine="0" w:firstLineChars="0"/>
-              <w:rPr>
-                <w:rFonts w:ascii="Helvetica" w:hAnsi="Helvetica" w:eastAsia="Helvetica" w:cs="Helvetica"/>
-                <w:i w:val="false"/>
-                <w:b w:val="false"/>
-                <w:u w:val="none"/>
-                <w:strike w:val="false"/>
-                <w:sz w:val="22"/>
-                <w:szCs w:val="22"/>
-                <w:color w:val="000000"/>
-              </w:rPr>
-            </w:pPr>
-            <w:r>
-              <w:rPr>
-                <w:rFonts w:ascii="Helvetica" w:hAnsi="Helvetica" w:eastAsia="Helvetica" w:cs="Helvetica"/>
+              <w:pStyle w:val="Normal"/>
+              <w:jc w:val="center"/>
+              <w:pBdr>
+                <w:bottom w:val="none" w:sz="0" w:space="0" w:color="000000"/>
+                <w:top w:val="none" w:sz="0" w:space="0" w:color="000000"/>
+                <w:left w:val="none" w:sz="0" w:space="0" w:color="000000"/>
+                <w:right w:val="none" w:sz="0" w:space="0" w:color="000000"/>
+              </w:pBdr>
+              <w:spacing w:after="100" w:before="100" w:line="240"/>
+              <w:ind w:left="100" w:right="100" w:firstLine="0" w:firstLineChars="0"/>
+              <w:rPr>
+                <w:rFonts w:ascii="Arial" w:hAnsi="Arial" w:eastAsia="Arial" w:cs="Arial"/>
+                <w:i w:val="false"/>
+                <w:b w:val="false"/>
+                <w:u w:val="none"/>
+                <w:strike w:val="false"/>
+                <w:sz w:val="22"/>
+                <w:szCs w:val="22"/>
+                <w:color w:val="000000"/>
+              </w:rPr>
+            </w:pPr>
+            <w:r>
+              <w:rPr>
+                <w:rFonts w:ascii="Arial" w:hAnsi="Arial" w:eastAsia="Arial" w:cs="Arial"/>
                 <w:i w:val="false"/>
                 <w:b w:val="false"/>
                 <w:u w:val="none"/>
@@ -7029,29 +7144,30 @@
           </w:tcPr>
           <w:p>
             <w:pPr>
-              <w:jc w:val="center"/>
-              <w:pBdr>
-                <w:bottom w:val="none" w:sz="0" w:space="0" w:color="000000"/>
-                <w:top w:val="none" w:sz="0" w:space="0" w:color="000000"/>
-                <w:left w:val="none" w:sz="0" w:space="0" w:color="000000"/>
-                <w:right w:val="none" w:sz="0" w:space="0" w:color="000000"/>
-              </w:pBdr>
-              <w:spacing w:after="100" w:before="100" w:line="240"/>
-              <w:ind w:left="100" w:right="100" w:firstLine="0" w:firstLineChars="0"/>
-              <w:rPr>
-                <w:rFonts w:ascii="Helvetica" w:hAnsi="Helvetica" w:eastAsia="Helvetica" w:cs="Helvetica"/>
-                <w:i w:val="false"/>
-                <w:b w:val="false"/>
-                <w:u w:val="none"/>
-                <w:strike w:val="false"/>
-                <w:sz w:val="22"/>
-                <w:szCs w:val="22"/>
-                <w:color w:val="000000"/>
-              </w:rPr>
-            </w:pPr>
-            <w:r>
-              <w:rPr>
-                <w:rFonts w:ascii="Helvetica" w:hAnsi="Helvetica" w:eastAsia="Helvetica" w:cs="Helvetica"/>
+              <w:pStyle w:val="Normal"/>
+              <w:jc w:val="center"/>
+              <w:pBdr>
+                <w:bottom w:val="none" w:sz="0" w:space="0" w:color="000000"/>
+                <w:top w:val="none" w:sz="0" w:space="0" w:color="000000"/>
+                <w:left w:val="none" w:sz="0" w:space="0" w:color="000000"/>
+                <w:right w:val="none" w:sz="0" w:space="0" w:color="000000"/>
+              </w:pBdr>
+              <w:spacing w:after="100" w:before="100" w:line="240"/>
+              <w:ind w:left="100" w:right="100" w:firstLine="0" w:firstLineChars="0"/>
+              <w:rPr>
+                <w:rFonts w:ascii="Arial" w:hAnsi="Arial" w:eastAsia="Arial" w:cs="Arial"/>
+                <w:i w:val="false"/>
+                <w:b w:val="false"/>
+                <w:u w:val="none"/>
+                <w:strike w:val="false"/>
+                <w:sz w:val="22"/>
+                <w:szCs w:val="22"/>
+                <w:color w:val="000000"/>
+              </w:rPr>
+            </w:pPr>
+            <w:r>
+              <w:rPr>
+                <w:rFonts w:ascii="Arial" w:hAnsi="Arial" w:eastAsia="Arial" w:cs="Arial"/>
                 <w:i w:val="false"/>
                 <w:b w:val="false"/>
                 <w:u w:val="none"/>
@@ -7083,29 +7199,30 @@
           </w:tcPr>
           <w:p>
             <w:pPr>
-              <w:jc w:val="center"/>
-              <w:pBdr>
-                <w:bottom w:val="none" w:sz="0" w:space="0" w:color="000000"/>
-                <w:top w:val="none" w:sz="0" w:space="0" w:color="000000"/>
-                <w:left w:val="none" w:sz="0" w:space="0" w:color="000000"/>
-                <w:right w:val="none" w:sz="0" w:space="0" w:color="000000"/>
-              </w:pBdr>
-              <w:spacing w:after="100" w:before="100" w:line="240"/>
-              <w:ind w:left="100" w:right="100" w:firstLine="0" w:firstLineChars="0"/>
-              <w:rPr>
-                <w:rFonts w:ascii="Helvetica" w:hAnsi="Helvetica" w:eastAsia="Helvetica" w:cs="Helvetica"/>
-                <w:i w:val="false"/>
-                <w:b w:val="false"/>
-                <w:u w:val="none"/>
-                <w:strike w:val="false"/>
-                <w:sz w:val="22"/>
-                <w:szCs w:val="22"/>
-                <w:color w:val="000000"/>
-              </w:rPr>
-            </w:pPr>
-            <w:r>
-              <w:rPr>
-                <w:rFonts w:ascii="Helvetica" w:hAnsi="Helvetica" w:eastAsia="Helvetica" w:cs="Helvetica"/>
+              <w:pStyle w:val="Normal"/>
+              <w:jc w:val="center"/>
+              <w:pBdr>
+                <w:bottom w:val="none" w:sz="0" w:space="0" w:color="000000"/>
+                <w:top w:val="none" w:sz="0" w:space="0" w:color="000000"/>
+                <w:left w:val="none" w:sz="0" w:space="0" w:color="000000"/>
+                <w:right w:val="none" w:sz="0" w:space="0" w:color="000000"/>
+              </w:pBdr>
+              <w:spacing w:after="100" w:before="100" w:line="240"/>
+              <w:ind w:left="100" w:right="100" w:firstLine="0" w:firstLineChars="0"/>
+              <w:rPr>
+                <w:rFonts w:ascii="Arial" w:hAnsi="Arial" w:eastAsia="Arial" w:cs="Arial"/>
+                <w:i w:val="false"/>
+                <w:b w:val="false"/>
+                <w:u w:val="none"/>
+                <w:strike w:val="false"/>
+                <w:sz w:val="22"/>
+                <w:szCs w:val="22"/>
+                <w:color w:val="000000"/>
+              </w:rPr>
+            </w:pPr>
+            <w:r>
+              <w:rPr>
+                <w:rFonts w:ascii="Arial" w:hAnsi="Arial" w:eastAsia="Arial" w:cs="Arial"/>
                 <w:i w:val="false"/>
                 <w:b w:val="false"/>
                 <w:u w:val="none"/>
@@ -7137,29 +7254,30 @@
           </w:tcPr>
           <w:p>
             <w:pPr>
-              <w:jc w:val="center"/>
-              <w:pBdr>
-                <w:bottom w:val="none" w:sz="0" w:space="0" w:color="000000"/>
-                <w:top w:val="none" w:sz="0" w:space="0" w:color="000000"/>
-                <w:left w:val="none" w:sz="0" w:space="0" w:color="000000"/>
-                <w:right w:val="none" w:sz="0" w:space="0" w:color="000000"/>
-              </w:pBdr>
-              <w:spacing w:after="100" w:before="100" w:line="240"/>
-              <w:ind w:left="100" w:right="100" w:firstLine="0" w:firstLineChars="0"/>
-              <w:rPr>
-                <w:rFonts w:ascii="Helvetica" w:hAnsi="Helvetica" w:eastAsia="Helvetica" w:cs="Helvetica"/>
-                <w:i w:val="false"/>
-                <w:b w:val="false"/>
-                <w:u w:val="none"/>
-                <w:strike w:val="false"/>
-                <w:sz w:val="22"/>
-                <w:szCs w:val="22"/>
-                <w:color w:val="000000"/>
-              </w:rPr>
-            </w:pPr>
-            <w:r>
-              <w:rPr>
-                <w:rFonts w:ascii="Helvetica" w:hAnsi="Helvetica" w:eastAsia="Helvetica" w:cs="Helvetica"/>
+              <w:pStyle w:val="Normal"/>
+              <w:jc w:val="center"/>
+              <w:pBdr>
+                <w:bottom w:val="none" w:sz="0" w:space="0" w:color="000000"/>
+                <w:top w:val="none" w:sz="0" w:space="0" w:color="000000"/>
+                <w:left w:val="none" w:sz="0" w:space="0" w:color="000000"/>
+                <w:right w:val="none" w:sz="0" w:space="0" w:color="000000"/>
+              </w:pBdr>
+              <w:spacing w:after="100" w:before="100" w:line="240"/>
+              <w:ind w:left="100" w:right="100" w:firstLine="0" w:firstLineChars="0"/>
+              <w:rPr>
+                <w:rFonts w:ascii="Arial" w:hAnsi="Arial" w:eastAsia="Arial" w:cs="Arial"/>
+                <w:i w:val="false"/>
+                <w:b w:val="false"/>
+                <w:u w:val="none"/>
+                <w:strike w:val="false"/>
+                <w:sz w:val="22"/>
+                <w:szCs w:val="22"/>
+                <w:color w:val="000000"/>
+              </w:rPr>
+            </w:pPr>
+            <w:r>
+              <w:rPr>
+                <w:rFonts w:ascii="Arial" w:hAnsi="Arial" w:eastAsia="Arial" w:cs="Arial"/>
                 <w:i w:val="false"/>
                 <w:b w:val="false"/>
                 <w:u w:val="none"/>
@@ -7191,29 +7309,30 @@
           </w:tcPr>
           <w:p>
             <w:pPr>
-              <w:jc w:val="center"/>
-              <w:pBdr>
-                <w:bottom w:val="none" w:sz="0" w:space="0" w:color="000000"/>
-                <w:top w:val="none" w:sz="0" w:space="0" w:color="000000"/>
-                <w:left w:val="none" w:sz="0" w:space="0" w:color="000000"/>
-                <w:right w:val="none" w:sz="0" w:space="0" w:color="000000"/>
-              </w:pBdr>
-              <w:spacing w:after="100" w:before="100" w:line="240"/>
-              <w:ind w:left="100" w:right="100" w:firstLine="0" w:firstLineChars="0"/>
-              <w:rPr>
-                <w:rFonts w:ascii="Helvetica" w:hAnsi="Helvetica" w:eastAsia="Helvetica" w:cs="Helvetica"/>
-                <w:i w:val="false"/>
-                <w:b w:val="false"/>
-                <w:u w:val="none"/>
-                <w:strike w:val="false"/>
-                <w:sz w:val="22"/>
-                <w:szCs w:val="22"/>
-                <w:color w:val="000000"/>
-              </w:rPr>
-            </w:pPr>
-            <w:r>
-              <w:rPr>
-                <w:rFonts w:ascii="Helvetica" w:hAnsi="Helvetica" w:eastAsia="Helvetica" w:cs="Helvetica"/>
+              <w:pStyle w:val="Normal"/>
+              <w:jc w:val="center"/>
+              <w:pBdr>
+                <w:bottom w:val="none" w:sz="0" w:space="0" w:color="000000"/>
+                <w:top w:val="none" w:sz="0" w:space="0" w:color="000000"/>
+                <w:left w:val="none" w:sz="0" w:space="0" w:color="000000"/>
+                <w:right w:val="none" w:sz="0" w:space="0" w:color="000000"/>
+              </w:pBdr>
+              <w:spacing w:after="100" w:before="100" w:line="240"/>
+              <w:ind w:left="100" w:right="100" w:firstLine="0" w:firstLineChars="0"/>
+              <w:rPr>
+                <w:rFonts w:ascii="Arial" w:hAnsi="Arial" w:eastAsia="Arial" w:cs="Arial"/>
+                <w:i w:val="false"/>
+                <w:b w:val="false"/>
+                <w:u w:val="none"/>
+                <w:strike w:val="false"/>
+                <w:sz w:val="22"/>
+                <w:szCs w:val="22"/>
+                <w:color w:val="000000"/>
+              </w:rPr>
+            </w:pPr>
+            <w:r>
+              <w:rPr>
+                <w:rFonts w:ascii="Arial" w:hAnsi="Arial" w:eastAsia="Arial" w:cs="Arial"/>
                 <w:i w:val="false"/>
                 <w:b w:val="false"/>
                 <w:u w:val="none"/>
@@ -7245,29 +7364,30 @@
           </w:tcPr>
           <w:p>
             <w:pPr>
-              <w:jc w:val="center"/>
-              <w:pBdr>
-                <w:bottom w:val="none" w:sz="0" w:space="0" w:color="000000"/>
-                <w:top w:val="none" w:sz="0" w:space="0" w:color="000000"/>
-                <w:left w:val="none" w:sz="0" w:space="0" w:color="000000"/>
-                <w:right w:val="none" w:sz="0" w:space="0" w:color="000000"/>
-              </w:pBdr>
-              <w:spacing w:after="100" w:before="100" w:line="240"/>
-              <w:ind w:left="100" w:right="100" w:firstLine="0" w:firstLineChars="0"/>
-              <w:rPr>
-                <w:rFonts w:ascii="Helvetica" w:hAnsi="Helvetica" w:eastAsia="Helvetica" w:cs="Helvetica"/>
-                <w:i w:val="false"/>
-                <w:b w:val="false"/>
-                <w:u w:val="none"/>
-                <w:strike w:val="false"/>
-                <w:sz w:val="22"/>
-                <w:szCs w:val="22"/>
-                <w:color w:val="000000"/>
-              </w:rPr>
-            </w:pPr>
-            <w:r>
-              <w:rPr>
-                <w:rFonts w:ascii="Helvetica" w:hAnsi="Helvetica" w:eastAsia="Helvetica" w:cs="Helvetica"/>
+              <w:pStyle w:val="Normal"/>
+              <w:jc w:val="center"/>
+              <w:pBdr>
+                <w:bottom w:val="none" w:sz="0" w:space="0" w:color="000000"/>
+                <w:top w:val="none" w:sz="0" w:space="0" w:color="000000"/>
+                <w:left w:val="none" w:sz="0" w:space="0" w:color="000000"/>
+                <w:right w:val="none" w:sz="0" w:space="0" w:color="000000"/>
+              </w:pBdr>
+              <w:spacing w:after="100" w:before="100" w:line="240"/>
+              <w:ind w:left="100" w:right="100" w:firstLine="0" w:firstLineChars="0"/>
+              <w:rPr>
+                <w:rFonts w:ascii="Arial" w:hAnsi="Arial" w:eastAsia="Arial" w:cs="Arial"/>
+                <w:i w:val="false"/>
+                <w:b w:val="false"/>
+                <w:u w:val="none"/>
+                <w:strike w:val="false"/>
+                <w:sz w:val="22"/>
+                <w:szCs w:val="22"/>
+                <w:color w:val="000000"/>
+              </w:rPr>
+            </w:pPr>
+            <w:r>
+              <w:rPr>
+                <w:rFonts w:ascii="Arial" w:hAnsi="Arial" w:eastAsia="Arial" w:cs="Arial"/>
                 <w:i w:val="false"/>
                 <w:b w:val="false"/>
                 <w:u w:val="none"/>
@@ -7299,29 +7419,30 @@
           </w:tcPr>
           <w:p>
             <w:pPr>
-              <w:jc w:val="center"/>
-              <w:pBdr>
-                <w:bottom w:val="none" w:sz="0" w:space="0" w:color="000000"/>
-                <w:top w:val="none" w:sz="0" w:space="0" w:color="000000"/>
-                <w:left w:val="none" w:sz="0" w:space="0" w:color="000000"/>
-                <w:right w:val="none" w:sz="0" w:space="0" w:color="000000"/>
-              </w:pBdr>
-              <w:spacing w:after="100" w:before="100" w:line="240"/>
-              <w:ind w:left="100" w:right="100" w:firstLine="0" w:firstLineChars="0"/>
-              <w:rPr>
-                <w:rFonts w:ascii="Helvetica" w:hAnsi="Helvetica" w:eastAsia="Helvetica" w:cs="Helvetica"/>
-                <w:i w:val="false"/>
-                <w:b w:val="false"/>
-                <w:u w:val="none"/>
-                <w:strike w:val="false"/>
-                <w:sz w:val="22"/>
-                <w:szCs w:val="22"/>
-                <w:color w:val="000000"/>
-              </w:rPr>
-            </w:pPr>
-            <w:r>
-              <w:rPr>
-                <w:rFonts w:ascii="Helvetica" w:hAnsi="Helvetica" w:eastAsia="Helvetica" w:cs="Helvetica"/>
+              <w:pStyle w:val="Normal"/>
+              <w:jc w:val="center"/>
+              <w:pBdr>
+                <w:bottom w:val="none" w:sz="0" w:space="0" w:color="000000"/>
+                <w:top w:val="none" w:sz="0" w:space="0" w:color="000000"/>
+                <w:left w:val="none" w:sz="0" w:space="0" w:color="000000"/>
+                <w:right w:val="none" w:sz="0" w:space="0" w:color="000000"/>
+              </w:pBdr>
+              <w:spacing w:after="100" w:before="100" w:line="240"/>
+              <w:ind w:left="100" w:right="100" w:firstLine="0" w:firstLineChars="0"/>
+              <w:rPr>
+                <w:rFonts w:ascii="Arial" w:hAnsi="Arial" w:eastAsia="Arial" w:cs="Arial"/>
+                <w:i w:val="false"/>
+                <w:b w:val="false"/>
+                <w:u w:val="none"/>
+                <w:strike w:val="false"/>
+                <w:sz w:val="22"/>
+                <w:szCs w:val="22"/>
+                <w:color w:val="000000"/>
+              </w:rPr>
+            </w:pPr>
+            <w:r>
+              <w:rPr>
+                <w:rFonts w:ascii="Arial" w:hAnsi="Arial" w:eastAsia="Arial" w:cs="Arial"/>
                 <w:i w:val="false"/>
                 <w:b w:val="false"/>
                 <w:u w:val="none"/>
@@ -7353,29 +7474,30 @@
           </w:tcPr>
           <w:p>
             <w:pPr>
-              <w:jc w:val="center"/>
-              <w:pBdr>
-                <w:bottom w:val="none" w:sz="0" w:space="0" w:color="000000"/>
-                <w:top w:val="none" w:sz="0" w:space="0" w:color="000000"/>
-                <w:left w:val="none" w:sz="0" w:space="0" w:color="000000"/>
-                <w:right w:val="none" w:sz="0" w:space="0" w:color="000000"/>
-              </w:pBdr>
-              <w:spacing w:after="100" w:before="100" w:line="240"/>
-              <w:ind w:left="100" w:right="100" w:firstLine="0" w:firstLineChars="0"/>
-              <w:rPr>
-                <w:rFonts w:ascii="Helvetica" w:hAnsi="Helvetica" w:eastAsia="Helvetica" w:cs="Helvetica"/>
-                <w:i w:val="false"/>
-                <w:b w:val="false"/>
-                <w:u w:val="none"/>
-                <w:strike w:val="false"/>
-                <w:sz w:val="22"/>
-                <w:szCs w:val="22"/>
-                <w:color w:val="000000"/>
-              </w:rPr>
-            </w:pPr>
-            <w:r>
-              <w:rPr>
-                <w:rFonts w:ascii="Helvetica" w:hAnsi="Helvetica" w:eastAsia="Helvetica" w:cs="Helvetica"/>
+              <w:pStyle w:val="Normal"/>
+              <w:jc w:val="center"/>
+              <w:pBdr>
+                <w:bottom w:val="none" w:sz="0" w:space="0" w:color="000000"/>
+                <w:top w:val="none" w:sz="0" w:space="0" w:color="000000"/>
+                <w:left w:val="none" w:sz="0" w:space="0" w:color="000000"/>
+                <w:right w:val="none" w:sz="0" w:space="0" w:color="000000"/>
+              </w:pBdr>
+              <w:spacing w:after="100" w:before="100" w:line="240"/>
+              <w:ind w:left="100" w:right="100" w:firstLine="0" w:firstLineChars="0"/>
+              <w:rPr>
+                <w:rFonts w:ascii="Arial" w:hAnsi="Arial" w:eastAsia="Arial" w:cs="Arial"/>
+                <w:i w:val="false"/>
+                <w:b w:val="false"/>
+                <w:u w:val="none"/>
+                <w:strike w:val="false"/>
+                <w:sz w:val="22"/>
+                <w:szCs w:val="22"/>
+                <w:color w:val="000000"/>
+              </w:rPr>
+            </w:pPr>
+            <w:r>
+              <w:rPr>
+                <w:rFonts w:ascii="Arial" w:hAnsi="Arial" w:eastAsia="Arial" w:cs="Arial"/>
                 <w:i w:val="false"/>
                 <w:b w:val="false"/>
                 <w:u w:val="none"/>
@@ -7407,29 +7529,30 @@
           </w:tcPr>
           <w:p>
             <w:pPr>
-              <w:jc w:val="center"/>
-              <w:pBdr>
-                <w:bottom w:val="none" w:sz="0" w:space="0" w:color="000000"/>
-                <w:top w:val="none" w:sz="0" w:space="0" w:color="000000"/>
-                <w:left w:val="none" w:sz="0" w:space="0" w:color="000000"/>
-                <w:right w:val="none" w:sz="0" w:space="0" w:color="000000"/>
-              </w:pBdr>
-              <w:spacing w:after="100" w:before="100" w:line="240"/>
-              <w:ind w:left="100" w:right="100" w:firstLine="0" w:firstLineChars="0"/>
-              <w:rPr>
-                <w:rFonts w:ascii="Helvetica" w:hAnsi="Helvetica" w:eastAsia="Helvetica" w:cs="Helvetica"/>
-                <w:i w:val="false"/>
-                <w:b w:val="false"/>
-                <w:u w:val="none"/>
-                <w:strike w:val="false"/>
-                <w:sz w:val="22"/>
-                <w:szCs w:val="22"/>
-                <w:color w:val="000000"/>
-              </w:rPr>
-            </w:pPr>
-            <w:r>
-              <w:rPr>
-                <w:rFonts w:ascii="Helvetica" w:hAnsi="Helvetica" w:eastAsia="Helvetica" w:cs="Helvetica"/>
+              <w:pStyle w:val="Normal"/>
+              <w:jc w:val="center"/>
+              <w:pBdr>
+                <w:bottom w:val="none" w:sz="0" w:space="0" w:color="000000"/>
+                <w:top w:val="none" w:sz="0" w:space="0" w:color="000000"/>
+                <w:left w:val="none" w:sz="0" w:space="0" w:color="000000"/>
+                <w:right w:val="none" w:sz="0" w:space="0" w:color="000000"/>
+              </w:pBdr>
+              <w:spacing w:after="100" w:before="100" w:line="240"/>
+              <w:ind w:left="100" w:right="100" w:firstLine="0" w:firstLineChars="0"/>
+              <w:rPr>
+                <w:rFonts w:ascii="Arial" w:hAnsi="Arial" w:eastAsia="Arial" w:cs="Arial"/>
+                <w:i w:val="false"/>
+                <w:b w:val="false"/>
+                <w:u w:val="none"/>
+                <w:strike w:val="false"/>
+                <w:sz w:val="22"/>
+                <w:szCs w:val="22"/>
+                <w:color w:val="000000"/>
+              </w:rPr>
+            </w:pPr>
+            <w:r>
+              <w:rPr>
+                <w:rFonts w:ascii="Arial" w:hAnsi="Arial" w:eastAsia="Arial" w:cs="Arial"/>
                 <w:i w:val="false"/>
                 <w:b w:val="false"/>
                 <w:u w:val="none"/>
@@ -7445,9 +7568,8 @@
       </w:tr>
       <w:tr>
         <w:trPr>
-          <w:trHeight w:val="591" w:hRule="auto"/>
+          <w:trHeight w:val="600" w:hRule="auto"/>
         </w:trPr>
-        body12
         <w:tc>
           <w:tcPr>
             <w:tcBorders>
@@ -7467,29 +7589,30 @@
           </w:tcPr>
           <w:p>
             <w:pPr>
-              <w:jc w:val="center"/>
-              <w:pBdr>
-                <w:bottom w:val="none" w:sz="0" w:space="0" w:color="000000"/>
-                <w:top w:val="none" w:sz="0" w:space="0" w:color="000000"/>
-                <w:left w:val="none" w:sz="0" w:space="0" w:color="000000"/>
-                <w:right w:val="none" w:sz="0" w:space="0" w:color="000000"/>
-              </w:pBdr>
-              <w:spacing w:after="100" w:before="100" w:line="240"/>
-              <w:ind w:left="100" w:right="100" w:firstLine="0" w:firstLineChars="0"/>
-              <w:rPr>
-                <w:rFonts w:ascii="Helvetica" w:hAnsi="Helvetica" w:eastAsia="Helvetica" w:cs="Helvetica"/>
-                <w:i w:val="false"/>
-                <w:b w:val="false"/>
-                <w:u w:val="none"/>
-                <w:strike w:val="false"/>
-                <w:sz w:val="22"/>
-                <w:szCs w:val="22"/>
-                <w:color w:val="000000"/>
-              </w:rPr>
-            </w:pPr>
-            <w:r>
-              <w:rPr>
-                <w:rFonts w:ascii="Helvetica" w:hAnsi="Helvetica" w:eastAsia="Helvetica" w:cs="Helvetica"/>
+              <w:pStyle w:val="Normal"/>
+              <w:jc w:val="center"/>
+              <w:pBdr>
+                <w:bottom w:val="none" w:sz="0" w:space="0" w:color="000000"/>
+                <w:top w:val="none" w:sz="0" w:space="0" w:color="000000"/>
+                <w:left w:val="none" w:sz="0" w:space="0" w:color="000000"/>
+                <w:right w:val="none" w:sz="0" w:space="0" w:color="000000"/>
+              </w:pBdr>
+              <w:spacing w:after="100" w:before="100" w:line="240"/>
+              <w:ind w:left="100" w:right="100" w:firstLine="0" w:firstLineChars="0"/>
+              <w:rPr>
+                <w:rFonts w:ascii="Arial" w:hAnsi="Arial" w:eastAsia="Arial" w:cs="Arial"/>
+                <w:i w:val="false"/>
+                <w:b w:val="false"/>
+                <w:u w:val="none"/>
+                <w:strike w:val="false"/>
+                <w:sz w:val="22"/>
+                <w:szCs w:val="22"/>
+                <w:color w:val="000000"/>
+              </w:rPr>
+            </w:pPr>
+            <w:r>
+              <w:rPr>
+                <w:rFonts w:ascii="Arial" w:hAnsi="Arial" w:eastAsia="Arial" w:cs="Arial"/>
                 <w:i w:val="false"/>
                 <w:b w:val="false"/>
                 <w:u w:val="none"/>
@@ -7521,29 +7644,30 @@
           </w:tcPr>
           <w:p>
             <w:pPr>
-              <w:jc w:val="center"/>
-              <w:pBdr>
-                <w:bottom w:val="none" w:sz="0" w:space="0" w:color="000000"/>
-                <w:top w:val="none" w:sz="0" w:space="0" w:color="000000"/>
-                <w:left w:val="none" w:sz="0" w:space="0" w:color="000000"/>
-                <w:right w:val="none" w:sz="0" w:space="0" w:color="000000"/>
-              </w:pBdr>
-              <w:spacing w:after="100" w:before="100" w:line="240"/>
-              <w:ind w:left="100" w:right="100" w:firstLine="0" w:firstLineChars="0"/>
-              <w:rPr>
-                <w:rFonts w:ascii="Helvetica" w:hAnsi="Helvetica" w:eastAsia="Helvetica" w:cs="Helvetica"/>
-                <w:i w:val="false"/>
-                <w:b w:val="false"/>
-                <w:u w:val="none"/>
-                <w:strike w:val="false"/>
-                <w:sz w:val="22"/>
-                <w:szCs w:val="22"/>
-                <w:color w:val="000000"/>
-              </w:rPr>
-            </w:pPr>
-            <w:r>
-              <w:rPr>
-                <w:rFonts w:ascii="Helvetica" w:hAnsi="Helvetica" w:eastAsia="Helvetica" w:cs="Helvetica"/>
+              <w:pStyle w:val="Normal"/>
+              <w:jc w:val="center"/>
+              <w:pBdr>
+                <w:bottom w:val="none" w:sz="0" w:space="0" w:color="000000"/>
+                <w:top w:val="none" w:sz="0" w:space="0" w:color="000000"/>
+                <w:left w:val="none" w:sz="0" w:space="0" w:color="000000"/>
+                <w:right w:val="none" w:sz="0" w:space="0" w:color="000000"/>
+              </w:pBdr>
+              <w:spacing w:after="100" w:before="100" w:line="240"/>
+              <w:ind w:left="100" w:right="100" w:firstLine="0" w:firstLineChars="0"/>
+              <w:rPr>
+                <w:rFonts w:ascii="Arial" w:hAnsi="Arial" w:eastAsia="Arial" w:cs="Arial"/>
+                <w:i w:val="false"/>
+                <w:b w:val="false"/>
+                <w:u w:val="none"/>
+                <w:strike w:val="false"/>
+                <w:sz w:val="22"/>
+                <w:szCs w:val="22"/>
+                <w:color w:val="000000"/>
+              </w:rPr>
+            </w:pPr>
+            <w:r>
+              <w:rPr>
+                <w:rFonts w:ascii="Arial" w:hAnsi="Arial" w:eastAsia="Arial" w:cs="Arial"/>
                 <w:i w:val="false"/>
                 <w:b w:val="false"/>
                 <w:u w:val="none"/>
@@ -7575,29 +7699,30 @@
           </w:tcPr>
           <w:p>
             <w:pPr>
-              <w:jc w:val="center"/>
-              <w:pBdr>
-                <w:bottom w:val="none" w:sz="0" w:space="0" w:color="000000"/>
-                <w:top w:val="none" w:sz="0" w:space="0" w:color="000000"/>
-                <w:left w:val="none" w:sz="0" w:space="0" w:color="000000"/>
-                <w:right w:val="none" w:sz="0" w:space="0" w:color="000000"/>
-              </w:pBdr>
-              <w:spacing w:after="100" w:before="100" w:line="240"/>
-              <w:ind w:left="100" w:right="100" w:firstLine="0" w:firstLineChars="0"/>
-              <w:rPr>
-                <w:rFonts w:ascii="Helvetica" w:hAnsi="Helvetica" w:eastAsia="Helvetica" w:cs="Helvetica"/>
-                <w:i w:val="false"/>
-                <w:b w:val="false"/>
-                <w:u w:val="none"/>
-                <w:strike w:val="false"/>
-                <w:sz w:val="22"/>
-                <w:szCs w:val="22"/>
-                <w:color w:val="000000"/>
-              </w:rPr>
-            </w:pPr>
-            <w:r>
-              <w:rPr>
-                <w:rFonts w:ascii="Helvetica" w:hAnsi="Helvetica" w:eastAsia="Helvetica" w:cs="Helvetica"/>
+              <w:pStyle w:val="Normal"/>
+              <w:jc w:val="center"/>
+              <w:pBdr>
+                <w:bottom w:val="none" w:sz="0" w:space="0" w:color="000000"/>
+                <w:top w:val="none" w:sz="0" w:space="0" w:color="000000"/>
+                <w:left w:val="none" w:sz="0" w:space="0" w:color="000000"/>
+                <w:right w:val="none" w:sz="0" w:space="0" w:color="000000"/>
+              </w:pBdr>
+              <w:spacing w:after="100" w:before="100" w:line="240"/>
+              <w:ind w:left="100" w:right="100" w:firstLine="0" w:firstLineChars="0"/>
+              <w:rPr>
+                <w:rFonts w:ascii="Arial" w:hAnsi="Arial" w:eastAsia="Arial" w:cs="Arial"/>
+                <w:i w:val="false"/>
+                <w:b w:val="false"/>
+                <w:u w:val="none"/>
+                <w:strike w:val="false"/>
+                <w:sz w:val="22"/>
+                <w:szCs w:val="22"/>
+                <w:color w:val="000000"/>
+              </w:rPr>
+            </w:pPr>
+            <w:r>
+              <w:rPr>
+                <w:rFonts w:ascii="Arial" w:hAnsi="Arial" w:eastAsia="Arial" w:cs="Arial"/>
                 <w:i w:val="false"/>
                 <w:b w:val="false"/>
                 <w:u w:val="none"/>
@@ -7629,29 +7754,30 @@
           </w:tcPr>
           <w:p>
             <w:pPr>
-              <w:jc w:val="center"/>
-              <w:pBdr>
-                <w:bottom w:val="none" w:sz="0" w:space="0" w:color="000000"/>
-                <w:top w:val="none" w:sz="0" w:space="0" w:color="000000"/>
-                <w:left w:val="none" w:sz="0" w:space="0" w:color="000000"/>
-                <w:right w:val="none" w:sz="0" w:space="0" w:color="000000"/>
-              </w:pBdr>
-              <w:spacing w:after="100" w:before="100" w:line="240"/>
-              <w:ind w:left="100" w:right="100" w:firstLine="0" w:firstLineChars="0"/>
-              <w:rPr>
-                <w:rFonts w:ascii="Helvetica" w:hAnsi="Helvetica" w:eastAsia="Helvetica" w:cs="Helvetica"/>
-                <w:i w:val="false"/>
-                <w:b w:val="false"/>
-                <w:u w:val="none"/>
-                <w:strike w:val="false"/>
-                <w:sz w:val="22"/>
-                <w:szCs w:val="22"/>
-                <w:color w:val="000000"/>
-              </w:rPr>
-            </w:pPr>
-            <w:r>
-              <w:rPr>
-                <w:rFonts w:ascii="Helvetica" w:hAnsi="Helvetica" w:eastAsia="Helvetica" w:cs="Helvetica"/>
+              <w:pStyle w:val="Normal"/>
+              <w:jc w:val="center"/>
+              <w:pBdr>
+                <w:bottom w:val="none" w:sz="0" w:space="0" w:color="000000"/>
+                <w:top w:val="none" w:sz="0" w:space="0" w:color="000000"/>
+                <w:left w:val="none" w:sz="0" w:space="0" w:color="000000"/>
+                <w:right w:val="none" w:sz="0" w:space="0" w:color="000000"/>
+              </w:pBdr>
+              <w:spacing w:after="100" w:before="100" w:line="240"/>
+              <w:ind w:left="100" w:right="100" w:firstLine="0" w:firstLineChars="0"/>
+              <w:rPr>
+                <w:rFonts w:ascii="Arial" w:hAnsi="Arial" w:eastAsia="Arial" w:cs="Arial"/>
+                <w:i w:val="false"/>
+                <w:b w:val="false"/>
+                <w:u w:val="none"/>
+                <w:strike w:val="false"/>
+                <w:sz w:val="22"/>
+                <w:szCs w:val="22"/>
+                <w:color w:val="000000"/>
+              </w:rPr>
+            </w:pPr>
+            <w:r>
+              <w:rPr>
+                <w:rFonts w:ascii="Arial" w:hAnsi="Arial" w:eastAsia="Arial" w:cs="Arial"/>
                 <w:i w:val="false"/>
                 <w:b w:val="false"/>
                 <w:u w:val="none"/>
@@ -7683,29 +7809,30 @@
           </w:tcPr>
           <w:p>
             <w:pPr>
-              <w:jc w:val="center"/>
-              <w:pBdr>
-                <w:bottom w:val="none" w:sz="0" w:space="0" w:color="000000"/>
-                <w:top w:val="none" w:sz="0" w:space="0" w:color="000000"/>
-                <w:left w:val="none" w:sz="0" w:space="0" w:color="000000"/>
-                <w:right w:val="none" w:sz="0" w:space="0" w:color="000000"/>
-              </w:pBdr>
-              <w:spacing w:after="100" w:before="100" w:line="240"/>
-              <w:ind w:left="100" w:right="100" w:firstLine="0" w:firstLineChars="0"/>
-              <w:rPr>
-                <w:rFonts w:ascii="Helvetica" w:hAnsi="Helvetica" w:eastAsia="Helvetica" w:cs="Helvetica"/>
-                <w:i w:val="false"/>
-                <w:b w:val="false"/>
-                <w:u w:val="none"/>
-                <w:strike w:val="false"/>
-                <w:sz w:val="22"/>
-                <w:szCs w:val="22"/>
-                <w:color w:val="000000"/>
-              </w:rPr>
-            </w:pPr>
-            <w:r>
-              <w:rPr>
-                <w:rFonts w:ascii="Helvetica" w:hAnsi="Helvetica" w:eastAsia="Helvetica" w:cs="Helvetica"/>
+              <w:pStyle w:val="Normal"/>
+              <w:jc w:val="center"/>
+              <w:pBdr>
+                <w:bottom w:val="none" w:sz="0" w:space="0" w:color="000000"/>
+                <w:top w:val="none" w:sz="0" w:space="0" w:color="000000"/>
+                <w:left w:val="none" w:sz="0" w:space="0" w:color="000000"/>
+                <w:right w:val="none" w:sz="0" w:space="0" w:color="000000"/>
+              </w:pBdr>
+              <w:spacing w:after="100" w:before="100" w:line="240"/>
+              <w:ind w:left="100" w:right="100" w:firstLine="0" w:firstLineChars="0"/>
+              <w:rPr>
+                <w:rFonts w:ascii="Arial" w:hAnsi="Arial" w:eastAsia="Arial" w:cs="Arial"/>
+                <w:i w:val="false"/>
+                <w:b w:val="false"/>
+                <w:u w:val="none"/>
+                <w:strike w:val="false"/>
+                <w:sz w:val="22"/>
+                <w:szCs w:val="22"/>
+                <w:color w:val="000000"/>
+              </w:rPr>
+            </w:pPr>
+            <w:r>
+              <w:rPr>
+                <w:rFonts w:ascii="Arial" w:hAnsi="Arial" w:eastAsia="Arial" w:cs="Arial"/>
                 <w:i w:val="false"/>
                 <w:b w:val="false"/>
                 <w:u w:val="none"/>
@@ -7737,29 +7864,30 @@
           </w:tcPr>
           <w:p>
             <w:pPr>
-              <w:jc w:val="center"/>
-              <w:pBdr>
-                <w:bottom w:val="none" w:sz="0" w:space="0" w:color="000000"/>
-                <w:top w:val="none" w:sz="0" w:space="0" w:color="000000"/>
-                <w:left w:val="none" w:sz="0" w:space="0" w:color="000000"/>
-                <w:right w:val="none" w:sz="0" w:space="0" w:color="000000"/>
-              </w:pBdr>
-              <w:spacing w:after="100" w:before="100" w:line="240"/>
-              <w:ind w:left="100" w:right="100" w:firstLine="0" w:firstLineChars="0"/>
-              <w:rPr>
-                <w:rFonts w:ascii="Helvetica" w:hAnsi="Helvetica" w:eastAsia="Helvetica" w:cs="Helvetica"/>
-                <w:i w:val="false"/>
-                <w:b w:val="false"/>
-                <w:u w:val="none"/>
-                <w:strike w:val="false"/>
-                <w:sz w:val="22"/>
-                <w:szCs w:val="22"/>
-                <w:color w:val="000000"/>
-              </w:rPr>
-            </w:pPr>
-            <w:r>
-              <w:rPr>
-                <w:rFonts w:ascii="Helvetica" w:hAnsi="Helvetica" w:eastAsia="Helvetica" w:cs="Helvetica"/>
+              <w:pStyle w:val="Normal"/>
+              <w:jc w:val="center"/>
+              <w:pBdr>
+                <w:bottom w:val="none" w:sz="0" w:space="0" w:color="000000"/>
+                <w:top w:val="none" w:sz="0" w:space="0" w:color="000000"/>
+                <w:left w:val="none" w:sz="0" w:space="0" w:color="000000"/>
+                <w:right w:val="none" w:sz="0" w:space="0" w:color="000000"/>
+              </w:pBdr>
+              <w:spacing w:after="100" w:before="100" w:line="240"/>
+              <w:ind w:left="100" w:right="100" w:firstLine="0" w:firstLineChars="0"/>
+              <w:rPr>
+                <w:rFonts w:ascii="Arial" w:hAnsi="Arial" w:eastAsia="Arial" w:cs="Arial"/>
+                <w:i w:val="false"/>
+                <w:b w:val="false"/>
+                <w:u w:val="none"/>
+                <w:strike w:val="false"/>
+                <w:sz w:val="22"/>
+                <w:szCs w:val="22"/>
+                <w:color w:val="000000"/>
+              </w:rPr>
+            </w:pPr>
+            <w:r>
+              <w:rPr>
+                <w:rFonts w:ascii="Arial" w:hAnsi="Arial" w:eastAsia="Arial" w:cs="Arial"/>
                 <w:i w:val="false"/>
                 <w:b w:val="false"/>
                 <w:u w:val="none"/>
@@ -7791,29 +7919,30 @@
           </w:tcPr>
           <w:p>
             <w:pPr>
-              <w:jc w:val="center"/>
-              <w:pBdr>
-                <w:bottom w:val="none" w:sz="0" w:space="0" w:color="000000"/>
-                <w:top w:val="none" w:sz="0" w:space="0" w:color="000000"/>
-                <w:left w:val="none" w:sz="0" w:space="0" w:color="000000"/>
-                <w:right w:val="none" w:sz="0" w:space="0" w:color="000000"/>
-              </w:pBdr>
-              <w:spacing w:after="100" w:before="100" w:line="240"/>
-              <w:ind w:left="100" w:right="100" w:firstLine="0" w:firstLineChars="0"/>
-              <w:rPr>
-                <w:rFonts w:ascii="Helvetica" w:hAnsi="Helvetica" w:eastAsia="Helvetica" w:cs="Helvetica"/>
-                <w:i w:val="false"/>
-                <w:b w:val="false"/>
-                <w:u w:val="none"/>
-                <w:strike w:val="false"/>
-                <w:sz w:val="22"/>
-                <w:szCs w:val="22"/>
-                <w:color w:val="000000"/>
-              </w:rPr>
-            </w:pPr>
-            <w:r>
-              <w:rPr>
-                <w:rFonts w:ascii="Helvetica" w:hAnsi="Helvetica" w:eastAsia="Helvetica" w:cs="Helvetica"/>
+              <w:pStyle w:val="Normal"/>
+              <w:jc w:val="center"/>
+              <w:pBdr>
+                <w:bottom w:val="none" w:sz="0" w:space="0" w:color="000000"/>
+                <w:top w:val="none" w:sz="0" w:space="0" w:color="000000"/>
+                <w:left w:val="none" w:sz="0" w:space="0" w:color="000000"/>
+                <w:right w:val="none" w:sz="0" w:space="0" w:color="000000"/>
+              </w:pBdr>
+              <w:spacing w:after="100" w:before="100" w:line="240"/>
+              <w:ind w:left="100" w:right="100" w:firstLine="0" w:firstLineChars="0"/>
+              <w:rPr>
+                <w:rFonts w:ascii="Arial" w:hAnsi="Arial" w:eastAsia="Arial" w:cs="Arial"/>
+                <w:i w:val="false"/>
+                <w:b w:val="false"/>
+                <w:u w:val="none"/>
+                <w:strike w:val="false"/>
+                <w:sz w:val="22"/>
+                <w:szCs w:val="22"/>
+                <w:color w:val="000000"/>
+              </w:rPr>
+            </w:pPr>
+            <w:r>
+              <w:rPr>
+                <w:rFonts w:ascii="Arial" w:hAnsi="Arial" w:eastAsia="Arial" w:cs="Arial"/>
                 <w:i w:val="false"/>
                 <w:b w:val="false"/>
                 <w:u w:val="none"/>
@@ -7845,29 +7974,30 @@
           </w:tcPr>
           <w:p>
             <w:pPr>
-              <w:jc w:val="center"/>
-              <w:pBdr>
-                <w:bottom w:val="none" w:sz="0" w:space="0" w:color="000000"/>
-                <w:top w:val="none" w:sz="0" w:space="0" w:color="000000"/>
-                <w:left w:val="none" w:sz="0" w:space="0" w:color="000000"/>
-                <w:right w:val="none" w:sz="0" w:space="0" w:color="000000"/>
-              </w:pBdr>
-              <w:spacing w:after="100" w:before="100" w:line="240"/>
-              <w:ind w:left="100" w:right="100" w:firstLine="0" w:firstLineChars="0"/>
-              <w:rPr>
-                <w:rFonts w:ascii="Helvetica" w:hAnsi="Helvetica" w:eastAsia="Helvetica" w:cs="Helvetica"/>
-                <w:i w:val="false"/>
-                <w:b w:val="false"/>
-                <w:u w:val="none"/>
-                <w:strike w:val="false"/>
-                <w:sz w:val="22"/>
-                <w:szCs w:val="22"/>
-                <w:color w:val="000000"/>
-              </w:rPr>
-            </w:pPr>
-            <w:r>
-              <w:rPr>
-                <w:rFonts w:ascii="Helvetica" w:hAnsi="Helvetica" w:eastAsia="Helvetica" w:cs="Helvetica"/>
+              <w:pStyle w:val="Normal"/>
+              <w:jc w:val="center"/>
+              <w:pBdr>
+                <w:bottom w:val="none" w:sz="0" w:space="0" w:color="000000"/>
+                <w:top w:val="none" w:sz="0" w:space="0" w:color="000000"/>
+                <w:left w:val="none" w:sz="0" w:space="0" w:color="000000"/>
+                <w:right w:val="none" w:sz="0" w:space="0" w:color="000000"/>
+              </w:pBdr>
+              <w:spacing w:after="100" w:before="100" w:line="240"/>
+              <w:ind w:left="100" w:right="100" w:firstLine="0" w:firstLineChars="0"/>
+              <w:rPr>
+                <w:rFonts w:ascii="Arial" w:hAnsi="Arial" w:eastAsia="Arial" w:cs="Arial"/>
+                <w:i w:val="false"/>
+                <w:b w:val="false"/>
+                <w:u w:val="none"/>
+                <w:strike w:val="false"/>
+                <w:sz w:val="22"/>
+                <w:szCs w:val="22"/>
+                <w:color w:val="000000"/>
+              </w:rPr>
+            </w:pPr>
+            <w:r>
+              <w:rPr>
+                <w:rFonts w:ascii="Arial" w:hAnsi="Arial" w:eastAsia="Arial" w:cs="Arial"/>
                 <w:i w:val="false"/>
                 <w:b w:val="false"/>
                 <w:u w:val="none"/>
@@ -7899,29 +8029,30 @@
           </w:tcPr>
           <w:p>
             <w:pPr>
-              <w:jc w:val="center"/>
-              <w:pBdr>
-                <w:bottom w:val="none" w:sz="0" w:space="0" w:color="000000"/>
-                <w:top w:val="none" w:sz="0" w:space="0" w:color="000000"/>
-                <w:left w:val="none" w:sz="0" w:space="0" w:color="000000"/>
-                <w:right w:val="none" w:sz="0" w:space="0" w:color="000000"/>
-              </w:pBdr>
-              <w:spacing w:after="100" w:before="100" w:line="240"/>
-              <w:ind w:left="100" w:right="100" w:firstLine="0" w:firstLineChars="0"/>
-              <w:rPr>
-                <w:rFonts w:ascii="Helvetica" w:hAnsi="Helvetica" w:eastAsia="Helvetica" w:cs="Helvetica"/>
-                <w:i w:val="false"/>
-                <w:b w:val="false"/>
-                <w:u w:val="none"/>
-                <w:strike w:val="false"/>
-                <w:sz w:val="22"/>
-                <w:szCs w:val="22"/>
-                <w:color w:val="000000"/>
-              </w:rPr>
-            </w:pPr>
-            <w:r>
-              <w:rPr>
-                <w:rFonts w:ascii="Helvetica" w:hAnsi="Helvetica" w:eastAsia="Helvetica" w:cs="Helvetica"/>
+              <w:pStyle w:val="Normal"/>
+              <w:jc w:val="center"/>
+              <w:pBdr>
+                <w:bottom w:val="none" w:sz="0" w:space="0" w:color="000000"/>
+                <w:top w:val="none" w:sz="0" w:space="0" w:color="000000"/>
+                <w:left w:val="none" w:sz="0" w:space="0" w:color="000000"/>
+                <w:right w:val="none" w:sz="0" w:space="0" w:color="000000"/>
+              </w:pBdr>
+              <w:spacing w:after="100" w:before="100" w:line="240"/>
+              <w:ind w:left="100" w:right="100" w:firstLine="0" w:firstLineChars="0"/>
+              <w:rPr>
+                <w:rFonts w:ascii="Arial" w:hAnsi="Arial" w:eastAsia="Arial" w:cs="Arial"/>
+                <w:i w:val="false"/>
+                <w:b w:val="false"/>
+                <w:u w:val="none"/>
+                <w:strike w:val="false"/>
+                <w:sz w:val="22"/>
+                <w:szCs w:val="22"/>
+                <w:color w:val="000000"/>
+              </w:rPr>
+            </w:pPr>
+            <w:r>
+              <w:rPr>
+                <w:rFonts w:ascii="Arial" w:hAnsi="Arial" w:eastAsia="Arial" w:cs="Arial"/>
                 <w:i w:val="false"/>
                 <w:b w:val="false"/>
                 <w:u w:val="none"/>
@@ -7953,29 +8084,30 @@
           </w:tcPr>
           <w:p>
             <w:pPr>
-              <w:jc w:val="center"/>
-              <w:pBdr>
-                <w:bottom w:val="none" w:sz="0" w:space="0" w:color="000000"/>
-                <w:top w:val="none" w:sz="0" w:space="0" w:color="000000"/>
-                <w:left w:val="none" w:sz="0" w:space="0" w:color="000000"/>
-                <w:right w:val="none" w:sz="0" w:space="0" w:color="000000"/>
-              </w:pBdr>
-              <w:spacing w:after="100" w:before="100" w:line="240"/>
-              <w:ind w:left="100" w:right="100" w:firstLine="0" w:firstLineChars="0"/>
-              <w:rPr>
-                <w:rFonts w:ascii="Helvetica" w:hAnsi="Helvetica" w:eastAsia="Helvetica" w:cs="Helvetica"/>
-                <w:i w:val="false"/>
-                <w:b w:val="false"/>
-                <w:u w:val="none"/>
-                <w:strike w:val="false"/>
-                <w:sz w:val="22"/>
-                <w:szCs w:val="22"/>
-                <w:color w:val="000000"/>
-              </w:rPr>
-            </w:pPr>
-            <w:r>
-              <w:rPr>
-                <w:rFonts w:ascii="Helvetica" w:hAnsi="Helvetica" w:eastAsia="Helvetica" w:cs="Helvetica"/>
+              <w:pStyle w:val="Normal"/>
+              <w:jc w:val="center"/>
+              <w:pBdr>
+                <w:bottom w:val="none" w:sz="0" w:space="0" w:color="000000"/>
+                <w:top w:val="none" w:sz="0" w:space="0" w:color="000000"/>
+                <w:left w:val="none" w:sz="0" w:space="0" w:color="000000"/>
+                <w:right w:val="none" w:sz="0" w:space="0" w:color="000000"/>
+              </w:pBdr>
+              <w:spacing w:after="100" w:before="100" w:line="240"/>
+              <w:ind w:left="100" w:right="100" w:firstLine="0" w:firstLineChars="0"/>
+              <w:rPr>
+                <w:rFonts w:ascii="Arial" w:hAnsi="Arial" w:eastAsia="Arial" w:cs="Arial"/>
+                <w:i w:val="false"/>
+                <w:b w:val="false"/>
+                <w:u w:val="none"/>
+                <w:strike w:val="false"/>
+                <w:sz w:val="22"/>
+                <w:szCs w:val="22"/>
+                <w:color w:val="000000"/>
+              </w:rPr>
+            </w:pPr>
+            <w:r>
+              <w:rPr>
+                <w:rFonts w:ascii="Arial" w:hAnsi="Arial" w:eastAsia="Arial" w:cs="Arial"/>
                 <w:i w:val="false"/>
                 <w:b w:val="false"/>
                 <w:u w:val="none"/>
@@ -8007,29 +8139,30 @@
           </w:tcPr>
           <w:p>
             <w:pPr>
-              <w:jc w:val="center"/>
-              <w:pBdr>
-                <w:bottom w:val="none" w:sz="0" w:space="0" w:color="000000"/>
-                <w:top w:val="none" w:sz="0" w:space="0" w:color="000000"/>
-                <w:left w:val="none" w:sz="0" w:space="0" w:color="000000"/>
-                <w:right w:val="none" w:sz="0" w:space="0" w:color="000000"/>
-              </w:pBdr>
-              <w:spacing w:after="100" w:before="100" w:line="240"/>
-              <w:ind w:left="100" w:right="100" w:firstLine="0" w:firstLineChars="0"/>
-              <w:rPr>
-                <w:rFonts w:ascii="Helvetica" w:hAnsi="Helvetica" w:eastAsia="Helvetica" w:cs="Helvetica"/>
-                <w:i w:val="false"/>
-                <w:b w:val="false"/>
-                <w:u w:val="none"/>
-                <w:strike w:val="false"/>
-                <w:sz w:val="22"/>
-                <w:szCs w:val="22"/>
-                <w:color w:val="000000"/>
-              </w:rPr>
-            </w:pPr>
-            <w:r>
-              <w:rPr>
-                <w:rFonts w:ascii="Helvetica" w:hAnsi="Helvetica" w:eastAsia="Helvetica" w:cs="Helvetica"/>
+              <w:pStyle w:val="Normal"/>
+              <w:jc w:val="center"/>
+              <w:pBdr>
+                <w:bottom w:val="none" w:sz="0" w:space="0" w:color="000000"/>
+                <w:top w:val="none" w:sz="0" w:space="0" w:color="000000"/>
+                <w:left w:val="none" w:sz="0" w:space="0" w:color="000000"/>
+                <w:right w:val="none" w:sz="0" w:space="0" w:color="000000"/>
+              </w:pBdr>
+              <w:spacing w:after="100" w:before="100" w:line="240"/>
+              <w:ind w:left="100" w:right="100" w:firstLine="0" w:firstLineChars="0"/>
+              <w:rPr>
+                <w:rFonts w:ascii="Arial" w:hAnsi="Arial" w:eastAsia="Arial" w:cs="Arial"/>
+                <w:i w:val="false"/>
+                <w:b w:val="false"/>
+                <w:u w:val="none"/>
+                <w:strike w:val="false"/>
+                <w:sz w:val="22"/>
+                <w:szCs w:val="22"/>
+                <w:color w:val="000000"/>
+              </w:rPr>
+            </w:pPr>
+            <w:r>
+              <w:rPr>
+                <w:rFonts w:ascii="Arial" w:hAnsi="Arial" w:eastAsia="Arial" w:cs="Arial"/>
                 <w:i w:val="false"/>
                 <w:b w:val="false"/>
                 <w:u w:val="none"/>
